--- a/output/PQ4R_탄성력_교과서_편집용.docx
+++ b/output/PQ4R_탄성력_교과서_편집용.docx
@@ -11,23 +11,174 @@
         <w:tblW w:w="10546" w:type="dxa"/>
       </w:tblPr>
       <w:tblGrid>
-        <w:gridCol w:w="6803"/>
-        <w:gridCol w:w="2041"/>
-        <w:gridCol w:w="1701"/>
+        <w:gridCol w:w="2268"/>
+        <w:gridCol w:w="6009"/>
+        <w:gridCol w:w="2268"/>
       </w:tblGrid>
       <w:tr>
         <w:trPr>
-          <w:trHeight w:val="964" w:hRule="exact"/>
+          <w:trHeight w:val="1304" w:hRule="exact"/>
           <w:cantSplit/>
         </w:trPr>
         <w:tc>
           <w:tcPr>
-            <w:tcW w:type="dxa" w:w="6804"/>
+            <w:tcW w:type="dxa" w:w="2268"/>
             <w:tcMar>
-              <w:top w:w="85" w:type="dxa"/>
-              <w:left w:w="141" w:type="dxa"/>
-              <w:bottom w:w="85" w:type="dxa"/>
-              <w:right w:w="141" w:type="dxa"/>
+              <w:top w:w="68" w:type="dxa"/>
+              <w:left w:w="124" w:type="dxa"/>
+              <w:bottom w:w="68" w:type="dxa"/>
+              <w:right w:w="124" w:type="dxa"/>
+            </w:tcMar>
+            <w:tcBorders>
+              <w:top w:val="nil"/>
+              <w:left w:val="nil"/>
+              <w:bottom w:val="nil"/>
+              <w:right w:val="nil"/>
+            </w:tcBorders>
+          </w:tcPr>
+          <w:p/>
+        </w:tc>
+        <w:tc>
+          <w:tcPr>
+            <w:tcW w:type="dxa" w:w="6010"/>
+            <w:tcMar>
+              <w:top w:w="68" w:type="dxa"/>
+              <w:left w:w="124" w:type="dxa"/>
+              <w:bottom w:w="68" w:type="dxa"/>
+              <w:right w:w="124" w:type="dxa"/>
+            </w:tcMar>
+            <w:tcBorders>
+              <w:top w:val="nil"/>
+              <w:left w:val="nil"/>
+              <w:bottom w:val="nil"/>
+              <w:right w:val="nil"/>
+            </w:tcBorders>
+          </w:tcPr>
+          <w:p>
+            <w:pPr>
+              <w:spacing w:before="0" w:after="0" w:line="240" w:lineRule="auto"/>
+              <w:jc w:val="center"/>
+            </w:pPr>
+            <w:r>
+              <w:drawing>
+                <wp:inline xmlns:a="http://schemas.openxmlformats.org/drawingml/2006/main" xmlns:pic="http://schemas.openxmlformats.org/drawingml/2006/picture">
+                  <wp:extent cx="2520000" cy="720000"/>
+                  <wp:docPr id="1" name="Picture 1"/>
+                  <wp:cNvGraphicFramePr>
+                    <a:graphicFrameLocks noChangeAspect="1"/>
+                  </wp:cNvGraphicFramePr>
+                  <a:graphic>
+                    <a:graphicData uri="http://schemas.openxmlformats.org/drawingml/2006/picture">
+                      <pic:pic>
+                        <pic:nvPicPr>
+                          <pic:cNvPr id="0" name="title_cloud.png"/>
+                          <pic:cNvPicPr/>
+                        </pic:nvPicPr>
+                        <pic:blipFill>
+                          <a:blip r:embed="rId10"/>
+                          <a:stretch>
+                            <a:fillRect/>
+                          </a:stretch>
+                        </pic:blipFill>
+                        <pic:spPr>
+                          <a:xfrm>
+                            <a:off x="0" y="0"/>
+                            <a:ext cx="2520000" cy="720000"/>
+                          </a:xfrm>
+                          <a:prstGeom prst="rect"/>
+                        </pic:spPr>
+                      </pic:pic>
+                    </a:graphicData>
+                  </a:graphic>
+                </wp:inline>
+              </w:drawing>
+            </w:r>
+          </w:p>
+        </w:tc>
+        <w:tc>
+          <w:tcPr>
+            <w:tcW w:type="dxa" w:w="2268"/>
+            <w:tcMar>
+              <w:top w:w="68" w:type="dxa"/>
+              <w:left w:w="124" w:type="dxa"/>
+              <w:bottom w:w="68" w:type="dxa"/>
+              <w:right w:w="124" w:type="dxa"/>
+            </w:tcMar>
+            <w:tcBorders>
+              <w:top w:val="nil"/>
+              <w:left w:val="nil"/>
+              <w:bottom w:val="nil"/>
+              <w:right w:val="nil"/>
+            </w:tcBorders>
+            <w:vAlign w:val="top"/>
+          </w:tcPr>
+          <w:p>
+            <w:pPr>
+              <w:spacing w:before="0" w:after="0" w:line="240" w:lineRule="auto"/>
+              <w:jc w:val="right"/>
+            </w:pPr>
+            <w:r>
+              <w:drawing>
+                <wp:inline xmlns:a="http://schemas.openxmlformats.org/drawingml/2006/main" xmlns:pic="http://schemas.openxmlformats.org/drawingml/2006/picture">
+                  <wp:extent cx="792000" cy="435600"/>
+                  <wp:docPr id="2" name="Picture 2"/>
+                  <wp:cNvGraphicFramePr>
+                    <a:graphicFrameLocks noChangeAspect="1"/>
+                  </wp:cNvGraphicFramePr>
+                  <a:graphic>
+                    <a:graphicData uri="http://schemas.openxmlformats.org/drawingml/2006/picture">
+                      <pic:pic>
+                        <pic:nvPicPr>
+                          <pic:cNvPr id="0" name="badge_science.png"/>
+                          <pic:cNvPicPr/>
+                        </pic:nvPicPr>
+                        <pic:blipFill>
+                          <a:blip r:embed="rId11"/>
+                          <a:stretch>
+                            <a:fillRect/>
+                          </a:stretch>
+                        </pic:blipFill>
+                        <pic:spPr>
+                          <a:xfrm>
+                            <a:off x="0" y="0"/>
+                            <a:ext cx="792000" cy="435600"/>
+                          </a:xfrm>
+                          <a:prstGeom prst="rect"/>
+                        </pic:spPr>
+                      </pic:pic>
+                    </a:graphicData>
+                  </a:graphic>
+                </wp:inline>
+              </w:drawing>
+            </w:r>
+          </w:p>
+        </w:tc>
+      </w:tr>
+    </w:tbl>
+    <w:tbl>
+      <w:tblPr>
+        <w:jc w:val="center"/>
+        <w:tblLayout w:type="fixed"/>
+        <w:tblLook w:firstColumn="1" w:firstRow="1" w:lastColumn="0" w:lastRow="0" w:noHBand="0" w:noVBand="1" w:val="04A0"/>
+        <w:tblLayout w:type="fixed"/>
+        <w:tblW w:w="10546" w:type="dxa"/>
+      </w:tblPr>
+      <w:tblGrid>
+        <w:gridCol w:w="10545"/>
+      </w:tblGrid>
+      <w:tr>
+        <w:trPr>
+          <w:trHeight w:val="510" w:hRule="exact"/>
+          <w:cantSplit/>
+        </w:trPr>
+        <w:tc>
+          <w:tcPr>
+            <w:tcW w:type="dxa" w:w="10546"/>
+            <w:tcMar>
+              <w:top w:w="68" w:type="dxa"/>
+              <w:left w:w="124" w:type="dxa"/>
+              <w:bottom w:w="68" w:type="dxa"/>
+              <w:right w:w="124" w:type="dxa"/>
             </w:tcMar>
             <w:tcBorders>
               <w:top w:val="nil"/>
@@ -39,75 +190,17 @@
           </w:tcPr>
           <w:p>
             <w:pPr>
-              <w:spacing w:before="0" w:after="0" w:line="300" w:lineRule="auto"/>
-              <w:jc w:val="left"/>
-            </w:pPr>
-            <w:r>
-              <w:rPr>
-                <w:rFonts w:ascii="Noto Sans KR" w:hAnsi="Noto Sans KR" w:eastAsia="Noto Sans KR"/>
-                <w:b/>
-                <w:color w:val="55C7E7"/>
-                <w:sz w:val="52"/>
-              </w:rPr>
-              <w:t>PQ4R 노트</w:t>
-            </w:r>
-          </w:p>
-        </w:tc>
-        <w:tc>
-          <w:tcPr>
-            <w:tcW w:type="dxa" w:w="2041"/>
-            <w:tcMar>
-              <w:top w:w="85" w:type="dxa"/>
-              <w:left w:w="141" w:type="dxa"/>
-              <w:bottom w:w="85" w:type="dxa"/>
-              <w:right w:w="141" w:type="dxa"/>
-            </w:tcMar>
-            <w:tcBorders>
-              <w:top w:val="nil"/>
-              <w:left w:val="nil"/>
-              <w:bottom w:val="nil"/>
-              <w:right w:val="nil"/>
-            </w:tcBorders>
-            <w:vAlign w:val="center"/>
-          </w:tcPr>
-          <w:p>
-            <w:pPr>
-              <w:spacing w:before="0" w:after="0" w:line="300" w:lineRule="auto"/>
-              <w:jc w:val="left"/>
-            </w:pPr>
-          </w:p>
-        </w:tc>
-        <w:tc>
-          <w:tcPr>
-            <w:tcW w:type="dxa" w:w="1701"/>
-            <w:tcMar>
-              <w:top w:w="85" w:type="dxa"/>
-              <w:left w:w="141" w:type="dxa"/>
-              <w:bottom w:w="85" w:type="dxa"/>
-              <w:right w:w="141" w:type="dxa"/>
-            </w:tcMar>
-            <w:shd w:val="clear" w:color="auto" w:fill="FFE49A"/>
-            <w:tcBorders>
-              <w:top w:val="single" w:sz="12" w:color="F4B848"/>
-              <w:left w:val="single" w:sz="12" w:color="F4B848"/>
-              <w:bottom w:val="single" w:sz="12" w:color="F4B848"/>
-              <w:right w:val="single" w:sz="12" w:color="F4B848"/>
-            </w:tcBorders>
-            <w:vAlign w:val="center"/>
-          </w:tcPr>
-          <w:p>
-            <w:pPr>
-              <w:spacing w:before="0" w:after="0" w:line="300" w:lineRule="auto"/>
+              <w:spacing w:before="0" w:after="0" w:line="288" w:lineRule="auto"/>
               <w:jc w:val="center"/>
             </w:pPr>
             <w:r>
               <w:rPr>
-                <w:rFonts w:ascii="Noto Sans KR" w:hAnsi="Noto Sans KR" w:eastAsia="Noto Sans KR"/>
+                <w:rFonts w:ascii="Gamja Flower" w:hAnsi="Gamja Flower" w:eastAsia="Gamja Flower"/>
                 <w:b/>
-                <w:color w:val="7A4B00"/>
-                <w:sz w:val="26"/>
+                <w:color w:val="111111"/>
+                <w:sz w:val="32"/>
               </w:rPr>
-              <w:t>과학</w:t>
+              <w:t>Ⅴ-1. 탄성력</w:t>
             </w:r>
           </w:p>
         </w:tc>
@@ -132,77 +225,79 @@
         <w:tblW w:w="10546" w:type="dxa"/>
       </w:tblPr>
       <w:tblGrid>
-        <w:gridCol w:w="8050"/>
-        <w:gridCol w:w="2494"/>
+        <w:gridCol w:w="2381"/>
+        <w:gridCol w:w="8164"/>
       </w:tblGrid>
       <w:tr>
         <w:trPr>
-          <w:trHeight w:val="680" w:hRule="exact"/>
+          <w:trHeight w:val="624" w:hRule="exact"/>
           <w:cantSplit/>
         </w:trPr>
         <w:tc>
           <w:tcPr>
-            <w:tcW w:type="dxa" w:w="8051"/>
+            <w:tcW w:type="dxa" w:w="2381"/>
             <w:tcMar>
-              <w:top w:w="85" w:type="dxa"/>
-              <w:left w:w="141" w:type="dxa"/>
-              <w:bottom w:w="85" w:type="dxa"/>
-              <w:right w:w="141" w:type="dxa"/>
+              <w:top w:w="68" w:type="dxa"/>
+              <w:left w:w="124" w:type="dxa"/>
+              <w:bottom w:w="68" w:type="dxa"/>
+              <w:right w:w="124" w:type="dxa"/>
             </w:tcMar>
+            <w:shd w:val="clear" w:color="auto" w:fill="FFFBF0"/>
             <w:tcBorders>
-              <w:top w:val="nil"/>
-              <w:left w:val="nil"/>
-              <w:bottom w:val="single" w:sz="12" w:color="55C7E7"/>
-              <w:right w:val="nil"/>
+              <w:top w:val="single" w:sz="14" w:color="111111"/>
+              <w:left w:val="single" w:sz="14" w:color="111111"/>
+              <w:bottom w:val="single" w:sz="14" w:color="111111"/>
+              <w:right w:val="single" w:sz="14" w:color="111111"/>
             </w:tcBorders>
             <w:vAlign w:val="center"/>
           </w:tcPr>
           <w:p>
             <w:pPr>
-              <w:spacing w:before="0" w:after="0" w:line="300" w:lineRule="auto"/>
-              <w:jc w:val="left"/>
+              <w:spacing w:before="0" w:after="0" w:line="288" w:lineRule="auto"/>
+              <w:jc w:val="center"/>
             </w:pPr>
             <w:r>
               <w:rPr>
-                <w:rFonts w:ascii="Noto Sans KR" w:hAnsi="Noto Sans KR" w:eastAsia="Noto Sans KR"/>
-                <w:b/>
-                <w:color w:val="333333"/>
-                <w:sz w:val="30"/>
+                <w:rFonts w:ascii="Gamja Flower" w:hAnsi="Gamja Flower" w:eastAsia="Gamja Flower"/>
+                <w:b w:val="0"/>
+                <w:color w:val="111111"/>
+                <w:sz w:val="26"/>
               </w:rPr>
-              <w:t>Ⅴ-1. 탄성력</w:t>
+              <w:t>교과서 164~167쪽</w:t>
             </w:r>
           </w:p>
         </w:tc>
         <w:tc>
           <w:tcPr>
-            <w:tcW w:type="dxa" w:w="2494"/>
+            <w:tcW w:type="dxa" w:w="8164"/>
             <w:tcMar>
-              <w:top w:w="85" w:type="dxa"/>
-              <w:left w:w="141" w:type="dxa"/>
-              <w:bottom w:w="85" w:type="dxa"/>
-              <w:right w:w="141" w:type="dxa"/>
+              <w:top w:w="68" w:type="dxa"/>
+              <w:left w:w="124" w:type="dxa"/>
+              <w:bottom w:w="68" w:type="dxa"/>
+              <w:right w:w="124" w:type="dxa"/>
             </w:tcMar>
+            <w:shd w:val="clear" w:color="auto" w:fill="FFFBF0"/>
             <w:tcBorders>
-              <w:top w:val="nil"/>
-              <w:left w:val="nil"/>
-              <w:bottom w:val="single" w:sz="12" w:color="55C7E7"/>
-              <w:right w:val="nil"/>
+              <w:top w:val="single" w:sz="14" w:color="111111"/>
+              <w:left w:val="single" w:sz="14" w:color="111111"/>
+              <w:bottom w:val="single" w:sz="14" w:color="111111"/>
+              <w:right w:val="single" w:sz="14" w:color="111111"/>
             </w:tcBorders>
             <w:vAlign w:val="center"/>
           </w:tcPr>
           <w:p>
             <w:pPr>
-              <w:spacing w:before="0" w:after="0" w:line="300" w:lineRule="auto"/>
-              <w:jc w:val="right"/>
+              <w:spacing w:before="0" w:after="0" w:line="288" w:lineRule="auto"/>
+              <w:jc w:val="center"/>
             </w:pPr>
             <w:r>
               <w:rPr>
-                <w:rFonts w:ascii="Noto Sans KR" w:hAnsi="Noto Sans KR" w:eastAsia="Noto Sans KR"/>
-                <w:b/>
-                <w:color w:val="777777"/>
-                <w:sz w:val="22"/>
+                <w:rFonts w:ascii="Gamja Flower" w:hAnsi="Gamja Flower" w:eastAsia="Gamja Flower"/>
+                <w:b w:val="0"/>
+                <w:color w:val="111111"/>
+                <w:sz w:val="26"/>
               </w:rPr>
-              <w:t>교과서 164~167쪽</w:t>
+              <w:t>교과서를 옆에 펴고 아래 순서대로 직접 적으세요.</w:t>
             </w:r>
           </w:p>
         </w:tc>
@@ -210,7 +305,119 @@
     </w:tbl>
     <w:p>
       <w:pPr>
-        <w:spacing w:before="0" w:after="0" w:line="113" w:lineRule="exact"/>
+        <w:spacing w:before="0" w:after="0" w:line="227" w:lineRule="exact"/>
+      </w:pPr>
+      <w:r>
+        <w:rPr>
+          <w:sz w:val="2"/>
+        </w:rPr>
+      </w:r>
+    </w:p>
+    <w:tbl>
+      <w:tblPr>
+        <w:jc w:val="center"/>
+        <w:tblLayout w:type="fixed"/>
+        <w:tblLook w:firstColumn="1" w:firstRow="1" w:lastColumn="0" w:lastRow="0" w:noHBand="0" w:noVBand="1" w:val="04A0"/>
+        <w:tblLayout w:type="fixed"/>
+        <w:tblW w:w="10546" w:type="dxa"/>
+      </w:tblPr>
+      <w:tblGrid>
+        <w:gridCol w:w="3402"/>
+        <w:gridCol w:w="7143"/>
+      </w:tblGrid>
+      <w:tr>
+        <w:trPr>
+          <w:trHeight w:val="850" w:hRule="exact"/>
+          <w:cantSplit/>
+        </w:trPr>
+        <w:tc>
+          <w:tcPr>
+            <w:tcW w:type="dxa" w:w="3402"/>
+            <w:tcMar>
+              <w:top w:w="68" w:type="dxa"/>
+              <w:left w:w="124" w:type="dxa"/>
+              <w:bottom w:w="68" w:type="dxa"/>
+              <w:right w:w="124" w:type="dxa"/>
+            </w:tcMar>
+            <w:tcBorders>
+              <w:top w:val="single" w:sz="12" w:color="0E7FCC"/>
+              <w:left w:val="single" w:sz="12" w:color="0E7FCC"/>
+              <w:bottom w:val="single" w:sz="12" w:color="0E7FCC"/>
+              <w:right w:val="single" w:sz="12" w:color="0E7FCC"/>
+            </w:tcBorders>
+            <w:shd w:val="clear" w:color="auto" w:fill="0E7FCC"/>
+            <w:vAlign w:val="center"/>
+          </w:tcPr>
+          <w:p>
+            <w:pPr>
+              <w:spacing w:before="0" w:after="0" w:line="240" w:lineRule="auto"/>
+              <w:jc w:val="center"/>
+            </w:pPr>
+            <w:r>
+              <w:rPr>
+                <w:rFonts w:ascii="Gamja Flower" w:hAnsi="Gamja Flower" w:eastAsia="Gamja Flower"/>
+                <w:b/>
+                <w:color w:val="FFFFFF"/>
+                <w:sz w:val="27"/>
+              </w:rPr>
+              <w:t>P</w:t>
+            </w:r>
+          </w:p>
+          <w:p>
+            <w:pPr>
+              <w:spacing w:before="0" w:after="0" w:line="240" w:lineRule="auto"/>
+              <w:jc w:val="center"/>
+            </w:pPr>
+            <w:r>
+              <w:rPr>
+                <w:rFonts w:ascii="Gamja Flower" w:hAnsi="Gamja Flower" w:eastAsia="Gamja Flower"/>
+                <w:b/>
+                <w:color w:val="FFFFFF"/>
+                <w:sz w:val="27"/>
+              </w:rPr>
+              <w:t>Preview</w:t>
+            </w:r>
+          </w:p>
+        </w:tc>
+        <w:tc>
+          <w:tcPr>
+            <w:tcW w:type="dxa" w:w="7144"/>
+            <w:tcMar>
+              <w:top w:w="68" w:type="dxa"/>
+              <w:left w:w="124" w:type="dxa"/>
+              <w:bottom w:w="68" w:type="dxa"/>
+              <w:right w:w="124" w:type="dxa"/>
+            </w:tcMar>
+            <w:tcBorders>
+              <w:top w:val="single" w:sz="12" w:color="0E7FCC"/>
+              <w:left w:val="single" w:sz="12" w:color="0E7FCC"/>
+              <w:bottom w:val="single" w:sz="12" w:color="0E7FCC"/>
+              <w:right w:val="single" w:sz="12" w:color="0E7FCC"/>
+            </w:tcBorders>
+            <w:shd w:val="clear" w:color="auto" w:fill="E0F1FA"/>
+            <w:vAlign w:val="center"/>
+          </w:tcPr>
+          <w:p>
+            <w:pPr>
+              <w:spacing w:before="0" w:after="0" w:line="288" w:lineRule="auto"/>
+              <w:jc w:val="left"/>
+            </w:pPr>
+            <w:r>
+              <w:rPr>
+                <w:rFonts w:ascii="Gamja Flower" w:hAnsi="Gamja Flower" w:eastAsia="Gamja Flower"/>
+                <w:b/>
+                <w:color w:val="111111"/>
+                <w:sz w:val="28"/>
+              </w:rPr>
+              <w:t>먼저 훑기 - 교과서에서 확인할 내용</w:t>
+            </w:r>
+          </w:p>
+        </w:tc>
+      </w:tr>
+    </w:tbl>
+    <w:p>
+      <w:pPr>
+        <w:spacing w:before="0" w:after="0" w:line="57" w:lineRule="exact"/>
       </w:pPr>
       <w:r>
         <w:rPr>
@@ -231,55 +438,253 @@
       </w:tblGrid>
       <w:tr>
         <w:trPr>
-          <w:trHeight w:val="850" w:hRule="exact"/>
+          <w:trHeight w:val="1814" w:hRule="exact"/>
           <w:cantSplit/>
         </w:trPr>
         <w:tc>
           <w:tcPr>
             <w:tcW w:type="dxa" w:w="10546"/>
             <w:tcMar>
-              <w:top w:w="85" w:type="dxa"/>
-              <w:left w:w="141" w:type="dxa"/>
-              <w:bottom w:w="85" w:type="dxa"/>
-              <w:right w:w="141" w:type="dxa"/>
+              <w:top w:w="68" w:type="dxa"/>
+              <w:left w:w="124" w:type="dxa"/>
+              <w:bottom w:w="68" w:type="dxa"/>
+              <w:right w:w="124" w:type="dxa"/>
             </w:tcMar>
-            <w:shd w:val="clear" w:color="auto" w:fill="F7F7F7"/>
             <w:tcBorders>
-              <w:top w:val="single" w:sz="4" w:color="BFBFBF"/>
-              <w:left w:val="single" w:sz="4" w:color="BFBFBF"/>
-              <w:bottom w:val="single" w:sz="4" w:color="BFBFBF"/>
-              <w:right w:val="single" w:sz="4" w:color="BFBFBF"/>
+              <w:top w:val="single" w:sz="12" w:color="0E7FCC"/>
+              <w:left w:val="single" w:sz="12" w:color="0E7FCC"/>
+              <w:bottom w:val="single" w:sz="12" w:color="0E7FCC"/>
+              <w:right w:val="single" w:sz="12" w:color="0E7FCC"/>
             </w:tcBorders>
+            <w:shd w:val="clear" w:color="auto" w:fill="E0F1FA"/>
             <w:vAlign w:val="center"/>
           </w:tcPr>
           <w:p>
             <w:pPr>
-              <w:spacing w:before="0" w:after="0" w:line="300" w:lineRule="auto"/>
+              <w:spacing w:before="0" w:after="0" w:line="312" w:lineRule="auto"/>
               <w:jc w:val="left"/>
             </w:pPr>
             <w:r>
               <w:rPr>
-                <w:rFonts w:ascii="Noto Sans KR" w:hAnsi="Noto Sans KR" w:eastAsia="Noto Sans KR"/>
+                <w:rFonts w:ascii="Gamja Flower" w:hAnsi="Gamja Flower" w:eastAsia="Gamja Flower"/>
                 <w:b w:val="0"/>
-                <w:color w:val="555555"/>
-                <w:sz w:val="19"/>
+                <w:color w:val="111111"/>
+                <w:sz w:val="25"/>
               </w:rPr>
-              <w:t>교과서를 직접 읽으며 질문의 답을 찾아 쓰는 자기주도 학습노트입니다.</w:t>
+              <w:t>교과서에서 먼저 확인할 내용</w:t>
             </w:r>
           </w:p>
           <w:p>
             <w:pPr>
-              <w:spacing w:before="0" w:after="0" w:line="300" w:lineRule="auto"/>
+              <w:spacing w:before="0" w:after="0" w:line="312" w:lineRule="auto"/>
               <w:jc w:val="left"/>
             </w:pPr>
             <w:r>
               <w:rPr>
-                <w:rFonts w:ascii="Noto Sans KR" w:hAnsi="Noto Sans KR" w:eastAsia="Noto Sans KR"/>
+                <w:rFonts w:ascii="Gamja Flower" w:hAnsi="Gamja Flower" w:eastAsia="Gamja Flower"/>
                 <w:b w:val="0"/>
-                <w:color w:val="555555"/>
-                <w:sz w:val="19"/>
+                <w:color w:val="111111"/>
+                <w:sz w:val="25"/>
               </w:rPr>
-              <w:t>P → Q → R(Read) → R(Reflect) → R(Recite) → R(Review) 순서로 차근차근 채워 보세요.</w:t>
+              <w:t>□ 학습 목표 확인하기</w:t>
+            </w:r>
+          </w:p>
+          <w:p>
+            <w:pPr>
+              <w:spacing w:before="0" w:after="0" w:line="312" w:lineRule="auto"/>
+              <w:jc w:val="left"/>
+            </w:pPr>
+            <w:r>
+              <w:rPr>
+                <w:rFonts w:ascii="Gamja Flower" w:hAnsi="Gamja Flower" w:eastAsia="Gamja Flower"/>
+                <w:b w:val="0"/>
+                <w:color w:val="111111"/>
+                <w:sz w:val="25"/>
+              </w:rPr>
+              <w:t>□ 본문에서 탄성 · 탄성력 · 탄성력의 크기와 방향 · 탄성력의 이용 찾기</w:t>
+            </w:r>
+          </w:p>
+          <w:p>
+            <w:pPr>
+              <w:spacing w:before="0" w:after="0" w:line="312" w:lineRule="auto"/>
+              <w:jc w:val="left"/>
+            </w:pPr>
+            <w:r>
+              <w:rPr>
+                <w:rFonts w:ascii="Gamja Flower" w:hAnsi="Gamja Flower" w:eastAsia="Gamja Flower"/>
+                <w:b w:val="0"/>
+                <w:color w:val="111111"/>
+                <w:sz w:val="25"/>
+              </w:rPr>
+              <w:t>□ 교과서 164~167쪽의 그림 · 표 · 그래프 · 탐구에서 조건, 단위, 관찰 결과 표시하기</w:t>
+            </w:r>
+          </w:p>
+        </w:tc>
+      </w:tr>
+    </w:tbl>
+    <w:tbl>
+      <w:tblPr>
+        <w:jc w:val="center"/>
+        <w:tblLayout w:type="fixed"/>
+        <w:tblLook w:firstColumn="1" w:firstRow="1" w:lastColumn="0" w:lastRow="0" w:noHBand="0" w:noVBand="1" w:val="04A0"/>
+        <w:tblLayout w:type="fixed"/>
+        <w:tblW w:w="10546" w:type="dxa"/>
+      </w:tblPr>
+      <w:tblGrid>
+        <w:gridCol w:w="10545"/>
+      </w:tblGrid>
+      <w:tr>
+        <w:trPr>
+          <w:trHeight w:val="2339" w:hRule="exact"/>
+          <w:cantSplit/>
+        </w:trPr>
+        <w:tc>
+          <w:tcPr>
+            <w:tcW w:type="dxa" w:w="10546"/>
+            <w:tcMar>
+              <w:top w:w="68" w:type="dxa"/>
+              <w:left w:w="124" w:type="dxa"/>
+              <w:bottom w:w="68" w:type="dxa"/>
+              <w:right w:w="124" w:type="dxa"/>
+            </w:tcMar>
+            <w:tcBorders>
+              <w:top w:val="single" w:sz="12" w:color="0E7FCC"/>
+              <w:left w:val="single" w:sz="12" w:color="0E7FCC"/>
+              <w:bottom w:val="nil"/>
+              <w:right w:val="single" w:sz="12" w:color="0E7FCC"/>
+            </w:tcBorders>
+            <w:vAlign w:val="top"/>
+          </w:tcPr>
+          <w:p>
+            <w:pPr>
+              <w:spacing w:before="0" w:after="0" w:line="288" w:lineRule="auto"/>
+              <w:jc w:val="left"/>
+            </w:pPr>
+            <w:r>
+              <w:rPr>
+                <w:rFonts w:ascii="Gamja Flower" w:hAnsi="Gamja Flower" w:eastAsia="Gamja Flower"/>
+                <w:b/>
+                <w:color w:val="111111"/>
+                <w:sz w:val="27"/>
+              </w:rPr>
+              <w:t>1. 학습 목표 :</w:t>
+            </w:r>
+          </w:p>
+        </w:tc>
+      </w:tr>
+      <w:tr>
+        <w:trPr>
+          <w:trHeight w:val="2339" w:hRule="exact"/>
+          <w:cantSplit/>
+        </w:trPr>
+        <w:tc>
+          <w:tcPr>
+            <w:tcW w:type="dxa" w:w="10546"/>
+            <w:tcMar>
+              <w:top w:w="68" w:type="dxa"/>
+              <w:left w:w="124" w:type="dxa"/>
+              <w:bottom w:w="68" w:type="dxa"/>
+              <w:right w:w="124" w:type="dxa"/>
+            </w:tcMar>
+            <w:tcBorders>
+              <w:top w:val="nil"/>
+              <w:left w:val="single" w:sz="12" w:color="0E7FCC"/>
+              <w:bottom w:val="nil"/>
+              <w:right w:val="single" w:sz="12" w:color="0E7FCC"/>
+            </w:tcBorders>
+            <w:vAlign w:val="top"/>
+          </w:tcPr>
+          <w:p>
+            <w:pPr>
+              <w:spacing w:before="0" w:after="0" w:line="288" w:lineRule="auto"/>
+              <w:jc w:val="left"/>
+            </w:pPr>
+            <w:r>
+              <w:rPr>
+                <w:rFonts w:ascii="Gamja Flower" w:hAnsi="Gamja Flower" w:eastAsia="Gamja Flower"/>
+                <w:b/>
+                <w:color w:val="111111"/>
+                <w:sz w:val="27"/>
+              </w:rPr>
+              <w:t>2. 탄성과 탄성력 :</w:t>
+            </w:r>
+          </w:p>
+        </w:tc>
+      </w:tr>
+      <w:tr>
+        <w:trPr>
+          <w:trHeight w:val="2339" w:hRule="exact"/>
+          <w:cantSplit/>
+        </w:trPr>
+        <w:tc>
+          <w:tcPr>
+            <w:tcW w:type="dxa" w:w="10546"/>
+            <w:tcMar>
+              <w:top w:w="68" w:type="dxa"/>
+              <w:left w:w="124" w:type="dxa"/>
+              <w:bottom w:w="68" w:type="dxa"/>
+              <w:right w:w="124" w:type="dxa"/>
+            </w:tcMar>
+            <w:tcBorders>
+              <w:top w:val="nil"/>
+              <w:left w:val="single" w:sz="12" w:color="0E7FCC"/>
+              <w:bottom w:val="nil"/>
+              <w:right w:val="single" w:sz="12" w:color="0E7FCC"/>
+            </w:tcBorders>
+            <w:vAlign w:val="top"/>
+          </w:tcPr>
+          <w:p>
+            <w:pPr>
+              <w:spacing w:before="0" w:after="0" w:line="288" w:lineRule="auto"/>
+              <w:jc w:val="left"/>
+            </w:pPr>
+            <w:r>
+              <w:rPr>
+                <w:rFonts w:ascii="Gamja Flower" w:hAnsi="Gamja Flower" w:eastAsia="Gamja Flower"/>
+                <w:b/>
+                <w:color w:val="111111"/>
+                <w:sz w:val="27"/>
+              </w:rPr>
+              <w:t>3. 탄성력의 크기와 방향 :</w:t>
+            </w:r>
+          </w:p>
+        </w:tc>
+      </w:tr>
+      <w:tr>
+        <w:trPr>
+          <w:trHeight w:val="2339" w:hRule="exact"/>
+          <w:cantSplit/>
+        </w:trPr>
+        <w:tc>
+          <w:tcPr>
+            <w:tcW w:type="dxa" w:w="10546"/>
+            <w:tcMar>
+              <w:top w:w="68" w:type="dxa"/>
+              <w:left w:w="124" w:type="dxa"/>
+              <w:bottom w:w="68" w:type="dxa"/>
+              <w:right w:w="124" w:type="dxa"/>
+            </w:tcMar>
+            <w:tcBorders>
+              <w:top w:val="nil"/>
+              <w:left w:val="single" w:sz="12" w:color="0E7FCC"/>
+              <w:bottom w:val="single" w:sz="12" w:color="0E7FCC"/>
+              <w:right w:val="single" w:sz="12" w:color="0E7FCC"/>
+            </w:tcBorders>
+            <w:vAlign w:val="top"/>
+          </w:tcPr>
+          <w:p>
+            <w:pPr>
+              <w:spacing w:before="0" w:after="0" w:line="288" w:lineRule="auto"/>
+              <w:jc w:val="left"/>
+            </w:pPr>
+            <w:r>
+              <w:rPr>
+                <w:rFonts w:ascii="Gamja Flower" w:hAnsi="Gamja Flower" w:eastAsia="Gamja Flower"/>
+                <w:b/>
+                <w:color w:val="111111"/>
+                <w:sz w:val="27"/>
+              </w:rPr>
+              <w:t>4. 탄성력의 이용 :</w:t>
             </w:r>
           </w:p>
         </w:tc>
@@ -287,7 +692,147 @@
     </w:tbl>
     <w:p>
       <w:pPr>
-        <w:spacing w:before="0" w:after="0" w:line="170" w:lineRule="exact"/>
+        <w:spacing w:before="0" w:after="0" w:line="20" w:lineRule="exact"/>
+      </w:pPr>
+      <w:r>
+        <w:rPr>
+          <w:sz w:val="2"/>
+        </w:rPr>
+        <w:br w:type="page"/>
+      </w:r>
+    </w:p>
+    <w:tbl>
+      <w:tblPr>
+        <w:jc w:val="center"/>
+        <w:tblLayout w:type="fixed"/>
+        <w:tblLook w:firstColumn="1" w:firstRow="1" w:lastColumn="0" w:lastRow="0" w:noHBand="0" w:noVBand="1" w:val="04A0"/>
+        <w:tblLayout w:type="fixed"/>
+        <w:tblW w:w="10546" w:type="dxa"/>
+      </w:tblPr>
+      <w:tblGrid>
+        <w:gridCol w:w="2268"/>
+        <w:gridCol w:w="6009"/>
+        <w:gridCol w:w="2268"/>
+      </w:tblGrid>
+      <w:tr>
+        <w:trPr>
+          <w:trHeight w:val="737" w:hRule="exact"/>
+          <w:cantSplit/>
+        </w:trPr>
+        <w:tc>
+          <w:tcPr>
+            <w:tcW w:type="dxa" w:w="2268"/>
+            <w:tcMar>
+              <w:top w:w="68" w:type="dxa"/>
+              <w:left w:w="124" w:type="dxa"/>
+              <w:bottom w:w="68" w:type="dxa"/>
+              <w:right w:w="124" w:type="dxa"/>
+            </w:tcMar>
+            <w:tcBorders>
+              <w:top w:val="nil"/>
+              <w:left w:val="nil"/>
+              <w:bottom w:val="nil"/>
+              <w:right w:val="nil"/>
+            </w:tcBorders>
+          </w:tcPr>
+          <w:p/>
+        </w:tc>
+        <w:tc>
+          <w:tcPr>
+            <w:tcW w:type="dxa" w:w="6010"/>
+            <w:tcMar>
+              <w:top w:w="68" w:type="dxa"/>
+              <w:left w:w="124" w:type="dxa"/>
+              <w:bottom w:w="68" w:type="dxa"/>
+              <w:right w:w="124" w:type="dxa"/>
+            </w:tcMar>
+            <w:tcBorders>
+              <w:top w:val="nil"/>
+              <w:left w:val="nil"/>
+              <w:bottom w:val="nil"/>
+              <w:right w:val="nil"/>
+            </w:tcBorders>
+            <w:vAlign w:val="center"/>
+          </w:tcPr>
+          <w:p>
+            <w:pPr>
+              <w:spacing w:before="0" w:after="0" w:line="288" w:lineRule="auto"/>
+              <w:jc w:val="center"/>
+            </w:pPr>
+            <w:r>
+              <w:rPr>
+                <w:rFonts w:ascii="Gamja Flower" w:hAnsi="Gamja Flower" w:eastAsia="Gamja Flower"/>
+                <w:b/>
+                <w:color w:val="111111"/>
+                <w:sz w:val="32"/>
+              </w:rPr>
+              <w:t>Ⅴ-1. 탄성력</w:t>
+            </w:r>
+          </w:p>
+        </w:tc>
+        <w:tc>
+          <w:tcPr>
+            <w:tcW w:type="dxa" w:w="2268"/>
+            <w:tcMar>
+              <w:top w:w="68" w:type="dxa"/>
+              <w:left w:w="124" w:type="dxa"/>
+              <w:bottom w:w="68" w:type="dxa"/>
+              <w:right w:w="124" w:type="dxa"/>
+            </w:tcMar>
+            <w:tcBorders>
+              <w:top w:val="nil"/>
+              <w:left w:val="nil"/>
+              <w:bottom w:val="nil"/>
+              <w:right w:val="nil"/>
+            </w:tcBorders>
+            <w:vAlign w:val="top"/>
+          </w:tcPr>
+          <w:p>
+            <w:pPr>
+              <w:spacing w:before="0" w:after="0" w:line="240" w:lineRule="auto"/>
+              <w:jc w:val="right"/>
+            </w:pPr>
+            <w:r>
+              <w:drawing>
+                <wp:inline xmlns:a="http://schemas.openxmlformats.org/drawingml/2006/main" xmlns:pic="http://schemas.openxmlformats.org/drawingml/2006/picture">
+                  <wp:extent cx="792000" cy="435600"/>
+                  <wp:docPr id="3" name="Picture 3"/>
+                  <wp:cNvGraphicFramePr>
+                    <a:graphicFrameLocks noChangeAspect="1"/>
+                  </wp:cNvGraphicFramePr>
+                  <a:graphic>
+                    <a:graphicData uri="http://schemas.openxmlformats.org/drawingml/2006/picture">
+                      <pic:pic>
+                        <pic:nvPicPr>
+                          <pic:cNvPr id="0" name="badge_science.png"/>
+                          <pic:cNvPicPr/>
+                        </pic:nvPicPr>
+                        <pic:blipFill>
+                          <a:blip r:embed="rId11"/>
+                          <a:stretch>
+                            <a:fillRect/>
+                          </a:stretch>
+                        </pic:blipFill>
+                        <pic:spPr>
+                          <a:xfrm>
+                            <a:off x="0" y="0"/>
+                            <a:ext cx="792000" cy="435600"/>
+                          </a:xfrm>
+                          <a:prstGeom prst="rect"/>
+                        </pic:spPr>
+                      </pic:pic>
+                    </a:graphicData>
+                  </a:graphic>
+                </wp:inline>
+              </w:drawing>
+            </w:r>
+          </w:p>
+        </w:tc>
+      </w:tr>
+    </w:tbl>
+    <w:p>
+      <w:pPr>
+        <w:spacing w:before="0" w:after="0" w:line="227" w:lineRule="exact"/>
       </w:pPr>
       <w:r>
         <w:rPr>
@@ -304,80 +849,60 @@
         <w:tblW w:w="10546" w:type="dxa"/>
       </w:tblPr>
       <w:tblGrid>
-        <w:gridCol w:w="1020"/>
-        <w:gridCol w:w="2381"/>
+        <w:gridCol w:w="3402"/>
         <w:gridCol w:w="7143"/>
       </w:tblGrid>
       <w:tr>
         <w:trPr>
-          <w:trHeight w:val="737" w:hRule="exact"/>
+          <w:trHeight w:val="850" w:hRule="exact"/>
           <w:cantSplit/>
         </w:trPr>
         <w:tc>
           <w:tcPr>
-            <w:tcW w:type="dxa" w:w="1020"/>
+            <w:tcW w:type="dxa" w:w="3402"/>
             <w:tcMar>
-              <w:top w:w="85" w:type="dxa"/>
-              <w:left w:w="141" w:type="dxa"/>
-              <w:bottom w:w="85" w:type="dxa"/>
-              <w:right w:w="141" w:type="dxa"/>
+              <w:top w:w="68" w:type="dxa"/>
+              <w:left w:w="124" w:type="dxa"/>
+              <w:bottom w:w="68" w:type="dxa"/>
+              <w:right w:w="124" w:type="dxa"/>
             </w:tcMar>
-            <w:shd w:val="clear" w:color="auto" w:fill="138BC6"/>
             <w:tcBorders>
-              <w:top w:val="single" w:sz="6" w:color="138BC6"/>
-              <w:left w:val="single" w:sz="6" w:color="138BC6"/>
-              <w:bottom w:val="single" w:sz="6" w:color="138BC6"/>
-              <w:right w:val="single" w:sz="6" w:color="138BC6"/>
+              <w:top w:val="single" w:sz="12" w:color="FF9F28"/>
+              <w:left w:val="single" w:sz="12" w:color="FF9F28"/>
+              <w:bottom w:val="single" w:sz="12" w:color="FF9F28"/>
+              <w:right w:val="single" w:sz="12" w:color="FF9F28"/>
             </w:tcBorders>
+            <w:shd w:val="clear" w:color="auto" w:fill="FF9F28"/>
             <w:vAlign w:val="center"/>
           </w:tcPr>
           <w:p>
             <w:pPr>
-              <w:spacing w:before="0" w:after="0" w:line="300" w:lineRule="auto"/>
+              <w:spacing w:before="0" w:after="0" w:line="240" w:lineRule="auto"/>
               <w:jc w:val="center"/>
             </w:pPr>
             <w:r>
               <w:rPr>
-                <w:rFonts w:ascii="Noto Sans KR" w:hAnsi="Noto Sans KR" w:eastAsia="Noto Sans KR"/>
+                <w:rFonts w:ascii="Gamja Flower" w:hAnsi="Gamja Flower" w:eastAsia="Gamja Flower"/>
                 <w:b/>
                 <w:color w:val="FFFFFF"/>
-                <w:sz w:val="40"/>
+                <w:sz w:val="27"/>
               </w:rPr>
-              <w:t>P</w:t>
+              <w:t>Q</w:t>
             </w:r>
           </w:p>
-        </w:tc>
-        <w:tc>
-          <w:tcPr>
-            <w:tcW w:type="dxa" w:w="2381"/>
-            <w:tcMar>
-              <w:top w:w="85" w:type="dxa"/>
-              <w:left w:w="141" w:type="dxa"/>
-              <w:bottom w:w="85" w:type="dxa"/>
-              <w:right w:w="141" w:type="dxa"/>
-            </w:tcMar>
-            <w:shd w:val="clear" w:color="auto" w:fill="138BC6"/>
-            <w:tcBorders>
-              <w:top w:val="single" w:sz="6" w:color="138BC6"/>
-              <w:left w:val="single" w:sz="6" w:color="138BC6"/>
-              <w:bottom w:val="single" w:sz="6" w:color="138BC6"/>
-              <w:right w:val="single" w:sz="6" w:color="138BC6"/>
-            </w:tcBorders>
-            <w:vAlign w:val="center"/>
-          </w:tcPr>
           <w:p>
             <w:pPr>
-              <w:spacing w:before="0" w:after="0" w:line="300" w:lineRule="auto"/>
-              <w:jc w:val="left"/>
+              <w:spacing w:before="0" w:after="0" w:line="240" w:lineRule="auto"/>
+              <w:jc w:val="center"/>
             </w:pPr>
             <w:r>
               <w:rPr>
-                <w:rFonts w:ascii="Noto Sans KR" w:hAnsi="Noto Sans KR" w:eastAsia="Noto Sans KR"/>
+                <w:rFonts w:ascii="Gamja Flower" w:hAnsi="Gamja Flower" w:eastAsia="Gamja Flower"/>
                 <w:b/>
                 <w:color w:val="FFFFFF"/>
-                <w:sz w:val="30"/>
+                <w:sz w:val="27"/>
               </w:rPr>
-              <w:t>Preview</w:t>
+              <w:t>Question</w:t>
             </w:r>
           </w:p>
         </w:tc>
@@ -385,33 +910,33 @@
           <w:tcPr>
             <w:tcW w:type="dxa" w:w="7144"/>
             <w:tcMar>
-              <w:top w:w="85" w:type="dxa"/>
-              <w:left w:w="141" w:type="dxa"/>
-              <w:bottom w:w="85" w:type="dxa"/>
-              <w:right w:w="141" w:type="dxa"/>
+              <w:top w:w="68" w:type="dxa"/>
+              <w:left w:w="124" w:type="dxa"/>
+              <w:bottom w:w="68" w:type="dxa"/>
+              <w:right w:w="124" w:type="dxa"/>
             </w:tcMar>
-            <w:shd w:val="clear" w:color="auto" w:fill="DCEFF7"/>
             <w:tcBorders>
-              <w:top w:val="single" w:sz="6" w:color="138BC6"/>
-              <w:left w:val="single" w:sz="6" w:color="138BC6"/>
-              <w:bottom w:val="single" w:sz="6" w:color="138BC6"/>
-              <w:right w:val="single" w:sz="6" w:color="138BC6"/>
+              <w:top w:val="single" w:sz="12" w:color="FF9F28"/>
+              <w:left w:val="single" w:sz="12" w:color="FF9F28"/>
+              <w:bottom w:val="single" w:sz="12" w:color="FF9F28"/>
+              <w:right w:val="single" w:sz="12" w:color="FF9F28"/>
             </w:tcBorders>
+            <w:shd w:val="clear" w:color="auto" w:fill="FFF0C8"/>
             <w:vAlign w:val="center"/>
           </w:tcPr>
           <w:p>
             <w:pPr>
-              <w:spacing w:before="0" w:after="0" w:line="300" w:lineRule="auto"/>
+              <w:spacing w:before="0" w:after="0" w:line="288" w:lineRule="auto"/>
               <w:jc w:val="left"/>
             </w:pPr>
             <w:r>
               <w:rPr>
-                <w:rFonts w:ascii="Noto Sans KR" w:hAnsi="Noto Sans KR" w:eastAsia="Noto Sans KR"/>
+                <w:rFonts w:ascii="Gamja Flower" w:hAnsi="Gamja Flower" w:eastAsia="Gamja Flower"/>
                 <w:b/>
-                <w:color w:val="138BC6"/>
-                <w:sz w:val="21"/>
+                <w:color w:val="111111"/>
+                <w:sz w:val="28"/>
               </w:rPr>
-              <w:t>교과서 내용과 학습 목표를 먼저 훑어보아요.</w:t>
+              <w:t>질문 만들기 - 교과서에서 답 찾기</w:t>
             </w:r>
           </w:p>
         </w:tc>
@@ -419,7 +944,7 @@
     </w:tbl>
     <w:p>
       <w:pPr>
-        <w:spacing w:before="0" w:after="0" w:line="113" w:lineRule="exact"/>
+        <w:spacing w:before="0" w:after="0" w:line="57" w:lineRule="exact"/>
       </w:pPr>
       <w:r>
         <w:rPr>
@@ -436,252 +961,203 @@
         <w:tblW w:w="10546" w:type="dxa"/>
       </w:tblPr>
       <w:tblGrid>
-        <w:gridCol w:w="10545"/>
+        <w:gridCol w:w="1077"/>
+        <w:gridCol w:w="3458"/>
+        <w:gridCol w:w="6009"/>
       </w:tblGrid>
       <w:tr>
         <w:trPr>
-          <w:trHeight w:val="510" w:hRule="exact"/>
+          <w:trHeight w:val="624" w:hRule="exact"/>
           <w:cantSplit/>
         </w:trPr>
         <w:tc>
           <w:tcPr>
-            <w:tcW w:type="dxa" w:w="10546"/>
+            <w:tcW w:type="dxa" w:w="1077"/>
             <w:tcMar>
-              <w:top w:w="85" w:type="dxa"/>
-              <w:left w:w="141" w:type="dxa"/>
-              <w:bottom w:w="85" w:type="dxa"/>
-              <w:right w:w="141" w:type="dxa"/>
+              <w:top w:w="68" w:type="dxa"/>
+              <w:left w:w="124" w:type="dxa"/>
+              <w:bottom w:w="68" w:type="dxa"/>
+              <w:right w:w="124" w:type="dxa"/>
             </w:tcMar>
-            <w:shd w:val="clear" w:color="auto" w:fill="DCEFF7"/>
             <w:tcBorders>
-              <w:top w:val="single" w:sz="8" w:color="138BC6"/>
-              <w:left w:val="single" w:sz="8" w:color="138BC6"/>
-              <w:bottom w:val="single" w:sz="8" w:color="138BC6"/>
-              <w:right w:val="single" w:sz="8" w:color="138BC6"/>
+              <w:top w:val="single" w:sz="12" w:color="FF9F28"/>
+              <w:left w:val="single" w:sz="12" w:color="FF9F28"/>
+              <w:bottom w:val="single" w:sz="12" w:color="FF9F28"/>
+              <w:right w:val="single" w:sz="12" w:color="FF9F28"/>
             </w:tcBorders>
+            <w:shd w:val="clear" w:color="auto" w:fill="FF9F28"/>
             <w:vAlign w:val="center"/>
           </w:tcPr>
           <w:p>
             <w:pPr>
-              <w:spacing w:before="0" w:after="0" w:line="300" w:lineRule="auto"/>
-              <w:jc w:val="left"/>
+              <w:spacing w:before="0" w:after="0" w:line="288" w:lineRule="auto"/>
+              <w:jc w:val="center"/>
             </w:pPr>
             <w:r>
               <w:rPr>
-                <w:rFonts w:ascii="Noto Sans KR" w:hAnsi="Noto Sans KR" w:eastAsia="Noto Sans KR"/>
+                <w:rFonts w:ascii="Gamja Flower" w:hAnsi="Gamja Flower" w:eastAsia="Gamja Flower"/>
                 <w:b/>
-                <w:color w:val="138BC6"/>
-                <w:sz w:val="21"/>
+                <w:color w:val="FFFFFF"/>
+                <w:sz w:val="25"/>
               </w:rPr>
-              <w:t>교과서 확인  |  164~167쪽</w:t>
+              <w:t>번호</w:t>
+            </w:r>
+          </w:p>
+        </w:tc>
+        <w:tc>
+          <w:tcPr>
+            <w:tcW w:type="dxa" w:w="3458"/>
+            <w:tcMar>
+              <w:top w:w="68" w:type="dxa"/>
+              <w:left w:w="124" w:type="dxa"/>
+              <w:bottom w:w="68" w:type="dxa"/>
+              <w:right w:w="124" w:type="dxa"/>
+            </w:tcMar>
+            <w:tcBorders>
+              <w:top w:val="single" w:sz="12" w:color="FF9F28"/>
+              <w:left w:val="single" w:sz="12" w:color="FF9F28"/>
+              <w:bottom w:val="single" w:sz="12" w:color="FF9F28"/>
+              <w:right w:val="single" w:sz="12" w:color="FF9F28"/>
+            </w:tcBorders>
+            <w:shd w:val="clear" w:color="auto" w:fill="FF9F28"/>
+            <w:vAlign w:val="center"/>
+          </w:tcPr>
+          <w:p>
+            <w:pPr>
+              <w:spacing w:before="0" w:after="0" w:line="288" w:lineRule="auto"/>
+              <w:jc w:val="center"/>
+            </w:pPr>
+            <w:r>
+              <w:rPr>
+                <w:rFonts w:ascii="Gamja Flower" w:hAnsi="Gamja Flower" w:eastAsia="Gamja Flower"/>
+                <w:b/>
+                <w:color w:val="FFFFFF"/>
+                <w:sz w:val="25"/>
+              </w:rPr>
+              <w:t>질문</w:t>
+            </w:r>
+          </w:p>
+        </w:tc>
+        <w:tc>
+          <w:tcPr>
+            <w:tcW w:type="dxa" w:w="6010"/>
+            <w:tcMar>
+              <w:top w:w="68" w:type="dxa"/>
+              <w:left w:w="124" w:type="dxa"/>
+              <w:bottom w:w="68" w:type="dxa"/>
+              <w:right w:w="124" w:type="dxa"/>
+            </w:tcMar>
+            <w:tcBorders>
+              <w:top w:val="single" w:sz="12" w:color="FF9F28"/>
+              <w:left w:val="single" w:sz="12" w:color="FF9F28"/>
+              <w:bottom w:val="single" w:sz="12" w:color="FF9F28"/>
+              <w:right w:val="single" w:sz="12" w:color="FF9F28"/>
+            </w:tcBorders>
+            <w:shd w:val="clear" w:color="auto" w:fill="FF9F28"/>
+            <w:vAlign w:val="center"/>
+          </w:tcPr>
+          <w:p>
+            <w:pPr>
+              <w:spacing w:before="0" w:after="0" w:line="288" w:lineRule="auto"/>
+              <w:jc w:val="center"/>
+            </w:pPr>
+            <w:r>
+              <w:rPr>
+                <w:rFonts w:ascii="Gamja Flower" w:hAnsi="Gamja Flower" w:eastAsia="Gamja Flower"/>
+                <w:b/>
+                <w:color w:val="FFFFFF"/>
+                <w:sz w:val="25"/>
+              </w:rPr>
+              <w:t>교과서에서 찾은 답</w:t>
             </w:r>
           </w:p>
         </w:tc>
       </w:tr>
       <w:tr>
         <w:trPr>
-          <w:trHeight w:val="964" w:hRule="exact"/>
+          <w:trHeight w:val="4082" w:hRule="exact"/>
           <w:cantSplit/>
         </w:trPr>
         <w:tc>
           <w:tcPr>
-            <w:tcW w:type="dxa" w:w="10546"/>
+            <w:tcW w:type="dxa" w:w="1077"/>
             <w:tcMar>
-              <w:top w:w="85" w:type="dxa"/>
-              <w:left w:w="141" w:type="dxa"/>
-              <w:bottom w:w="85" w:type="dxa"/>
-              <w:right w:w="141" w:type="dxa"/>
+              <w:top w:w="68" w:type="dxa"/>
+              <w:left w:w="124" w:type="dxa"/>
+              <w:bottom w:w="68" w:type="dxa"/>
+              <w:right w:w="124" w:type="dxa"/>
             </w:tcMar>
             <w:tcBorders>
-              <w:top w:val="single" w:sz="6" w:color="138BC6"/>
-              <w:left w:val="single" w:sz="6" w:color="138BC6"/>
-              <w:bottom w:val="single" w:sz="6" w:color="138BC6"/>
-              <w:right w:val="single" w:sz="6" w:color="138BC6"/>
+              <w:top w:val="single" w:sz="12" w:color="FF9F28"/>
+              <w:left w:val="single" w:sz="12" w:color="FF9F28"/>
+              <w:bottom w:val="single" w:sz="12" w:color="FF9F28"/>
+              <w:right w:val="single" w:sz="12" w:color="FF9F28"/>
             </w:tcBorders>
             <w:vAlign w:val="center"/>
           </w:tcPr>
           <w:p>
             <w:pPr>
-              <w:spacing w:before="0" w:after="0" w:line="336" w:lineRule="auto"/>
-              <w:jc w:val="left"/>
+              <w:spacing w:before="0" w:after="0" w:line="288" w:lineRule="auto"/>
+              <w:jc w:val="center"/>
             </w:pPr>
             <w:r>
               <w:rPr>
-                <w:rFonts w:ascii="Noto Sans KR" w:hAnsi="Noto Sans KR" w:eastAsia="Noto Sans KR"/>
+                <w:rFonts w:ascii="Gamja Flower" w:hAnsi="Gamja Flower" w:eastAsia="Gamja Flower"/>
                 <w:b w:val="0"/>
-                <w:color w:val="333333"/>
-                <w:sz w:val="20"/>
+                <w:color w:val="111111"/>
+                <w:sz w:val="28"/>
               </w:rPr>
-              <w:t>□ 소단원 제목과 학습 목표 읽기     □ 164쪽 도입 활동(용수철과 탁구공) 훑어보기</w:t>
-            </w:r>
-          </w:p>
-          <w:p>
-            <w:pPr>
-              <w:spacing w:before="0" w:after="0" w:line="336" w:lineRule="auto"/>
-              <w:jc w:val="left"/>
-            </w:pPr>
-            <w:r>
-              <w:rPr>
-                <w:rFonts w:ascii="Noto Sans KR" w:hAnsi="Noto Sans KR" w:eastAsia="Noto Sans KR"/>
-                <w:b w:val="0"/>
-                <w:color w:val="333333"/>
-                <w:sz w:val="20"/>
-              </w:rPr>
-              <w:t>□ 165쪽 그림 Ⅴ-7, Ⅴ-8 살펴보기     □ 166~167쪽 탐구의 표와 그래프 확인하기</w:t>
+              <w:t>1</w:t>
             </w:r>
           </w:p>
         </w:tc>
-      </w:tr>
-    </w:tbl>
-    <w:p>
-      <w:pPr>
-        <w:spacing w:before="0" w:after="0" w:line="170" w:lineRule="exact"/>
-      </w:pPr>
-      <w:r>
-        <w:rPr>
-          <w:sz w:val="2"/>
-        </w:rPr>
-      </w:r>
-    </w:p>
-    <w:tbl>
-      <w:tblPr>
-        <w:jc w:val="center"/>
-        <w:tblLayout w:type="fixed"/>
-        <w:tblLook w:firstColumn="1" w:firstRow="1" w:lastColumn="0" w:lastRow="0" w:noHBand="0" w:noVBand="1" w:val="04A0"/>
-        <w:tblLayout w:type="fixed"/>
-        <w:tblW w:w="10546" w:type="dxa"/>
-      </w:tblPr>
-      <w:tblGrid>
-        <w:gridCol w:w="2721"/>
-        <w:gridCol w:w="7824"/>
-      </w:tblGrid>
-      <w:tr>
-        <w:trPr>
-          <w:trHeight w:val="510" w:hRule="exact"/>
-          <w:cantSplit/>
-        </w:trPr>
         <w:tc>
           <w:tcPr>
-            <w:tcW w:type="dxa" w:w="2721"/>
+            <w:tcW w:type="dxa" w:w="3458"/>
             <w:tcMar>
-              <w:top w:w="85" w:type="dxa"/>
-              <w:left w:w="141" w:type="dxa"/>
-              <w:bottom w:w="85" w:type="dxa"/>
-              <w:right w:w="141" w:type="dxa"/>
+              <w:top w:w="68" w:type="dxa"/>
+              <w:left w:w="124" w:type="dxa"/>
+              <w:bottom w:w="68" w:type="dxa"/>
+              <w:right w:w="124" w:type="dxa"/>
             </w:tcMar>
-            <w:shd w:val="clear" w:color="auto" w:fill="DCEFF7"/>
             <w:tcBorders>
-              <w:top w:val="single" w:sz="8" w:color="138BC6"/>
-              <w:left w:val="single" w:sz="8" w:color="138BC6"/>
-              <w:bottom w:val="single" w:sz="8" w:color="138BC6"/>
-              <w:right w:val="single" w:sz="8" w:color="138BC6"/>
+              <w:top w:val="single" w:sz="12" w:color="FF9F28"/>
+              <w:left w:val="single" w:sz="12" w:color="FF9F28"/>
+              <w:bottom w:val="single" w:sz="12" w:color="FF9F28"/>
+              <w:right w:val="single" w:sz="12" w:color="FF9F28"/>
             </w:tcBorders>
             <w:vAlign w:val="center"/>
           </w:tcPr>
           <w:p>
             <w:pPr>
-              <w:spacing w:before="0" w:after="0" w:line="300" w:lineRule="auto"/>
+              <w:spacing w:before="0" w:after="0" w:line="324" w:lineRule="auto"/>
               <w:jc w:val="center"/>
             </w:pPr>
             <w:r>
               <w:rPr>
-                <w:rFonts w:ascii="Noto Sans KR" w:hAnsi="Noto Sans KR" w:eastAsia="Noto Sans KR"/>
+                <w:rFonts w:ascii="Gamja Flower" w:hAnsi="Gamja Flower" w:eastAsia="Gamja Flower"/>
                 <w:b/>
-                <w:color w:val="138BC6"/>
-                <w:sz w:val="21"/>
+                <w:color w:val="111111"/>
+                <w:sz w:val="26"/>
               </w:rPr>
-              <w:t>항목</w:t>
+              <w:t>탄성과 탄성력은 각각 무엇이며, 탄성력은 어느 방향으로 작용할까?</w:t>
             </w:r>
           </w:p>
         </w:tc>
         <w:tc>
           <w:tcPr>
-            <w:tcW w:type="dxa" w:w="7824"/>
+            <w:tcW w:type="dxa" w:w="6010"/>
             <w:tcMar>
-              <w:top w:w="85" w:type="dxa"/>
-              <w:left w:w="141" w:type="dxa"/>
-              <w:bottom w:w="85" w:type="dxa"/>
-              <w:right w:w="141" w:type="dxa"/>
-            </w:tcMar>
-            <w:shd w:val="clear" w:color="auto" w:fill="DCEFF7"/>
-            <w:tcBorders>
-              <w:top w:val="single" w:sz="8" w:color="138BC6"/>
-              <w:left w:val="single" w:sz="8" w:color="138BC6"/>
-              <w:bottom w:val="single" w:sz="8" w:color="138BC6"/>
-              <w:right w:val="single" w:sz="8" w:color="138BC6"/>
-            </w:tcBorders>
-            <w:vAlign w:val="center"/>
-          </w:tcPr>
-          <w:p>
-            <w:pPr>
-              <w:spacing w:before="0" w:after="0" w:line="300" w:lineRule="auto"/>
-              <w:jc w:val="center"/>
-            </w:pPr>
-            <w:r>
-              <w:rPr>
-                <w:rFonts w:ascii="Noto Sans KR" w:hAnsi="Noto Sans KR" w:eastAsia="Noto Sans KR"/>
-                <w:b/>
-                <w:color w:val="138BC6"/>
-                <w:sz w:val="21"/>
-              </w:rPr>
-              <w:t>학습 목표 및 핵심 내용</w:t>
-            </w:r>
-          </w:p>
-        </w:tc>
-      </w:tr>
-      <w:tr>
-        <w:trPr>
-          <w:trHeight w:val="2268" w:hRule="exact"/>
-          <w:cantSplit/>
-        </w:trPr>
-        <w:tc>
-          <w:tcPr>
-            <w:tcW w:type="dxa" w:w="2721"/>
-            <w:tcMar>
-              <w:top w:w="85" w:type="dxa"/>
-              <w:left w:w="141" w:type="dxa"/>
-              <w:bottom w:w="85" w:type="dxa"/>
-              <w:right w:w="141" w:type="dxa"/>
-            </w:tcMar>
-            <w:shd w:val="clear" w:color="auto" w:fill="DCEFF7"/>
-            <w:tcBorders>
-              <w:top w:val="single" w:sz="6" w:color="138BC6"/>
-              <w:left w:val="single" w:sz="6" w:color="138BC6"/>
-              <w:bottom w:val="single" w:sz="6" w:color="138BC6"/>
-              <w:right w:val="single" w:sz="6" w:color="138BC6"/>
-            </w:tcBorders>
-            <w:vAlign w:val="center"/>
-          </w:tcPr>
-          <w:p>
-            <w:pPr>
-              <w:spacing w:before="0" w:after="0" w:line="300" w:lineRule="auto"/>
-              <w:jc w:val="center"/>
-            </w:pPr>
-            <w:r>
-              <w:rPr>
-                <w:rFonts w:ascii="Noto Sans KR" w:hAnsi="Noto Sans KR" w:eastAsia="Noto Sans KR"/>
-                <w:b/>
-                <w:color w:val="138BC6"/>
-                <w:sz w:val="22"/>
-              </w:rPr>
-              <w:t>학습 목표</w:t>
-            </w:r>
-          </w:p>
-        </w:tc>
-        <w:tc>
-          <w:tcPr>
-            <w:tcW w:type="dxa" w:w="7824"/>
-            <w:tcMar>
-              <w:top w:w="85" w:type="dxa"/>
-              <w:left w:w="141" w:type="dxa"/>
-              <w:bottom w:w="85" w:type="dxa"/>
-              <w:right w:w="141" w:type="dxa"/>
+              <w:top w:w="68" w:type="dxa"/>
+              <w:left w:w="124" w:type="dxa"/>
+              <w:bottom w:w="68" w:type="dxa"/>
+              <w:right w:w="124" w:type="dxa"/>
             </w:tcMar>
             <w:tcBorders>
-              <w:top w:val="single" w:sz="6" w:color="138BC6"/>
-              <w:left w:val="single" w:sz="6" w:color="138BC6"/>
-              <w:bottom w:val="single" w:sz="6" w:color="138BC6"/>
-              <w:right w:val="single" w:sz="6" w:color="138BC6"/>
+              <w:top w:val="single" w:sz="12" w:color="FF9F28"/>
+              <w:left w:val="single" w:sz="12" w:color="FF9F28"/>
+              <w:bottom w:val="single" w:sz="12" w:color="FF9F28"/>
+              <w:right w:val="single" w:sz="12" w:color="FF9F28"/>
             </w:tcBorders>
           </w:tcPr>
           <w:p/>
@@ -689,57 +1165,89 @@
       </w:tr>
       <w:tr>
         <w:trPr>
-          <w:trHeight w:val="2268" w:hRule="exact"/>
+          <w:trHeight w:val="4082" w:hRule="exact"/>
           <w:cantSplit/>
         </w:trPr>
         <w:tc>
           <w:tcPr>
-            <w:tcW w:type="dxa" w:w="2721"/>
+            <w:tcW w:type="dxa" w:w="1077"/>
             <w:tcMar>
-              <w:top w:w="85" w:type="dxa"/>
-              <w:left w:w="141" w:type="dxa"/>
-              <w:bottom w:w="85" w:type="dxa"/>
-              <w:right w:w="141" w:type="dxa"/>
+              <w:top w:w="68" w:type="dxa"/>
+              <w:left w:w="124" w:type="dxa"/>
+              <w:bottom w:w="68" w:type="dxa"/>
+              <w:right w:w="124" w:type="dxa"/>
             </w:tcMar>
-            <w:shd w:val="clear" w:color="auto" w:fill="DCEFF7"/>
             <w:tcBorders>
-              <w:top w:val="single" w:sz="6" w:color="138BC6"/>
-              <w:left w:val="single" w:sz="6" w:color="138BC6"/>
-              <w:bottom w:val="single" w:sz="6" w:color="138BC6"/>
-              <w:right w:val="single" w:sz="6" w:color="138BC6"/>
+              <w:top w:val="single" w:sz="12" w:color="FF9F28"/>
+              <w:left w:val="single" w:sz="12" w:color="FF9F28"/>
+              <w:bottom w:val="single" w:sz="12" w:color="FF9F28"/>
+              <w:right w:val="single" w:sz="12" w:color="FF9F28"/>
             </w:tcBorders>
             <w:vAlign w:val="center"/>
           </w:tcPr>
           <w:p>
             <w:pPr>
-              <w:spacing w:before="0" w:after="0" w:line="300" w:lineRule="auto"/>
+              <w:spacing w:before="0" w:after="0" w:line="288" w:lineRule="auto"/>
               <w:jc w:val="center"/>
             </w:pPr>
             <w:r>
               <w:rPr>
-                <w:rFonts w:ascii="Noto Sans KR" w:hAnsi="Noto Sans KR" w:eastAsia="Noto Sans KR"/>
-                <w:b/>
-                <w:color w:val="138BC6"/>
-                <w:sz w:val="22"/>
+                <w:rFonts w:ascii="Gamja Flower" w:hAnsi="Gamja Flower" w:eastAsia="Gamja Flower"/>
+                <w:b w:val="0"/>
+                <w:color w:val="111111"/>
+                <w:sz w:val="28"/>
               </w:rPr>
-              <w:t>탄성과 탄성력</w:t>
+              <w:t>2</w:t>
             </w:r>
           </w:p>
         </w:tc>
         <w:tc>
           <w:tcPr>
-            <w:tcW w:type="dxa" w:w="7824"/>
+            <w:tcW w:type="dxa" w:w="3458"/>
             <w:tcMar>
-              <w:top w:w="85" w:type="dxa"/>
-              <w:left w:w="141" w:type="dxa"/>
-              <w:bottom w:w="85" w:type="dxa"/>
-              <w:right w:w="141" w:type="dxa"/>
+              <w:top w:w="68" w:type="dxa"/>
+              <w:left w:w="124" w:type="dxa"/>
+              <w:bottom w:w="68" w:type="dxa"/>
+              <w:right w:w="124" w:type="dxa"/>
             </w:tcMar>
             <w:tcBorders>
-              <w:top w:val="single" w:sz="6" w:color="138BC6"/>
-              <w:left w:val="single" w:sz="6" w:color="138BC6"/>
-              <w:bottom w:val="single" w:sz="6" w:color="138BC6"/>
-              <w:right w:val="single" w:sz="6" w:color="138BC6"/>
+              <w:top w:val="single" w:sz="12" w:color="FF9F28"/>
+              <w:left w:val="single" w:sz="12" w:color="FF9F28"/>
+              <w:bottom w:val="single" w:sz="12" w:color="FF9F28"/>
+              <w:right w:val="single" w:sz="12" w:color="FF9F28"/>
+            </w:tcBorders>
+            <w:vAlign w:val="center"/>
+          </w:tcPr>
+          <w:p>
+            <w:pPr>
+              <w:spacing w:before="0" w:after="0" w:line="324" w:lineRule="auto"/>
+              <w:jc w:val="center"/>
+            </w:pPr>
+            <w:r>
+              <w:rPr>
+                <w:rFonts w:ascii="Gamja Flower" w:hAnsi="Gamja Flower" w:eastAsia="Gamja Flower"/>
+                <w:b/>
+                <w:color w:val="111111"/>
+                <w:sz w:val="26"/>
+              </w:rPr>
+              <w:t>탄성체의 변형 정도가 커질수록 탄성력의 크기는 어떻게 달라질까?</w:t>
+            </w:r>
+          </w:p>
+        </w:tc>
+        <w:tc>
+          <w:tcPr>
+            <w:tcW w:type="dxa" w:w="6010"/>
+            <w:tcMar>
+              <w:top w:w="68" w:type="dxa"/>
+              <w:left w:w="124" w:type="dxa"/>
+              <w:bottom w:w="68" w:type="dxa"/>
+              <w:right w:w="124" w:type="dxa"/>
+            </w:tcMar>
+            <w:tcBorders>
+              <w:top w:val="single" w:sz="12" w:color="FF9F28"/>
+              <w:left w:val="single" w:sz="12" w:color="FF9F28"/>
+              <w:bottom w:val="single" w:sz="12" w:color="FF9F28"/>
+              <w:right w:val="single" w:sz="12" w:color="FF9F28"/>
             </w:tcBorders>
           </w:tcPr>
           <w:p/>
@@ -747,115 +1255,89 @@
       </w:tr>
       <w:tr>
         <w:trPr>
-          <w:trHeight w:val="2268" w:hRule="exact"/>
+          <w:trHeight w:val="4082" w:hRule="exact"/>
           <w:cantSplit/>
         </w:trPr>
         <w:tc>
           <w:tcPr>
-            <w:tcW w:type="dxa" w:w="2721"/>
+            <w:tcW w:type="dxa" w:w="1077"/>
             <w:tcMar>
-              <w:top w:w="85" w:type="dxa"/>
-              <w:left w:w="141" w:type="dxa"/>
-              <w:bottom w:w="85" w:type="dxa"/>
-              <w:right w:w="141" w:type="dxa"/>
+              <w:top w:w="68" w:type="dxa"/>
+              <w:left w:w="124" w:type="dxa"/>
+              <w:bottom w:w="68" w:type="dxa"/>
+              <w:right w:w="124" w:type="dxa"/>
             </w:tcMar>
-            <w:shd w:val="clear" w:color="auto" w:fill="DCEFF7"/>
             <w:tcBorders>
-              <w:top w:val="single" w:sz="6" w:color="138BC6"/>
-              <w:left w:val="single" w:sz="6" w:color="138BC6"/>
-              <w:bottom w:val="single" w:sz="6" w:color="138BC6"/>
-              <w:right w:val="single" w:sz="6" w:color="138BC6"/>
+              <w:top w:val="single" w:sz="12" w:color="FF9F28"/>
+              <w:left w:val="single" w:sz="12" w:color="FF9F28"/>
+              <w:bottom w:val="single" w:sz="12" w:color="FF9F28"/>
+              <w:right w:val="single" w:sz="12" w:color="FF9F28"/>
             </w:tcBorders>
             <w:vAlign w:val="center"/>
           </w:tcPr>
           <w:p>
             <w:pPr>
-              <w:spacing w:before="0" w:after="0" w:line="300" w:lineRule="auto"/>
+              <w:spacing w:before="0" w:after="0" w:line="288" w:lineRule="auto"/>
               <w:jc w:val="center"/>
             </w:pPr>
             <w:r>
               <w:rPr>
-                <w:rFonts w:ascii="Noto Sans KR" w:hAnsi="Noto Sans KR" w:eastAsia="Noto Sans KR"/>
-                <w:b/>
-                <w:color w:val="138BC6"/>
-                <w:sz w:val="22"/>
+                <w:rFonts w:ascii="Gamja Flower" w:hAnsi="Gamja Flower" w:eastAsia="Gamja Flower"/>
+                <w:b w:val="0"/>
+                <w:color w:val="111111"/>
+                <w:sz w:val="28"/>
               </w:rPr>
-              <w:t>탄성력의 크기와 방향</w:t>
+              <w:t>3</w:t>
             </w:r>
           </w:p>
         </w:tc>
         <w:tc>
           <w:tcPr>
-            <w:tcW w:type="dxa" w:w="7824"/>
+            <w:tcW w:type="dxa" w:w="3458"/>
             <w:tcMar>
-              <w:top w:w="85" w:type="dxa"/>
-              <w:left w:w="141" w:type="dxa"/>
-              <w:bottom w:w="85" w:type="dxa"/>
-              <w:right w:w="141" w:type="dxa"/>
+              <w:top w:w="68" w:type="dxa"/>
+              <w:left w:w="124" w:type="dxa"/>
+              <w:bottom w:w="68" w:type="dxa"/>
+              <w:right w:w="124" w:type="dxa"/>
             </w:tcMar>
             <w:tcBorders>
-              <w:top w:val="single" w:sz="6" w:color="138BC6"/>
-              <w:left w:val="single" w:sz="6" w:color="138BC6"/>
-              <w:bottom w:val="single" w:sz="6" w:color="138BC6"/>
-              <w:right w:val="single" w:sz="6" w:color="138BC6"/>
-            </w:tcBorders>
-          </w:tcPr>
-          <w:p/>
-        </w:tc>
-      </w:tr>
-      <w:tr>
-        <w:trPr>
-          <w:trHeight w:val="2268" w:hRule="exact"/>
-          <w:cantSplit/>
-        </w:trPr>
-        <w:tc>
-          <w:tcPr>
-            <w:tcW w:type="dxa" w:w="2721"/>
-            <w:tcMar>
-              <w:top w:w="85" w:type="dxa"/>
-              <w:left w:w="141" w:type="dxa"/>
-              <w:bottom w:w="85" w:type="dxa"/>
-              <w:right w:w="141" w:type="dxa"/>
-            </w:tcMar>
-            <w:shd w:val="clear" w:color="auto" w:fill="DCEFF7"/>
-            <w:tcBorders>
-              <w:top w:val="single" w:sz="6" w:color="138BC6"/>
-              <w:left w:val="single" w:sz="6" w:color="138BC6"/>
-              <w:bottom w:val="single" w:sz="6" w:color="138BC6"/>
-              <w:right w:val="single" w:sz="6" w:color="138BC6"/>
+              <w:top w:val="single" w:sz="12" w:color="FF9F28"/>
+              <w:left w:val="single" w:sz="12" w:color="FF9F28"/>
+              <w:bottom w:val="single" w:sz="12" w:color="FF9F28"/>
+              <w:right w:val="single" w:sz="12" w:color="FF9F28"/>
             </w:tcBorders>
             <w:vAlign w:val="center"/>
           </w:tcPr>
           <w:p>
             <w:pPr>
-              <w:spacing w:before="0" w:after="0" w:line="300" w:lineRule="auto"/>
+              <w:spacing w:before="0" w:after="0" w:line="324" w:lineRule="auto"/>
               <w:jc w:val="center"/>
             </w:pPr>
             <w:r>
               <w:rPr>
-                <w:rFonts w:ascii="Noto Sans KR" w:hAnsi="Noto Sans KR" w:eastAsia="Noto Sans KR"/>
+                <w:rFonts w:ascii="Gamja Flower" w:hAnsi="Gamja Flower" w:eastAsia="Gamja Flower"/>
                 <w:b/>
-                <w:color w:val="138BC6"/>
-                <w:sz w:val="22"/>
+                <w:color w:val="111111"/>
+                <w:sz w:val="26"/>
               </w:rPr>
-              <w:t>탄성력의 이용</w:t>
+              <w:t>용수철이 늘어난 길이와 탄성력의 크기는 어떤 관계이며, 그래프는 어떤 모양일까?</w:t>
             </w:r>
           </w:p>
         </w:tc>
         <w:tc>
           <w:tcPr>
-            <w:tcW w:type="dxa" w:w="7824"/>
+            <w:tcW w:type="dxa" w:w="6010"/>
             <w:tcMar>
-              <w:top w:w="85" w:type="dxa"/>
-              <w:left w:w="141" w:type="dxa"/>
-              <w:bottom w:w="85" w:type="dxa"/>
-              <w:right w:w="141" w:type="dxa"/>
+              <w:top w:w="68" w:type="dxa"/>
+              <w:left w:w="124" w:type="dxa"/>
+              <w:bottom w:w="68" w:type="dxa"/>
+              <w:right w:w="124" w:type="dxa"/>
             </w:tcMar>
             <w:tcBorders>
-              <w:top w:val="single" w:sz="6" w:color="138BC6"/>
-              <w:left w:val="single" w:sz="6" w:color="138BC6"/>
-              <w:bottom w:val="single" w:sz="6" w:color="138BC6"/>
-              <w:right w:val="single" w:sz="6" w:color="138BC6"/>
+              <w:top w:val="single" w:sz="12" w:color="FF9F28"/>
+              <w:left w:val="single" w:sz="12" w:color="FF9F28"/>
+              <w:bottom w:val="single" w:sz="12" w:color="FF9F28"/>
+              <w:right w:val="single" w:sz="12" w:color="FF9F28"/>
             </w:tcBorders>
           </w:tcPr>
           <w:p/>
@@ -882,43 +1364,61 @@
         <w:tblW w:w="10546" w:type="dxa"/>
       </w:tblPr>
       <w:tblGrid>
-        <w:gridCol w:w="7030"/>
-        <w:gridCol w:w="2154"/>
-        <w:gridCol w:w="1361"/>
+        <w:gridCol w:w="2268"/>
+        <w:gridCol w:w="6009"/>
+        <w:gridCol w:w="2268"/>
       </w:tblGrid>
       <w:tr>
         <w:trPr>
-          <w:trHeight w:val="624" w:hRule="exact"/>
+          <w:trHeight w:val="737" w:hRule="exact"/>
           <w:cantSplit/>
         </w:trPr>
         <w:tc>
           <w:tcPr>
-            <w:tcW w:type="dxa" w:w="7030"/>
+            <w:tcW w:type="dxa" w:w="2268"/>
             <w:tcMar>
-              <w:top w:w="85" w:type="dxa"/>
-              <w:left w:w="141" w:type="dxa"/>
-              <w:bottom w:w="85" w:type="dxa"/>
-              <w:right w:w="141" w:type="dxa"/>
+              <w:top w:w="68" w:type="dxa"/>
+              <w:left w:w="124" w:type="dxa"/>
+              <w:bottom w:w="68" w:type="dxa"/>
+              <w:right w:w="124" w:type="dxa"/>
             </w:tcMar>
             <w:tcBorders>
               <w:top w:val="nil"/>
               <w:left w:val="nil"/>
-              <w:bottom w:val="single" w:sz="12" w:color="55C7E7"/>
+              <w:bottom w:val="nil"/>
+              <w:right w:val="nil"/>
+            </w:tcBorders>
+          </w:tcPr>
+          <w:p/>
+        </w:tc>
+        <w:tc>
+          <w:tcPr>
+            <w:tcW w:type="dxa" w:w="6010"/>
+            <w:tcMar>
+              <w:top w:w="68" w:type="dxa"/>
+              <w:left w:w="124" w:type="dxa"/>
+              <w:bottom w:w="68" w:type="dxa"/>
+              <w:right w:w="124" w:type="dxa"/>
+            </w:tcMar>
+            <w:tcBorders>
+              <w:top w:val="nil"/>
+              <w:left w:val="nil"/>
+              <w:bottom w:val="nil"/>
               <w:right w:val="nil"/>
             </w:tcBorders>
             <w:vAlign w:val="center"/>
           </w:tcPr>
           <w:p>
             <w:pPr>
-              <w:spacing w:before="0" w:after="0" w:line="300" w:lineRule="auto"/>
-              <w:jc w:val="left"/>
+              <w:spacing w:before="0" w:after="0" w:line="288" w:lineRule="auto"/>
+              <w:jc w:val="center"/>
             </w:pPr>
             <w:r>
               <w:rPr>
-                <w:rFonts w:ascii="Noto Sans KR" w:hAnsi="Noto Sans KR" w:eastAsia="Noto Sans KR"/>
+                <w:rFonts w:ascii="Gamja Flower" w:hAnsi="Gamja Flower" w:eastAsia="Gamja Flower"/>
                 <w:b/>
-                <w:color w:val="333333"/>
-                <w:sz w:val="26"/>
+                <w:color w:val="111111"/>
+                <w:sz w:val="32"/>
               </w:rPr>
               <w:t>Ⅴ-1. 탄성력</w:t>
             </w:r>
@@ -926,68 +1426,59 @@
         </w:tc>
         <w:tc>
           <w:tcPr>
-            <w:tcW w:type="dxa" w:w="2154"/>
+            <w:tcW w:type="dxa" w:w="2268"/>
             <w:tcMar>
-              <w:top w:w="85" w:type="dxa"/>
-              <w:left w:w="141" w:type="dxa"/>
-              <w:bottom w:w="85" w:type="dxa"/>
-              <w:right w:w="141" w:type="dxa"/>
+              <w:top w:w="68" w:type="dxa"/>
+              <w:left w:w="124" w:type="dxa"/>
+              <w:bottom w:w="68" w:type="dxa"/>
+              <w:right w:w="124" w:type="dxa"/>
             </w:tcMar>
             <w:tcBorders>
               <w:top w:val="nil"/>
               <w:left w:val="nil"/>
-              <w:bottom w:val="single" w:sz="12" w:color="55C7E7"/>
+              <w:bottom w:val="nil"/>
               <w:right w:val="nil"/>
             </w:tcBorders>
-            <w:vAlign w:val="center"/>
+            <w:vAlign w:val="top"/>
           </w:tcPr>
           <w:p>
             <w:pPr>
-              <w:spacing w:before="0" w:after="0" w:line="300" w:lineRule="auto"/>
+              <w:spacing w:before="0" w:after="0" w:line="240" w:lineRule="auto"/>
               <w:jc w:val="right"/>
             </w:pPr>
             <w:r>
-              <w:rPr>
-                <w:rFonts w:ascii="Noto Sans KR" w:hAnsi="Noto Sans KR" w:eastAsia="Noto Sans KR"/>
-                <w:b/>
-                <w:color w:val="777777"/>
-                <w:sz w:val="20"/>
-              </w:rPr>
-              <w:t>교과서 164~167쪽</w:t>
-            </w:r>
-          </w:p>
-        </w:tc>
-        <w:tc>
-          <w:tcPr>
-            <w:tcW w:type="dxa" w:w="1360"/>
-            <w:tcMar>
-              <w:top w:w="85" w:type="dxa"/>
-              <w:left w:w="141" w:type="dxa"/>
-              <w:bottom w:w="85" w:type="dxa"/>
-              <w:right w:w="141" w:type="dxa"/>
-            </w:tcMar>
-            <w:shd w:val="clear" w:color="auto" w:fill="FFE49A"/>
-            <w:tcBorders>
-              <w:top w:val="single" w:sz="12" w:color="F4B848"/>
-              <w:left w:val="single" w:sz="12" w:color="F4B848"/>
-              <w:bottom w:val="single" w:sz="12" w:color="F4B848"/>
-              <w:right w:val="single" w:sz="12" w:color="F4B848"/>
-            </w:tcBorders>
-            <w:vAlign w:val="center"/>
-          </w:tcPr>
-          <w:p>
-            <w:pPr>
-              <w:spacing w:before="0" w:after="0" w:line="300" w:lineRule="auto"/>
-              <w:jc w:val="center"/>
-            </w:pPr>
-            <w:r>
-              <w:rPr>
-                <w:rFonts w:ascii="Noto Sans KR" w:hAnsi="Noto Sans KR" w:eastAsia="Noto Sans KR"/>
-                <w:b/>
-                <w:color w:val="7A4B00"/>
-                <w:sz w:val="22"/>
-              </w:rPr>
-              <w:t>과학</w:t>
+              <w:drawing>
+                <wp:inline xmlns:a="http://schemas.openxmlformats.org/drawingml/2006/main" xmlns:pic="http://schemas.openxmlformats.org/drawingml/2006/picture">
+                  <wp:extent cx="792000" cy="435600"/>
+                  <wp:docPr id="4" name="Picture 4"/>
+                  <wp:cNvGraphicFramePr>
+                    <a:graphicFrameLocks noChangeAspect="1"/>
+                  </wp:cNvGraphicFramePr>
+                  <a:graphic>
+                    <a:graphicData uri="http://schemas.openxmlformats.org/drawingml/2006/picture">
+                      <pic:pic>
+                        <pic:nvPicPr>
+                          <pic:cNvPr id="0" name="badge_science.png"/>
+                          <pic:cNvPicPr/>
+                        </pic:nvPicPr>
+                        <pic:blipFill>
+                          <a:blip r:embed="rId11"/>
+                          <a:stretch>
+                            <a:fillRect/>
+                          </a:stretch>
+                        </pic:blipFill>
+                        <pic:spPr>
+                          <a:xfrm>
+                            <a:off x="0" y="0"/>
+                            <a:ext cx="792000" cy="435600"/>
+                          </a:xfrm>
+                          <a:prstGeom prst="rect"/>
+                        </pic:spPr>
+                      </pic:pic>
+                    </a:graphicData>
+                  </a:graphic>
+                </wp:inline>
+              </w:drawing>
             </w:r>
           </w:p>
         </w:tc>
@@ -995,7 +1486,7 @@
     </w:tbl>
     <w:p>
       <w:pPr>
-        <w:spacing w:before="0" w:after="0" w:line="170" w:lineRule="exact"/>
+        <w:spacing w:before="0" w:after="0" w:line="227" w:lineRule="exact"/>
       </w:pPr>
       <w:r>
         <w:rPr>
@@ -1012,80 +1503,60 @@
         <w:tblW w:w="10546" w:type="dxa"/>
       </w:tblPr>
       <w:tblGrid>
-        <w:gridCol w:w="1020"/>
-        <w:gridCol w:w="2381"/>
+        <w:gridCol w:w="3402"/>
         <w:gridCol w:w="7143"/>
       </w:tblGrid>
       <w:tr>
         <w:trPr>
-          <w:trHeight w:val="737" w:hRule="exact"/>
+          <w:trHeight w:val="850" w:hRule="exact"/>
           <w:cantSplit/>
         </w:trPr>
         <w:tc>
           <w:tcPr>
-            <w:tcW w:type="dxa" w:w="1020"/>
+            <w:tcW w:type="dxa" w:w="3402"/>
             <w:tcMar>
-              <w:top w:w="85" w:type="dxa"/>
-              <w:left w:w="141" w:type="dxa"/>
-              <w:bottom w:w="85" w:type="dxa"/>
-              <w:right w:w="141" w:type="dxa"/>
+              <w:top w:w="68" w:type="dxa"/>
+              <w:left w:w="124" w:type="dxa"/>
+              <w:bottom w:w="68" w:type="dxa"/>
+              <w:right w:w="124" w:type="dxa"/>
             </w:tcMar>
-            <w:shd w:val="clear" w:color="auto" w:fill="FF9F28"/>
             <w:tcBorders>
-              <w:top w:val="single" w:sz="6" w:color="FF9F28"/>
-              <w:left w:val="single" w:sz="6" w:color="FF9F28"/>
-              <w:bottom w:val="single" w:sz="6" w:color="FF9F28"/>
-              <w:right w:val="single" w:sz="6" w:color="FF9F28"/>
+              <w:top w:val="single" w:sz="12" w:color="68A941"/>
+              <w:left w:val="single" w:sz="12" w:color="68A941"/>
+              <w:bottom w:val="single" w:sz="12" w:color="68A941"/>
+              <w:right w:val="single" w:sz="12" w:color="68A941"/>
             </w:tcBorders>
+            <w:shd w:val="clear" w:color="auto" w:fill="68A941"/>
             <w:vAlign w:val="center"/>
           </w:tcPr>
           <w:p>
             <w:pPr>
-              <w:spacing w:before="0" w:after="0" w:line="300" w:lineRule="auto"/>
+              <w:spacing w:before="0" w:after="0" w:line="240" w:lineRule="auto"/>
               <w:jc w:val="center"/>
             </w:pPr>
             <w:r>
               <w:rPr>
-                <w:rFonts w:ascii="Noto Sans KR" w:hAnsi="Noto Sans KR" w:eastAsia="Noto Sans KR"/>
+                <w:rFonts w:ascii="Gamja Flower" w:hAnsi="Gamja Flower" w:eastAsia="Gamja Flower"/>
                 <w:b/>
                 <w:color w:val="FFFFFF"/>
-                <w:sz w:val="40"/>
+                <w:sz w:val="27"/>
               </w:rPr>
-              <w:t>Q</w:t>
+              <w:t>R</w:t>
             </w:r>
           </w:p>
-        </w:tc>
-        <w:tc>
-          <w:tcPr>
-            <w:tcW w:type="dxa" w:w="2381"/>
-            <w:tcMar>
-              <w:top w:w="85" w:type="dxa"/>
-              <w:left w:w="141" w:type="dxa"/>
-              <w:bottom w:w="85" w:type="dxa"/>
-              <w:right w:w="141" w:type="dxa"/>
-            </w:tcMar>
-            <w:shd w:val="clear" w:color="auto" w:fill="FF9F28"/>
-            <w:tcBorders>
-              <w:top w:val="single" w:sz="6" w:color="FF9F28"/>
-              <w:left w:val="single" w:sz="6" w:color="FF9F28"/>
-              <w:bottom w:val="single" w:sz="6" w:color="FF9F28"/>
-              <w:right w:val="single" w:sz="6" w:color="FF9F28"/>
-            </w:tcBorders>
-            <w:vAlign w:val="center"/>
-          </w:tcPr>
           <w:p>
             <w:pPr>
-              <w:spacing w:before="0" w:after="0" w:line="300" w:lineRule="auto"/>
-              <w:jc w:val="left"/>
+              <w:spacing w:before="0" w:after="0" w:line="240" w:lineRule="auto"/>
+              <w:jc w:val="center"/>
             </w:pPr>
             <w:r>
               <w:rPr>
-                <w:rFonts w:ascii="Noto Sans KR" w:hAnsi="Noto Sans KR" w:eastAsia="Noto Sans KR"/>
+                <w:rFonts w:ascii="Gamja Flower" w:hAnsi="Gamja Flower" w:eastAsia="Gamja Flower"/>
                 <w:b/>
                 <w:color w:val="FFFFFF"/>
-                <w:sz w:val="30"/>
+                <w:sz w:val="27"/>
               </w:rPr>
-              <w:t>Question</w:t>
+              <w:t>Read</w:t>
             </w:r>
           </w:p>
         </w:tc>
@@ -1093,33 +1564,33 @@
           <w:tcPr>
             <w:tcW w:type="dxa" w:w="7144"/>
             <w:tcMar>
-              <w:top w:w="85" w:type="dxa"/>
-              <w:left w:w="141" w:type="dxa"/>
-              <w:bottom w:w="85" w:type="dxa"/>
-              <w:right w:w="141" w:type="dxa"/>
+              <w:top w:w="68" w:type="dxa"/>
+              <w:left w:w="124" w:type="dxa"/>
+              <w:bottom w:w="68" w:type="dxa"/>
+              <w:right w:w="124" w:type="dxa"/>
             </w:tcMar>
-            <w:shd w:val="clear" w:color="auto" w:fill="FFF1D9"/>
             <w:tcBorders>
-              <w:top w:val="single" w:sz="6" w:color="FF9F28"/>
-              <w:left w:val="single" w:sz="6" w:color="FF9F28"/>
-              <w:bottom w:val="single" w:sz="6" w:color="FF9F28"/>
-              <w:right w:val="single" w:sz="6" w:color="FF9F28"/>
+              <w:top w:val="single" w:sz="12" w:color="68A941"/>
+              <w:left w:val="single" w:sz="12" w:color="68A941"/>
+              <w:bottom w:val="single" w:sz="12" w:color="68A941"/>
+              <w:right w:val="single" w:sz="12" w:color="68A941"/>
             </w:tcBorders>
+            <w:shd w:val="clear" w:color="auto" w:fill="EAF6DC"/>
             <w:vAlign w:val="center"/>
           </w:tcPr>
           <w:p>
             <w:pPr>
-              <w:spacing w:before="0" w:after="0" w:line="300" w:lineRule="auto"/>
+              <w:spacing w:before="0" w:after="0" w:line="288" w:lineRule="auto"/>
               <w:jc w:val="left"/>
             </w:pPr>
             <w:r>
               <w:rPr>
-                <w:rFonts w:ascii="Noto Sans KR" w:hAnsi="Noto Sans KR" w:eastAsia="Noto Sans KR"/>
+                <w:rFonts w:ascii="Gamja Flower" w:hAnsi="Gamja Flower" w:eastAsia="Gamja Flower"/>
                 <w:b/>
-                <w:color w:val="FF9F28"/>
-                <w:sz w:val="21"/>
+                <w:color w:val="111111"/>
+                <w:sz w:val="28"/>
               </w:rPr>
-              <w:t>교과서에서 답을 찾을 핵심 질문을 만들어요.</w:t>
+              <w:t>답 찾으며 읽기 - 핵심어 정리</w:t>
             </w:r>
           </w:p>
         </w:tc>
@@ -1127,7 +1598,7 @@
     </w:tbl>
     <w:p>
       <w:pPr>
-        <w:spacing w:before="0" w:after="0" w:line="170" w:lineRule="exact"/>
+        <w:spacing w:before="0" w:after="0" w:line="57" w:lineRule="exact"/>
       </w:pPr>
       <w:r>
         <w:rPr>
@@ -1144,204 +1615,135 @@
         <w:tblW w:w="10546" w:type="dxa"/>
       </w:tblPr>
       <w:tblGrid>
-        <w:gridCol w:w="794"/>
-        <w:gridCol w:w="3969"/>
-        <w:gridCol w:w="5783"/>
+        <w:gridCol w:w="2494"/>
+        <w:gridCol w:w="8050"/>
       </w:tblGrid>
       <w:tr>
         <w:trPr>
-          <w:trHeight w:val="510" w:hRule="exact"/>
+          <w:trHeight w:val="624" w:hRule="exact"/>
           <w:cantSplit/>
         </w:trPr>
         <w:tc>
           <w:tcPr>
-            <w:tcW w:type="dxa" w:w="793"/>
+            <w:tcW w:type="dxa" w:w="2494"/>
             <w:tcMar>
-              <w:top w:w="85" w:type="dxa"/>
-              <w:left w:w="141" w:type="dxa"/>
-              <w:bottom w:w="85" w:type="dxa"/>
-              <w:right w:w="141" w:type="dxa"/>
+              <w:top w:w="68" w:type="dxa"/>
+              <w:left w:w="124" w:type="dxa"/>
+              <w:bottom w:w="68" w:type="dxa"/>
+              <w:right w:w="124" w:type="dxa"/>
             </w:tcMar>
-            <w:shd w:val="clear" w:color="auto" w:fill="FFF1D9"/>
             <w:tcBorders>
-              <w:top w:val="single" w:sz="8" w:color="FF9F28"/>
-              <w:left w:val="single" w:sz="8" w:color="FF9F28"/>
-              <w:bottom w:val="single" w:sz="8" w:color="FF9F28"/>
-              <w:right w:val="single" w:sz="8" w:color="FF9F28"/>
+              <w:top w:val="single" w:sz="12" w:color="68A941"/>
+              <w:left w:val="single" w:sz="12" w:color="68A941"/>
+              <w:bottom w:val="single" w:sz="12" w:color="68A941"/>
+              <w:right w:val="single" w:sz="12" w:color="68A941"/>
             </w:tcBorders>
+            <w:shd w:val="clear" w:color="auto" w:fill="68A941"/>
             <w:vAlign w:val="center"/>
           </w:tcPr>
           <w:p>
             <w:pPr>
-              <w:spacing w:before="0" w:after="0" w:line="300" w:lineRule="auto"/>
+              <w:spacing w:before="0" w:after="0" w:line="288" w:lineRule="auto"/>
               <w:jc w:val="center"/>
             </w:pPr>
             <w:r>
               <w:rPr>
-                <w:rFonts w:ascii="Noto Sans KR" w:hAnsi="Noto Sans KR" w:eastAsia="Noto Sans KR"/>
+                <w:rFonts w:ascii="Gamja Flower" w:hAnsi="Gamja Flower" w:eastAsia="Gamja Flower"/>
                 <w:b/>
-                <w:color w:val="FF9F28"/>
-                <w:sz w:val="21"/>
+                <w:color w:val="FFFFFF"/>
+                <w:sz w:val="25"/>
               </w:rPr>
-              <w:t>번호</w:t>
+              <w:t>핵심어</w:t>
             </w:r>
           </w:p>
         </w:tc>
         <w:tc>
           <w:tcPr>
-            <w:tcW w:type="dxa" w:w="3969"/>
+            <w:tcW w:type="dxa" w:w="8051"/>
             <w:tcMar>
-              <w:top w:w="85" w:type="dxa"/>
-              <w:left w:w="141" w:type="dxa"/>
-              <w:bottom w:w="85" w:type="dxa"/>
-              <w:right w:w="141" w:type="dxa"/>
+              <w:top w:w="68" w:type="dxa"/>
+              <w:left w:w="124" w:type="dxa"/>
+              <w:bottom w:w="68" w:type="dxa"/>
+              <w:right w:w="124" w:type="dxa"/>
             </w:tcMar>
-            <w:shd w:val="clear" w:color="auto" w:fill="FFF1D9"/>
             <w:tcBorders>
-              <w:top w:val="single" w:sz="8" w:color="FF9F28"/>
-              <w:left w:val="single" w:sz="8" w:color="FF9F28"/>
-              <w:bottom w:val="single" w:sz="8" w:color="FF9F28"/>
-              <w:right w:val="single" w:sz="8" w:color="FF9F28"/>
+              <w:top w:val="single" w:sz="12" w:color="68A941"/>
+              <w:left w:val="single" w:sz="12" w:color="68A941"/>
+              <w:bottom w:val="single" w:sz="12" w:color="68A941"/>
+              <w:right w:val="single" w:sz="12" w:color="68A941"/>
             </w:tcBorders>
+            <w:shd w:val="clear" w:color="auto" w:fill="68A941"/>
             <w:vAlign w:val="center"/>
           </w:tcPr>
           <w:p>
             <w:pPr>
-              <w:spacing w:before="0" w:after="0" w:line="300" w:lineRule="auto"/>
+              <w:spacing w:before="0" w:after="0" w:line="288" w:lineRule="auto"/>
               <w:jc w:val="center"/>
             </w:pPr>
             <w:r>
               <w:rPr>
-                <w:rFonts w:ascii="Noto Sans KR" w:hAnsi="Noto Sans KR" w:eastAsia="Noto Sans KR"/>
+                <w:rFonts w:ascii="Gamja Flower" w:hAnsi="Gamja Flower" w:eastAsia="Gamja Flower"/>
                 <w:b/>
-                <w:color w:val="FF9F28"/>
-                <w:sz w:val="21"/>
+                <w:color w:val="FFFFFF"/>
+                <w:sz w:val="25"/>
               </w:rPr>
-              <w:t>질문</w:t>
-            </w:r>
-          </w:p>
-        </w:tc>
-        <w:tc>
-          <w:tcPr>
-            <w:tcW w:type="dxa" w:w="5783"/>
-            <w:tcMar>
-              <w:top w:w="85" w:type="dxa"/>
-              <w:left w:w="141" w:type="dxa"/>
-              <w:bottom w:w="85" w:type="dxa"/>
-              <w:right w:w="141" w:type="dxa"/>
-            </w:tcMar>
-            <w:shd w:val="clear" w:color="auto" w:fill="FFF1D9"/>
-            <w:tcBorders>
-              <w:top w:val="single" w:sz="8" w:color="FF9F28"/>
-              <w:left w:val="single" w:sz="8" w:color="FF9F28"/>
-              <w:bottom w:val="single" w:sz="8" w:color="FF9F28"/>
-              <w:right w:val="single" w:sz="8" w:color="FF9F28"/>
-            </w:tcBorders>
-            <w:vAlign w:val="center"/>
-          </w:tcPr>
-          <w:p>
-            <w:pPr>
-              <w:spacing w:before="0" w:after="0" w:line="300" w:lineRule="auto"/>
-              <w:jc w:val="center"/>
-            </w:pPr>
-            <w:r>
-              <w:rPr>
-                <w:rFonts w:ascii="Noto Sans KR" w:hAnsi="Noto Sans KR" w:eastAsia="Noto Sans KR"/>
-                <w:b/>
-                <w:color w:val="FF9F28"/>
-                <w:sz w:val="21"/>
-              </w:rPr>
-              <w:t>교과서에서 찾은 답</w:t>
+              <w:t>교과서에서 찾은 뜻 · 설명</w:t>
             </w:r>
           </w:p>
         </w:tc>
       </w:tr>
       <w:tr>
         <w:trPr>
-          <w:trHeight w:val="4309" w:hRule="exact"/>
+          <w:trHeight w:val="3061" w:hRule="exact"/>
           <w:cantSplit/>
         </w:trPr>
         <w:tc>
           <w:tcPr>
-            <w:tcW w:type="dxa" w:w="793"/>
+            <w:tcW w:type="dxa" w:w="2494"/>
             <w:tcMar>
-              <w:top w:w="85" w:type="dxa"/>
-              <w:left w:w="141" w:type="dxa"/>
-              <w:bottom w:w="85" w:type="dxa"/>
-              <w:right w:w="141" w:type="dxa"/>
+              <w:top w:w="68" w:type="dxa"/>
+              <w:left w:w="124" w:type="dxa"/>
+              <w:bottom w:w="68" w:type="dxa"/>
+              <w:right w:w="124" w:type="dxa"/>
             </w:tcMar>
-            <w:shd w:val="clear" w:color="auto" w:fill="FFF1D9"/>
             <w:tcBorders>
-              <w:top w:val="single" w:sz="6" w:color="FF9F28"/>
-              <w:left w:val="single" w:sz="6" w:color="FF9F28"/>
-              <w:bottom w:val="single" w:sz="6" w:color="FF9F28"/>
-              <w:right w:val="single" w:sz="6" w:color="FF9F28"/>
+              <w:top w:val="single" w:sz="12" w:color="68A941"/>
+              <w:left w:val="single" w:sz="12" w:color="68A941"/>
+              <w:bottom w:val="single" w:sz="12" w:color="68A941"/>
+              <w:right w:val="single" w:sz="12" w:color="68A941"/>
             </w:tcBorders>
             <w:vAlign w:val="center"/>
           </w:tcPr>
           <w:p>
             <w:pPr>
-              <w:spacing w:before="0" w:after="0" w:line="300" w:lineRule="auto"/>
+              <w:spacing w:before="0" w:after="0" w:line="288" w:lineRule="auto"/>
               <w:jc w:val="center"/>
             </w:pPr>
             <w:r>
               <w:rPr>
-                <w:rFonts w:ascii="Noto Sans KR" w:hAnsi="Noto Sans KR" w:eastAsia="Noto Sans KR"/>
+                <w:rFonts w:ascii="Gamja Flower" w:hAnsi="Gamja Flower" w:eastAsia="Gamja Flower"/>
                 <w:b/>
-                <w:color w:val="FF9F28"/>
-                <w:sz w:val="32"/>
+                <w:color w:val="111111"/>
+                <w:sz w:val="28"/>
               </w:rPr>
-              <w:t>1</w:t>
+              <w:t>탄성</w:t>
             </w:r>
           </w:p>
         </w:tc>
         <w:tc>
           <w:tcPr>
-            <w:tcW w:type="dxa" w:w="3969"/>
+            <w:tcW w:type="dxa" w:w="8051"/>
             <w:tcMar>
-              <w:top w:w="85" w:type="dxa"/>
-              <w:left w:w="141" w:type="dxa"/>
-              <w:bottom w:w="85" w:type="dxa"/>
-              <w:right w:w="141" w:type="dxa"/>
+              <w:top w:w="68" w:type="dxa"/>
+              <w:left w:w="124" w:type="dxa"/>
+              <w:bottom w:w="68" w:type="dxa"/>
+              <w:right w:w="124" w:type="dxa"/>
             </w:tcMar>
             <w:tcBorders>
-              <w:top w:val="single" w:sz="6" w:color="FF9F28"/>
-              <w:left w:val="single" w:sz="6" w:color="FF9F28"/>
-              <w:bottom w:val="single" w:sz="6" w:color="FF9F28"/>
-              <w:right w:val="single" w:sz="6" w:color="FF9F28"/>
-            </w:tcBorders>
-            <w:vAlign w:val="top"/>
-          </w:tcPr>
-          <w:p>
-            <w:pPr>
-              <w:spacing w:before="0" w:after="0" w:line="348" w:lineRule="auto"/>
-              <w:jc w:val="left"/>
-            </w:pPr>
-            <w:r>
-              <w:rPr>
-                <w:rFonts w:ascii="Noto Sans KR" w:hAnsi="Noto Sans KR" w:eastAsia="Noto Sans KR"/>
-                <w:b w:val="0"/>
-                <w:color w:val="333333"/>
-                <w:sz w:val="22"/>
-              </w:rPr>
-              <w:t>탄성과 탄성력은 각각 무엇이며, 탄성력은 어느 방향으로 작용할까?</w:t>
-            </w:r>
-          </w:p>
-        </w:tc>
-        <w:tc>
-          <w:tcPr>
-            <w:tcW w:type="dxa" w:w="5783"/>
-            <w:tcMar>
-              <w:top w:w="85" w:type="dxa"/>
-              <w:left w:w="141" w:type="dxa"/>
-              <w:bottom w:w="85" w:type="dxa"/>
-              <w:right w:w="141" w:type="dxa"/>
-            </w:tcMar>
-            <w:tcBorders>
-              <w:top w:val="single" w:sz="6" w:color="FF9F28"/>
-              <w:left w:val="single" w:sz="6" w:color="FF9F28"/>
-              <w:bottom w:val="single" w:sz="6" w:color="FF9F28"/>
-              <w:right w:val="single" w:sz="6" w:color="FF9F28"/>
+              <w:top w:val="single" w:sz="12" w:color="68A941"/>
+              <w:left w:val="single" w:sz="12" w:color="68A941"/>
+              <w:bottom w:val="single" w:sz="12" w:color="68A941"/>
+              <w:right w:val="single" w:sz="12" w:color="68A941"/>
             </w:tcBorders>
           </w:tcPr>
           <w:p/>
@@ -1349,90 +1751,56 @@
       </w:tr>
       <w:tr>
         <w:trPr>
-          <w:trHeight w:val="4309" w:hRule="exact"/>
+          <w:trHeight w:val="3061" w:hRule="exact"/>
           <w:cantSplit/>
         </w:trPr>
         <w:tc>
           <w:tcPr>
-            <w:tcW w:type="dxa" w:w="793"/>
+            <w:tcW w:type="dxa" w:w="2494"/>
             <w:tcMar>
-              <w:top w:w="85" w:type="dxa"/>
-              <w:left w:w="141" w:type="dxa"/>
-              <w:bottom w:w="85" w:type="dxa"/>
-              <w:right w:w="141" w:type="dxa"/>
+              <w:top w:w="68" w:type="dxa"/>
+              <w:left w:w="124" w:type="dxa"/>
+              <w:bottom w:w="68" w:type="dxa"/>
+              <w:right w:w="124" w:type="dxa"/>
             </w:tcMar>
-            <w:shd w:val="clear" w:color="auto" w:fill="FFF1D9"/>
             <w:tcBorders>
-              <w:top w:val="single" w:sz="6" w:color="FF9F28"/>
-              <w:left w:val="single" w:sz="6" w:color="FF9F28"/>
-              <w:bottom w:val="single" w:sz="6" w:color="FF9F28"/>
-              <w:right w:val="single" w:sz="6" w:color="FF9F28"/>
+              <w:top w:val="single" w:sz="12" w:color="68A941"/>
+              <w:left w:val="single" w:sz="12" w:color="68A941"/>
+              <w:bottom w:val="single" w:sz="12" w:color="68A941"/>
+              <w:right w:val="single" w:sz="12" w:color="68A941"/>
             </w:tcBorders>
             <w:vAlign w:val="center"/>
           </w:tcPr>
           <w:p>
             <w:pPr>
-              <w:spacing w:before="0" w:after="0" w:line="300" w:lineRule="auto"/>
+              <w:spacing w:before="0" w:after="0" w:line="288" w:lineRule="auto"/>
               <w:jc w:val="center"/>
             </w:pPr>
             <w:r>
               <w:rPr>
-                <w:rFonts w:ascii="Noto Sans KR" w:hAnsi="Noto Sans KR" w:eastAsia="Noto Sans KR"/>
+                <w:rFonts w:ascii="Gamja Flower" w:hAnsi="Gamja Flower" w:eastAsia="Gamja Flower"/>
                 <w:b/>
-                <w:color w:val="FF9F28"/>
-                <w:sz w:val="32"/>
+                <w:color w:val="111111"/>
+                <w:sz w:val="28"/>
               </w:rPr>
-              <w:t>2</w:t>
+              <w:t>탄성력</w:t>
             </w:r>
           </w:p>
         </w:tc>
         <w:tc>
           <w:tcPr>
-            <w:tcW w:type="dxa" w:w="3969"/>
+            <w:tcW w:type="dxa" w:w="8051"/>
             <w:tcMar>
-              <w:top w:w="85" w:type="dxa"/>
-              <w:left w:w="141" w:type="dxa"/>
-              <w:bottom w:w="85" w:type="dxa"/>
-              <w:right w:w="141" w:type="dxa"/>
+              <w:top w:w="68" w:type="dxa"/>
+              <w:left w:w="124" w:type="dxa"/>
+              <w:bottom w:w="68" w:type="dxa"/>
+              <w:right w:w="124" w:type="dxa"/>
             </w:tcMar>
             <w:tcBorders>
-              <w:top w:val="single" w:sz="6" w:color="FF9F28"/>
-              <w:left w:val="single" w:sz="6" w:color="FF9F28"/>
-              <w:bottom w:val="single" w:sz="6" w:color="FF9F28"/>
-              <w:right w:val="single" w:sz="6" w:color="FF9F28"/>
-            </w:tcBorders>
-            <w:vAlign w:val="top"/>
-          </w:tcPr>
-          <w:p>
-            <w:pPr>
-              <w:spacing w:before="0" w:after="0" w:line="348" w:lineRule="auto"/>
-              <w:jc w:val="left"/>
-            </w:pPr>
-            <w:r>
-              <w:rPr>
-                <w:rFonts w:ascii="Noto Sans KR" w:hAnsi="Noto Sans KR" w:eastAsia="Noto Sans KR"/>
-                <w:b w:val="0"/>
-                <w:color w:val="333333"/>
-                <w:sz w:val="22"/>
-              </w:rPr>
-              <w:t>탄성체의 변형 정도가 커질수록 탄성력의 크기는 어떻게 달라질까?</w:t>
-            </w:r>
-          </w:p>
-        </w:tc>
-        <w:tc>
-          <w:tcPr>
-            <w:tcW w:type="dxa" w:w="5783"/>
-            <w:tcMar>
-              <w:top w:w="85" w:type="dxa"/>
-              <w:left w:w="141" w:type="dxa"/>
-              <w:bottom w:w="85" w:type="dxa"/>
-              <w:right w:w="141" w:type="dxa"/>
-            </w:tcMar>
-            <w:tcBorders>
-              <w:top w:val="single" w:sz="6" w:color="FF9F28"/>
-              <w:left w:val="single" w:sz="6" w:color="FF9F28"/>
-              <w:bottom w:val="single" w:sz="6" w:color="FF9F28"/>
-              <w:right w:val="single" w:sz="6" w:color="FF9F28"/>
+              <w:top w:val="single" w:sz="12" w:color="68A941"/>
+              <w:left w:val="single" w:sz="12" w:color="68A941"/>
+              <w:bottom w:val="single" w:sz="12" w:color="68A941"/>
+              <w:right w:val="single" w:sz="12" w:color="68A941"/>
             </w:tcBorders>
           </w:tcPr>
           <w:p/>
@@ -1440,90 +1808,113 @@
       </w:tr>
       <w:tr>
         <w:trPr>
-          <w:trHeight w:val="4309" w:hRule="exact"/>
+          <w:trHeight w:val="3061" w:hRule="exact"/>
           <w:cantSplit/>
         </w:trPr>
         <w:tc>
           <w:tcPr>
-            <w:tcW w:type="dxa" w:w="793"/>
+            <w:tcW w:type="dxa" w:w="2494"/>
             <w:tcMar>
-              <w:top w:w="85" w:type="dxa"/>
-              <w:left w:w="141" w:type="dxa"/>
-              <w:bottom w:w="85" w:type="dxa"/>
-              <w:right w:w="141" w:type="dxa"/>
+              <w:top w:w="68" w:type="dxa"/>
+              <w:left w:w="124" w:type="dxa"/>
+              <w:bottom w:w="68" w:type="dxa"/>
+              <w:right w:w="124" w:type="dxa"/>
             </w:tcMar>
-            <w:shd w:val="clear" w:color="auto" w:fill="FFF1D9"/>
             <w:tcBorders>
-              <w:top w:val="single" w:sz="6" w:color="FF9F28"/>
-              <w:left w:val="single" w:sz="6" w:color="FF9F28"/>
-              <w:bottom w:val="single" w:sz="6" w:color="FF9F28"/>
-              <w:right w:val="single" w:sz="6" w:color="FF9F28"/>
+              <w:top w:val="single" w:sz="12" w:color="68A941"/>
+              <w:left w:val="single" w:sz="12" w:color="68A941"/>
+              <w:bottom w:val="single" w:sz="12" w:color="68A941"/>
+              <w:right w:val="single" w:sz="12" w:color="68A941"/>
             </w:tcBorders>
             <w:vAlign w:val="center"/>
           </w:tcPr>
           <w:p>
             <w:pPr>
-              <w:spacing w:before="0" w:after="0" w:line="300" w:lineRule="auto"/>
+              <w:spacing w:before="0" w:after="0" w:line="288" w:lineRule="auto"/>
               <w:jc w:val="center"/>
             </w:pPr>
             <w:r>
               <w:rPr>
-                <w:rFonts w:ascii="Noto Sans KR" w:hAnsi="Noto Sans KR" w:eastAsia="Noto Sans KR"/>
+                <w:rFonts w:ascii="Gamja Flower" w:hAnsi="Gamja Flower" w:eastAsia="Gamja Flower"/>
                 <w:b/>
-                <w:color w:val="FF9F28"/>
-                <w:sz w:val="32"/>
+                <w:color w:val="111111"/>
+                <w:sz w:val="28"/>
               </w:rPr>
-              <w:t>3</w:t>
+              <w:t>탄성력의 크기</w:t>
             </w:r>
           </w:p>
         </w:tc>
         <w:tc>
           <w:tcPr>
-            <w:tcW w:type="dxa" w:w="3969"/>
+            <w:tcW w:type="dxa" w:w="8051"/>
             <w:tcMar>
-              <w:top w:w="85" w:type="dxa"/>
-              <w:left w:w="141" w:type="dxa"/>
-              <w:bottom w:w="85" w:type="dxa"/>
-              <w:right w:w="141" w:type="dxa"/>
+              <w:top w:w="68" w:type="dxa"/>
+              <w:left w:w="124" w:type="dxa"/>
+              <w:bottom w:w="68" w:type="dxa"/>
+              <w:right w:w="124" w:type="dxa"/>
             </w:tcMar>
             <w:tcBorders>
-              <w:top w:val="single" w:sz="6" w:color="FF9F28"/>
-              <w:left w:val="single" w:sz="6" w:color="FF9F28"/>
-              <w:bottom w:val="single" w:sz="6" w:color="FF9F28"/>
-              <w:right w:val="single" w:sz="6" w:color="FF9F28"/>
+              <w:top w:val="single" w:sz="12" w:color="68A941"/>
+              <w:left w:val="single" w:sz="12" w:color="68A941"/>
+              <w:bottom w:val="single" w:sz="12" w:color="68A941"/>
+              <w:right w:val="single" w:sz="12" w:color="68A941"/>
             </w:tcBorders>
-            <w:vAlign w:val="top"/>
+          </w:tcPr>
+          <w:p/>
+        </w:tc>
+      </w:tr>
+      <w:tr>
+        <w:trPr>
+          <w:trHeight w:val="3061" w:hRule="exact"/>
+          <w:cantSplit/>
+        </w:trPr>
+        <w:tc>
+          <w:tcPr>
+            <w:tcW w:type="dxa" w:w="2494"/>
+            <w:tcMar>
+              <w:top w:w="68" w:type="dxa"/>
+              <w:left w:w="124" w:type="dxa"/>
+              <w:bottom w:w="68" w:type="dxa"/>
+              <w:right w:w="124" w:type="dxa"/>
+            </w:tcMar>
+            <w:tcBorders>
+              <w:top w:val="single" w:sz="12" w:color="68A941"/>
+              <w:left w:val="single" w:sz="12" w:color="68A941"/>
+              <w:bottom w:val="single" w:sz="12" w:color="68A941"/>
+              <w:right w:val="single" w:sz="12" w:color="68A941"/>
+            </w:tcBorders>
+            <w:vAlign w:val="center"/>
           </w:tcPr>
           <w:p>
             <w:pPr>
-              <w:spacing w:before="0" w:after="0" w:line="348" w:lineRule="auto"/>
-              <w:jc w:val="left"/>
+              <w:spacing w:before="0" w:after="0" w:line="288" w:lineRule="auto"/>
+              <w:jc w:val="center"/>
             </w:pPr>
             <w:r>
               <w:rPr>
-                <w:rFonts w:ascii="Noto Sans KR" w:hAnsi="Noto Sans KR" w:eastAsia="Noto Sans KR"/>
-                <w:b w:val="0"/>
-                <w:color w:val="333333"/>
-                <w:sz w:val="22"/>
+                <w:rFonts w:ascii="Gamja Flower" w:hAnsi="Gamja Flower" w:eastAsia="Gamja Flower"/>
+                <w:b/>
+                <w:color w:val="111111"/>
+                <w:sz w:val="28"/>
               </w:rPr>
-              <w:t>용수철이 늘어난 길이와 탄성력의 크기는 어떤 관계이며, 그래프는 어떤 모양일까?</w:t>
+              <w:t>탄성력의 방향</w:t>
             </w:r>
           </w:p>
         </w:tc>
         <w:tc>
           <w:tcPr>
-            <w:tcW w:type="dxa" w:w="5783"/>
+            <w:tcW w:type="dxa" w:w="8051"/>
             <w:tcMar>
-              <w:top w:w="85" w:type="dxa"/>
-              <w:left w:w="141" w:type="dxa"/>
-              <w:bottom w:w="85" w:type="dxa"/>
-              <w:right w:w="141" w:type="dxa"/>
+              <w:top w:w="68" w:type="dxa"/>
+              <w:left w:w="124" w:type="dxa"/>
+              <w:bottom w:w="68" w:type="dxa"/>
+              <w:right w:w="124" w:type="dxa"/>
             </w:tcMar>
             <w:tcBorders>
-              <w:top w:val="single" w:sz="6" w:color="FF9F28"/>
-              <w:left w:val="single" w:sz="6" w:color="FF9F28"/>
-              <w:bottom w:val="single" w:sz="6" w:color="FF9F28"/>
-              <w:right w:val="single" w:sz="6" w:color="FF9F28"/>
+              <w:top w:val="single" w:sz="12" w:color="68A941"/>
+              <w:left w:val="single" w:sz="12" w:color="68A941"/>
+              <w:bottom w:val="single" w:sz="12" w:color="68A941"/>
+              <w:right w:val="single" w:sz="12" w:color="68A941"/>
             </w:tcBorders>
           </w:tcPr>
           <w:p/>
@@ -1550,43 +1941,61 @@
         <w:tblW w:w="10546" w:type="dxa"/>
       </w:tblPr>
       <w:tblGrid>
-        <w:gridCol w:w="7030"/>
-        <w:gridCol w:w="2154"/>
-        <w:gridCol w:w="1361"/>
+        <w:gridCol w:w="2268"/>
+        <w:gridCol w:w="6009"/>
+        <w:gridCol w:w="2268"/>
       </w:tblGrid>
       <w:tr>
         <w:trPr>
-          <w:trHeight w:val="624" w:hRule="exact"/>
+          <w:trHeight w:val="737" w:hRule="exact"/>
           <w:cantSplit/>
         </w:trPr>
         <w:tc>
           <w:tcPr>
-            <w:tcW w:type="dxa" w:w="7030"/>
+            <w:tcW w:type="dxa" w:w="2268"/>
             <w:tcMar>
-              <w:top w:w="85" w:type="dxa"/>
-              <w:left w:w="141" w:type="dxa"/>
-              <w:bottom w:w="85" w:type="dxa"/>
-              <w:right w:w="141" w:type="dxa"/>
+              <w:top w:w="68" w:type="dxa"/>
+              <w:left w:w="124" w:type="dxa"/>
+              <w:bottom w:w="68" w:type="dxa"/>
+              <w:right w:w="124" w:type="dxa"/>
             </w:tcMar>
             <w:tcBorders>
               <w:top w:val="nil"/>
               <w:left w:val="nil"/>
-              <w:bottom w:val="single" w:sz="12" w:color="55C7E7"/>
+              <w:bottom w:val="nil"/>
+              <w:right w:val="nil"/>
+            </w:tcBorders>
+          </w:tcPr>
+          <w:p/>
+        </w:tc>
+        <w:tc>
+          <w:tcPr>
+            <w:tcW w:type="dxa" w:w="6010"/>
+            <w:tcMar>
+              <w:top w:w="68" w:type="dxa"/>
+              <w:left w:w="124" w:type="dxa"/>
+              <w:bottom w:w="68" w:type="dxa"/>
+              <w:right w:w="124" w:type="dxa"/>
+            </w:tcMar>
+            <w:tcBorders>
+              <w:top w:val="nil"/>
+              <w:left w:val="nil"/>
+              <w:bottom w:val="nil"/>
               <w:right w:val="nil"/>
             </w:tcBorders>
             <w:vAlign w:val="center"/>
           </w:tcPr>
           <w:p>
             <w:pPr>
-              <w:spacing w:before="0" w:after="0" w:line="300" w:lineRule="auto"/>
-              <w:jc w:val="left"/>
+              <w:spacing w:before="0" w:after="0" w:line="288" w:lineRule="auto"/>
+              <w:jc w:val="center"/>
             </w:pPr>
             <w:r>
               <w:rPr>
-                <w:rFonts w:ascii="Noto Sans KR" w:hAnsi="Noto Sans KR" w:eastAsia="Noto Sans KR"/>
+                <w:rFonts w:ascii="Gamja Flower" w:hAnsi="Gamja Flower" w:eastAsia="Gamja Flower"/>
                 <w:b/>
-                <w:color w:val="333333"/>
-                <w:sz w:val="26"/>
+                <w:color w:val="111111"/>
+                <w:sz w:val="32"/>
               </w:rPr>
               <w:t>Ⅴ-1. 탄성력</w:t>
             </w:r>
@@ -1594,68 +2003,59 @@
         </w:tc>
         <w:tc>
           <w:tcPr>
-            <w:tcW w:type="dxa" w:w="2154"/>
+            <w:tcW w:type="dxa" w:w="2268"/>
             <w:tcMar>
-              <w:top w:w="85" w:type="dxa"/>
-              <w:left w:w="141" w:type="dxa"/>
-              <w:bottom w:w="85" w:type="dxa"/>
-              <w:right w:w="141" w:type="dxa"/>
+              <w:top w:w="68" w:type="dxa"/>
+              <w:left w:w="124" w:type="dxa"/>
+              <w:bottom w:w="68" w:type="dxa"/>
+              <w:right w:w="124" w:type="dxa"/>
             </w:tcMar>
             <w:tcBorders>
               <w:top w:val="nil"/>
               <w:left w:val="nil"/>
-              <w:bottom w:val="single" w:sz="12" w:color="55C7E7"/>
+              <w:bottom w:val="nil"/>
               <w:right w:val="nil"/>
             </w:tcBorders>
-            <w:vAlign w:val="center"/>
+            <w:vAlign w:val="top"/>
           </w:tcPr>
           <w:p>
             <w:pPr>
-              <w:spacing w:before="0" w:after="0" w:line="300" w:lineRule="auto"/>
+              <w:spacing w:before="0" w:after="0" w:line="240" w:lineRule="auto"/>
               <w:jc w:val="right"/>
             </w:pPr>
             <w:r>
-              <w:rPr>
-                <w:rFonts w:ascii="Noto Sans KR" w:hAnsi="Noto Sans KR" w:eastAsia="Noto Sans KR"/>
-                <w:b/>
-                <w:color w:val="777777"/>
-                <w:sz w:val="20"/>
-              </w:rPr>
-              <w:t>교과서 164~167쪽</w:t>
-            </w:r>
-          </w:p>
-        </w:tc>
-        <w:tc>
-          <w:tcPr>
-            <w:tcW w:type="dxa" w:w="1360"/>
-            <w:tcMar>
-              <w:top w:w="85" w:type="dxa"/>
-              <w:left w:w="141" w:type="dxa"/>
-              <w:bottom w:w="85" w:type="dxa"/>
-              <w:right w:w="141" w:type="dxa"/>
-            </w:tcMar>
-            <w:shd w:val="clear" w:color="auto" w:fill="FFE49A"/>
-            <w:tcBorders>
-              <w:top w:val="single" w:sz="12" w:color="F4B848"/>
-              <w:left w:val="single" w:sz="12" w:color="F4B848"/>
-              <w:bottom w:val="single" w:sz="12" w:color="F4B848"/>
-              <w:right w:val="single" w:sz="12" w:color="F4B848"/>
-            </w:tcBorders>
-            <w:vAlign w:val="center"/>
-          </w:tcPr>
-          <w:p>
-            <w:pPr>
-              <w:spacing w:before="0" w:after="0" w:line="300" w:lineRule="auto"/>
-              <w:jc w:val="center"/>
-            </w:pPr>
-            <w:r>
-              <w:rPr>
-                <w:rFonts w:ascii="Noto Sans KR" w:hAnsi="Noto Sans KR" w:eastAsia="Noto Sans KR"/>
-                <w:b/>
-                <w:color w:val="7A4B00"/>
-                <w:sz w:val="22"/>
-              </w:rPr>
-              <w:t>과학</w:t>
+              <w:drawing>
+                <wp:inline xmlns:a="http://schemas.openxmlformats.org/drawingml/2006/main" xmlns:pic="http://schemas.openxmlformats.org/drawingml/2006/picture">
+                  <wp:extent cx="792000" cy="435600"/>
+                  <wp:docPr id="5" name="Picture 5"/>
+                  <wp:cNvGraphicFramePr>
+                    <a:graphicFrameLocks noChangeAspect="1"/>
+                  </wp:cNvGraphicFramePr>
+                  <a:graphic>
+                    <a:graphicData uri="http://schemas.openxmlformats.org/drawingml/2006/picture">
+                      <pic:pic>
+                        <pic:nvPicPr>
+                          <pic:cNvPr id="0" name="badge_science.png"/>
+                          <pic:cNvPicPr/>
+                        </pic:nvPicPr>
+                        <pic:blipFill>
+                          <a:blip r:embed="rId11"/>
+                          <a:stretch>
+                            <a:fillRect/>
+                          </a:stretch>
+                        </pic:blipFill>
+                        <pic:spPr>
+                          <a:xfrm>
+                            <a:off x="0" y="0"/>
+                            <a:ext cx="792000" cy="435600"/>
+                          </a:xfrm>
+                          <a:prstGeom prst="rect"/>
+                        </pic:spPr>
+                      </pic:pic>
+                    </a:graphicData>
+                  </a:graphic>
+                </wp:inline>
+              </w:drawing>
             </w:r>
           </w:p>
         </w:tc>
@@ -1663,7 +2063,7 @@
     </w:tbl>
     <w:p>
       <w:pPr>
-        <w:spacing w:before="0" w:after="0" w:line="170" w:lineRule="exact"/>
+        <w:spacing w:before="0" w:after="0" w:line="227" w:lineRule="exact"/>
       </w:pPr>
       <w:r>
         <w:rPr>
@@ -1680,80 +2080,60 @@
         <w:tblW w:w="10546" w:type="dxa"/>
       </w:tblPr>
       <w:tblGrid>
-        <w:gridCol w:w="1020"/>
-        <w:gridCol w:w="2381"/>
+        <w:gridCol w:w="3402"/>
         <w:gridCol w:w="7143"/>
       </w:tblGrid>
       <w:tr>
         <w:trPr>
-          <w:trHeight w:val="737" w:hRule="exact"/>
+          <w:trHeight w:val="850" w:hRule="exact"/>
           <w:cantSplit/>
         </w:trPr>
         <w:tc>
           <w:tcPr>
-            <w:tcW w:type="dxa" w:w="1020"/>
+            <w:tcW w:type="dxa" w:w="3402"/>
             <w:tcMar>
-              <w:top w:w="85" w:type="dxa"/>
-              <w:left w:w="141" w:type="dxa"/>
-              <w:bottom w:w="85" w:type="dxa"/>
-              <w:right w:w="141" w:type="dxa"/>
+              <w:top w:w="68" w:type="dxa"/>
+              <w:left w:w="124" w:type="dxa"/>
+              <w:bottom w:w="68" w:type="dxa"/>
+              <w:right w:w="124" w:type="dxa"/>
             </w:tcMar>
-            <w:shd w:val="clear" w:color="auto" w:fill="65B33F"/>
             <w:tcBorders>
-              <w:top w:val="single" w:sz="6" w:color="65B33F"/>
-              <w:left w:val="single" w:sz="6" w:color="65B33F"/>
-              <w:bottom w:val="single" w:sz="6" w:color="65B33F"/>
-              <w:right w:val="single" w:sz="6" w:color="65B33F"/>
+              <w:top w:val="single" w:sz="12" w:color="FF8A68"/>
+              <w:left w:val="single" w:sz="12" w:color="FF8A68"/>
+              <w:bottom w:val="single" w:sz="12" w:color="FF8A68"/>
+              <w:right w:val="single" w:sz="12" w:color="FF8A68"/>
             </w:tcBorders>
+            <w:shd w:val="clear" w:color="auto" w:fill="FF8A68"/>
             <w:vAlign w:val="center"/>
           </w:tcPr>
           <w:p>
             <w:pPr>
-              <w:spacing w:before="0" w:after="0" w:line="300" w:lineRule="auto"/>
+              <w:spacing w:before="0" w:after="0" w:line="240" w:lineRule="auto"/>
               <w:jc w:val="center"/>
             </w:pPr>
             <w:r>
               <w:rPr>
-                <w:rFonts w:ascii="Noto Sans KR" w:hAnsi="Noto Sans KR" w:eastAsia="Noto Sans KR"/>
+                <w:rFonts w:ascii="Gamja Flower" w:hAnsi="Gamja Flower" w:eastAsia="Gamja Flower"/>
                 <w:b/>
                 <w:color w:val="FFFFFF"/>
-                <w:sz w:val="40"/>
+                <w:sz w:val="27"/>
               </w:rPr>
               <w:t>R</w:t>
             </w:r>
           </w:p>
-        </w:tc>
-        <w:tc>
-          <w:tcPr>
-            <w:tcW w:type="dxa" w:w="2381"/>
-            <w:tcMar>
-              <w:top w:w="85" w:type="dxa"/>
-              <w:left w:w="141" w:type="dxa"/>
-              <w:bottom w:w="85" w:type="dxa"/>
-              <w:right w:w="141" w:type="dxa"/>
-            </w:tcMar>
-            <w:shd w:val="clear" w:color="auto" w:fill="65B33F"/>
-            <w:tcBorders>
-              <w:top w:val="single" w:sz="6" w:color="65B33F"/>
-              <w:left w:val="single" w:sz="6" w:color="65B33F"/>
-              <w:bottom w:val="single" w:sz="6" w:color="65B33F"/>
-              <w:right w:val="single" w:sz="6" w:color="65B33F"/>
-            </w:tcBorders>
-            <w:vAlign w:val="center"/>
-          </w:tcPr>
           <w:p>
             <w:pPr>
-              <w:spacing w:before="0" w:after="0" w:line="300" w:lineRule="auto"/>
-              <w:jc w:val="left"/>
+              <w:spacing w:before="0" w:after="0" w:line="240" w:lineRule="auto"/>
+              <w:jc w:val="center"/>
             </w:pPr>
             <w:r>
               <w:rPr>
-                <w:rFonts w:ascii="Noto Sans KR" w:hAnsi="Noto Sans KR" w:eastAsia="Noto Sans KR"/>
+                <w:rFonts w:ascii="Gamja Flower" w:hAnsi="Gamja Flower" w:eastAsia="Gamja Flower"/>
                 <w:b/>
                 <w:color w:val="FFFFFF"/>
-                <w:sz w:val="30"/>
+                <w:sz w:val="27"/>
               </w:rPr>
-              <w:t>Read</w:t>
+              <w:t>Reflect</w:t>
             </w:r>
           </w:p>
         </w:tc>
@@ -1761,33 +2141,33 @@
           <w:tcPr>
             <w:tcW w:type="dxa" w:w="7144"/>
             <w:tcMar>
-              <w:top w:w="85" w:type="dxa"/>
-              <w:left w:w="141" w:type="dxa"/>
-              <w:bottom w:w="85" w:type="dxa"/>
-              <w:right w:w="141" w:type="dxa"/>
+              <w:top w:w="68" w:type="dxa"/>
+              <w:left w:w="124" w:type="dxa"/>
+              <w:bottom w:w="68" w:type="dxa"/>
+              <w:right w:w="124" w:type="dxa"/>
             </w:tcMar>
-            <w:shd w:val="clear" w:color="auto" w:fill="EDF7DF"/>
             <w:tcBorders>
-              <w:top w:val="single" w:sz="6" w:color="65B33F"/>
-              <w:left w:val="single" w:sz="6" w:color="65B33F"/>
-              <w:bottom w:val="single" w:sz="6" w:color="65B33F"/>
-              <w:right w:val="single" w:sz="6" w:color="65B33F"/>
+              <w:top w:val="single" w:sz="12" w:color="FF8A68"/>
+              <w:left w:val="single" w:sz="12" w:color="FF8A68"/>
+              <w:bottom w:val="single" w:sz="12" w:color="FF8A68"/>
+              <w:right w:val="single" w:sz="12" w:color="FF8A68"/>
             </w:tcBorders>
+            <w:shd w:val="clear" w:color="auto" w:fill="FFCFC0"/>
             <w:vAlign w:val="center"/>
           </w:tcPr>
           <w:p>
             <w:pPr>
-              <w:spacing w:before="0" w:after="0" w:line="300" w:lineRule="auto"/>
+              <w:spacing w:before="0" w:after="0" w:line="288" w:lineRule="auto"/>
               <w:jc w:val="left"/>
             </w:pPr>
             <w:r>
               <w:rPr>
-                <w:rFonts w:ascii="Noto Sans KR" w:hAnsi="Noto Sans KR" w:eastAsia="Noto Sans KR"/>
+                <w:rFonts w:ascii="Gamja Flower" w:hAnsi="Gamja Flower" w:eastAsia="Gamja Flower"/>
                 <w:b/>
-                <w:color w:val="65B33F"/>
-                <w:sz w:val="21"/>
+                <w:color w:val="111111"/>
+                <w:sz w:val="28"/>
               </w:rPr>
-              <w:t>교과서를 읽으며 핵심어의 뜻과 설명을 정리해요.</w:t>
+              <w:t>연결하기 - 탐구 · 자료 · 생활과 연결</w:t>
             </w:r>
           </w:p>
         </w:tc>
@@ -1795,7 +2175,7 @@
     </w:tbl>
     <w:p>
       <w:pPr>
-        <w:spacing w:before="0" w:after="0" w:line="170" w:lineRule="exact"/>
+        <w:spacing w:before="0" w:after="0" w:line="57" w:lineRule="exact"/>
       </w:pPr>
       <w:r>
         <w:rPr>
@@ -1812,136 +2192,150 @@
         <w:tblW w:w="10546" w:type="dxa"/>
       </w:tblPr>
       <w:tblGrid>
-        <w:gridCol w:w="2608"/>
-        <w:gridCol w:w="7937"/>
+        <w:gridCol w:w="4195"/>
+        <w:gridCol w:w="6350"/>
       </w:tblGrid>
       <w:tr>
         <w:trPr>
-          <w:trHeight w:val="510" w:hRule="exact"/>
+          <w:trHeight w:val="624" w:hRule="exact"/>
           <w:cantSplit/>
         </w:trPr>
         <w:tc>
           <w:tcPr>
-            <w:tcW w:type="dxa" w:w="2608"/>
+            <w:tcW w:type="dxa" w:w="4195"/>
             <w:tcMar>
-              <w:top w:w="85" w:type="dxa"/>
-              <w:left w:w="141" w:type="dxa"/>
-              <w:bottom w:w="85" w:type="dxa"/>
-              <w:right w:w="141" w:type="dxa"/>
+              <w:top w:w="68" w:type="dxa"/>
+              <w:left w:w="124" w:type="dxa"/>
+              <w:bottom w:w="68" w:type="dxa"/>
+              <w:right w:w="124" w:type="dxa"/>
             </w:tcMar>
-            <w:shd w:val="clear" w:color="auto" w:fill="EDF7DF"/>
             <w:tcBorders>
-              <w:top w:val="single" w:sz="8" w:color="65B33F"/>
-              <w:left w:val="single" w:sz="8" w:color="65B33F"/>
-              <w:bottom w:val="single" w:sz="8" w:color="65B33F"/>
-              <w:right w:val="single" w:sz="8" w:color="65B33F"/>
+              <w:top w:val="single" w:sz="12" w:color="FF8A68"/>
+              <w:left w:val="single" w:sz="12" w:color="FF8A68"/>
+              <w:bottom w:val="single" w:sz="12" w:color="FF8A68"/>
+              <w:right w:val="single" w:sz="12" w:color="FF8A68"/>
             </w:tcBorders>
+            <w:shd w:val="clear" w:color="auto" w:fill="FF8A68"/>
             <w:vAlign w:val="center"/>
           </w:tcPr>
           <w:p>
             <w:pPr>
-              <w:spacing w:before="0" w:after="0" w:line="300" w:lineRule="auto"/>
+              <w:spacing w:before="0" w:after="0" w:line="288" w:lineRule="auto"/>
               <w:jc w:val="center"/>
             </w:pPr>
             <w:r>
               <w:rPr>
-                <w:rFonts w:ascii="Noto Sans KR" w:hAnsi="Noto Sans KR" w:eastAsia="Noto Sans KR"/>
+                <w:rFonts w:ascii="Gamja Flower" w:hAnsi="Gamja Flower" w:eastAsia="Gamja Flower"/>
                 <w:b/>
-                <w:color w:val="65B33F"/>
-                <w:sz w:val="21"/>
+                <w:color w:val="FFFFFF"/>
+                <w:sz w:val="25"/>
               </w:rPr>
-              <w:t>핵심어</w:t>
+              <w:t>연결 활동</w:t>
             </w:r>
           </w:p>
         </w:tc>
         <w:tc>
           <w:tcPr>
-            <w:tcW w:type="dxa" w:w="7938"/>
+            <w:tcW w:type="dxa" w:w="6350"/>
             <w:tcMar>
-              <w:top w:w="85" w:type="dxa"/>
-              <w:left w:w="141" w:type="dxa"/>
-              <w:bottom w:w="85" w:type="dxa"/>
-              <w:right w:w="141" w:type="dxa"/>
+              <w:top w:w="68" w:type="dxa"/>
+              <w:left w:w="124" w:type="dxa"/>
+              <w:bottom w:w="68" w:type="dxa"/>
+              <w:right w:w="124" w:type="dxa"/>
             </w:tcMar>
-            <w:shd w:val="clear" w:color="auto" w:fill="EDF7DF"/>
             <w:tcBorders>
-              <w:top w:val="single" w:sz="8" w:color="65B33F"/>
-              <w:left w:val="single" w:sz="8" w:color="65B33F"/>
-              <w:bottom w:val="single" w:sz="8" w:color="65B33F"/>
-              <w:right w:val="single" w:sz="8" w:color="65B33F"/>
+              <w:top w:val="single" w:sz="12" w:color="FF8A68"/>
+              <w:left w:val="single" w:sz="12" w:color="FF8A68"/>
+              <w:bottom w:val="single" w:sz="12" w:color="FF8A68"/>
+              <w:right w:val="single" w:sz="12" w:color="FF8A68"/>
             </w:tcBorders>
+            <w:shd w:val="clear" w:color="auto" w:fill="FF8A68"/>
             <w:vAlign w:val="center"/>
           </w:tcPr>
           <w:p>
             <w:pPr>
-              <w:spacing w:before="0" w:after="0" w:line="300" w:lineRule="auto"/>
+              <w:spacing w:before="0" w:after="0" w:line="288" w:lineRule="auto"/>
               <w:jc w:val="center"/>
             </w:pPr>
             <w:r>
               <w:rPr>
-                <w:rFonts w:ascii="Noto Sans KR" w:hAnsi="Noto Sans KR" w:eastAsia="Noto Sans KR"/>
+                <w:rFonts w:ascii="Gamja Flower" w:hAnsi="Gamja Flower" w:eastAsia="Gamja Flower"/>
                 <w:b/>
-                <w:color w:val="65B33F"/>
-                <w:sz w:val="21"/>
+                <w:color w:val="FFFFFF"/>
+                <w:sz w:val="25"/>
               </w:rPr>
-              <w:t>교과서에서 찾은 뜻·설명</w:t>
+              <w:t>나의 생각</w:t>
             </w:r>
           </w:p>
         </w:tc>
       </w:tr>
       <w:tr>
         <w:trPr>
-          <w:trHeight w:val="3231" w:hRule="exact"/>
+          <w:trHeight w:val="3061" w:hRule="exact"/>
           <w:cantSplit/>
         </w:trPr>
         <w:tc>
           <w:tcPr>
-            <w:tcW w:type="dxa" w:w="2608"/>
+            <w:tcW w:type="dxa" w:w="4195"/>
             <w:tcMar>
-              <w:top w:w="85" w:type="dxa"/>
-              <w:left w:w="141" w:type="dxa"/>
-              <w:bottom w:w="85" w:type="dxa"/>
-              <w:right w:w="141" w:type="dxa"/>
+              <w:top w:w="68" w:type="dxa"/>
+              <w:left w:w="124" w:type="dxa"/>
+              <w:bottom w:w="68" w:type="dxa"/>
+              <w:right w:w="124" w:type="dxa"/>
             </w:tcMar>
-            <w:shd w:val="clear" w:color="auto" w:fill="EDF7DF"/>
             <w:tcBorders>
-              <w:top w:val="single" w:sz="6" w:color="65B33F"/>
-              <w:left w:val="single" w:sz="6" w:color="65B33F"/>
-              <w:bottom w:val="single" w:sz="6" w:color="65B33F"/>
-              <w:right w:val="single" w:sz="6" w:color="65B33F"/>
+              <w:top w:val="single" w:sz="12" w:color="FF8A68"/>
+              <w:left w:val="single" w:sz="12" w:color="FF8A68"/>
+              <w:bottom w:val="single" w:sz="12" w:color="FF8A68"/>
+              <w:right w:val="single" w:sz="12" w:color="FF8A68"/>
             </w:tcBorders>
             <w:vAlign w:val="center"/>
           </w:tcPr>
           <w:p>
             <w:pPr>
-              <w:spacing w:before="0" w:after="0" w:line="300" w:lineRule="auto"/>
+              <w:spacing w:before="0" w:after="0" w:line="324" w:lineRule="auto"/>
               <w:jc w:val="center"/>
             </w:pPr>
             <w:r>
               <w:rPr>
-                <w:rFonts w:ascii="Noto Sans KR" w:hAnsi="Noto Sans KR" w:eastAsia="Noto Sans KR"/>
-                <w:b/>
-                <w:color w:val="65B33F"/>
-                <w:sz w:val="24"/>
+                <w:rFonts w:ascii="Gamja Flower" w:hAnsi="Gamja Flower" w:eastAsia="Gamja Flower"/>
+                <w:b w:val="0"/>
+                <w:color w:val="111111"/>
+                <w:sz w:val="25"/>
               </w:rPr>
-              <w:t>탄성</w:t>
+              <w:t>탐구·자료 연결 | 질문 1</w:t>
+            </w:r>
+          </w:p>
+          <w:p>
+            <w:pPr>
+              <w:spacing w:before="0" w:after="0" w:line="324" w:lineRule="auto"/>
+              <w:jc w:val="center"/>
+            </w:pPr>
+            <w:r>
+              <w:rPr>
+                <w:rFonts w:ascii="Gamja Flower" w:hAnsi="Gamja Flower" w:eastAsia="Gamja Flower"/>
+                <w:b w:val="0"/>
+                <w:color w:val="111111"/>
+                <w:sz w:val="25"/>
+              </w:rPr>
+              <w:t>164쪽  용수철을 더 많이 압축할수록 탁구공이 튀어 오르는 높이는 어떻게 달라지는지, 그 까닭을 탄성력으로 설명해 보자.</w:t>
             </w:r>
           </w:p>
         </w:tc>
         <w:tc>
           <w:tcPr>
-            <w:tcW w:type="dxa" w:w="7938"/>
+            <w:tcW w:type="dxa" w:w="6350"/>
             <w:tcMar>
-              <w:top w:w="85" w:type="dxa"/>
-              <w:left w:w="141" w:type="dxa"/>
-              <w:bottom w:w="85" w:type="dxa"/>
-              <w:right w:w="141" w:type="dxa"/>
+              <w:top w:w="68" w:type="dxa"/>
+              <w:left w:w="124" w:type="dxa"/>
+              <w:bottom w:w="68" w:type="dxa"/>
+              <w:right w:w="124" w:type="dxa"/>
             </w:tcMar>
             <w:tcBorders>
-              <w:top w:val="single" w:sz="6" w:color="65B33F"/>
-              <w:left w:val="single" w:sz="6" w:color="65B33F"/>
-              <w:bottom w:val="single" w:sz="6" w:color="65B33F"/>
-              <w:right w:val="single" w:sz="6" w:color="65B33F"/>
+              <w:top w:val="single" w:sz="12" w:color="FF8A68"/>
+              <w:left w:val="single" w:sz="12" w:color="FF8A68"/>
+              <w:bottom w:val="single" w:sz="12" w:color="FF8A68"/>
+              <w:right w:val="single" w:sz="12" w:color="FF8A68"/>
             </w:tcBorders>
           </w:tcPr>
           <w:p/>
@@ -1949,57 +2343,71 @@
       </w:tr>
       <w:tr>
         <w:trPr>
-          <w:trHeight w:val="3231" w:hRule="exact"/>
+          <w:trHeight w:val="3061" w:hRule="exact"/>
           <w:cantSplit/>
         </w:trPr>
         <w:tc>
           <w:tcPr>
-            <w:tcW w:type="dxa" w:w="2608"/>
+            <w:tcW w:type="dxa" w:w="4195"/>
             <w:tcMar>
-              <w:top w:w="85" w:type="dxa"/>
-              <w:left w:w="141" w:type="dxa"/>
-              <w:bottom w:w="85" w:type="dxa"/>
-              <w:right w:w="141" w:type="dxa"/>
+              <w:top w:w="68" w:type="dxa"/>
+              <w:left w:w="124" w:type="dxa"/>
+              <w:bottom w:w="68" w:type="dxa"/>
+              <w:right w:w="124" w:type="dxa"/>
             </w:tcMar>
-            <w:shd w:val="clear" w:color="auto" w:fill="EDF7DF"/>
             <w:tcBorders>
-              <w:top w:val="single" w:sz="6" w:color="65B33F"/>
-              <w:left w:val="single" w:sz="6" w:color="65B33F"/>
-              <w:bottom w:val="single" w:sz="6" w:color="65B33F"/>
-              <w:right w:val="single" w:sz="6" w:color="65B33F"/>
+              <w:top w:val="single" w:sz="12" w:color="FF8A68"/>
+              <w:left w:val="single" w:sz="12" w:color="FF8A68"/>
+              <w:bottom w:val="single" w:sz="12" w:color="FF8A68"/>
+              <w:right w:val="single" w:sz="12" w:color="FF8A68"/>
             </w:tcBorders>
             <w:vAlign w:val="center"/>
           </w:tcPr>
           <w:p>
             <w:pPr>
-              <w:spacing w:before="0" w:after="0" w:line="300" w:lineRule="auto"/>
+              <w:spacing w:before="0" w:after="0" w:line="324" w:lineRule="auto"/>
               <w:jc w:val="center"/>
             </w:pPr>
             <w:r>
               <w:rPr>
-                <w:rFonts w:ascii="Noto Sans KR" w:hAnsi="Noto Sans KR" w:eastAsia="Noto Sans KR"/>
-                <w:b/>
-                <w:color w:val="65B33F"/>
-                <w:sz w:val="24"/>
+                <w:rFonts w:ascii="Gamja Flower" w:hAnsi="Gamja Flower" w:eastAsia="Gamja Flower"/>
+                <w:b w:val="0"/>
+                <w:color w:val="111111"/>
+                <w:sz w:val="25"/>
               </w:rPr>
-              <w:t>탄성력</w:t>
+              <w:t>탐구·자료 연결 | 질문 2</w:t>
+            </w:r>
+          </w:p>
+          <w:p>
+            <w:pPr>
+              <w:spacing w:before="0" w:after="0" w:line="324" w:lineRule="auto"/>
+              <w:jc w:val="center"/>
+            </w:pPr>
+            <w:r>
+              <w:rPr>
+                <w:rFonts w:ascii="Gamja Flower" w:hAnsi="Gamja Flower" w:eastAsia="Gamja Flower"/>
+                <w:b w:val="0"/>
+                <w:color w:val="111111"/>
+                <w:sz w:val="25"/>
+              </w:rPr>
+              <w:t>165쪽 그림 Ⅴ-7  용수철을 당길 때와 밀 때 탄성력은 각각 어느 방향으로 작용하는지 화살표와 함께 설명해 보자.</w:t>
             </w:r>
           </w:p>
         </w:tc>
         <w:tc>
           <w:tcPr>
-            <w:tcW w:type="dxa" w:w="7938"/>
+            <w:tcW w:type="dxa" w:w="6350"/>
             <w:tcMar>
-              <w:top w:w="85" w:type="dxa"/>
-              <w:left w:w="141" w:type="dxa"/>
-              <w:bottom w:w="85" w:type="dxa"/>
-              <w:right w:w="141" w:type="dxa"/>
+              <w:top w:w="68" w:type="dxa"/>
+              <w:left w:w="124" w:type="dxa"/>
+              <w:bottom w:w="68" w:type="dxa"/>
+              <w:right w:w="124" w:type="dxa"/>
             </w:tcMar>
             <w:tcBorders>
-              <w:top w:val="single" w:sz="6" w:color="65B33F"/>
-              <w:left w:val="single" w:sz="6" w:color="65B33F"/>
-              <w:bottom w:val="single" w:sz="6" w:color="65B33F"/>
-              <w:right w:val="single" w:sz="6" w:color="65B33F"/>
+              <w:top w:val="single" w:sz="12" w:color="FF8A68"/>
+              <w:left w:val="single" w:sz="12" w:color="FF8A68"/>
+              <w:bottom w:val="single" w:sz="12" w:color="FF8A68"/>
+              <w:right w:val="single" w:sz="12" w:color="FF8A68"/>
             </w:tcBorders>
           </w:tcPr>
           <w:p/>
@@ -2007,57 +2415,71 @@
       </w:tr>
       <w:tr>
         <w:trPr>
-          <w:trHeight w:val="3231" w:hRule="exact"/>
+          <w:trHeight w:val="3061" w:hRule="exact"/>
           <w:cantSplit/>
         </w:trPr>
         <w:tc>
           <w:tcPr>
-            <w:tcW w:type="dxa" w:w="2608"/>
+            <w:tcW w:type="dxa" w:w="4195"/>
             <w:tcMar>
-              <w:top w:w="85" w:type="dxa"/>
-              <w:left w:w="141" w:type="dxa"/>
-              <w:bottom w:w="85" w:type="dxa"/>
-              <w:right w:w="141" w:type="dxa"/>
+              <w:top w:w="68" w:type="dxa"/>
+              <w:left w:w="124" w:type="dxa"/>
+              <w:bottom w:w="68" w:type="dxa"/>
+              <w:right w:w="124" w:type="dxa"/>
             </w:tcMar>
-            <w:shd w:val="clear" w:color="auto" w:fill="EDF7DF"/>
             <w:tcBorders>
-              <w:top w:val="single" w:sz="6" w:color="65B33F"/>
-              <w:left w:val="single" w:sz="6" w:color="65B33F"/>
-              <w:bottom w:val="single" w:sz="6" w:color="65B33F"/>
-              <w:right w:val="single" w:sz="6" w:color="65B33F"/>
+              <w:top w:val="single" w:sz="12" w:color="FF8A68"/>
+              <w:left w:val="single" w:sz="12" w:color="FF8A68"/>
+              <w:bottom w:val="single" w:sz="12" w:color="FF8A68"/>
+              <w:right w:val="single" w:sz="12" w:color="FF8A68"/>
             </w:tcBorders>
             <w:vAlign w:val="center"/>
           </w:tcPr>
           <w:p>
             <w:pPr>
-              <w:spacing w:before="0" w:after="0" w:line="300" w:lineRule="auto"/>
+              <w:spacing w:before="0" w:after="0" w:line="324" w:lineRule="auto"/>
               <w:jc w:val="center"/>
             </w:pPr>
             <w:r>
               <w:rPr>
-                <w:rFonts w:ascii="Noto Sans KR" w:hAnsi="Noto Sans KR" w:eastAsia="Noto Sans KR"/>
-                <w:b/>
-                <w:color w:val="65B33F"/>
-                <w:sz w:val="24"/>
+                <w:rFonts w:ascii="Gamja Flower" w:hAnsi="Gamja Flower" w:eastAsia="Gamja Flower"/>
+                <w:b w:val="0"/>
+                <w:color w:val="111111"/>
+                <w:sz w:val="25"/>
               </w:rPr>
-              <w:t>탄성력의 크기</w:t>
+              <w:t>조건·관계 연결 | 질문 3</w:t>
+            </w:r>
+          </w:p>
+          <w:p>
+            <w:pPr>
+              <w:spacing w:before="0" w:after="0" w:line="324" w:lineRule="auto"/>
+              <w:jc w:val="center"/>
+            </w:pPr>
+            <w:r>
+              <w:rPr>
+                <w:rFonts w:ascii="Gamja Flower" w:hAnsi="Gamja Flower" w:eastAsia="Gamja Flower"/>
+                <w:b w:val="0"/>
+                <w:color w:val="111111"/>
+                <w:sz w:val="25"/>
+              </w:rPr>
+              <w:t>165쪽 그림 Ⅴ-8  생활 속에서 탄성력을 이용하는 예를 찾아 쓰고, 탄성력이 어떤 역할을 하는지 설명해 보자.</w:t>
             </w:r>
           </w:p>
         </w:tc>
         <w:tc>
           <w:tcPr>
-            <w:tcW w:type="dxa" w:w="7938"/>
+            <w:tcW w:type="dxa" w:w="6350"/>
             <w:tcMar>
-              <w:top w:w="85" w:type="dxa"/>
-              <w:left w:w="141" w:type="dxa"/>
-              <w:bottom w:w="85" w:type="dxa"/>
-              <w:right w:w="141" w:type="dxa"/>
+              <w:top w:w="68" w:type="dxa"/>
+              <w:left w:w="124" w:type="dxa"/>
+              <w:bottom w:w="68" w:type="dxa"/>
+              <w:right w:w="124" w:type="dxa"/>
             </w:tcMar>
             <w:tcBorders>
-              <w:top w:val="single" w:sz="6" w:color="65B33F"/>
-              <w:left w:val="single" w:sz="6" w:color="65B33F"/>
-              <w:bottom w:val="single" w:sz="6" w:color="65B33F"/>
-              <w:right w:val="single" w:sz="6" w:color="65B33F"/>
+              <w:top w:val="single" w:sz="12" w:color="FF8A68"/>
+              <w:left w:val="single" w:sz="12" w:color="FF8A68"/>
+              <w:bottom w:val="single" w:sz="12" w:color="FF8A68"/>
+              <w:right w:val="single" w:sz="12" w:color="FF8A68"/>
             </w:tcBorders>
           </w:tcPr>
           <w:p/>
@@ -2065,57 +2487,71 @@
       </w:tr>
       <w:tr>
         <w:trPr>
-          <w:trHeight w:val="3231" w:hRule="exact"/>
+          <w:trHeight w:val="3061" w:hRule="exact"/>
           <w:cantSplit/>
         </w:trPr>
         <w:tc>
           <w:tcPr>
-            <w:tcW w:type="dxa" w:w="2608"/>
+            <w:tcW w:type="dxa" w:w="4195"/>
             <w:tcMar>
-              <w:top w:w="85" w:type="dxa"/>
-              <w:left w:w="141" w:type="dxa"/>
-              <w:bottom w:w="85" w:type="dxa"/>
-              <w:right w:w="141" w:type="dxa"/>
+              <w:top w:w="68" w:type="dxa"/>
+              <w:left w:w="124" w:type="dxa"/>
+              <w:bottom w:w="68" w:type="dxa"/>
+              <w:right w:w="124" w:type="dxa"/>
             </w:tcMar>
-            <w:shd w:val="clear" w:color="auto" w:fill="EDF7DF"/>
             <w:tcBorders>
-              <w:top w:val="single" w:sz="6" w:color="65B33F"/>
-              <w:left w:val="single" w:sz="6" w:color="65B33F"/>
-              <w:bottom w:val="single" w:sz="6" w:color="65B33F"/>
-              <w:right w:val="single" w:sz="6" w:color="65B33F"/>
+              <w:top w:val="single" w:sz="12" w:color="FF8A68"/>
+              <w:left w:val="single" w:sz="12" w:color="FF8A68"/>
+              <w:bottom w:val="single" w:sz="12" w:color="FF8A68"/>
+              <w:right w:val="single" w:sz="12" w:color="FF8A68"/>
             </w:tcBorders>
             <w:vAlign w:val="center"/>
           </w:tcPr>
           <w:p>
             <w:pPr>
-              <w:spacing w:before="0" w:after="0" w:line="300" w:lineRule="auto"/>
+              <w:spacing w:before="0" w:after="0" w:line="324" w:lineRule="auto"/>
               <w:jc w:val="center"/>
             </w:pPr>
             <w:r>
               <w:rPr>
-                <w:rFonts w:ascii="Noto Sans KR" w:hAnsi="Noto Sans KR" w:eastAsia="Noto Sans KR"/>
-                <w:b/>
-                <w:color w:val="65B33F"/>
-                <w:sz w:val="24"/>
+                <w:rFonts w:ascii="Gamja Flower" w:hAnsi="Gamja Flower" w:eastAsia="Gamja Flower"/>
+                <w:b w:val="0"/>
+                <w:color w:val="111111"/>
+                <w:sz w:val="25"/>
               </w:rPr>
-              <w:t>탄성력의 방향</w:t>
+              <w:t>생활·확장 연결 | 질문 4</w:t>
+            </w:r>
+          </w:p>
+          <w:p>
+            <w:pPr>
+              <w:spacing w:before="0" w:after="0" w:line="324" w:lineRule="auto"/>
+              <w:jc w:val="center"/>
+            </w:pPr>
+            <w:r>
+              <w:rPr>
+                <w:rFonts w:ascii="Gamja Flower" w:hAnsi="Gamja Flower" w:eastAsia="Gamja Flower"/>
+                <w:b w:val="0"/>
+                <w:color w:val="111111"/>
+                <w:sz w:val="25"/>
+              </w:rPr>
+              <w:t>166~167쪽 탐구  표와 그래프를 보고 용수철이 늘어난 길이와 탄성력의 크기 사이의 관계를 설명해 보자.</w:t>
             </w:r>
           </w:p>
         </w:tc>
         <w:tc>
           <w:tcPr>
-            <w:tcW w:type="dxa" w:w="7938"/>
+            <w:tcW w:type="dxa" w:w="6350"/>
             <w:tcMar>
-              <w:top w:w="85" w:type="dxa"/>
-              <w:left w:w="141" w:type="dxa"/>
-              <w:bottom w:w="85" w:type="dxa"/>
-              <w:right w:w="141" w:type="dxa"/>
+              <w:top w:w="68" w:type="dxa"/>
+              <w:left w:w="124" w:type="dxa"/>
+              <w:bottom w:w="68" w:type="dxa"/>
+              <w:right w:w="124" w:type="dxa"/>
             </w:tcMar>
             <w:tcBorders>
-              <w:top w:val="single" w:sz="6" w:color="65B33F"/>
-              <w:left w:val="single" w:sz="6" w:color="65B33F"/>
-              <w:bottom w:val="single" w:sz="6" w:color="65B33F"/>
-              <w:right w:val="single" w:sz="6" w:color="65B33F"/>
+              <w:top w:val="single" w:sz="12" w:color="FF8A68"/>
+              <w:left w:val="single" w:sz="12" w:color="FF8A68"/>
+              <w:bottom w:val="single" w:sz="12" w:color="FF8A68"/>
+              <w:right w:val="single" w:sz="12" w:color="FF8A68"/>
             </w:tcBorders>
           </w:tcPr>
           <w:p/>
@@ -2142,43 +2578,61 @@
         <w:tblW w:w="10546" w:type="dxa"/>
       </w:tblPr>
       <w:tblGrid>
-        <w:gridCol w:w="7030"/>
-        <w:gridCol w:w="2154"/>
-        <w:gridCol w:w="1361"/>
+        <w:gridCol w:w="2268"/>
+        <w:gridCol w:w="6009"/>
+        <w:gridCol w:w="2268"/>
       </w:tblGrid>
       <w:tr>
         <w:trPr>
-          <w:trHeight w:val="624" w:hRule="exact"/>
+          <w:trHeight w:val="737" w:hRule="exact"/>
           <w:cantSplit/>
         </w:trPr>
         <w:tc>
           <w:tcPr>
-            <w:tcW w:type="dxa" w:w="7030"/>
+            <w:tcW w:type="dxa" w:w="2268"/>
             <w:tcMar>
-              <w:top w:w="85" w:type="dxa"/>
-              <w:left w:w="141" w:type="dxa"/>
-              <w:bottom w:w="85" w:type="dxa"/>
-              <w:right w:w="141" w:type="dxa"/>
+              <w:top w:w="68" w:type="dxa"/>
+              <w:left w:w="124" w:type="dxa"/>
+              <w:bottom w:w="68" w:type="dxa"/>
+              <w:right w:w="124" w:type="dxa"/>
             </w:tcMar>
             <w:tcBorders>
               <w:top w:val="nil"/>
               <w:left w:val="nil"/>
-              <w:bottom w:val="single" w:sz="12" w:color="55C7E7"/>
+              <w:bottom w:val="nil"/>
+              <w:right w:val="nil"/>
+            </w:tcBorders>
+          </w:tcPr>
+          <w:p/>
+        </w:tc>
+        <w:tc>
+          <w:tcPr>
+            <w:tcW w:type="dxa" w:w="6010"/>
+            <w:tcMar>
+              <w:top w:w="68" w:type="dxa"/>
+              <w:left w:w="124" w:type="dxa"/>
+              <w:bottom w:w="68" w:type="dxa"/>
+              <w:right w:w="124" w:type="dxa"/>
+            </w:tcMar>
+            <w:tcBorders>
+              <w:top w:val="nil"/>
+              <w:left w:val="nil"/>
+              <w:bottom w:val="nil"/>
               <w:right w:val="nil"/>
             </w:tcBorders>
             <w:vAlign w:val="center"/>
           </w:tcPr>
           <w:p>
             <w:pPr>
-              <w:spacing w:before="0" w:after="0" w:line="300" w:lineRule="auto"/>
-              <w:jc w:val="left"/>
+              <w:spacing w:before="0" w:after="0" w:line="288" w:lineRule="auto"/>
+              <w:jc w:val="center"/>
             </w:pPr>
             <w:r>
               <w:rPr>
-                <w:rFonts w:ascii="Noto Sans KR" w:hAnsi="Noto Sans KR" w:eastAsia="Noto Sans KR"/>
+                <w:rFonts w:ascii="Gamja Flower" w:hAnsi="Gamja Flower" w:eastAsia="Gamja Flower"/>
                 <w:b/>
-                <w:color w:val="333333"/>
-                <w:sz w:val="26"/>
+                <w:color w:val="111111"/>
+                <w:sz w:val="32"/>
               </w:rPr>
               <w:t>Ⅴ-1. 탄성력</w:t>
             </w:r>
@@ -2186,68 +2640,59 @@
         </w:tc>
         <w:tc>
           <w:tcPr>
-            <w:tcW w:type="dxa" w:w="2154"/>
+            <w:tcW w:type="dxa" w:w="2268"/>
             <w:tcMar>
-              <w:top w:w="85" w:type="dxa"/>
-              <w:left w:w="141" w:type="dxa"/>
-              <w:bottom w:w="85" w:type="dxa"/>
-              <w:right w:w="141" w:type="dxa"/>
+              <w:top w:w="68" w:type="dxa"/>
+              <w:left w:w="124" w:type="dxa"/>
+              <w:bottom w:w="68" w:type="dxa"/>
+              <w:right w:w="124" w:type="dxa"/>
             </w:tcMar>
             <w:tcBorders>
               <w:top w:val="nil"/>
               <w:left w:val="nil"/>
-              <w:bottom w:val="single" w:sz="12" w:color="55C7E7"/>
+              <w:bottom w:val="nil"/>
               <w:right w:val="nil"/>
             </w:tcBorders>
-            <w:vAlign w:val="center"/>
+            <w:vAlign w:val="top"/>
           </w:tcPr>
           <w:p>
             <w:pPr>
-              <w:spacing w:before="0" w:after="0" w:line="300" w:lineRule="auto"/>
+              <w:spacing w:before="0" w:after="0" w:line="240" w:lineRule="auto"/>
               <w:jc w:val="right"/>
             </w:pPr>
             <w:r>
-              <w:rPr>
-                <w:rFonts w:ascii="Noto Sans KR" w:hAnsi="Noto Sans KR" w:eastAsia="Noto Sans KR"/>
-                <w:b/>
-                <w:color w:val="777777"/>
-                <w:sz w:val="20"/>
-              </w:rPr>
-              <w:t>교과서 164~167쪽</w:t>
-            </w:r>
-          </w:p>
-        </w:tc>
-        <w:tc>
-          <w:tcPr>
-            <w:tcW w:type="dxa" w:w="1360"/>
-            <w:tcMar>
-              <w:top w:w="85" w:type="dxa"/>
-              <w:left w:w="141" w:type="dxa"/>
-              <w:bottom w:w="85" w:type="dxa"/>
-              <w:right w:w="141" w:type="dxa"/>
-            </w:tcMar>
-            <w:shd w:val="clear" w:color="auto" w:fill="FFE49A"/>
-            <w:tcBorders>
-              <w:top w:val="single" w:sz="12" w:color="F4B848"/>
-              <w:left w:val="single" w:sz="12" w:color="F4B848"/>
-              <w:bottom w:val="single" w:sz="12" w:color="F4B848"/>
-              <w:right w:val="single" w:sz="12" w:color="F4B848"/>
-            </w:tcBorders>
-            <w:vAlign w:val="center"/>
-          </w:tcPr>
-          <w:p>
-            <w:pPr>
-              <w:spacing w:before="0" w:after="0" w:line="300" w:lineRule="auto"/>
-              <w:jc w:val="center"/>
-            </w:pPr>
-            <w:r>
-              <w:rPr>
-                <w:rFonts w:ascii="Noto Sans KR" w:hAnsi="Noto Sans KR" w:eastAsia="Noto Sans KR"/>
-                <w:b/>
-                <w:color w:val="7A4B00"/>
-                <w:sz w:val="22"/>
-              </w:rPr>
-              <w:t>과학</w:t>
+              <w:drawing>
+                <wp:inline xmlns:a="http://schemas.openxmlformats.org/drawingml/2006/main" xmlns:pic="http://schemas.openxmlformats.org/drawingml/2006/picture">
+                  <wp:extent cx="792000" cy="435600"/>
+                  <wp:docPr id="6" name="Picture 6"/>
+                  <wp:cNvGraphicFramePr>
+                    <a:graphicFrameLocks noChangeAspect="1"/>
+                  </wp:cNvGraphicFramePr>
+                  <a:graphic>
+                    <a:graphicData uri="http://schemas.openxmlformats.org/drawingml/2006/picture">
+                      <pic:pic>
+                        <pic:nvPicPr>
+                          <pic:cNvPr id="0" name="badge_science.png"/>
+                          <pic:cNvPicPr/>
+                        </pic:nvPicPr>
+                        <pic:blipFill>
+                          <a:blip r:embed="rId11"/>
+                          <a:stretch>
+                            <a:fillRect/>
+                          </a:stretch>
+                        </pic:blipFill>
+                        <pic:spPr>
+                          <a:xfrm>
+                            <a:off x="0" y="0"/>
+                            <a:ext cx="792000" cy="435600"/>
+                          </a:xfrm>
+                          <a:prstGeom prst="rect"/>
+                        </pic:spPr>
+                      </pic:pic>
+                    </a:graphicData>
+                  </a:graphic>
+                </wp:inline>
+              </w:drawing>
             </w:r>
           </w:p>
         </w:tc>
@@ -2255,7 +2700,7 @@
     </w:tbl>
     <w:p>
       <w:pPr>
-        <w:spacing w:before="0" w:after="0" w:line="170" w:lineRule="exact"/>
+        <w:spacing w:before="0" w:after="0" w:line="227" w:lineRule="exact"/>
       </w:pPr>
       <w:r>
         <w:rPr>
@@ -2272,80 +2717,60 @@
         <w:tblW w:w="10546" w:type="dxa"/>
       </w:tblPr>
       <w:tblGrid>
-        <w:gridCol w:w="1020"/>
-        <w:gridCol w:w="2381"/>
+        <w:gridCol w:w="3402"/>
         <w:gridCol w:w="7143"/>
       </w:tblGrid>
       <w:tr>
         <w:trPr>
-          <w:trHeight w:val="737" w:hRule="exact"/>
+          <w:trHeight w:val="850" w:hRule="exact"/>
           <w:cantSplit/>
         </w:trPr>
         <w:tc>
           <w:tcPr>
-            <w:tcW w:type="dxa" w:w="1020"/>
+            <w:tcW w:type="dxa" w:w="3402"/>
             <w:tcMar>
-              <w:top w:w="85" w:type="dxa"/>
-              <w:left w:w="141" w:type="dxa"/>
-              <w:bottom w:w="85" w:type="dxa"/>
-              <w:right w:w="141" w:type="dxa"/>
+              <w:top w:w="68" w:type="dxa"/>
+              <w:left w:w="124" w:type="dxa"/>
+              <w:bottom w:w="68" w:type="dxa"/>
+              <w:right w:w="124" w:type="dxa"/>
             </w:tcMar>
-            <w:shd w:val="clear" w:color="auto" w:fill="FF8A68"/>
             <w:tcBorders>
-              <w:top w:val="single" w:sz="6" w:color="FF8A68"/>
-              <w:left w:val="single" w:sz="6" w:color="FF8A68"/>
-              <w:bottom w:val="single" w:sz="6" w:color="FF8A68"/>
-              <w:right w:val="single" w:sz="6" w:color="FF8A68"/>
+              <w:top w:val="single" w:sz="12" w:color="6C2596"/>
+              <w:left w:val="single" w:sz="12" w:color="6C2596"/>
+              <w:bottom w:val="single" w:sz="12" w:color="6C2596"/>
+              <w:right w:val="single" w:sz="12" w:color="6C2596"/>
             </w:tcBorders>
+            <w:shd w:val="clear" w:color="auto" w:fill="6C2596"/>
             <w:vAlign w:val="center"/>
           </w:tcPr>
           <w:p>
             <w:pPr>
-              <w:spacing w:before="0" w:after="0" w:line="300" w:lineRule="auto"/>
+              <w:spacing w:before="0" w:after="0" w:line="240" w:lineRule="auto"/>
               <w:jc w:val="center"/>
             </w:pPr>
             <w:r>
               <w:rPr>
-                <w:rFonts w:ascii="Noto Sans KR" w:hAnsi="Noto Sans KR" w:eastAsia="Noto Sans KR"/>
+                <w:rFonts w:ascii="Gamja Flower" w:hAnsi="Gamja Flower" w:eastAsia="Gamja Flower"/>
                 <w:b/>
                 <w:color w:val="FFFFFF"/>
-                <w:sz w:val="40"/>
+                <w:sz w:val="27"/>
               </w:rPr>
               <w:t>R</w:t>
             </w:r>
           </w:p>
-        </w:tc>
-        <w:tc>
-          <w:tcPr>
-            <w:tcW w:type="dxa" w:w="2381"/>
-            <w:tcMar>
-              <w:top w:w="85" w:type="dxa"/>
-              <w:left w:w="141" w:type="dxa"/>
-              <w:bottom w:w="85" w:type="dxa"/>
-              <w:right w:w="141" w:type="dxa"/>
-            </w:tcMar>
-            <w:shd w:val="clear" w:color="auto" w:fill="FF8A68"/>
-            <w:tcBorders>
-              <w:top w:val="single" w:sz="6" w:color="FF8A68"/>
-              <w:left w:val="single" w:sz="6" w:color="FF8A68"/>
-              <w:bottom w:val="single" w:sz="6" w:color="FF8A68"/>
-              <w:right w:val="single" w:sz="6" w:color="FF8A68"/>
-            </w:tcBorders>
-            <w:vAlign w:val="center"/>
-          </w:tcPr>
           <w:p>
             <w:pPr>
-              <w:spacing w:before="0" w:after="0" w:line="300" w:lineRule="auto"/>
-              <w:jc w:val="left"/>
+              <w:spacing w:before="0" w:after="0" w:line="240" w:lineRule="auto"/>
+              <w:jc w:val="center"/>
             </w:pPr>
             <w:r>
               <w:rPr>
-                <w:rFonts w:ascii="Noto Sans KR" w:hAnsi="Noto Sans KR" w:eastAsia="Noto Sans KR"/>
+                <w:rFonts w:ascii="Gamja Flower" w:hAnsi="Gamja Flower" w:eastAsia="Gamja Flower"/>
                 <w:b/>
                 <w:color w:val="FFFFFF"/>
-                <w:sz w:val="30"/>
+                <w:sz w:val="27"/>
               </w:rPr>
-              <w:t>Reflect</w:t>
+              <w:t>Recite</w:t>
             </w:r>
           </w:p>
         </w:tc>
@@ -2353,33 +2778,33 @@
           <w:tcPr>
             <w:tcW w:type="dxa" w:w="7144"/>
             <w:tcMar>
-              <w:top w:w="85" w:type="dxa"/>
-              <w:left w:w="141" w:type="dxa"/>
-              <w:bottom w:w="85" w:type="dxa"/>
-              <w:right w:w="141" w:type="dxa"/>
+              <w:top w:w="68" w:type="dxa"/>
+              <w:left w:w="124" w:type="dxa"/>
+              <w:bottom w:w="68" w:type="dxa"/>
+              <w:right w:w="124" w:type="dxa"/>
             </w:tcMar>
-            <w:shd w:val="clear" w:color="auto" w:fill="FFE2D8"/>
             <w:tcBorders>
-              <w:top w:val="single" w:sz="6" w:color="FF8A68"/>
-              <w:left w:val="single" w:sz="6" w:color="FF8A68"/>
-              <w:bottom w:val="single" w:sz="6" w:color="FF8A68"/>
-              <w:right w:val="single" w:sz="6" w:color="FF8A68"/>
+              <w:top w:val="single" w:sz="12" w:color="6C2596"/>
+              <w:left w:val="single" w:sz="12" w:color="6C2596"/>
+              <w:bottom w:val="single" w:sz="12" w:color="6C2596"/>
+              <w:right w:val="single" w:sz="12" w:color="6C2596"/>
             </w:tcBorders>
+            <w:shd w:val="clear" w:color="auto" w:fill="F6E4FA"/>
             <w:vAlign w:val="center"/>
           </w:tcPr>
           <w:p>
             <w:pPr>
-              <w:spacing w:before="0" w:after="0" w:line="300" w:lineRule="auto"/>
+              <w:spacing w:before="0" w:after="0" w:line="288" w:lineRule="auto"/>
               <w:jc w:val="left"/>
             </w:pPr>
             <w:r>
               <w:rPr>
-                <w:rFonts w:ascii="Noto Sans KR" w:hAnsi="Noto Sans KR" w:eastAsia="Noto Sans KR"/>
+                <w:rFonts w:ascii="Gamja Flower" w:hAnsi="Gamja Flower" w:eastAsia="Gamja Flower"/>
                 <w:b/>
-                <w:color w:val="FF8A68"/>
-                <w:sz w:val="21"/>
+                <w:color w:val="111111"/>
+                <w:sz w:val="28"/>
               </w:rPr>
-              <w:t>탐구·그림·표·그래프·생활 사례와 핵심 개념을 연결해요.</w:t>
+              <w:t>내 말로 말하기 - 책을 덮고 쓰기</w:t>
             </w:r>
           </w:p>
         </w:tc>
@@ -2387,7 +2812,7 @@
     </w:tbl>
     <w:p>
       <w:pPr>
-        <w:spacing w:before="0" w:after="0" w:line="170" w:lineRule="exact"/>
+        <w:spacing w:before="0" w:after="0" w:line="57" w:lineRule="exact"/>
       </w:pPr>
       <w:r>
         <w:rPr>
@@ -2409,40 +2834,40 @@
       </w:tblGrid>
       <w:tr>
         <w:trPr>
-          <w:trHeight w:val="510" w:hRule="exact"/>
+          <w:trHeight w:val="624" w:hRule="exact"/>
           <w:cantSplit/>
         </w:trPr>
         <w:tc>
           <w:tcPr>
             <w:tcW w:type="dxa" w:w="4195"/>
             <w:tcMar>
-              <w:top w:w="85" w:type="dxa"/>
-              <w:left w:w="141" w:type="dxa"/>
-              <w:bottom w:w="85" w:type="dxa"/>
-              <w:right w:w="141" w:type="dxa"/>
+              <w:top w:w="68" w:type="dxa"/>
+              <w:left w:w="124" w:type="dxa"/>
+              <w:bottom w:w="68" w:type="dxa"/>
+              <w:right w:w="124" w:type="dxa"/>
             </w:tcMar>
-            <w:shd w:val="clear" w:color="auto" w:fill="FFE2D8"/>
             <w:tcBorders>
-              <w:top w:val="single" w:sz="8" w:color="FF8A68"/>
-              <w:left w:val="single" w:sz="8" w:color="FF8A68"/>
-              <w:bottom w:val="single" w:sz="8" w:color="FF8A68"/>
-              <w:right w:val="single" w:sz="8" w:color="FF8A68"/>
+              <w:top w:val="single" w:sz="12" w:color="6C2596"/>
+              <w:left w:val="single" w:sz="12" w:color="6C2596"/>
+              <w:bottom w:val="single" w:sz="12" w:color="6C2596"/>
+              <w:right w:val="single" w:sz="12" w:color="6C2596"/>
             </w:tcBorders>
+            <w:shd w:val="clear" w:color="auto" w:fill="6C2596"/>
             <w:vAlign w:val="center"/>
           </w:tcPr>
           <w:p>
             <w:pPr>
-              <w:spacing w:before="0" w:after="0" w:line="300" w:lineRule="auto"/>
+              <w:spacing w:before="0" w:after="0" w:line="288" w:lineRule="auto"/>
               <w:jc w:val="center"/>
             </w:pPr>
             <w:r>
               <w:rPr>
-                <w:rFonts w:ascii="Noto Sans KR" w:hAnsi="Noto Sans KR" w:eastAsia="Noto Sans KR"/>
+                <w:rFonts w:ascii="Gamja Flower" w:hAnsi="Gamja Flower" w:eastAsia="Gamja Flower"/>
                 <w:b/>
-                <w:color w:val="FF8A68"/>
-                <w:sz w:val="21"/>
+                <w:color w:val="FFFFFF"/>
+                <w:sz w:val="25"/>
               </w:rPr>
-              <w:t>연결 활동</w:t>
+              <w:t>회상 질문</w:t>
             </w:r>
           </w:p>
         </w:tc>
@@ -2450,73 +2875,90 @@
           <w:tcPr>
             <w:tcW w:type="dxa" w:w="6350"/>
             <w:tcMar>
-              <w:top w:w="85" w:type="dxa"/>
-              <w:left w:w="141" w:type="dxa"/>
-              <w:bottom w:w="85" w:type="dxa"/>
-              <w:right w:w="141" w:type="dxa"/>
+              <w:top w:w="68" w:type="dxa"/>
+              <w:left w:w="124" w:type="dxa"/>
+              <w:bottom w:w="68" w:type="dxa"/>
+              <w:right w:w="124" w:type="dxa"/>
             </w:tcMar>
-            <w:shd w:val="clear" w:color="auto" w:fill="FFE2D8"/>
             <w:tcBorders>
-              <w:top w:val="single" w:sz="8" w:color="FF8A68"/>
-              <w:left w:val="single" w:sz="8" w:color="FF8A68"/>
-              <w:bottom w:val="single" w:sz="8" w:color="FF8A68"/>
-              <w:right w:val="single" w:sz="8" w:color="FF8A68"/>
+              <w:top w:val="single" w:sz="12" w:color="6C2596"/>
+              <w:left w:val="single" w:sz="12" w:color="6C2596"/>
+              <w:bottom w:val="single" w:sz="12" w:color="6C2596"/>
+              <w:right w:val="single" w:sz="12" w:color="6C2596"/>
             </w:tcBorders>
+            <w:shd w:val="clear" w:color="auto" w:fill="6C2596"/>
             <w:vAlign w:val="center"/>
           </w:tcPr>
           <w:p>
             <w:pPr>
-              <w:spacing w:before="0" w:after="0" w:line="300" w:lineRule="auto"/>
+              <w:spacing w:before="0" w:after="0" w:line="288" w:lineRule="auto"/>
               <w:jc w:val="center"/>
             </w:pPr>
             <w:r>
               <w:rPr>
-                <w:rFonts w:ascii="Noto Sans KR" w:hAnsi="Noto Sans KR" w:eastAsia="Noto Sans KR"/>
+                <w:rFonts w:ascii="Gamja Flower" w:hAnsi="Gamja Flower" w:eastAsia="Gamja Flower"/>
                 <w:b/>
-                <w:color w:val="FF8A68"/>
-                <w:sz w:val="21"/>
+                <w:color w:val="FFFFFF"/>
+                <w:sz w:val="25"/>
               </w:rPr>
-              <w:t>나의 생각</w:t>
+              <w:t>내 답</w:t>
             </w:r>
           </w:p>
         </w:tc>
       </w:tr>
       <w:tr>
         <w:trPr>
-          <w:trHeight w:val="3231" w:hRule="exact"/>
+          <w:trHeight w:val="2948" w:hRule="exact"/>
           <w:cantSplit/>
         </w:trPr>
         <w:tc>
           <w:tcPr>
             <w:tcW w:type="dxa" w:w="4195"/>
             <w:tcMar>
-              <w:top w:w="85" w:type="dxa"/>
-              <w:left w:w="141" w:type="dxa"/>
-              <w:bottom w:w="85" w:type="dxa"/>
-              <w:right w:w="141" w:type="dxa"/>
+              <w:top w:w="68" w:type="dxa"/>
+              <w:left w:w="124" w:type="dxa"/>
+              <w:bottom w:w="68" w:type="dxa"/>
+              <w:right w:w="124" w:type="dxa"/>
             </w:tcMar>
-            <w:shd w:val="clear" w:color="auto" w:fill="FFE2D8"/>
             <w:tcBorders>
-              <w:top w:val="single" w:sz="6" w:color="FF8A68"/>
-              <w:left w:val="single" w:sz="6" w:color="FF8A68"/>
-              <w:bottom w:val="single" w:sz="6" w:color="FF8A68"/>
-              <w:right w:val="single" w:sz="6" w:color="FF8A68"/>
+              <w:top w:val="single" w:sz="12" w:color="6C2596"/>
+              <w:left w:val="single" w:sz="12" w:color="6C2596"/>
+              <w:bottom w:val="single" w:sz="12" w:color="6C2596"/>
+              <w:right w:val="single" w:sz="12" w:color="6C2596"/>
             </w:tcBorders>
-            <w:vAlign w:val="top"/>
+            <w:vAlign w:val="center"/>
           </w:tcPr>
           <w:p>
             <w:pPr>
-              <w:spacing w:before="0" w:after="0" w:line="348" w:lineRule="auto"/>
-              <w:jc w:val="left"/>
+              <w:spacing w:before="0" w:after="0" w:line="324" w:lineRule="auto"/>
+              <w:jc w:val="center"/>
             </w:pPr>
             <w:r>
               <w:rPr>
-                <w:rFonts w:ascii="Noto Sans KR" w:hAnsi="Noto Sans KR" w:eastAsia="Noto Sans KR"/>
+                <w:rFonts w:ascii="Gamja Flower" w:hAnsi="Gamja Flower" w:eastAsia="Gamja Flower"/>
                 <w:b w:val="0"/>
-                <w:color w:val="333333"/>
-                <w:sz w:val="21"/>
+                <w:color w:val="111111"/>
+                <w:sz w:val="25"/>
               </w:rPr>
-              <w:t>164쪽  용수철을 더 많이 압축할수록 탁구공이 튀어 오르는 높이는 어떻게 달라지는지, 그 까닭을 탄성력으로 설명해 보자.</w:t>
+              <w:t xml:space="preserve">책을 덮고 </w:t>
+            </w:r>
+            <w:r>
+              <w:rPr>
+                <w:rFonts w:ascii="Gamja Flower" w:hAnsi="Gamja Flower" w:eastAsia="Gamja Flower"/>
+                <w:b/>
+                <w:color w:val="1A3CFF"/>
+                <w:sz w:val="25"/>
+              </w:rPr>
+              <w:t>"탄성과 탄성력은 무엇이며, 탄성력은 어느 방향으로 작용하나요?"</w:t>
+            </w:r>
+            <w:r>
+              <w:rPr>
+                <w:rFonts w:ascii="Gamja Flower" w:hAnsi="Gamja Flower" w:eastAsia="Gamja Flower"/>
+                <w:b w:val="0"/>
+                <w:color w:val="111111"/>
+                <w:sz w:val="25"/>
+              </w:rPr>
+              <w:t>의 핵심을 1~2문장으로 말하세요.</w:t>
             </w:r>
           </w:p>
         </w:tc>
@@ -2524,16 +2966,16 @@
           <w:tcPr>
             <w:tcW w:type="dxa" w:w="6350"/>
             <w:tcMar>
-              <w:top w:w="85" w:type="dxa"/>
-              <w:left w:w="141" w:type="dxa"/>
-              <w:bottom w:w="85" w:type="dxa"/>
-              <w:right w:w="141" w:type="dxa"/>
+              <w:top w:w="68" w:type="dxa"/>
+              <w:left w:w="124" w:type="dxa"/>
+              <w:bottom w:w="68" w:type="dxa"/>
+              <w:right w:w="124" w:type="dxa"/>
             </w:tcMar>
             <w:tcBorders>
-              <w:top w:val="single" w:sz="6" w:color="FF8A68"/>
-              <w:left w:val="single" w:sz="6" w:color="FF8A68"/>
-              <w:bottom w:val="single" w:sz="6" w:color="FF8A68"/>
-              <w:right w:val="single" w:sz="6" w:color="FF8A68"/>
+              <w:top w:val="single" w:sz="12" w:color="6C2596"/>
+              <w:left w:val="single" w:sz="12" w:color="6C2596"/>
+              <w:bottom w:val="single" w:sz="12" w:color="6C2596"/>
+              <w:right w:val="single" w:sz="12" w:color="6C2596"/>
             </w:tcBorders>
           </w:tcPr>
           <w:p/>
@@ -2541,40 +2983,57 @@
       </w:tr>
       <w:tr>
         <w:trPr>
-          <w:trHeight w:val="3231" w:hRule="exact"/>
+          <w:trHeight w:val="2948" w:hRule="exact"/>
           <w:cantSplit/>
         </w:trPr>
         <w:tc>
           <w:tcPr>
             <w:tcW w:type="dxa" w:w="4195"/>
             <w:tcMar>
-              <w:top w:w="85" w:type="dxa"/>
-              <w:left w:w="141" w:type="dxa"/>
-              <w:bottom w:w="85" w:type="dxa"/>
-              <w:right w:w="141" w:type="dxa"/>
+              <w:top w:w="68" w:type="dxa"/>
+              <w:left w:w="124" w:type="dxa"/>
+              <w:bottom w:w="68" w:type="dxa"/>
+              <w:right w:w="124" w:type="dxa"/>
             </w:tcMar>
-            <w:shd w:val="clear" w:color="auto" w:fill="FFE2D8"/>
             <w:tcBorders>
-              <w:top w:val="single" w:sz="6" w:color="FF8A68"/>
-              <w:left w:val="single" w:sz="6" w:color="FF8A68"/>
-              <w:bottom w:val="single" w:sz="6" w:color="FF8A68"/>
-              <w:right w:val="single" w:sz="6" w:color="FF8A68"/>
+              <w:top w:val="single" w:sz="12" w:color="6C2596"/>
+              <w:left w:val="single" w:sz="12" w:color="6C2596"/>
+              <w:bottom w:val="single" w:sz="12" w:color="6C2596"/>
+              <w:right w:val="single" w:sz="12" w:color="6C2596"/>
             </w:tcBorders>
-            <w:vAlign w:val="top"/>
+            <w:vAlign w:val="center"/>
           </w:tcPr>
           <w:p>
             <w:pPr>
-              <w:spacing w:before="0" w:after="0" w:line="348" w:lineRule="auto"/>
-              <w:jc w:val="left"/>
+              <w:spacing w:before="0" w:after="0" w:line="324" w:lineRule="auto"/>
+              <w:jc w:val="center"/>
             </w:pPr>
             <w:r>
               <w:rPr>
-                <w:rFonts w:ascii="Noto Sans KR" w:hAnsi="Noto Sans KR" w:eastAsia="Noto Sans KR"/>
+                <w:rFonts w:ascii="Gamja Flower" w:hAnsi="Gamja Flower" w:eastAsia="Gamja Flower"/>
                 <w:b w:val="0"/>
-                <w:color w:val="333333"/>
-                <w:sz w:val="21"/>
+                <w:color w:val="111111"/>
+                <w:sz w:val="25"/>
               </w:rPr>
-              <w:t>165쪽 그림 Ⅴ-7  용수철을 당길 때와 밀 때 탄성력은 각각 어느 방향으로 작용하는지 화살표와 함께 설명해 보자.</w:t>
+              <w:t xml:space="preserve">책을 덮고 </w:t>
+            </w:r>
+            <w:r>
+              <w:rPr>
+                <w:rFonts w:ascii="Gamja Flower" w:hAnsi="Gamja Flower" w:eastAsia="Gamja Flower"/>
+                <w:b/>
+                <w:color w:val="1A3CFF"/>
+                <w:sz w:val="25"/>
+              </w:rPr>
+              <w:t>"탄성체의 변형 정도가 커지면 탄성력의 크기는 어떻게 되나요?"</w:t>
+            </w:r>
+            <w:r>
+              <w:rPr>
+                <w:rFonts w:ascii="Gamja Flower" w:hAnsi="Gamja Flower" w:eastAsia="Gamja Flower"/>
+                <w:b w:val="0"/>
+                <w:color w:val="111111"/>
+                <w:sz w:val="25"/>
+              </w:rPr>
+              <w:t>의 핵심을 1~2문장으로 말하세요.</w:t>
             </w:r>
           </w:p>
         </w:tc>
@@ -2582,16 +3041,16 @@
           <w:tcPr>
             <w:tcW w:type="dxa" w:w="6350"/>
             <w:tcMar>
-              <w:top w:w="85" w:type="dxa"/>
-              <w:left w:w="141" w:type="dxa"/>
-              <w:bottom w:w="85" w:type="dxa"/>
-              <w:right w:w="141" w:type="dxa"/>
+              <w:top w:w="68" w:type="dxa"/>
+              <w:left w:w="124" w:type="dxa"/>
+              <w:bottom w:w="68" w:type="dxa"/>
+              <w:right w:w="124" w:type="dxa"/>
             </w:tcMar>
             <w:tcBorders>
-              <w:top w:val="single" w:sz="6" w:color="FF8A68"/>
-              <w:left w:val="single" w:sz="6" w:color="FF8A68"/>
-              <w:bottom w:val="single" w:sz="6" w:color="FF8A68"/>
-              <w:right w:val="single" w:sz="6" w:color="FF8A68"/>
+              <w:top w:val="single" w:sz="12" w:color="6C2596"/>
+              <w:left w:val="single" w:sz="12" w:color="6C2596"/>
+              <w:bottom w:val="single" w:sz="12" w:color="6C2596"/>
+              <w:right w:val="single" w:sz="12" w:color="6C2596"/>
             </w:tcBorders>
           </w:tcPr>
           <w:p/>
@@ -2599,40 +3058,57 @@
       </w:tr>
       <w:tr>
         <w:trPr>
-          <w:trHeight w:val="3231" w:hRule="exact"/>
+          <w:trHeight w:val="2948" w:hRule="exact"/>
           <w:cantSplit/>
         </w:trPr>
         <w:tc>
           <w:tcPr>
             <w:tcW w:type="dxa" w:w="4195"/>
             <w:tcMar>
-              <w:top w:w="85" w:type="dxa"/>
-              <w:left w:w="141" w:type="dxa"/>
-              <w:bottom w:w="85" w:type="dxa"/>
-              <w:right w:w="141" w:type="dxa"/>
+              <w:top w:w="68" w:type="dxa"/>
+              <w:left w:w="124" w:type="dxa"/>
+              <w:bottom w:w="68" w:type="dxa"/>
+              <w:right w:w="124" w:type="dxa"/>
             </w:tcMar>
-            <w:shd w:val="clear" w:color="auto" w:fill="FFE2D8"/>
             <w:tcBorders>
-              <w:top w:val="single" w:sz="6" w:color="FF8A68"/>
-              <w:left w:val="single" w:sz="6" w:color="FF8A68"/>
-              <w:bottom w:val="single" w:sz="6" w:color="FF8A68"/>
-              <w:right w:val="single" w:sz="6" w:color="FF8A68"/>
+              <w:top w:val="single" w:sz="12" w:color="6C2596"/>
+              <w:left w:val="single" w:sz="12" w:color="6C2596"/>
+              <w:bottom w:val="single" w:sz="12" w:color="6C2596"/>
+              <w:right w:val="single" w:sz="12" w:color="6C2596"/>
             </w:tcBorders>
-            <w:vAlign w:val="top"/>
+            <w:vAlign w:val="center"/>
           </w:tcPr>
           <w:p>
             <w:pPr>
-              <w:spacing w:before="0" w:after="0" w:line="348" w:lineRule="auto"/>
-              <w:jc w:val="left"/>
+              <w:spacing w:before="0" w:after="0" w:line="324" w:lineRule="auto"/>
+              <w:jc w:val="center"/>
             </w:pPr>
             <w:r>
               <w:rPr>
-                <w:rFonts w:ascii="Noto Sans KR" w:hAnsi="Noto Sans KR" w:eastAsia="Noto Sans KR"/>
+                <w:rFonts w:ascii="Gamja Flower" w:hAnsi="Gamja Flower" w:eastAsia="Gamja Flower"/>
                 <w:b w:val="0"/>
-                <w:color w:val="333333"/>
-                <w:sz w:val="21"/>
+                <w:color w:val="111111"/>
+                <w:sz w:val="25"/>
               </w:rPr>
-              <w:t>165쪽 그림 Ⅴ-8  생활 속에서 탄성력을 이용하는 예를 찾아 쓰고, 탄성력이 어떤 역할을 하는지 설명해 보자.</w:t>
+              <w:t xml:space="preserve">책을 덮고 </w:t>
+            </w:r>
+            <w:r>
+              <w:rPr>
+                <w:rFonts w:ascii="Gamja Flower" w:hAnsi="Gamja Flower" w:eastAsia="Gamja Flower"/>
+                <w:b/>
+                <w:color w:val="1A3CFF"/>
+                <w:sz w:val="25"/>
+              </w:rPr>
+              <w:t>"용수철이 늘어난 길이와 탄성력의 크기는 어떤 관계인가요?"</w:t>
+            </w:r>
+            <w:r>
+              <w:rPr>
+                <w:rFonts w:ascii="Gamja Flower" w:hAnsi="Gamja Flower" w:eastAsia="Gamja Flower"/>
+                <w:b w:val="0"/>
+                <w:color w:val="111111"/>
+                <w:sz w:val="25"/>
+              </w:rPr>
+              <w:t>의 핵심을 1~2문장으로 말하세요.</w:t>
             </w:r>
           </w:p>
         </w:tc>
@@ -2640,74 +3116,16 @@
           <w:tcPr>
             <w:tcW w:type="dxa" w:w="6350"/>
             <w:tcMar>
-              <w:top w:w="85" w:type="dxa"/>
-              <w:left w:w="141" w:type="dxa"/>
-              <w:bottom w:w="85" w:type="dxa"/>
-              <w:right w:w="141" w:type="dxa"/>
+              <w:top w:w="68" w:type="dxa"/>
+              <w:left w:w="124" w:type="dxa"/>
+              <w:bottom w:w="68" w:type="dxa"/>
+              <w:right w:w="124" w:type="dxa"/>
             </w:tcMar>
             <w:tcBorders>
-              <w:top w:val="single" w:sz="6" w:color="FF8A68"/>
-              <w:left w:val="single" w:sz="6" w:color="FF8A68"/>
-              <w:bottom w:val="single" w:sz="6" w:color="FF8A68"/>
-              <w:right w:val="single" w:sz="6" w:color="FF8A68"/>
-            </w:tcBorders>
-          </w:tcPr>
-          <w:p/>
-        </w:tc>
-      </w:tr>
-      <w:tr>
-        <w:trPr>
-          <w:trHeight w:val="3231" w:hRule="exact"/>
-          <w:cantSplit/>
-        </w:trPr>
-        <w:tc>
-          <w:tcPr>
-            <w:tcW w:type="dxa" w:w="4195"/>
-            <w:tcMar>
-              <w:top w:w="85" w:type="dxa"/>
-              <w:left w:w="141" w:type="dxa"/>
-              <w:bottom w:w="85" w:type="dxa"/>
-              <w:right w:w="141" w:type="dxa"/>
-            </w:tcMar>
-            <w:shd w:val="clear" w:color="auto" w:fill="FFE2D8"/>
-            <w:tcBorders>
-              <w:top w:val="single" w:sz="6" w:color="FF8A68"/>
-              <w:left w:val="single" w:sz="6" w:color="FF8A68"/>
-              <w:bottom w:val="single" w:sz="6" w:color="FF8A68"/>
-              <w:right w:val="single" w:sz="6" w:color="FF8A68"/>
-            </w:tcBorders>
-            <w:vAlign w:val="top"/>
-          </w:tcPr>
-          <w:p>
-            <w:pPr>
-              <w:spacing w:before="0" w:after="0" w:line="348" w:lineRule="auto"/>
-              <w:jc w:val="left"/>
-            </w:pPr>
-            <w:r>
-              <w:rPr>
-                <w:rFonts w:ascii="Noto Sans KR" w:hAnsi="Noto Sans KR" w:eastAsia="Noto Sans KR"/>
-                <w:b w:val="0"/>
-                <w:color w:val="333333"/>
-                <w:sz w:val="21"/>
-              </w:rPr>
-              <w:t>166~167쪽 탐구  표와 그래프를 보고 용수철이 늘어난 길이와 탄성력의 크기 사이의 관계를 설명해 보자.</w:t>
-            </w:r>
-          </w:p>
-        </w:tc>
-        <w:tc>
-          <w:tcPr>
-            <w:tcW w:type="dxa" w:w="6350"/>
-            <w:tcMar>
-              <w:top w:w="85" w:type="dxa"/>
-              <w:left w:w="141" w:type="dxa"/>
-              <w:bottom w:w="85" w:type="dxa"/>
-              <w:right w:w="141" w:type="dxa"/>
-            </w:tcMar>
-            <w:tcBorders>
-              <w:top w:val="single" w:sz="6" w:color="FF8A68"/>
-              <w:left w:val="single" w:sz="6" w:color="FF8A68"/>
-              <w:bottom w:val="single" w:sz="6" w:color="FF8A68"/>
-              <w:right w:val="single" w:sz="6" w:color="FF8A68"/>
+              <w:top w:val="single" w:sz="12" w:color="6C2596"/>
+              <w:left w:val="single" w:sz="12" w:color="6C2596"/>
+              <w:bottom w:val="single" w:sz="12" w:color="6C2596"/>
+              <w:right w:val="single" w:sz="12" w:color="6C2596"/>
             </w:tcBorders>
           </w:tcPr>
           <w:p/>
@@ -2716,138 +3134,7 @@
     </w:tbl>
     <w:p>
       <w:pPr>
-        <w:spacing w:before="0" w:after="0" w:line="20" w:lineRule="exact"/>
-      </w:pPr>
-      <w:r>
-        <w:rPr>
-          <w:sz w:val="2"/>
-        </w:rPr>
-        <w:br w:type="page"/>
-      </w:r>
-    </w:p>
-    <w:tbl>
-      <w:tblPr>
-        <w:jc w:val="center"/>
-        <w:tblLayout w:type="fixed"/>
-        <w:tblLook w:firstColumn="1" w:firstRow="1" w:lastColumn="0" w:lastRow="0" w:noHBand="0" w:noVBand="1" w:val="04A0"/>
-        <w:tblLayout w:type="fixed"/>
-        <w:tblW w:w="10546" w:type="dxa"/>
-      </w:tblPr>
-      <w:tblGrid>
-        <w:gridCol w:w="7030"/>
-        <w:gridCol w:w="2154"/>
-        <w:gridCol w:w="1361"/>
-      </w:tblGrid>
-      <w:tr>
-        <w:trPr>
-          <w:trHeight w:val="624" w:hRule="exact"/>
-          <w:cantSplit/>
-        </w:trPr>
-        <w:tc>
-          <w:tcPr>
-            <w:tcW w:type="dxa" w:w="7030"/>
-            <w:tcMar>
-              <w:top w:w="85" w:type="dxa"/>
-              <w:left w:w="141" w:type="dxa"/>
-              <w:bottom w:w="85" w:type="dxa"/>
-              <w:right w:w="141" w:type="dxa"/>
-            </w:tcMar>
-            <w:tcBorders>
-              <w:top w:val="nil"/>
-              <w:left w:val="nil"/>
-              <w:bottom w:val="single" w:sz="12" w:color="55C7E7"/>
-              <w:right w:val="nil"/>
-            </w:tcBorders>
-            <w:vAlign w:val="center"/>
-          </w:tcPr>
-          <w:p>
-            <w:pPr>
-              <w:spacing w:before="0" w:after="0" w:line="300" w:lineRule="auto"/>
-              <w:jc w:val="left"/>
-            </w:pPr>
-            <w:r>
-              <w:rPr>
-                <w:rFonts w:ascii="Noto Sans KR" w:hAnsi="Noto Sans KR" w:eastAsia="Noto Sans KR"/>
-                <w:b/>
-                <w:color w:val="333333"/>
-                <w:sz w:val="26"/>
-              </w:rPr>
-              <w:t>Ⅴ-1. 탄성력</w:t>
-            </w:r>
-          </w:p>
-        </w:tc>
-        <w:tc>
-          <w:tcPr>
-            <w:tcW w:type="dxa" w:w="2154"/>
-            <w:tcMar>
-              <w:top w:w="85" w:type="dxa"/>
-              <w:left w:w="141" w:type="dxa"/>
-              <w:bottom w:w="85" w:type="dxa"/>
-              <w:right w:w="141" w:type="dxa"/>
-            </w:tcMar>
-            <w:tcBorders>
-              <w:top w:val="nil"/>
-              <w:left w:val="nil"/>
-              <w:bottom w:val="single" w:sz="12" w:color="55C7E7"/>
-              <w:right w:val="nil"/>
-            </w:tcBorders>
-            <w:vAlign w:val="center"/>
-          </w:tcPr>
-          <w:p>
-            <w:pPr>
-              <w:spacing w:before="0" w:after="0" w:line="300" w:lineRule="auto"/>
-              <w:jc w:val="right"/>
-            </w:pPr>
-            <w:r>
-              <w:rPr>
-                <w:rFonts w:ascii="Noto Sans KR" w:hAnsi="Noto Sans KR" w:eastAsia="Noto Sans KR"/>
-                <w:b/>
-                <w:color w:val="777777"/>
-                <w:sz w:val="20"/>
-              </w:rPr>
-              <w:t>교과서 164~167쪽</w:t>
-            </w:r>
-          </w:p>
-        </w:tc>
-        <w:tc>
-          <w:tcPr>
-            <w:tcW w:type="dxa" w:w="1360"/>
-            <w:tcMar>
-              <w:top w:w="85" w:type="dxa"/>
-              <w:left w:w="141" w:type="dxa"/>
-              <w:bottom w:w="85" w:type="dxa"/>
-              <w:right w:w="141" w:type="dxa"/>
-            </w:tcMar>
-            <w:shd w:val="clear" w:color="auto" w:fill="FFE49A"/>
-            <w:tcBorders>
-              <w:top w:val="single" w:sz="12" w:color="F4B848"/>
-              <w:left w:val="single" w:sz="12" w:color="F4B848"/>
-              <w:bottom w:val="single" w:sz="12" w:color="F4B848"/>
-              <w:right w:val="single" w:sz="12" w:color="F4B848"/>
-            </w:tcBorders>
-            <w:vAlign w:val="center"/>
-          </w:tcPr>
-          <w:p>
-            <w:pPr>
-              <w:spacing w:before="0" w:after="0" w:line="300" w:lineRule="auto"/>
-              <w:jc w:val="center"/>
-            </w:pPr>
-            <w:r>
-              <w:rPr>
-                <w:rFonts w:ascii="Noto Sans KR" w:hAnsi="Noto Sans KR" w:eastAsia="Noto Sans KR"/>
-                <w:b/>
-                <w:color w:val="7A4B00"/>
-                <w:sz w:val="22"/>
-              </w:rPr>
-              <w:t>과학</w:t>
-            </w:r>
-          </w:p>
-        </w:tc>
-      </w:tr>
-    </w:tbl>
-    <w:p>
-      <w:pPr>
-        <w:spacing w:before="0" w:after="0" w:line="170" w:lineRule="exact"/>
+        <w:spacing w:before="0" w:after="0" w:line="340" w:lineRule="exact"/>
       </w:pPr>
       <w:r>
         <w:rPr>
@@ -2864,80 +3151,60 @@
         <w:tblW w:w="10546" w:type="dxa"/>
       </w:tblPr>
       <w:tblGrid>
-        <w:gridCol w:w="1020"/>
-        <w:gridCol w:w="2381"/>
+        <w:gridCol w:w="3402"/>
         <w:gridCol w:w="7143"/>
       </w:tblGrid>
       <w:tr>
         <w:trPr>
-          <w:trHeight w:val="737" w:hRule="exact"/>
+          <w:trHeight w:val="850" w:hRule="exact"/>
           <w:cantSplit/>
         </w:trPr>
         <w:tc>
           <w:tcPr>
-            <w:tcW w:type="dxa" w:w="1020"/>
+            <w:tcW w:type="dxa" w:w="3402"/>
             <w:tcMar>
-              <w:top w:w="85" w:type="dxa"/>
-              <w:left w:w="141" w:type="dxa"/>
-              <w:bottom w:w="85" w:type="dxa"/>
-              <w:right w:w="141" w:type="dxa"/>
+              <w:top w:w="68" w:type="dxa"/>
+              <w:left w:w="124" w:type="dxa"/>
+              <w:bottom w:w="68" w:type="dxa"/>
+              <w:right w:w="124" w:type="dxa"/>
             </w:tcMar>
-            <w:shd w:val="clear" w:color="auto" w:fill="72269E"/>
             <w:tcBorders>
-              <w:top w:val="single" w:sz="6" w:color="72269E"/>
-              <w:left w:val="single" w:sz="6" w:color="72269E"/>
-              <w:bottom w:val="single" w:sz="6" w:color="72269E"/>
-              <w:right w:val="single" w:sz="6" w:color="72269E"/>
+              <w:top w:val="single" w:sz="12" w:color="2BA89E"/>
+              <w:left w:val="single" w:sz="12" w:color="2BA89E"/>
+              <w:bottom w:val="single" w:sz="12" w:color="2BA89E"/>
+              <w:right w:val="single" w:sz="12" w:color="2BA89E"/>
             </w:tcBorders>
+            <w:shd w:val="clear" w:color="auto" w:fill="2BA89E"/>
             <w:vAlign w:val="center"/>
           </w:tcPr>
           <w:p>
             <w:pPr>
-              <w:spacing w:before="0" w:after="0" w:line="300" w:lineRule="auto"/>
+              <w:spacing w:before="0" w:after="0" w:line="240" w:lineRule="auto"/>
               <w:jc w:val="center"/>
             </w:pPr>
             <w:r>
               <w:rPr>
-                <w:rFonts w:ascii="Noto Sans KR" w:hAnsi="Noto Sans KR" w:eastAsia="Noto Sans KR"/>
+                <w:rFonts w:ascii="Gamja Flower" w:hAnsi="Gamja Flower" w:eastAsia="Gamja Flower"/>
                 <w:b/>
                 <w:color w:val="FFFFFF"/>
-                <w:sz w:val="40"/>
+                <w:sz w:val="27"/>
               </w:rPr>
               <w:t>R</w:t>
             </w:r>
           </w:p>
-        </w:tc>
-        <w:tc>
-          <w:tcPr>
-            <w:tcW w:type="dxa" w:w="2381"/>
-            <w:tcMar>
-              <w:top w:w="85" w:type="dxa"/>
-              <w:left w:w="141" w:type="dxa"/>
-              <w:bottom w:w="85" w:type="dxa"/>
-              <w:right w:w="141" w:type="dxa"/>
-            </w:tcMar>
-            <w:shd w:val="clear" w:color="auto" w:fill="72269E"/>
-            <w:tcBorders>
-              <w:top w:val="single" w:sz="6" w:color="72269E"/>
-              <w:left w:val="single" w:sz="6" w:color="72269E"/>
-              <w:bottom w:val="single" w:sz="6" w:color="72269E"/>
-              <w:right w:val="single" w:sz="6" w:color="72269E"/>
-            </w:tcBorders>
-            <w:vAlign w:val="center"/>
-          </w:tcPr>
           <w:p>
             <w:pPr>
-              <w:spacing w:before="0" w:after="0" w:line="300" w:lineRule="auto"/>
-              <w:jc w:val="left"/>
+              <w:spacing w:before="0" w:after="0" w:line="240" w:lineRule="auto"/>
+              <w:jc w:val="center"/>
             </w:pPr>
             <w:r>
               <w:rPr>
-                <w:rFonts w:ascii="Noto Sans KR" w:hAnsi="Noto Sans KR" w:eastAsia="Noto Sans KR"/>
+                <w:rFonts w:ascii="Gamja Flower" w:hAnsi="Gamja Flower" w:eastAsia="Gamja Flower"/>
                 <w:b/>
                 <w:color w:val="FFFFFF"/>
-                <w:sz w:val="30"/>
+                <w:sz w:val="27"/>
               </w:rPr>
-              <w:t>Recite</w:t>
+              <w:t>Review</w:t>
             </w:r>
           </w:p>
         </w:tc>
@@ -2945,33 +3212,33 @@
           <w:tcPr>
             <w:tcW w:type="dxa" w:w="7144"/>
             <w:tcMar>
-              <w:top w:w="85" w:type="dxa"/>
-              <w:left w:w="141" w:type="dxa"/>
-              <w:bottom w:w="85" w:type="dxa"/>
-              <w:right w:w="141" w:type="dxa"/>
+              <w:top w:w="68" w:type="dxa"/>
+              <w:left w:w="124" w:type="dxa"/>
+              <w:bottom w:w="68" w:type="dxa"/>
+              <w:right w:w="124" w:type="dxa"/>
             </w:tcMar>
-            <w:shd w:val="clear" w:color="auto" w:fill="F3E6FA"/>
             <w:tcBorders>
-              <w:top w:val="single" w:sz="6" w:color="72269E"/>
-              <w:left w:val="single" w:sz="6" w:color="72269E"/>
-              <w:bottom w:val="single" w:sz="6" w:color="72269E"/>
-              <w:right w:val="single" w:sz="6" w:color="72269E"/>
+              <w:top w:val="single" w:sz="12" w:color="2BA89E"/>
+              <w:left w:val="single" w:sz="12" w:color="2BA89E"/>
+              <w:bottom w:val="single" w:sz="12" w:color="2BA89E"/>
+              <w:right w:val="single" w:sz="12" w:color="2BA89E"/>
             </w:tcBorders>
+            <w:shd w:val="clear" w:color="auto" w:fill="E0FAF6"/>
             <w:vAlign w:val="center"/>
           </w:tcPr>
           <w:p>
             <w:pPr>
-              <w:spacing w:before="0" w:after="0" w:line="300" w:lineRule="auto"/>
+              <w:spacing w:before="0" w:after="0" w:line="288" w:lineRule="auto"/>
               <w:jc w:val="left"/>
             </w:pPr>
             <w:r>
               <w:rPr>
-                <w:rFonts w:ascii="Noto Sans KR" w:hAnsi="Noto Sans KR" w:eastAsia="Noto Sans KR"/>
+                <w:rFonts w:ascii="Gamja Flower" w:hAnsi="Gamja Flower" w:eastAsia="Gamja Flower"/>
                 <w:b/>
-                <w:color w:val="72269E"/>
-                <w:sz w:val="21"/>
+                <w:color w:val="111111"/>
+                <w:sz w:val="28"/>
               </w:rPr>
-              <w:t>책을 덮고 자신의 말로 설명해 보아요.</w:t>
+              <w:t>다시 확인하기 - 자기 점검</w:t>
             </w:r>
           </w:p>
         </w:tc>
@@ -2979,7 +3246,7 @@
     </w:tbl>
     <w:p>
       <w:pPr>
-        <w:spacing w:before="0" w:after="0" w:line="170" w:lineRule="exact"/>
+        <w:spacing w:before="0" w:after="0" w:line="57" w:lineRule="exact"/>
       </w:pPr>
       <w:r>
         <w:rPr>
@@ -2996,845 +3263,141 @@
         <w:tblW w:w="10546" w:type="dxa"/>
       </w:tblPr>
       <w:tblGrid>
-        <w:gridCol w:w="4195"/>
-        <w:gridCol w:w="6350"/>
+        <w:gridCol w:w="10545"/>
       </w:tblGrid>
       <w:tr>
         <w:trPr>
-          <w:trHeight w:val="510" w:hRule="exact"/>
+          <w:trHeight w:val="1701" w:hRule="exact"/>
           <w:cantSplit/>
         </w:trPr>
         <w:tc>
           <w:tcPr>
-            <w:tcW w:type="dxa" w:w="4195"/>
+            <w:tcW w:type="dxa" w:w="10546"/>
             <w:tcMar>
-              <w:top w:w="85" w:type="dxa"/>
-              <w:left w:w="141" w:type="dxa"/>
-              <w:bottom w:w="85" w:type="dxa"/>
-              <w:right w:w="141" w:type="dxa"/>
+              <w:top w:w="68" w:type="dxa"/>
+              <w:left w:w="124" w:type="dxa"/>
+              <w:bottom w:w="68" w:type="dxa"/>
+              <w:right w:w="124" w:type="dxa"/>
             </w:tcMar>
-            <w:shd w:val="clear" w:color="auto" w:fill="F3E6FA"/>
             <w:tcBorders>
-              <w:top w:val="single" w:sz="8" w:color="72269E"/>
-              <w:left w:val="single" w:sz="8" w:color="72269E"/>
-              <w:bottom w:val="single" w:sz="8" w:color="72269E"/>
-              <w:right w:val="single" w:sz="8" w:color="72269E"/>
+              <w:top w:val="single" w:sz="12" w:color="2BA89E"/>
+              <w:left w:val="single" w:sz="12" w:color="2BA89E"/>
+              <w:bottom w:val="single" w:sz="12" w:color="2BA89E"/>
+              <w:right w:val="single" w:sz="12" w:color="2BA89E"/>
             </w:tcBorders>
+            <w:shd w:val="clear" w:color="auto" w:fill="E0FAF6"/>
             <w:vAlign w:val="center"/>
           </w:tcPr>
           <w:p>
             <w:pPr>
-              <w:spacing w:before="0" w:after="0" w:line="300" w:lineRule="auto"/>
-              <w:jc w:val="center"/>
-            </w:pPr>
-            <w:r>
-              <w:rPr>
-                <w:rFonts w:ascii="Noto Sans KR" w:hAnsi="Noto Sans KR" w:eastAsia="Noto Sans KR"/>
-                <w:b/>
-                <w:color w:val="72269E"/>
-                <w:sz w:val="21"/>
-              </w:rPr>
-              <w:t>회상 질문</w:t>
-            </w:r>
-          </w:p>
-        </w:tc>
-        <w:tc>
-          <w:tcPr>
-            <w:tcW w:type="dxa" w:w="6350"/>
-            <w:tcMar>
-              <w:top w:w="85" w:type="dxa"/>
-              <w:left w:w="141" w:type="dxa"/>
-              <w:bottom w:w="85" w:type="dxa"/>
-              <w:right w:w="141" w:type="dxa"/>
-            </w:tcMar>
-            <w:shd w:val="clear" w:color="auto" w:fill="F3E6FA"/>
-            <w:tcBorders>
-              <w:top w:val="single" w:sz="8" w:color="72269E"/>
-              <w:left w:val="single" w:sz="8" w:color="72269E"/>
-              <w:bottom w:val="single" w:sz="8" w:color="72269E"/>
-              <w:right w:val="single" w:sz="8" w:color="72269E"/>
-            </w:tcBorders>
-            <w:vAlign w:val="center"/>
-          </w:tcPr>
-          <w:p>
-            <w:pPr>
-              <w:spacing w:before="0" w:after="0" w:line="300" w:lineRule="auto"/>
-              <w:jc w:val="center"/>
-            </w:pPr>
-            <w:r>
-              <w:rPr>
-                <w:rFonts w:ascii="Noto Sans KR" w:hAnsi="Noto Sans KR" w:eastAsia="Noto Sans KR"/>
-                <w:b/>
-                <w:color w:val="72269E"/>
-                <w:sz w:val="21"/>
-              </w:rPr>
-              <w:t>내 답</w:t>
-            </w:r>
-          </w:p>
-        </w:tc>
-      </w:tr>
-      <w:tr>
-        <w:trPr>
-          <w:trHeight w:val="2608" w:hRule="exact"/>
-          <w:cantSplit/>
-        </w:trPr>
-        <w:tc>
-          <w:tcPr>
-            <w:tcW w:type="dxa" w:w="4195"/>
-            <w:tcMar>
-              <w:top w:w="85" w:type="dxa"/>
-              <w:left w:w="141" w:type="dxa"/>
-              <w:bottom w:w="85" w:type="dxa"/>
-              <w:right w:w="141" w:type="dxa"/>
-            </w:tcMar>
-            <w:shd w:val="clear" w:color="auto" w:fill="F3E6FA"/>
-            <w:tcBorders>
-              <w:top w:val="single" w:sz="6" w:color="72269E"/>
-              <w:left w:val="single" w:sz="6" w:color="72269E"/>
-              <w:bottom w:val="single" w:sz="6" w:color="72269E"/>
-              <w:right w:val="single" w:sz="6" w:color="72269E"/>
-            </w:tcBorders>
-            <w:vAlign w:val="top"/>
-          </w:tcPr>
-          <w:p>
-            <w:pPr>
-              <w:spacing w:before="0" w:after="0" w:line="348" w:lineRule="auto"/>
+              <w:spacing w:before="0" w:after="0" w:line="336" w:lineRule="auto"/>
               <w:jc w:val="left"/>
             </w:pPr>
             <w:r>
               <w:rPr>
-                <w:rFonts w:ascii="Noto Sans KR" w:hAnsi="Noto Sans KR" w:eastAsia="Noto Sans KR"/>
+                <w:rFonts w:ascii="Gamja Flower" w:hAnsi="Gamja Flower" w:eastAsia="Gamja Flower"/>
                 <w:b w:val="0"/>
-                <w:color w:val="333333"/>
-                <w:sz w:val="21"/>
+                <w:color w:val="111111"/>
+                <w:sz w:val="26"/>
               </w:rPr>
-              <w:t>탄성과 탄성력의 뜻, 그리고 탄성력의 방향을 말해 보자.</w:t>
+              <w:t>□ 탄성과 탄성력의 뜻을 설명할 수 있다.</w:t>
             </w:r>
           </w:p>
-        </w:tc>
-        <w:tc>
-          <w:tcPr>
-            <w:tcW w:type="dxa" w:w="6350"/>
-            <w:tcMar>
-              <w:top w:w="85" w:type="dxa"/>
-              <w:left w:w="141" w:type="dxa"/>
-              <w:bottom w:w="85" w:type="dxa"/>
-              <w:right w:w="141" w:type="dxa"/>
-            </w:tcMar>
-            <w:tcBorders>
-              <w:top w:val="single" w:sz="6" w:color="72269E"/>
-              <w:left w:val="single" w:sz="6" w:color="72269E"/>
-              <w:bottom w:val="single" w:sz="6" w:color="72269E"/>
-              <w:right w:val="single" w:sz="6" w:color="72269E"/>
-            </w:tcBorders>
-          </w:tcPr>
-          <w:p/>
-        </w:tc>
-      </w:tr>
-      <w:tr>
-        <w:trPr>
-          <w:trHeight w:val="2608" w:hRule="exact"/>
-          <w:cantSplit/>
-        </w:trPr>
-        <w:tc>
-          <w:tcPr>
-            <w:tcW w:type="dxa" w:w="4195"/>
-            <w:tcMar>
-              <w:top w:w="85" w:type="dxa"/>
-              <w:left w:w="141" w:type="dxa"/>
-              <w:bottom w:w="85" w:type="dxa"/>
-              <w:right w:w="141" w:type="dxa"/>
-            </w:tcMar>
-            <w:shd w:val="clear" w:color="auto" w:fill="F3E6FA"/>
-            <w:tcBorders>
-              <w:top w:val="single" w:sz="6" w:color="72269E"/>
-              <w:left w:val="single" w:sz="6" w:color="72269E"/>
-              <w:bottom w:val="single" w:sz="6" w:color="72269E"/>
-              <w:right w:val="single" w:sz="6" w:color="72269E"/>
-            </w:tcBorders>
-            <w:vAlign w:val="top"/>
-          </w:tcPr>
           <w:p>
             <w:pPr>
-              <w:spacing w:before="0" w:after="0" w:line="348" w:lineRule="auto"/>
+              <w:spacing w:before="0" w:after="0" w:line="336" w:lineRule="auto"/>
               <w:jc w:val="left"/>
             </w:pPr>
             <w:r>
               <w:rPr>
-                <w:rFonts w:ascii="Noto Sans KR" w:hAnsi="Noto Sans KR" w:eastAsia="Noto Sans KR"/>
+                <w:rFonts w:ascii="Gamja Flower" w:hAnsi="Gamja Flower" w:eastAsia="Gamja Flower"/>
                 <w:b w:val="0"/>
-                <w:color w:val="333333"/>
-                <w:sz w:val="21"/>
+                <w:color w:val="111111"/>
+                <w:sz w:val="26"/>
               </w:rPr>
-              <w:t>탄성체의 변형 정도와 탄성력의 크기는 어떤 관계일까?</w:t>
+              <w:t>□ 탄성력의 크기와 방향을 설명할 수 있다.</w:t>
             </w:r>
           </w:p>
-        </w:tc>
-        <w:tc>
-          <w:tcPr>
-            <w:tcW w:type="dxa" w:w="6350"/>
-            <w:tcMar>
-              <w:top w:w="85" w:type="dxa"/>
-              <w:left w:w="141" w:type="dxa"/>
-              <w:bottom w:w="85" w:type="dxa"/>
-              <w:right w:w="141" w:type="dxa"/>
-            </w:tcMar>
-            <w:tcBorders>
-              <w:top w:val="single" w:sz="6" w:color="72269E"/>
-              <w:left w:val="single" w:sz="6" w:color="72269E"/>
-              <w:bottom w:val="single" w:sz="6" w:color="72269E"/>
-              <w:right w:val="single" w:sz="6" w:color="72269E"/>
-            </w:tcBorders>
-          </w:tcPr>
-          <w:p/>
-        </w:tc>
-      </w:tr>
-      <w:tr>
-        <w:trPr>
-          <w:trHeight w:val="2608" w:hRule="exact"/>
-          <w:cantSplit/>
-        </w:trPr>
-        <w:tc>
-          <w:tcPr>
-            <w:tcW w:type="dxa" w:w="4195"/>
-            <w:tcMar>
-              <w:top w:w="85" w:type="dxa"/>
-              <w:left w:w="141" w:type="dxa"/>
-              <w:bottom w:w="85" w:type="dxa"/>
-              <w:right w:w="141" w:type="dxa"/>
-            </w:tcMar>
-            <w:shd w:val="clear" w:color="auto" w:fill="F3E6FA"/>
-            <w:tcBorders>
-              <w:top w:val="single" w:sz="6" w:color="72269E"/>
-              <w:left w:val="single" w:sz="6" w:color="72269E"/>
-              <w:bottom w:val="single" w:sz="6" w:color="72269E"/>
-              <w:right w:val="single" w:sz="6" w:color="72269E"/>
-            </w:tcBorders>
-            <w:vAlign w:val="top"/>
-          </w:tcPr>
           <w:p>
             <w:pPr>
-              <w:spacing w:before="0" w:after="0" w:line="348" w:lineRule="auto"/>
+              <w:spacing w:before="0" w:after="0" w:line="336" w:lineRule="auto"/>
               <w:jc w:val="left"/>
             </w:pPr>
             <w:r>
               <w:rPr>
-                <w:rFonts w:ascii="Noto Sans KR" w:hAnsi="Noto Sans KR" w:eastAsia="Noto Sans KR"/>
+                <w:rFonts w:ascii="Gamja Flower" w:hAnsi="Gamja Flower" w:eastAsia="Gamja Flower"/>
                 <w:b w:val="0"/>
-                <w:color w:val="333333"/>
-                <w:sz w:val="21"/>
-              </w:rPr>
-              <w:t>용수철이 늘어난 길이와 탄성력의 크기는 어떤 관계일까?</w:t>
-            </w:r>
-          </w:p>
-        </w:tc>
-        <w:tc>
-          <w:tcPr>
-            <w:tcW w:type="dxa" w:w="6350"/>
-            <w:tcMar>
-              <w:top w:w="85" w:type="dxa"/>
-              <w:left w:w="141" w:type="dxa"/>
-              <w:bottom w:w="85" w:type="dxa"/>
-              <w:right w:w="141" w:type="dxa"/>
-            </w:tcMar>
-            <w:tcBorders>
-              <w:top w:val="single" w:sz="6" w:color="72269E"/>
-              <w:left w:val="single" w:sz="6" w:color="72269E"/>
-              <w:bottom w:val="single" w:sz="6" w:color="72269E"/>
-              <w:right w:val="single" w:sz="6" w:color="72269E"/>
-            </w:tcBorders>
-          </w:tcPr>
-          <w:p/>
-        </w:tc>
-      </w:tr>
-    </w:tbl>
-    <w:p>
-      <w:pPr>
-        <w:spacing w:before="0" w:after="0" w:line="397" w:lineRule="exact"/>
-      </w:pPr>
-      <w:r>
-        <w:rPr>
-          <w:sz w:val="2"/>
-        </w:rPr>
-      </w:r>
-    </w:p>
-    <w:tbl>
-      <w:tblPr>
-        <w:jc w:val="center"/>
-        <w:tblLayout w:type="fixed"/>
-        <w:tblLook w:firstColumn="1" w:firstRow="1" w:lastColumn="0" w:lastRow="0" w:noHBand="0" w:noVBand="1" w:val="04A0"/>
-        <w:tblLayout w:type="fixed"/>
-        <w:tblW w:w="10546" w:type="dxa"/>
-      </w:tblPr>
-      <w:tblGrid>
-        <w:gridCol w:w="1020"/>
-        <w:gridCol w:w="2381"/>
-        <w:gridCol w:w="7143"/>
-      </w:tblGrid>
-      <w:tr>
-        <w:trPr>
-          <w:trHeight w:val="737" w:hRule="exact"/>
-          <w:cantSplit/>
-        </w:trPr>
-        <w:tc>
-          <w:tcPr>
-            <w:tcW w:type="dxa" w:w="1020"/>
-            <w:tcMar>
-              <w:top w:w="85" w:type="dxa"/>
-              <w:left w:w="141" w:type="dxa"/>
-              <w:bottom w:w="85" w:type="dxa"/>
-              <w:right w:w="141" w:type="dxa"/>
-            </w:tcMar>
-            <w:shd w:val="clear" w:color="auto" w:fill="2BA89E"/>
-            <w:tcBorders>
-              <w:top w:val="single" w:sz="6" w:color="2BA89E"/>
-              <w:left w:val="single" w:sz="6" w:color="2BA89E"/>
-              <w:bottom w:val="single" w:sz="6" w:color="2BA89E"/>
-              <w:right w:val="single" w:sz="6" w:color="2BA89E"/>
-            </w:tcBorders>
-            <w:vAlign w:val="center"/>
-          </w:tcPr>
-          <w:p>
-            <w:pPr>
-              <w:spacing w:before="0" w:after="0" w:line="300" w:lineRule="auto"/>
-              <w:jc w:val="center"/>
-            </w:pPr>
-            <w:r>
-              <w:rPr>
-                <w:rFonts w:ascii="Noto Sans KR" w:hAnsi="Noto Sans KR" w:eastAsia="Noto Sans KR"/>
-                <w:b/>
-                <w:color w:val="FFFFFF"/>
-                <w:sz w:val="40"/>
-              </w:rPr>
-              <w:t>R</w:t>
-            </w:r>
-          </w:p>
-        </w:tc>
-        <w:tc>
-          <w:tcPr>
-            <w:tcW w:type="dxa" w:w="2381"/>
-            <w:tcMar>
-              <w:top w:w="85" w:type="dxa"/>
-              <w:left w:w="141" w:type="dxa"/>
-              <w:bottom w:w="85" w:type="dxa"/>
-              <w:right w:w="141" w:type="dxa"/>
-            </w:tcMar>
-            <w:shd w:val="clear" w:color="auto" w:fill="2BA89E"/>
-            <w:tcBorders>
-              <w:top w:val="single" w:sz="6" w:color="2BA89E"/>
-              <w:left w:val="single" w:sz="6" w:color="2BA89E"/>
-              <w:bottom w:val="single" w:sz="6" w:color="2BA89E"/>
-              <w:right w:val="single" w:sz="6" w:color="2BA89E"/>
-            </w:tcBorders>
-            <w:vAlign w:val="center"/>
-          </w:tcPr>
-          <w:p>
-            <w:pPr>
-              <w:spacing w:before="0" w:after="0" w:line="300" w:lineRule="auto"/>
-              <w:jc w:val="left"/>
-            </w:pPr>
-            <w:r>
-              <w:rPr>
-                <w:rFonts w:ascii="Noto Sans KR" w:hAnsi="Noto Sans KR" w:eastAsia="Noto Sans KR"/>
-                <w:b/>
-                <w:color w:val="FFFFFF"/>
-                <w:sz w:val="30"/>
-              </w:rPr>
-              <w:t>Review</w:t>
-            </w:r>
-          </w:p>
-        </w:tc>
-        <w:tc>
-          <w:tcPr>
-            <w:tcW w:type="dxa" w:w="7144"/>
-            <w:tcMar>
-              <w:top w:w="85" w:type="dxa"/>
-              <w:left w:w="141" w:type="dxa"/>
-              <w:bottom w:w="85" w:type="dxa"/>
-              <w:right w:w="141" w:type="dxa"/>
-            </w:tcMar>
-            <w:shd w:val="clear" w:color="auto" w:fill="DDF6F3"/>
-            <w:tcBorders>
-              <w:top w:val="single" w:sz="6" w:color="2BA89E"/>
-              <w:left w:val="single" w:sz="6" w:color="2BA89E"/>
-              <w:bottom w:val="single" w:sz="6" w:color="2BA89E"/>
-              <w:right w:val="single" w:sz="6" w:color="2BA89E"/>
-            </w:tcBorders>
-            <w:vAlign w:val="center"/>
-          </w:tcPr>
-          <w:p>
-            <w:pPr>
-              <w:spacing w:before="0" w:after="0" w:line="300" w:lineRule="auto"/>
-              <w:jc w:val="left"/>
-            </w:pPr>
-            <w:r>
-              <w:rPr>
-                <w:rFonts w:ascii="Noto Sans KR" w:hAnsi="Noto Sans KR" w:eastAsia="Noto Sans KR"/>
-                <w:b/>
-                <w:color w:val="2BA89E"/>
-                <w:sz w:val="21"/>
-              </w:rPr>
-              <w:t>오늘 배운 내용을 스스로 점검해요.</w:t>
-            </w:r>
-          </w:p>
-        </w:tc>
-      </w:tr>
-    </w:tbl>
-    <w:p>
-      <w:pPr>
-        <w:spacing w:before="0" w:after="0" w:line="170" w:lineRule="exact"/>
-      </w:pPr>
-      <w:r>
-        <w:rPr>
-          <w:sz w:val="2"/>
-        </w:rPr>
-      </w:r>
-    </w:p>
-    <w:tbl>
-      <w:tblPr>
-        <w:jc w:val="center"/>
-        <w:tblLayout w:type="fixed"/>
-        <w:tblLook w:firstColumn="1" w:firstRow="1" w:lastColumn="0" w:lastRow="0" w:noHBand="0" w:noVBand="1" w:val="04A0"/>
-        <w:tblLayout w:type="fixed"/>
-        <w:tblW w:w="10546" w:type="dxa"/>
-      </w:tblPr>
-      <w:tblGrid>
-        <w:gridCol w:w="7937"/>
-        <w:gridCol w:w="1304"/>
-        <w:gridCol w:w="1304"/>
-      </w:tblGrid>
-      <w:tr>
-        <w:trPr>
-          <w:trHeight w:val="510" w:hRule="exact"/>
-          <w:cantSplit/>
-        </w:trPr>
-        <w:tc>
-          <w:tcPr>
-            <w:tcW w:type="dxa" w:w="7938"/>
-            <w:tcMar>
-              <w:top w:w="85" w:type="dxa"/>
-              <w:left w:w="141" w:type="dxa"/>
-              <w:bottom w:w="85" w:type="dxa"/>
-              <w:right w:w="141" w:type="dxa"/>
-            </w:tcMar>
-            <w:shd w:val="clear" w:color="auto" w:fill="DDF6F3"/>
-            <w:tcBorders>
-              <w:top w:val="single" w:sz="8" w:color="2BA89E"/>
-              <w:left w:val="single" w:sz="8" w:color="2BA89E"/>
-              <w:bottom w:val="single" w:sz="8" w:color="2BA89E"/>
-              <w:right w:val="single" w:sz="8" w:color="2BA89E"/>
-            </w:tcBorders>
-            <w:vAlign w:val="center"/>
-          </w:tcPr>
-          <w:p>
-            <w:pPr>
-              <w:spacing w:before="0" w:after="0" w:line="300" w:lineRule="auto"/>
-              <w:jc w:val="center"/>
-            </w:pPr>
-            <w:r>
-              <w:rPr>
-                <w:rFonts w:ascii="Noto Sans KR" w:hAnsi="Noto Sans KR" w:eastAsia="Noto Sans KR"/>
-                <w:b/>
-                <w:color w:val="2BA89E"/>
-                <w:sz w:val="21"/>
-              </w:rPr>
-              <w:t>자기 점검</w:t>
-            </w:r>
-          </w:p>
-        </w:tc>
-        <w:tc>
-          <w:tcPr>
-            <w:tcW w:type="dxa" w:w="1304"/>
-            <w:tcMar>
-              <w:top w:w="85" w:type="dxa"/>
-              <w:left w:w="141" w:type="dxa"/>
-              <w:bottom w:w="85" w:type="dxa"/>
-              <w:right w:w="141" w:type="dxa"/>
-            </w:tcMar>
-            <w:shd w:val="clear" w:color="auto" w:fill="DDF6F3"/>
-            <w:tcBorders>
-              <w:top w:val="single" w:sz="8" w:color="2BA89E"/>
-              <w:left w:val="single" w:sz="8" w:color="2BA89E"/>
-              <w:bottom w:val="single" w:sz="8" w:color="2BA89E"/>
-              <w:right w:val="single" w:sz="8" w:color="2BA89E"/>
-            </w:tcBorders>
-            <w:vAlign w:val="center"/>
-          </w:tcPr>
-          <w:p>
-            <w:pPr>
-              <w:spacing w:before="0" w:after="0" w:line="300" w:lineRule="auto"/>
-              <w:jc w:val="center"/>
-            </w:pPr>
-            <w:r>
-              <w:rPr>
-                <w:rFonts w:ascii="Noto Sans KR" w:hAnsi="Noto Sans KR" w:eastAsia="Noto Sans KR"/>
-                <w:b/>
-                <w:color w:val="2BA89E"/>
-                <w:sz w:val="21"/>
-              </w:rPr>
-              <w:t>잘함</w:t>
-            </w:r>
-          </w:p>
-        </w:tc>
-        <w:tc>
-          <w:tcPr>
-            <w:tcW w:type="dxa" w:w="1304"/>
-            <w:tcMar>
-              <w:top w:w="85" w:type="dxa"/>
-              <w:left w:w="141" w:type="dxa"/>
-              <w:bottom w:w="85" w:type="dxa"/>
-              <w:right w:w="141" w:type="dxa"/>
-            </w:tcMar>
-            <w:shd w:val="clear" w:color="auto" w:fill="DDF6F3"/>
-            <w:tcBorders>
-              <w:top w:val="single" w:sz="8" w:color="2BA89E"/>
-              <w:left w:val="single" w:sz="8" w:color="2BA89E"/>
-              <w:bottom w:val="single" w:sz="8" w:color="2BA89E"/>
-              <w:right w:val="single" w:sz="8" w:color="2BA89E"/>
-            </w:tcBorders>
-            <w:vAlign w:val="center"/>
-          </w:tcPr>
-          <w:p>
-            <w:pPr>
-              <w:spacing w:before="0" w:after="0" w:line="300" w:lineRule="auto"/>
-              <w:jc w:val="center"/>
-            </w:pPr>
-            <w:r>
-              <w:rPr>
-                <w:rFonts w:ascii="Noto Sans KR" w:hAnsi="Noto Sans KR" w:eastAsia="Noto Sans KR"/>
-                <w:b/>
-                <w:color w:val="2BA89E"/>
-                <w:sz w:val="21"/>
-              </w:rPr>
-              <w:t>보충</w:t>
-            </w:r>
-          </w:p>
-        </w:tc>
-      </w:tr>
-      <w:tr>
-        <w:trPr>
-          <w:trHeight w:val="1020" w:hRule="exact"/>
-          <w:cantSplit/>
-        </w:trPr>
-        <w:tc>
-          <w:tcPr>
-            <w:tcW w:type="dxa" w:w="7938"/>
-            <w:tcMar>
-              <w:top w:w="85" w:type="dxa"/>
-              <w:left w:w="141" w:type="dxa"/>
-              <w:bottom w:w="85" w:type="dxa"/>
-              <w:right w:w="141" w:type="dxa"/>
-            </w:tcMar>
-            <w:tcBorders>
-              <w:top w:val="single" w:sz="6" w:color="2BA89E"/>
-              <w:left w:val="single" w:sz="6" w:color="2BA89E"/>
-              <w:bottom w:val="single" w:sz="6" w:color="2BA89E"/>
-              <w:right w:val="single" w:sz="6" w:color="2BA89E"/>
-            </w:tcBorders>
-            <w:vAlign w:val="center"/>
-          </w:tcPr>
-          <w:p>
-            <w:pPr>
-              <w:spacing w:before="0" w:after="0" w:line="300" w:lineRule="auto"/>
-              <w:jc w:val="left"/>
-            </w:pPr>
-            <w:r>
-              <w:rPr>
-                <w:rFonts w:ascii="Noto Sans KR" w:hAnsi="Noto Sans KR" w:eastAsia="Noto Sans KR"/>
-                <w:b w:val="0"/>
-                <w:color w:val="333333"/>
-                <w:sz w:val="21"/>
-              </w:rPr>
-              <w:t>탄성과 탄성력의 뜻을 설명할 수 있다.</w:t>
-            </w:r>
-          </w:p>
-        </w:tc>
-        <w:tc>
-          <w:tcPr>
-            <w:tcW w:type="dxa" w:w="1304"/>
-            <w:tcMar>
-              <w:top w:w="85" w:type="dxa"/>
-              <w:left w:w="141" w:type="dxa"/>
-              <w:bottom w:w="85" w:type="dxa"/>
-              <w:right w:w="141" w:type="dxa"/>
-            </w:tcMar>
-            <w:tcBorders>
-              <w:top w:val="single" w:sz="6" w:color="2BA89E"/>
-              <w:left w:val="single" w:sz="6" w:color="2BA89E"/>
-              <w:bottom w:val="single" w:sz="6" w:color="2BA89E"/>
-              <w:right w:val="single" w:sz="6" w:color="2BA89E"/>
-            </w:tcBorders>
-            <w:vAlign w:val="center"/>
-          </w:tcPr>
-          <w:p>
-            <w:pPr>
-              <w:spacing w:before="0" w:after="0" w:line="300" w:lineRule="auto"/>
-              <w:jc w:val="center"/>
-            </w:pPr>
-            <w:r>
-              <w:rPr>
-                <w:rFonts w:ascii="Noto Sans KR" w:hAnsi="Noto Sans KR" w:eastAsia="Noto Sans KR"/>
-                <w:b w:val="0"/>
-                <w:color w:val="2BA89E"/>
+                <w:color w:val="111111"/>
                 <w:sz w:val="26"/>
               </w:rPr>
-              <w:t>□</w:t>
-            </w:r>
-          </w:p>
-        </w:tc>
-        <w:tc>
-          <w:tcPr>
-            <w:tcW w:type="dxa" w:w="1304"/>
-            <w:tcMar>
-              <w:top w:w="85" w:type="dxa"/>
-              <w:left w:w="141" w:type="dxa"/>
-              <w:bottom w:w="85" w:type="dxa"/>
-              <w:right w:w="141" w:type="dxa"/>
-            </w:tcMar>
-            <w:tcBorders>
-              <w:top w:val="single" w:sz="6" w:color="2BA89E"/>
-              <w:left w:val="single" w:sz="6" w:color="2BA89E"/>
-              <w:bottom w:val="single" w:sz="6" w:color="2BA89E"/>
-              <w:right w:val="single" w:sz="6" w:color="2BA89E"/>
-            </w:tcBorders>
-            <w:vAlign w:val="center"/>
-          </w:tcPr>
-          <w:p>
-            <w:pPr>
-              <w:spacing w:before="0" w:after="0" w:line="300" w:lineRule="auto"/>
-              <w:jc w:val="center"/>
-            </w:pPr>
-            <w:r>
-              <w:rPr>
-                <w:rFonts w:ascii="Noto Sans KR" w:hAnsi="Noto Sans KR" w:eastAsia="Noto Sans KR"/>
-                <w:b w:val="0"/>
-                <w:color w:val="2BA89E"/>
-                <w:sz w:val="26"/>
-              </w:rPr>
-              <w:t>□</w:t>
-            </w:r>
-          </w:p>
-        </w:tc>
-      </w:tr>
-      <w:tr>
-        <w:trPr>
-          <w:trHeight w:val="1020" w:hRule="exact"/>
-          <w:cantSplit/>
-        </w:trPr>
-        <w:tc>
-          <w:tcPr>
-            <w:tcW w:type="dxa" w:w="7938"/>
-            <w:tcMar>
-              <w:top w:w="85" w:type="dxa"/>
-              <w:left w:w="141" w:type="dxa"/>
-              <w:bottom w:w="85" w:type="dxa"/>
-              <w:right w:w="141" w:type="dxa"/>
-            </w:tcMar>
-            <w:tcBorders>
-              <w:top w:val="single" w:sz="6" w:color="2BA89E"/>
-              <w:left w:val="single" w:sz="6" w:color="2BA89E"/>
-              <w:bottom w:val="single" w:sz="6" w:color="2BA89E"/>
-              <w:right w:val="single" w:sz="6" w:color="2BA89E"/>
-            </w:tcBorders>
-            <w:vAlign w:val="center"/>
-          </w:tcPr>
-          <w:p>
-            <w:pPr>
-              <w:spacing w:before="0" w:after="0" w:line="300" w:lineRule="auto"/>
-              <w:jc w:val="left"/>
-            </w:pPr>
-            <w:r>
-              <w:rPr>
-                <w:rFonts w:ascii="Noto Sans KR" w:hAnsi="Noto Sans KR" w:eastAsia="Noto Sans KR"/>
-                <w:b w:val="0"/>
-                <w:color w:val="333333"/>
-                <w:sz w:val="21"/>
-              </w:rPr>
-              <w:t>탄성력의 크기와 방향을 설명할 수 있다.</w:t>
-            </w:r>
-          </w:p>
-        </w:tc>
-        <w:tc>
-          <w:tcPr>
-            <w:tcW w:type="dxa" w:w="1304"/>
-            <w:tcMar>
-              <w:top w:w="85" w:type="dxa"/>
-              <w:left w:w="141" w:type="dxa"/>
-              <w:bottom w:w="85" w:type="dxa"/>
-              <w:right w:w="141" w:type="dxa"/>
-            </w:tcMar>
-            <w:tcBorders>
-              <w:top w:val="single" w:sz="6" w:color="2BA89E"/>
-              <w:left w:val="single" w:sz="6" w:color="2BA89E"/>
-              <w:bottom w:val="single" w:sz="6" w:color="2BA89E"/>
-              <w:right w:val="single" w:sz="6" w:color="2BA89E"/>
-            </w:tcBorders>
-            <w:vAlign w:val="center"/>
-          </w:tcPr>
-          <w:p>
-            <w:pPr>
-              <w:spacing w:before="0" w:after="0" w:line="300" w:lineRule="auto"/>
-              <w:jc w:val="center"/>
-            </w:pPr>
-            <w:r>
-              <w:rPr>
-                <w:rFonts w:ascii="Noto Sans KR" w:hAnsi="Noto Sans KR" w:eastAsia="Noto Sans KR"/>
-                <w:b w:val="0"/>
-                <w:color w:val="2BA89E"/>
-                <w:sz w:val="26"/>
-              </w:rPr>
-              <w:t>□</w:t>
-            </w:r>
-          </w:p>
-        </w:tc>
-        <w:tc>
-          <w:tcPr>
-            <w:tcW w:type="dxa" w:w="1304"/>
-            <w:tcMar>
-              <w:top w:w="85" w:type="dxa"/>
-              <w:left w:w="141" w:type="dxa"/>
-              <w:bottom w:w="85" w:type="dxa"/>
-              <w:right w:w="141" w:type="dxa"/>
-            </w:tcMar>
-            <w:tcBorders>
-              <w:top w:val="single" w:sz="6" w:color="2BA89E"/>
-              <w:left w:val="single" w:sz="6" w:color="2BA89E"/>
-              <w:bottom w:val="single" w:sz="6" w:color="2BA89E"/>
-              <w:right w:val="single" w:sz="6" w:color="2BA89E"/>
-            </w:tcBorders>
-            <w:vAlign w:val="center"/>
-          </w:tcPr>
-          <w:p>
-            <w:pPr>
-              <w:spacing w:before="0" w:after="0" w:line="300" w:lineRule="auto"/>
-              <w:jc w:val="center"/>
-            </w:pPr>
-            <w:r>
-              <w:rPr>
-                <w:rFonts w:ascii="Noto Sans KR" w:hAnsi="Noto Sans KR" w:eastAsia="Noto Sans KR"/>
-                <w:b w:val="0"/>
-                <w:color w:val="2BA89E"/>
-                <w:sz w:val="26"/>
-              </w:rPr>
-              <w:t>□</w:t>
-            </w:r>
-          </w:p>
-        </w:tc>
-      </w:tr>
-      <w:tr>
-        <w:trPr>
-          <w:trHeight w:val="1020" w:hRule="exact"/>
-          <w:cantSplit/>
-        </w:trPr>
-        <w:tc>
-          <w:tcPr>
-            <w:tcW w:type="dxa" w:w="7938"/>
-            <w:tcMar>
-              <w:top w:w="85" w:type="dxa"/>
-              <w:left w:w="141" w:type="dxa"/>
-              <w:bottom w:w="85" w:type="dxa"/>
-              <w:right w:w="141" w:type="dxa"/>
-            </w:tcMar>
-            <w:tcBorders>
-              <w:top w:val="single" w:sz="6" w:color="2BA89E"/>
-              <w:left w:val="single" w:sz="6" w:color="2BA89E"/>
-              <w:bottom w:val="single" w:sz="6" w:color="2BA89E"/>
-              <w:right w:val="single" w:sz="6" w:color="2BA89E"/>
-            </w:tcBorders>
-            <w:vAlign w:val="center"/>
-          </w:tcPr>
-          <w:p>
-            <w:pPr>
-              <w:spacing w:before="0" w:after="0" w:line="300" w:lineRule="auto"/>
-              <w:jc w:val="left"/>
-            </w:pPr>
-            <w:r>
-              <w:rPr>
-                <w:rFonts w:ascii="Noto Sans KR" w:hAnsi="Noto Sans KR" w:eastAsia="Noto Sans KR"/>
-                <w:b w:val="0"/>
-                <w:color w:val="333333"/>
-                <w:sz w:val="21"/>
-              </w:rPr>
-              <w:t>용수철이 늘어난 길이와 탄성력의 관계를 설명할 수 있다.</w:t>
-            </w:r>
-          </w:p>
-        </w:tc>
-        <w:tc>
-          <w:tcPr>
-            <w:tcW w:type="dxa" w:w="1304"/>
-            <w:tcMar>
-              <w:top w:w="85" w:type="dxa"/>
-              <w:left w:w="141" w:type="dxa"/>
-              <w:bottom w:w="85" w:type="dxa"/>
-              <w:right w:w="141" w:type="dxa"/>
-            </w:tcMar>
-            <w:tcBorders>
-              <w:top w:val="single" w:sz="6" w:color="2BA89E"/>
-              <w:left w:val="single" w:sz="6" w:color="2BA89E"/>
-              <w:bottom w:val="single" w:sz="6" w:color="2BA89E"/>
-              <w:right w:val="single" w:sz="6" w:color="2BA89E"/>
-            </w:tcBorders>
-            <w:vAlign w:val="center"/>
-          </w:tcPr>
-          <w:p>
-            <w:pPr>
-              <w:spacing w:before="0" w:after="0" w:line="300" w:lineRule="auto"/>
-              <w:jc w:val="center"/>
-            </w:pPr>
-            <w:r>
-              <w:rPr>
-                <w:rFonts w:ascii="Noto Sans KR" w:hAnsi="Noto Sans KR" w:eastAsia="Noto Sans KR"/>
-                <w:b w:val="0"/>
-                <w:color w:val="2BA89E"/>
-                <w:sz w:val="26"/>
-              </w:rPr>
-              <w:t>□</w:t>
-            </w:r>
-          </w:p>
-        </w:tc>
-        <w:tc>
-          <w:tcPr>
-            <w:tcW w:type="dxa" w:w="1304"/>
-            <w:tcMar>
-              <w:top w:w="85" w:type="dxa"/>
-              <w:left w:w="141" w:type="dxa"/>
-              <w:bottom w:w="85" w:type="dxa"/>
-              <w:right w:w="141" w:type="dxa"/>
-            </w:tcMar>
-            <w:tcBorders>
-              <w:top w:val="single" w:sz="6" w:color="2BA89E"/>
-              <w:left w:val="single" w:sz="6" w:color="2BA89E"/>
-              <w:bottom w:val="single" w:sz="6" w:color="2BA89E"/>
-              <w:right w:val="single" w:sz="6" w:color="2BA89E"/>
-            </w:tcBorders>
-            <w:vAlign w:val="center"/>
-          </w:tcPr>
-          <w:p>
-            <w:pPr>
-              <w:spacing w:before="0" w:after="0" w:line="300" w:lineRule="auto"/>
-              <w:jc w:val="center"/>
-            </w:pPr>
-            <w:r>
-              <w:rPr>
-                <w:rFonts w:ascii="Noto Sans KR" w:hAnsi="Noto Sans KR" w:eastAsia="Noto Sans KR"/>
-                <w:b w:val="0"/>
-                <w:color w:val="2BA89E"/>
-                <w:sz w:val="26"/>
-              </w:rPr>
-              <w:t>□</w:t>
+              <w:t>□ 용수철이 늘어난 길이와 탄성력의 관계를 설명할 수 있다.</w:t>
             </w:r>
           </w:p>
         </w:tc>
       </w:tr>
     </w:tbl>
     <w:sectPr>
+      <w:headerReference w:type="default" r:id="rId9"/>
       <w:pgSz w:w="11906" w:h="16838"/>
-      <w:pgMar w:top="680" w:right="680" w:bottom="680" w:left="680" w:header="340" w:footer="340" w:gutter="0"/>
+      <w:pgMar w:top="624" w:right="879" w:bottom="794" w:left="482" w:header="0" w:footer="0" w:gutter="0"/>
       <w:cols w:space="720"/>
       <w:docGrid w:linePitch="360"/>
     </w:sectPr>
   </w:body>
 </w:document>
+</file>
+
+<file path=word/header1.xml><?xml version="1.0" encoding="utf-8"?>
+<w:hdr xmlns:m="http://schemas.openxmlformats.org/officeDocument/2006/math" xmlns:mc="http://schemas.openxmlformats.org/markup-compatibility/2006" xmlns:mo="http://schemas.microsoft.com/office/mac/office/2008/main" xmlns:mv="urn:schemas-microsoft-com:mac:vml" xmlns:o="urn:schemas-microsoft-com:office:office" xmlns:r="http://schemas.openxmlformats.org/officeDocument/2006/relationships" xmlns:v="urn:schemas-microsoft-com:vml" xmlns:w10="urn:schemas-microsoft-com:office:word" xmlns:w14="http://schemas.microsoft.com/office/word/2010/wordml" xmlns:w="http://schemas.openxmlformats.org/wordprocessingml/2006/main" xmlns:wne="http://schemas.microsoft.com/office/word/2006/wordml" xmlns:wp14="http://schemas.microsoft.com/office/word/2010/wordprocessingDrawing" xmlns:wp="http://schemas.openxmlformats.org/drawingml/2006/wordprocessingDrawing" xmlns:wpc="http://schemas.microsoft.com/office/word/2010/wordprocessingCanvas" xmlns:wpg="http://schemas.microsoft.com/office/word/2010/wordprocessingGroup" xmlns:wpi="http://schemas.microsoft.com/office/word/2010/wordprocessingInk" xmlns:wps="http://schemas.microsoft.com/office/word/2010/wordprocessingShape" mc:Ignorable="w14 wp14">
+  <w:p>
+    <w:pPr>
+      <w:pStyle w:val="Header"/>
+      <w:spacing w:before="0" w:after="0" w:line="240" w:lineRule="auto"/>
+      <w:jc w:val="left"/>
+    </w:pPr>
+    <w:r>
+      <w:drawing>
+        <wp:anchor distT="0" distB="0" distL="0" distR="0" simplePos="0" relativeHeight="0" behindDoc="1" locked="1" layoutInCell="1" allowOverlap="1">
+          <wp:simplePos x="0" y="0"/>
+          <wp:positionH relativeFrom="page">
+            <wp:posOffset>0</wp:posOffset>
+          </wp:positionH>
+          <wp:positionV relativeFrom="page">
+            <wp:posOffset>0</wp:posOffset>
+          </wp:positionV>
+          <wp:extent cx="7560000" cy="10692000"/>
+          <wp:effectExtent l="0" t="0" r="0" b="0"/>
+          <wp:wrapNone/>
+          <wp:docPr id="1" name="PQ4R 배경"/>
+          <wp:cNvGraphicFramePr/>
+          <a:graphic xmlns:a="http://schemas.openxmlformats.org/drawingml/2006/main" xmlns:pic="http://schemas.openxmlformats.org/drawingml/2006/picture">
+            <a:graphicData uri="http://schemas.openxmlformats.org/drawingml/2006/picture">
+              <pic:pic>
+                <pic:nvPicPr>
+                  <pic:cNvPr id="0" name="page_bg.png"/>
+                  <pic:cNvPicPr/>
+                </pic:nvPicPr>
+                <pic:blipFill>
+                  <a:blip r:embed="rId1"/>
+                  <a:stretch>
+                    <a:fillRect/>
+                  </a:stretch>
+                </pic:blipFill>
+                <pic:spPr>
+                  <a:xfrm>
+                    <a:off x="0" y="0"/>
+                    <a:ext cx="7560000" cy="10692000"/>
+                  </a:xfrm>
+                  <a:prstGeom prst="rect"/>
+                </pic:spPr>
+              </pic:pic>
+            </a:graphicData>
+          </a:graphic>
+        </wp:anchor>
+      </w:drawing>
+    </w:r>
+  </w:p>
+</w:hdr>
 </file>
 
 <file path=word/numbering.xml><?xml version="1.0" encoding="utf-8"?>
@@ -4204,8 +3767,8 @@
       <w:spacing w:after="0"/>
     </w:pPr>
     <w:rPr>
-      <w:rFonts w:ascii="Noto Sans KR" w:hAnsi="Noto Sans KR" w:eastAsia="Noto Sans KR"/>
-      <w:sz w:val="21"/>
+      <w:rFonts w:ascii="Gamja Flower" w:hAnsi="Gamja Flower" w:eastAsia="Gamja Flower"/>
+      <w:sz w:val="26"/>
     </w:rPr>
   </w:style>
   <w:style w:type="paragraph" w:styleId="Header">

--- a/output/PQ4R_탄성력_교과서_편집용.docx
+++ b/output/PQ4R_탄성력_교과서_편집용.docx
@@ -155,6 +155,16 @@
         </w:tc>
       </w:tr>
     </w:tbl>
+    <w:p>
+      <w:pPr>
+        <w:spacing w:before="0" w:after="0" w:line="28" w:lineRule="exact"/>
+      </w:pPr>
+      <w:r>
+        <w:rPr>
+          <w:sz w:val="2"/>
+        </w:rPr>
+      </w:r>
+    </w:p>
     <w:tbl>
       <w:tblPr>
         <w:jc w:val="center"/>
@@ -168,7 +178,7 @@
       </w:tblGrid>
       <w:tr>
         <w:trPr>
-          <w:trHeight w:val="510" w:hRule="exact"/>
+          <w:trHeight w:val="482" w:hRule="exact"/>
           <w:cantSplit/>
         </w:trPr>
         <w:tc>
@@ -438,7 +448,7 @@
       </w:tblGrid>
       <w:tr>
         <w:trPr>
-          <w:trHeight w:val="1814" w:hRule="exact"/>
+          <w:trHeight w:val="1928" w:hRule="exact"/>
           <w:cantSplit/>
         </w:trPr>
         <w:tc>
@@ -457,11 +467,12 @@
               <w:right w:val="single" w:sz="12" w:color="0E7FCC"/>
             </w:tcBorders>
             <w:shd w:val="clear" w:color="auto" w:fill="E0F1FA"/>
-            <w:vAlign w:val="center"/>
+            <w:vAlign w:val="top"/>
           </w:tcPr>
           <w:p>
             <w:pPr>
-              <w:spacing w:before="0" w:after="0" w:line="312" w:lineRule="auto"/>
+              <w:keepNext/>
+              <w:spacing w:before="0" w:after="0" w:line="300" w:lineRule="auto"/>
               <w:jc w:val="left"/>
             </w:pPr>
             <w:r>
@@ -476,7 +487,7 @@
           </w:p>
           <w:p>
             <w:pPr>
-              <w:spacing w:before="0" w:after="0" w:line="312" w:lineRule="auto"/>
+              <w:spacing w:before="0" w:after="0" w:line="300" w:lineRule="auto"/>
               <w:jc w:val="left"/>
             </w:pPr>
             <w:r>
@@ -491,7 +502,7 @@
           </w:p>
           <w:p>
             <w:pPr>
-              <w:spacing w:before="0" w:after="0" w:line="312" w:lineRule="auto"/>
+              <w:spacing w:before="0" w:after="0" w:line="300" w:lineRule="auto"/>
               <w:jc w:val="left"/>
             </w:pPr>
             <w:r>
@@ -506,7 +517,7 @@
           </w:p>
           <w:p>
             <w:pPr>
-              <w:spacing w:before="0" w:after="0" w:line="312" w:lineRule="auto"/>
+              <w:spacing w:before="0" w:after="0" w:line="300" w:lineRule="auto"/>
               <w:jc w:val="left"/>
             </w:pPr>
             <w:r>
@@ -521,21 +532,9 @@
           </w:p>
         </w:tc>
       </w:tr>
-    </w:tbl>
-    <w:tbl>
-      <w:tblPr>
-        <w:jc w:val="center"/>
-        <w:tblLayout w:type="fixed"/>
-        <w:tblLook w:firstColumn="1" w:firstRow="1" w:lastColumn="0" w:lastRow="0" w:noHBand="0" w:noVBand="1" w:val="04A0"/>
-        <w:tblLayout w:type="fixed"/>
-        <w:tblW w:w="10546" w:type="dxa"/>
-      </w:tblPr>
-      <w:tblGrid>
-        <w:gridCol w:w="10545"/>
-      </w:tblGrid>
       <w:tr>
         <w:trPr>
-          <w:trHeight w:val="2339" w:hRule="exact"/>
+          <w:trHeight w:val="2310" w:hRule="exact"/>
           <w:cantSplit/>
         </w:trPr>
         <w:tc>
@@ -557,6 +556,7 @@
           </w:tcPr>
           <w:p>
             <w:pPr>
+              <w:keepNext/>
               <w:spacing w:before="0" w:after="0" w:line="288" w:lineRule="auto"/>
               <w:jc w:val="left"/>
             </w:pPr>
@@ -574,7 +574,7 @@
       </w:tr>
       <w:tr>
         <w:trPr>
-          <w:trHeight w:val="2339" w:hRule="exact"/>
+          <w:trHeight w:val="2310" w:hRule="exact"/>
           <w:cantSplit/>
         </w:trPr>
         <w:tc>
@@ -596,6 +596,7 @@
           </w:tcPr>
           <w:p>
             <w:pPr>
+              <w:keepNext/>
               <w:spacing w:before="0" w:after="0" w:line="288" w:lineRule="auto"/>
               <w:jc w:val="left"/>
             </w:pPr>
@@ -613,7 +614,7 @@
       </w:tr>
       <w:tr>
         <w:trPr>
-          <w:trHeight w:val="2339" w:hRule="exact"/>
+          <w:trHeight w:val="2310" w:hRule="exact"/>
           <w:cantSplit/>
         </w:trPr>
         <w:tc>
@@ -635,6 +636,7 @@
           </w:tcPr>
           <w:p>
             <w:pPr>
+              <w:keepNext/>
               <w:spacing w:before="0" w:after="0" w:line="288" w:lineRule="auto"/>
               <w:jc w:val="left"/>
             </w:pPr>
@@ -652,7 +654,7 @@
       </w:tr>
       <w:tr>
         <w:trPr>
-          <w:trHeight w:val="2339" w:hRule="exact"/>
+          <w:trHeight w:val="2310" w:hRule="exact"/>
           <w:cantSplit/>
         </w:trPr>
         <w:tc>
@@ -990,6 +992,7 @@
           </w:tcPr>
           <w:p>
             <w:pPr>
+              <w:keepNext/>
               <w:spacing w:before="0" w:after="0" w:line="288" w:lineRule="auto"/>
               <w:jc w:val="center"/>
             </w:pPr>
@@ -1024,6 +1027,7 @@
           </w:tcPr>
           <w:p>
             <w:pPr>
+              <w:keepNext/>
               <w:spacing w:before="0" w:after="0" w:line="288" w:lineRule="auto"/>
               <w:jc w:val="center"/>
             </w:pPr>
@@ -1058,6 +1062,7 @@
           </w:tcPr>
           <w:p>
             <w:pPr>
+              <w:keepNext/>
               <w:spacing w:before="0" w:after="0" w:line="288" w:lineRule="auto"/>
               <w:jc w:val="center"/>
             </w:pPr>
@@ -1097,6 +1102,7 @@
           </w:tcPr>
           <w:p>
             <w:pPr>
+              <w:keepNext/>
               <w:spacing w:before="0" w:after="0" w:line="288" w:lineRule="auto"/>
               <w:jc w:val="center"/>
             </w:pPr>
@@ -1130,6 +1136,7 @@
           </w:tcPr>
           <w:p>
             <w:pPr>
+              <w:keepNext/>
               <w:spacing w:before="0" w:after="0" w:line="324" w:lineRule="auto"/>
               <w:jc w:val="center"/>
             </w:pPr>
@@ -1160,7 +1167,11 @@
               <w:right w:val="single" w:sz="12" w:color="FF9F28"/>
             </w:tcBorders>
           </w:tcPr>
-          <w:p/>
+          <w:p>
+            <w:pPr>
+              <w:keepNext/>
+            </w:pPr>
+          </w:p>
         </w:tc>
       </w:tr>
       <w:tr>
@@ -1187,6 +1198,7 @@
           </w:tcPr>
           <w:p>
             <w:pPr>
+              <w:keepNext/>
               <w:spacing w:before="0" w:after="0" w:line="288" w:lineRule="auto"/>
               <w:jc w:val="center"/>
             </w:pPr>
@@ -1220,6 +1232,7 @@
           </w:tcPr>
           <w:p>
             <w:pPr>
+              <w:keepNext/>
               <w:spacing w:before="0" w:after="0" w:line="324" w:lineRule="auto"/>
               <w:jc w:val="center"/>
             </w:pPr>
@@ -1250,7 +1263,11 @@
               <w:right w:val="single" w:sz="12" w:color="FF9F28"/>
             </w:tcBorders>
           </w:tcPr>
-          <w:p/>
+          <w:p>
+            <w:pPr>
+              <w:keepNext/>
+            </w:pPr>
+          </w:p>
         </w:tc>
       </w:tr>
       <w:tr>
@@ -1643,6 +1660,7 @@
           </w:tcPr>
           <w:p>
             <w:pPr>
+              <w:keepNext/>
               <w:spacing w:before="0" w:after="0" w:line="288" w:lineRule="auto"/>
               <w:jc w:val="center"/>
             </w:pPr>
@@ -1677,6 +1695,7 @@
           </w:tcPr>
           <w:p>
             <w:pPr>
+              <w:keepNext/>
               <w:spacing w:before="0" w:after="0" w:line="288" w:lineRule="auto"/>
               <w:jc w:val="center"/>
             </w:pPr>
@@ -1716,6 +1735,7 @@
           </w:tcPr>
           <w:p>
             <w:pPr>
+              <w:keepNext/>
               <w:spacing w:before="0" w:after="0" w:line="288" w:lineRule="auto"/>
               <w:jc w:val="center"/>
             </w:pPr>
@@ -1746,7 +1766,11 @@
               <w:right w:val="single" w:sz="12" w:color="68A941"/>
             </w:tcBorders>
           </w:tcPr>
-          <w:p/>
+          <w:p>
+            <w:pPr>
+              <w:keepNext/>
+            </w:pPr>
+          </w:p>
         </w:tc>
       </w:tr>
       <w:tr>
@@ -1773,6 +1797,7 @@
           </w:tcPr>
           <w:p>
             <w:pPr>
+              <w:keepNext/>
               <w:spacing w:before="0" w:after="0" w:line="288" w:lineRule="auto"/>
               <w:jc w:val="center"/>
             </w:pPr>
@@ -1803,7 +1828,11 @@
               <w:right w:val="single" w:sz="12" w:color="68A941"/>
             </w:tcBorders>
           </w:tcPr>
-          <w:p/>
+          <w:p>
+            <w:pPr>
+              <w:keepNext/>
+            </w:pPr>
+          </w:p>
         </w:tc>
       </w:tr>
       <w:tr>
@@ -1830,6 +1859,7 @@
           </w:tcPr>
           <w:p>
             <w:pPr>
+              <w:keepNext/>
               <w:spacing w:before="0" w:after="0" w:line="288" w:lineRule="auto"/>
               <w:jc w:val="center"/>
             </w:pPr>
@@ -1860,7 +1890,11 @@
               <w:right w:val="single" w:sz="12" w:color="68A941"/>
             </w:tcBorders>
           </w:tcPr>
-          <w:p/>
+          <w:p>
+            <w:pPr>
+              <w:keepNext/>
+            </w:pPr>
+          </w:p>
         </w:tc>
       </w:tr>
       <w:tr>
@@ -2220,6 +2254,7 @@
           </w:tcPr>
           <w:p>
             <w:pPr>
+              <w:keepNext/>
               <w:spacing w:before="0" w:after="0" w:line="288" w:lineRule="auto"/>
               <w:jc w:val="center"/>
             </w:pPr>
@@ -2254,6 +2289,7 @@
           </w:tcPr>
           <w:p>
             <w:pPr>
+              <w:keepNext/>
               <w:spacing w:before="0" w:after="0" w:line="288" w:lineRule="auto"/>
               <w:jc w:val="center"/>
             </w:pPr>
@@ -2293,6 +2329,7 @@
           </w:tcPr>
           <w:p>
             <w:pPr>
+              <w:keepNext/>
               <w:spacing w:before="0" w:after="0" w:line="324" w:lineRule="auto"/>
               <w:jc w:val="center"/>
             </w:pPr>
@@ -2338,7 +2375,11 @@
               <w:right w:val="single" w:sz="12" w:color="FF8A68"/>
             </w:tcBorders>
           </w:tcPr>
-          <w:p/>
+          <w:p>
+            <w:pPr>
+              <w:keepNext/>
+            </w:pPr>
+          </w:p>
         </w:tc>
       </w:tr>
       <w:tr>
@@ -2365,6 +2406,7 @@
           </w:tcPr>
           <w:p>
             <w:pPr>
+              <w:keepNext/>
               <w:spacing w:before="0" w:after="0" w:line="324" w:lineRule="auto"/>
               <w:jc w:val="center"/>
             </w:pPr>
@@ -2410,7 +2452,11 @@
               <w:right w:val="single" w:sz="12" w:color="FF8A68"/>
             </w:tcBorders>
           </w:tcPr>
-          <w:p/>
+          <w:p>
+            <w:pPr>
+              <w:keepNext/>
+            </w:pPr>
+          </w:p>
         </w:tc>
       </w:tr>
       <w:tr>
@@ -2437,6 +2483,7 @@
           </w:tcPr>
           <w:p>
             <w:pPr>
+              <w:keepNext/>
               <w:spacing w:before="0" w:after="0" w:line="324" w:lineRule="auto"/>
               <w:jc w:val="center"/>
             </w:pPr>
@@ -2482,7 +2529,11 @@
               <w:right w:val="single" w:sz="12" w:color="FF8A68"/>
             </w:tcBorders>
           </w:tcPr>
-          <w:p/>
+          <w:p>
+            <w:pPr>
+              <w:keepNext/>
+            </w:pPr>
+          </w:p>
         </w:tc>
       </w:tr>
       <w:tr>
@@ -2857,6 +2908,7 @@
           </w:tcPr>
           <w:p>
             <w:pPr>
+              <w:keepNext/>
               <w:spacing w:before="0" w:after="0" w:line="288" w:lineRule="auto"/>
               <w:jc w:val="center"/>
             </w:pPr>
@@ -2891,6 +2943,7 @@
           </w:tcPr>
           <w:p>
             <w:pPr>
+              <w:keepNext/>
               <w:spacing w:before="0" w:after="0" w:line="288" w:lineRule="auto"/>
               <w:jc w:val="center"/>
             </w:pPr>
@@ -2930,6 +2983,7 @@
           </w:tcPr>
           <w:p>
             <w:pPr>
+              <w:keepNext/>
               <w:spacing w:before="0" w:after="0" w:line="324" w:lineRule="auto"/>
               <w:jc w:val="center"/>
             </w:pPr>
@@ -2978,7 +3032,11 @@
               <w:right w:val="single" w:sz="12" w:color="6C2596"/>
             </w:tcBorders>
           </w:tcPr>
-          <w:p/>
+          <w:p>
+            <w:pPr>
+              <w:keepNext/>
+            </w:pPr>
+          </w:p>
         </w:tc>
       </w:tr>
       <w:tr>
@@ -3005,6 +3063,7 @@
           </w:tcPr>
           <w:p>
             <w:pPr>
+              <w:keepNext/>
               <w:spacing w:before="0" w:after="0" w:line="324" w:lineRule="auto"/>
               <w:jc w:val="center"/>
             </w:pPr>
@@ -3053,7 +3112,11 @@
               <w:right w:val="single" w:sz="12" w:color="6C2596"/>
             </w:tcBorders>
           </w:tcPr>
-          <w:p/>
+          <w:p>
+            <w:pPr>
+              <w:keepNext/>
+            </w:pPr>
+          </w:p>
         </w:tc>
       </w:tr>
       <w:tr>
@@ -3352,7 +3415,7 @@
   <w:p>
     <w:pPr>
       <w:pStyle w:val="Header"/>
-      <w:spacing w:before="0" w:after="0" w:line="240" w:lineRule="auto"/>
+      <w:spacing w:before="0" w:after="0" w:line="20" w:lineRule="exact"/>
       <w:jc w:val="left"/>
     </w:pPr>
     <w:r>

--- a/output/PQ4R_탄성력_교과서_편집용.docx
+++ b/output/PQ4R_탄성력_교과서_편집용.docx
@@ -8,61 +8,45 @@
         <w:tblLayout w:type="fixed"/>
         <w:tblLook w:firstColumn="1" w:firstRow="1" w:lastColumn="0" w:lastRow="0" w:noHBand="0" w:noVBand="1" w:val="04A0"/>
         <w:tblLayout w:type="fixed"/>
-        <w:tblW w:w="10546" w:type="dxa"/>
+        <w:tblW w:w="10319" w:type="dxa"/>
       </w:tblPr>
       <w:tblGrid>
-        <w:gridCol w:w="2268"/>
-        <w:gridCol w:w="6009"/>
+        <w:gridCol w:w="8050"/>
         <w:gridCol w:w="2268"/>
       </w:tblGrid>
       <w:tr>
         <w:trPr>
-          <w:trHeight w:val="1304" w:hRule="exact"/>
+          <w:trHeight w:val="964" w:hRule="exact"/>
           <w:cantSplit/>
         </w:trPr>
         <w:tc>
           <w:tcPr>
-            <w:tcW w:type="dxa" w:w="2268"/>
+            <w:tcW w:type="dxa" w:w="10319"/>
             <w:tcMar>
-              <w:top w:w="68" w:type="dxa"/>
-              <w:left w:w="124" w:type="dxa"/>
-              <w:bottom w:w="68" w:type="dxa"/>
-              <w:right w:w="124" w:type="dxa"/>
+              <w:top w:w="107" w:type="dxa"/>
+              <w:left w:w="107" w:type="dxa"/>
+              <w:bottom w:w="107" w:type="dxa"/>
+              <w:right w:w="107" w:type="dxa"/>
             </w:tcMar>
+            <w:gridSpan w:val="2"/>
             <w:tcBorders>
               <w:top w:val="nil"/>
               <w:left w:val="nil"/>
               <w:bottom w:val="nil"/>
               <w:right w:val="nil"/>
             </w:tcBorders>
-          </w:tcPr>
-          <w:p/>
-        </w:tc>
-        <w:tc>
-          <w:tcPr>
-            <w:tcW w:type="dxa" w:w="6010"/>
-            <w:tcMar>
-              <w:top w:w="68" w:type="dxa"/>
-              <w:left w:w="124" w:type="dxa"/>
-              <w:bottom w:w="68" w:type="dxa"/>
-              <w:right w:w="124" w:type="dxa"/>
-            </w:tcMar>
-            <w:tcBorders>
-              <w:top w:val="nil"/>
-              <w:left w:val="nil"/>
-              <w:bottom w:val="nil"/>
-              <w:right w:val="nil"/>
-            </w:tcBorders>
+            <w:vAlign w:val="center"/>
           </w:tcPr>
           <w:p>
             <w:pPr>
+              <w:keepNext/>
               <w:spacing w:before="0" w:after="0" w:line="240" w:lineRule="auto"/>
               <w:jc w:val="center"/>
             </w:pPr>
             <w:r>
               <w:drawing>
                 <wp:inline xmlns:a="http://schemas.openxmlformats.org/drawingml/2006/main" xmlns:pic="http://schemas.openxmlformats.org/drawingml/2006/picture">
-                  <wp:extent cx="2520000" cy="720000"/>
+                  <wp:extent cx="1800000" cy="514286"/>
                   <wp:docPr id="1" name="Picture 1"/>
                   <wp:cNvGraphicFramePr>
                     <a:graphicFrameLocks noChangeAspect="1"/>
@@ -83,7 +67,7 @@
                         <pic:spPr>
                           <a:xfrm>
                             <a:off x="0" y="0"/>
-                            <a:ext cx="2520000" cy="720000"/>
+                            <a:ext cx="1800000" cy="514286"/>
                           </a:xfrm>
                           <a:prstGeom prst="rect"/>
                         </pic:spPr>
@@ -95,14 +79,53 @@
             </w:r>
           </w:p>
         </w:tc>
+      </w:tr>
+      <w:tr>
+        <w:trPr>
+          <w:trHeight w:val="964" w:hRule="exact"/>
+          <w:cantSplit/>
+        </w:trPr>
+        <w:tc>
+          <w:tcPr>
+            <w:tcW w:type="dxa" w:w="8051"/>
+            <w:tcMar>
+              <w:top w:w="107" w:type="dxa"/>
+              <w:left w:w="107" w:type="dxa"/>
+              <w:bottom w:w="107" w:type="dxa"/>
+              <w:right w:w="107" w:type="dxa"/>
+            </w:tcMar>
+            <w:tcBorders>
+              <w:top w:val="single" w:sz="8" w:color="D9D9D9"/>
+              <w:left w:val="single" w:sz="8" w:color="D9D9D9"/>
+              <w:bottom w:val="single" w:sz="8" w:color="D9D9D9"/>
+              <w:right w:val="single" w:sz="8" w:color="D9D9D9"/>
+            </w:tcBorders>
+            <w:vAlign w:val="center"/>
+          </w:tcPr>
+          <w:p>
+            <w:pPr>
+              <w:spacing w:before="0" w:after="0" w:line="252" w:lineRule="auto"/>
+              <w:jc w:val="center"/>
+            </w:pPr>
+            <w:r>
+              <w:rPr>
+                <w:rFonts w:ascii="Gaegu" w:hAnsi="Gaegu" w:eastAsia="Gaegu"/>
+                <w:b/>
+                <w:color w:val="000000"/>
+                <w:sz w:val="30"/>
+              </w:rPr>
+              <w:t>Ⅴ-1. 탄성력</w:t>
+            </w:r>
+          </w:p>
+        </w:tc>
         <w:tc>
           <w:tcPr>
             <w:tcW w:type="dxa" w:w="2268"/>
             <w:tcMar>
-              <w:top w:w="68" w:type="dxa"/>
-              <w:left w:w="124" w:type="dxa"/>
-              <w:bottom w:w="68" w:type="dxa"/>
-              <w:right w:w="124" w:type="dxa"/>
+              <w:top w:w="107" w:type="dxa"/>
+              <w:left w:w="107" w:type="dxa"/>
+              <w:bottom w:w="107" w:type="dxa"/>
+              <w:right w:w="107" w:type="dxa"/>
             </w:tcMar>
             <w:tcBorders>
               <w:top w:val="nil"/>
@@ -110,17 +133,17 @@
               <w:bottom w:val="nil"/>
               <w:right w:val="nil"/>
             </w:tcBorders>
-            <w:vAlign w:val="top"/>
+            <w:vAlign w:val="center"/>
           </w:tcPr>
           <w:p>
             <w:pPr>
               <w:spacing w:before="0" w:after="0" w:line="240" w:lineRule="auto"/>
-              <w:jc w:val="right"/>
+              <w:jc w:val="center"/>
             </w:pPr>
             <w:r>
               <w:drawing>
                 <wp:inline xmlns:a="http://schemas.openxmlformats.org/drawingml/2006/main" xmlns:pic="http://schemas.openxmlformats.org/drawingml/2006/picture">
-                  <wp:extent cx="792000" cy="435600"/>
+                  <wp:extent cx="936000" cy="514800"/>
                   <wp:docPr id="2" name="Picture 2"/>
                   <wp:cNvGraphicFramePr>
                     <a:graphicFrameLocks noChangeAspect="1"/>
@@ -141,7 +164,7 @@
                         <pic:spPr>
                           <a:xfrm>
                             <a:off x="0" y="0"/>
-                            <a:ext cx="792000" cy="435600"/>
+                            <a:ext cx="936000" cy="514800"/>
                           </a:xfrm>
                           <a:prstGeom prst="rect"/>
                         </pic:spPr>
@@ -157,7 +180,37 @@
     </w:tbl>
     <w:p>
       <w:pPr>
-        <w:spacing w:before="0" w:after="0" w:line="28" w:lineRule="exact"/>
+        <w:spacing w:before="0" w:after="0" w:line="170" w:lineRule="exact"/>
+      </w:pPr>
+      <w:r>
+        <w:rPr>
+          <w:sz w:val="2"/>
+        </w:rPr>
+      </w:r>
+    </w:p>
+    <w:p>
+      <w:pPr>
+        <w:spacing w:before="0" w:after="0" w:line="306" w:lineRule="exact"/>
+        <w:jc w:val="right"/>
+      </w:pPr>
+      <w:r>
+        <w:rPr>
+          <w:sz w:val="2"/>
+        </w:rPr>
+      </w:r>
+      <w:r>
+        <w:rPr>
+          <w:rFonts w:ascii="Gaegu" w:hAnsi="Gaegu" w:eastAsia="Gaegu"/>
+          <w:b/>
+          <w:color w:val="222222"/>
+          <w:sz w:val="21"/>
+        </w:rPr>
+        <w:t>교과서 164~167쪽</w:t>
+      </w:r>
+    </w:p>
+    <w:p>
+      <w:pPr>
+        <w:spacing w:before="0" w:after="0" w:line="102" w:lineRule="exact"/>
       </w:pPr>
       <w:r>
         <w:rPr>
@@ -171,46 +224,117 @@
         <w:tblLayout w:type="fixed"/>
         <w:tblLook w:firstColumn="1" w:firstRow="1" w:lastColumn="0" w:lastRow="0" w:noHBand="0" w:noVBand="1" w:val="04A0"/>
         <w:tblLayout w:type="fixed"/>
-        <w:tblW w:w="10546" w:type="dxa"/>
+        <w:tblW w:w="10319" w:type="dxa"/>
       </w:tblPr>
       <w:tblGrid>
-        <w:gridCol w:w="10545"/>
+        <w:gridCol w:w="1417"/>
+        <w:gridCol w:w="2721"/>
+        <w:gridCol w:w="6180"/>
       </w:tblGrid>
       <w:tr>
         <w:trPr>
-          <w:trHeight w:val="482" w:hRule="exact"/>
+          <w:trHeight w:val="850" w:hRule="exact"/>
           <w:cantSplit/>
         </w:trPr>
         <w:tc>
           <w:tcPr>
-            <w:tcW w:type="dxa" w:w="10546"/>
+            <w:tcW w:type="dxa" w:w="1417"/>
             <w:tcMar>
-              <w:top w:w="68" w:type="dxa"/>
-              <w:left w:w="124" w:type="dxa"/>
-              <w:bottom w:w="68" w:type="dxa"/>
-              <w:right w:w="124" w:type="dxa"/>
+              <w:top w:w="107" w:type="dxa"/>
+              <w:left w:w="107" w:type="dxa"/>
+              <w:bottom w:w="107" w:type="dxa"/>
+              <w:right w:w="107" w:type="dxa"/>
             </w:tcMar>
             <w:tcBorders>
-              <w:top w:val="nil"/>
-              <w:left w:val="nil"/>
-              <w:bottom w:val="nil"/>
-              <w:right w:val="nil"/>
+              <w:top w:val="single" w:sz="12" w:color="138BC6"/>
+              <w:left w:val="single" w:sz="12" w:color="138BC6"/>
+              <w:bottom w:val="single" w:sz="12" w:color="138BC6"/>
+              <w:right w:val="single" w:sz="12" w:color="138BC6"/>
             </w:tcBorders>
+            <w:shd w:val="clear" w:color="auto" w:fill="138BC6"/>
             <w:vAlign w:val="center"/>
           </w:tcPr>
           <w:p>
             <w:pPr>
-              <w:spacing w:before="0" w:after="0" w:line="288" w:lineRule="auto"/>
+              <w:spacing w:before="0" w:after="0" w:line="252" w:lineRule="auto"/>
               <w:jc w:val="center"/>
             </w:pPr>
             <w:r>
               <w:rPr>
-                <w:rFonts w:ascii="Gamja Flower" w:hAnsi="Gamja Flower" w:eastAsia="Gamja Flower"/>
+                <w:rFonts w:ascii="Gaegu" w:hAnsi="Gaegu" w:eastAsia="Gaegu"/>
                 <w:b/>
-                <w:color w:val="111111"/>
-                <w:sz w:val="32"/>
+                <w:color w:val="FFFFFF"/>
+                <w:sz w:val="44"/>
               </w:rPr>
-              <w:t>Ⅴ-1. 탄성력</w:t>
+              <w:t>P</w:t>
+            </w:r>
+          </w:p>
+        </w:tc>
+        <w:tc>
+          <w:tcPr>
+            <w:tcW w:type="dxa" w:w="2721"/>
+            <w:tcMar>
+              <w:top w:w="107" w:type="dxa"/>
+              <w:left w:w="107" w:type="dxa"/>
+              <w:bottom w:w="107" w:type="dxa"/>
+              <w:right w:w="107" w:type="dxa"/>
+            </w:tcMar>
+            <w:tcBorders>
+              <w:top w:val="single" w:sz="12" w:color="138BC6"/>
+              <w:left w:val="single" w:sz="12" w:color="138BC6"/>
+              <w:bottom w:val="single" w:sz="12" w:color="138BC6"/>
+              <w:right w:val="single" w:sz="12" w:color="138BC6"/>
+            </w:tcBorders>
+            <w:shd w:val="clear" w:color="auto" w:fill="138BC6"/>
+            <w:vAlign w:val="center"/>
+          </w:tcPr>
+          <w:p>
+            <w:pPr>
+              <w:spacing w:before="0" w:after="0" w:line="252" w:lineRule="auto"/>
+              <w:jc w:val="center"/>
+            </w:pPr>
+            <w:r>
+              <w:rPr>
+                <w:rFonts w:ascii="Gaegu" w:hAnsi="Gaegu" w:eastAsia="Gaegu"/>
+                <w:b/>
+                <w:color w:val="FFFFFF"/>
+                <w:sz w:val="26"/>
+              </w:rPr>
+              <w:t>Preview</w:t>
+            </w:r>
+          </w:p>
+        </w:tc>
+        <w:tc>
+          <w:tcPr>
+            <w:tcW w:type="dxa" w:w="6180"/>
+            <w:tcMar>
+              <w:top w:w="107" w:type="dxa"/>
+              <w:left w:w="107" w:type="dxa"/>
+              <w:bottom w:w="107" w:type="dxa"/>
+              <w:right w:w="107" w:type="dxa"/>
+            </w:tcMar>
+            <w:tcBorders>
+              <w:top w:val="single" w:sz="12" w:color="138BC6"/>
+              <w:left w:val="single" w:sz="12" w:color="138BC6"/>
+              <w:bottom w:val="single" w:sz="12" w:color="138BC6"/>
+              <w:right w:val="single" w:sz="12" w:color="138BC6"/>
+            </w:tcBorders>
+            <w:shd w:val="clear" w:color="auto" w:fill="DCEFF7"/>
+            <w:vAlign w:val="center"/>
+          </w:tcPr>
+          <w:p>
+            <w:pPr>
+              <w:spacing w:before="0" w:after="0" w:line="252" w:lineRule="auto"/>
+              <w:jc w:val="left"/>
+            </w:pPr>
+            <w:r>
+              <w:rPr>
+                <w:rFonts w:ascii="Gaegu" w:hAnsi="Gaegu" w:eastAsia="Gaegu"/>
+                <w:b/>
+                <w:color w:val="138BC6"/>
+                <w:sz w:val="23"/>
+              </w:rPr>
+              <w:t>먼저 훑기 - 교과서에서 확인할 내용</w:t>
             </w:r>
           </w:p>
         </w:tc>
@@ -218,7 +342,7 @@
     </w:tbl>
     <w:p>
       <w:pPr>
-        <w:spacing w:before="0" w:after="0" w:line="113" w:lineRule="exact"/>
+        <w:spacing w:before="0" w:after="0" w:line="170" w:lineRule="exact"/>
       </w:pPr>
       <w:r>
         <w:rPr>
@@ -232,11 +356,567 @@
         <w:tblLayout w:type="fixed"/>
         <w:tblLook w:firstColumn="1" w:firstRow="1" w:lastColumn="0" w:lastRow="0" w:noHBand="0" w:noVBand="1" w:val="04A0"/>
         <w:tblLayout w:type="fixed"/>
-        <w:tblW w:w="10546" w:type="dxa"/>
+        <w:tblW w:w="10319" w:type="dxa"/>
       </w:tblPr>
       <w:tblGrid>
         <w:gridCol w:w="2381"/>
-        <w:gridCol w:w="8164"/>
+        <w:gridCol w:w="7937"/>
+      </w:tblGrid>
+      <w:tr>
+        <w:trPr>
+          <w:trHeight w:val="1247" w:hRule="exact"/>
+          <w:cantSplit/>
+        </w:trPr>
+        <w:tc>
+          <w:tcPr>
+            <w:tcW w:type="dxa" w:w="2381"/>
+            <w:tcMar>
+              <w:top w:w="107" w:type="dxa"/>
+              <w:left w:w="107" w:type="dxa"/>
+              <w:bottom w:w="107" w:type="dxa"/>
+              <w:right w:w="107" w:type="dxa"/>
+            </w:tcMar>
+            <w:tcBorders>
+              <w:top w:val="single" w:sz="11" w:color="138BC6"/>
+              <w:left w:val="single" w:sz="11" w:color="138BC6"/>
+              <w:bottom w:val="single" w:sz="11" w:color="138BC6"/>
+              <w:right w:val="single" w:sz="11" w:color="138BC6"/>
+            </w:tcBorders>
+            <w:shd w:val="clear" w:color="auto" w:fill="DCEFF7"/>
+            <w:vAlign w:val="center"/>
+          </w:tcPr>
+          <w:p>
+            <w:pPr>
+              <w:keepNext/>
+              <w:spacing w:before="0" w:after="0" w:line="252" w:lineRule="auto"/>
+              <w:jc w:val="center"/>
+            </w:pPr>
+            <w:r>
+              <w:rPr>
+                <w:rFonts w:ascii="Gaegu" w:hAnsi="Gaegu" w:eastAsia="Gaegu"/>
+                <w:b/>
+                <w:color w:val="138BC6"/>
+                <w:sz w:val="24"/>
+              </w:rPr>
+              <w:t>교과서 확인</w:t>
+            </w:r>
+          </w:p>
+        </w:tc>
+        <w:tc>
+          <w:tcPr>
+            <w:tcW w:type="dxa" w:w="7938"/>
+            <w:tcMar>
+              <w:top w:w="107" w:type="dxa"/>
+              <w:left w:w="107" w:type="dxa"/>
+              <w:bottom w:w="107" w:type="dxa"/>
+              <w:right w:w="107" w:type="dxa"/>
+            </w:tcMar>
+            <w:tcBorders>
+              <w:top w:val="single" w:sz="11" w:color="138BC6"/>
+              <w:left w:val="single" w:sz="11" w:color="138BC6"/>
+              <w:bottom w:val="single" w:sz="11" w:color="138BC6"/>
+              <w:right w:val="single" w:sz="11" w:color="138BC6"/>
+            </w:tcBorders>
+            <w:vAlign w:val="center"/>
+          </w:tcPr>
+          <w:p>
+            <w:pPr>
+              <w:keepNext/>
+              <w:spacing w:before="0" w:after="0" w:line="252" w:lineRule="auto"/>
+              <w:jc w:val="left"/>
+            </w:pPr>
+            <w:r>
+              <w:rPr>
+                <w:rFonts w:ascii="Gaegu" w:hAnsi="Gaegu" w:eastAsia="Gaegu"/>
+                <w:b w:val="0"/>
+                <w:color w:val="222222"/>
+                <w:sz w:val="24"/>
+              </w:rPr>
+              <w:t>□ 학습 목표 확인하기</w:t>
+            </w:r>
+          </w:p>
+          <w:p>
+            <w:pPr>
+              <w:spacing w:before="0" w:after="0" w:line="252" w:lineRule="auto"/>
+              <w:jc w:val="left"/>
+            </w:pPr>
+            <w:r>
+              <w:rPr>
+                <w:rFonts w:ascii="Gaegu" w:hAnsi="Gaegu" w:eastAsia="Gaegu"/>
+                <w:b w:val="0"/>
+                <w:color w:val="222222"/>
+                <w:sz w:val="24"/>
+              </w:rPr>
+              <w:t>□ 본문의 굵은 글씨와 핵심 개념 훑기</w:t>
+            </w:r>
+          </w:p>
+          <w:p>
+            <w:pPr>
+              <w:spacing w:before="0" w:after="0" w:line="252" w:lineRule="auto"/>
+              <w:jc w:val="left"/>
+            </w:pPr>
+            <w:r>
+              <w:rPr>
+                <w:rFonts w:ascii="Gaegu" w:hAnsi="Gaegu" w:eastAsia="Gaegu"/>
+                <w:b w:val="0"/>
+                <w:color w:val="222222"/>
+                <w:sz w:val="24"/>
+              </w:rPr>
+              <w:t>□ 164~167쪽의 그림·표·그래프·탐구 자료 살펴보기</w:t>
+            </w:r>
+          </w:p>
+        </w:tc>
+      </w:tr>
+      <w:tr>
+        <w:trPr>
+          <w:trHeight w:val="1984" w:hRule="exact"/>
+          <w:cantSplit/>
+        </w:trPr>
+        <w:tc>
+          <w:tcPr>
+            <w:tcW w:type="dxa" w:w="2381"/>
+            <w:tcMar>
+              <w:top w:w="107" w:type="dxa"/>
+              <w:left w:w="107" w:type="dxa"/>
+              <w:bottom w:w="107" w:type="dxa"/>
+              <w:right w:w="107" w:type="dxa"/>
+            </w:tcMar>
+            <w:tcBorders>
+              <w:top w:val="single" w:sz="11" w:color="138BC6"/>
+              <w:left w:val="single" w:sz="11" w:color="138BC6"/>
+              <w:bottom w:val="single" w:sz="11" w:color="138BC6"/>
+              <w:right w:val="single" w:sz="11" w:color="138BC6"/>
+            </w:tcBorders>
+            <w:shd w:val="clear" w:color="auto" w:fill="DCEFF7"/>
+            <w:vAlign w:val="center"/>
+          </w:tcPr>
+          <w:p>
+            <w:pPr>
+              <w:spacing w:before="0" w:after="0" w:line="252" w:lineRule="auto"/>
+              <w:jc w:val="center"/>
+            </w:pPr>
+            <w:r>
+              <w:rPr>
+                <w:rFonts w:ascii="Gaegu" w:hAnsi="Gaegu" w:eastAsia="Gaegu"/>
+                <w:b/>
+                <w:color w:val="138BC6"/>
+                <w:sz w:val="24"/>
+              </w:rPr>
+              <w:t>학습 목표</w:t>
+            </w:r>
+          </w:p>
+        </w:tc>
+        <w:tc>
+          <w:tcPr>
+            <w:tcW w:type="dxa" w:w="7938"/>
+            <w:tcMar>
+              <w:top w:w="107" w:type="dxa"/>
+              <w:left w:w="107" w:type="dxa"/>
+              <w:bottom w:w="107" w:type="dxa"/>
+              <w:right w:w="107" w:type="dxa"/>
+            </w:tcMar>
+            <w:tcBorders>
+              <w:top w:val="single" w:sz="11" w:color="138BC6"/>
+              <w:left w:val="single" w:sz="11" w:color="138BC6"/>
+              <w:bottom w:val="single" w:sz="11" w:color="138BC6"/>
+              <w:right w:val="single" w:sz="11" w:color="138BC6"/>
+            </w:tcBorders>
+            <w:vAlign w:val="center"/>
+          </w:tcPr>
+          <w:p>
+            <w:pPr>
+              <w:spacing w:before="0" w:after="0" w:line="252" w:lineRule="auto"/>
+              <w:jc w:val="left"/>
+            </w:pPr>
+          </w:p>
+        </w:tc>
+      </w:tr>
+    </w:tbl>
+    <w:p>
+      <w:pPr>
+        <w:spacing w:before="0" w:after="0" w:line="227" w:lineRule="exact"/>
+      </w:pPr>
+      <w:r>
+        <w:rPr>
+          <w:sz w:val="2"/>
+        </w:rPr>
+      </w:r>
+    </w:p>
+    <w:tbl>
+      <w:tblPr>
+        <w:jc w:val="center"/>
+        <w:tblLayout w:type="fixed"/>
+        <w:tblLook w:firstColumn="1" w:firstRow="1" w:lastColumn="0" w:lastRow="0" w:noHBand="0" w:noVBand="1" w:val="04A0"/>
+        <w:tblLayout w:type="fixed"/>
+        <w:tblW w:w="10319" w:type="dxa"/>
+      </w:tblPr>
+      <w:tblGrid>
+        <w:gridCol w:w="794"/>
+        <w:gridCol w:w="9524"/>
+      </w:tblGrid>
+      <w:tr>
+        <w:trPr>
+          <w:trHeight w:val="737" w:hRule="exact"/>
+          <w:cantSplit/>
+        </w:trPr>
+        <w:tc>
+          <w:tcPr>
+            <w:tcW w:type="dxa" w:w="10318"/>
+            <w:tcMar>
+              <w:top w:w="107" w:type="dxa"/>
+              <w:left w:w="107" w:type="dxa"/>
+              <w:bottom w:w="107" w:type="dxa"/>
+              <w:right w:w="107" w:type="dxa"/>
+            </w:tcMar>
+            <w:gridSpan w:val="2"/>
+            <w:tcBorders>
+              <w:top w:val="single" w:sz="11" w:color="138BC6"/>
+              <w:left w:val="single" w:sz="11" w:color="138BC6"/>
+              <w:bottom w:val="single" w:sz="11" w:color="138BC6"/>
+              <w:right w:val="single" w:sz="11" w:color="138BC6"/>
+            </w:tcBorders>
+            <w:shd w:val="clear" w:color="auto" w:fill="138BC6"/>
+            <w:vAlign w:val="center"/>
+          </w:tcPr>
+          <w:p>
+            <w:pPr>
+              <w:keepNext/>
+              <w:spacing w:before="0" w:after="0" w:line="252" w:lineRule="auto"/>
+              <w:jc w:val="center"/>
+            </w:pPr>
+            <w:r>
+              <w:rPr>
+                <w:rFonts w:ascii="Gaegu" w:hAnsi="Gaegu" w:eastAsia="Gaegu"/>
+                <w:b/>
+                <w:color w:val="FFFFFF"/>
+                <w:sz w:val="30"/>
+              </w:rPr>
+              <w:t>학습 전 핵심 내용 예상</w:t>
+            </w:r>
+          </w:p>
+        </w:tc>
+      </w:tr>
+      <w:tr>
+        <w:trPr>
+          <w:trHeight w:val="1474" w:hRule="exact"/>
+          <w:cantSplit/>
+        </w:trPr>
+        <w:tc>
+          <w:tcPr>
+            <w:tcW w:type="dxa" w:w="793"/>
+            <w:tcMar>
+              <w:top w:w="107" w:type="dxa"/>
+              <w:left w:w="107" w:type="dxa"/>
+              <w:bottom w:w="107" w:type="dxa"/>
+              <w:right w:w="107" w:type="dxa"/>
+            </w:tcMar>
+            <w:tcBorders>
+              <w:top w:val="single" w:sz="11" w:color="138BC6"/>
+              <w:left w:val="single" w:sz="11" w:color="138BC6"/>
+              <w:bottom w:val="single" w:sz="11" w:color="138BC6"/>
+              <w:right w:val="single" w:sz="11" w:color="138BC6"/>
+            </w:tcBorders>
+            <w:shd w:val="clear" w:color="auto" w:fill="DCEFF7"/>
+            <w:vAlign w:val="center"/>
+          </w:tcPr>
+          <w:p>
+            <w:pPr>
+              <w:keepNext/>
+              <w:spacing w:before="0" w:after="0" w:line="252" w:lineRule="auto"/>
+              <w:jc w:val="center"/>
+            </w:pPr>
+            <w:r>
+              <w:rPr>
+                <w:rFonts w:ascii="Gaegu" w:hAnsi="Gaegu" w:eastAsia="Gaegu"/>
+                <w:b/>
+                <w:color w:val="138BC6"/>
+                <w:sz w:val="24"/>
+              </w:rPr>
+              <w:t>1</w:t>
+            </w:r>
+          </w:p>
+        </w:tc>
+        <w:tc>
+          <w:tcPr>
+            <w:tcW w:type="dxa" w:w="9525"/>
+            <w:tcMar>
+              <w:top w:w="107" w:type="dxa"/>
+              <w:left w:w="107" w:type="dxa"/>
+              <w:bottom w:w="107" w:type="dxa"/>
+              <w:right w:w="107" w:type="dxa"/>
+            </w:tcMar>
+            <w:tcBorders>
+              <w:top w:val="single" w:sz="11" w:color="138BC6"/>
+              <w:left w:val="single" w:sz="11" w:color="138BC6"/>
+              <w:bottom w:val="single" w:sz="11" w:color="138BC6"/>
+              <w:right w:val="single" w:sz="11" w:color="138BC6"/>
+            </w:tcBorders>
+            <w:vAlign w:val="top"/>
+          </w:tcPr>
+          <w:p>
+            <w:pPr>
+              <w:keepNext/>
+              <w:spacing w:before="0" w:after="0" w:line="252" w:lineRule="auto"/>
+              <w:jc w:val="left"/>
+            </w:pPr>
+            <w:r>
+              <w:rPr>
+                <w:rFonts w:ascii="Gaegu" w:hAnsi="Gaegu" w:eastAsia="Gaegu"/>
+                <w:b w:val="0"/>
+                <w:color w:val="222222"/>
+                <w:sz w:val="23"/>
+              </w:rPr>
+              <w:t>탄성과 탄성력</w:t>
+            </w:r>
+          </w:p>
+        </w:tc>
+      </w:tr>
+      <w:tr>
+        <w:trPr>
+          <w:trHeight w:val="1474" w:hRule="exact"/>
+          <w:cantSplit/>
+        </w:trPr>
+        <w:tc>
+          <w:tcPr>
+            <w:tcW w:type="dxa" w:w="793"/>
+            <w:tcMar>
+              <w:top w:w="107" w:type="dxa"/>
+              <w:left w:w="107" w:type="dxa"/>
+              <w:bottom w:w="107" w:type="dxa"/>
+              <w:right w:w="107" w:type="dxa"/>
+            </w:tcMar>
+            <w:tcBorders>
+              <w:top w:val="single" w:sz="11" w:color="138BC6"/>
+              <w:left w:val="single" w:sz="11" w:color="138BC6"/>
+              <w:bottom w:val="single" w:sz="11" w:color="138BC6"/>
+              <w:right w:val="single" w:sz="11" w:color="138BC6"/>
+            </w:tcBorders>
+            <w:shd w:val="clear" w:color="auto" w:fill="DCEFF7"/>
+            <w:vAlign w:val="center"/>
+          </w:tcPr>
+          <w:p>
+            <w:pPr>
+              <w:keepNext/>
+              <w:spacing w:before="0" w:after="0" w:line="252" w:lineRule="auto"/>
+              <w:jc w:val="center"/>
+            </w:pPr>
+            <w:r>
+              <w:rPr>
+                <w:rFonts w:ascii="Gaegu" w:hAnsi="Gaegu" w:eastAsia="Gaegu"/>
+                <w:b/>
+                <w:color w:val="138BC6"/>
+                <w:sz w:val="24"/>
+              </w:rPr>
+              <w:t>2</w:t>
+            </w:r>
+          </w:p>
+        </w:tc>
+        <w:tc>
+          <w:tcPr>
+            <w:tcW w:type="dxa" w:w="9525"/>
+            <w:tcMar>
+              <w:top w:w="107" w:type="dxa"/>
+              <w:left w:w="107" w:type="dxa"/>
+              <w:bottom w:w="107" w:type="dxa"/>
+              <w:right w:w="107" w:type="dxa"/>
+            </w:tcMar>
+            <w:tcBorders>
+              <w:top w:val="single" w:sz="11" w:color="138BC6"/>
+              <w:left w:val="single" w:sz="11" w:color="138BC6"/>
+              <w:bottom w:val="single" w:sz="11" w:color="138BC6"/>
+              <w:right w:val="single" w:sz="11" w:color="138BC6"/>
+            </w:tcBorders>
+            <w:vAlign w:val="top"/>
+          </w:tcPr>
+          <w:p>
+            <w:pPr>
+              <w:keepNext/>
+              <w:spacing w:before="0" w:after="0" w:line="252" w:lineRule="auto"/>
+              <w:jc w:val="left"/>
+            </w:pPr>
+            <w:r>
+              <w:rPr>
+                <w:rFonts w:ascii="Gaegu" w:hAnsi="Gaegu" w:eastAsia="Gaegu"/>
+                <w:b w:val="0"/>
+                <w:color w:val="222222"/>
+                <w:sz w:val="23"/>
+              </w:rPr>
+              <w:t>탄성력의 방향</w:t>
+            </w:r>
+          </w:p>
+        </w:tc>
+      </w:tr>
+      <w:tr>
+        <w:trPr>
+          <w:trHeight w:val="1474" w:hRule="exact"/>
+          <w:cantSplit/>
+        </w:trPr>
+        <w:tc>
+          <w:tcPr>
+            <w:tcW w:type="dxa" w:w="793"/>
+            <w:tcMar>
+              <w:top w:w="107" w:type="dxa"/>
+              <w:left w:w="107" w:type="dxa"/>
+              <w:bottom w:w="107" w:type="dxa"/>
+              <w:right w:w="107" w:type="dxa"/>
+            </w:tcMar>
+            <w:tcBorders>
+              <w:top w:val="single" w:sz="11" w:color="138BC6"/>
+              <w:left w:val="single" w:sz="11" w:color="138BC6"/>
+              <w:bottom w:val="single" w:sz="11" w:color="138BC6"/>
+              <w:right w:val="single" w:sz="11" w:color="138BC6"/>
+            </w:tcBorders>
+            <w:shd w:val="clear" w:color="auto" w:fill="DCEFF7"/>
+            <w:vAlign w:val="center"/>
+          </w:tcPr>
+          <w:p>
+            <w:pPr>
+              <w:keepNext/>
+              <w:spacing w:before="0" w:after="0" w:line="252" w:lineRule="auto"/>
+              <w:jc w:val="center"/>
+            </w:pPr>
+            <w:r>
+              <w:rPr>
+                <w:rFonts w:ascii="Gaegu" w:hAnsi="Gaegu" w:eastAsia="Gaegu"/>
+                <w:b/>
+                <w:color w:val="138BC6"/>
+                <w:sz w:val="24"/>
+              </w:rPr>
+              <w:t>3</w:t>
+            </w:r>
+          </w:p>
+        </w:tc>
+        <w:tc>
+          <w:tcPr>
+            <w:tcW w:type="dxa" w:w="9525"/>
+            <w:tcMar>
+              <w:top w:w="107" w:type="dxa"/>
+              <w:left w:w="107" w:type="dxa"/>
+              <w:bottom w:w="107" w:type="dxa"/>
+              <w:right w:w="107" w:type="dxa"/>
+            </w:tcMar>
+            <w:tcBorders>
+              <w:top w:val="single" w:sz="11" w:color="138BC6"/>
+              <w:left w:val="single" w:sz="11" w:color="138BC6"/>
+              <w:bottom w:val="single" w:sz="11" w:color="138BC6"/>
+              <w:right w:val="single" w:sz="11" w:color="138BC6"/>
+            </w:tcBorders>
+            <w:vAlign w:val="top"/>
+          </w:tcPr>
+          <w:p>
+            <w:pPr>
+              <w:keepNext/>
+              <w:spacing w:before="0" w:after="0" w:line="252" w:lineRule="auto"/>
+              <w:jc w:val="left"/>
+            </w:pPr>
+            <w:r>
+              <w:rPr>
+                <w:rFonts w:ascii="Gaegu" w:hAnsi="Gaegu" w:eastAsia="Gaegu"/>
+                <w:b w:val="0"/>
+                <w:color w:val="222222"/>
+                <w:sz w:val="23"/>
+              </w:rPr>
+              <w:t>변형 정도와 탄성력의 크기</w:t>
+            </w:r>
+          </w:p>
+        </w:tc>
+      </w:tr>
+      <w:tr>
+        <w:trPr>
+          <w:trHeight w:val="1474" w:hRule="exact"/>
+          <w:cantSplit/>
+        </w:trPr>
+        <w:tc>
+          <w:tcPr>
+            <w:tcW w:type="dxa" w:w="793"/>
+            <w:tcMar>
+              <w:top w:w="107" w:type="dxa"/>
+              <w:left w:w="107" w:type="dxa"/>
+              <w:bottom w:w="107" w:type="dxa"/>
+              <w:right w:w="107" w:type="dxa"/>
+            </w:tcMar>
+            <w:tcBorders>
+              <w:top w:val="single" w:sz="11" w:color="138BC6"/>
+              <w:left w:val="single" w:sz="11" w:color="138BC6"/>
+              <w:bottom w:val="single" w:sz="11" w:color="138BC6"/>
+              <w:right w:val="single" w:sz="11" w:color="138BC6"/>
+            </w:tcBorders>
+            <w:shd w:val="clear" w:color="auto" w:fill="DCEFF7"/>
+            <w:vAlign w:val="center"/>
+          </w:tcPr>
+          <w:p>
+            <w:pPr>
+              <w:spacing w:before="0" w:after="0" w:line="252" w:lineRule="auto"/>
+              <w:jc w:val="center"/>
+            </w:pPr>
+            <w:r>
+              <w:rPr>
+                <w:rFonts w:ascii="Gaegu" w:hAnsi="Gaegu" w:eastAsia="Gaegu"/>
+                <w:b/>
+                <w:color w:val="138BC6"/>
+                <w:sz w:val="24"/>
+              </w:rPr>
+              <w:t>4</w:t>
+            </w:r>
+          </w:p>
+        </w:tc>
+        <w:tc>
+          <w:tcPr>
+            <w:tcW w:type="dxa" w:w="9525"/>
+            <w:tcMar>
+              <w:top w:w="107" w:type="dxa"/>
+              <w:left w:w="107" w:type="dxa"/>
+              <w:bottom w:w="107" w:type="dxa"/>
+              <w:right w:w="107" w:type="dxa"/>
+            </w:tcMar>
+            <w:tcBorders>
+              <w:top w:val="single" w:sz="11" w:color="138BC6"/>
+              <w:left w:val="single" w:sz="11" w:color="138BC6"/>
+              <w:bottom w:val="single" w:sz="11" w:color="138BC6"/>
+              <w:right w:val="single" w:sz="11" w:color="138BC6"/>
+            </w:tcBorders>
+            <w:vAlign w:val="top"/>
+          </w:tcPr>
+          <w:p>
+            <w:pPr>
+              <w:spacing w:before="0" w:after="0" w:line="252" w:lineRule="auto"/>
+              <w:jc w:val="left"/>
+            </w:pPr>
+            <w:r>
+              <w:rPr>
+                <w:rFonts w:ascii="Gaegu" w:hAnsi="Gaegu" w:eastAsia="Gaegu"/>
+                <w:b w:val="0"/>
+                <w:color w:val="222222"/>
+                <w:sz w:val="23"/>
+              </w:rPr>
+              <w:t>탄성력의 이용</w:t>
+            </w:r>
+          </w:p>
+        </w:tc>
+      </w:tr>
+    </w:tbl>
+    <w:p>
+      <w:pPr>
+        <w:pageBreakBefore/>
+        <w:spacing w:before="0" w:after="0" w:line="20" w:lineRule="exact"/>
+      </w:pPr>
+      <w:r>
+        <w:rPr>
+          <w:sz w:val="2"/>
+        </w:rPr>
+      </w:r>
+    </w:p>
+    <w:tbl>
+      <w:tblPr>
+        <w:jc w:val="center"/>
+        <w:tblLayout w:type="fixed"/>
+        <w:tblLook w:firstColumn="1" w:firstRow="1" w:lastColumn="0" w:lastRow="0" w:noHBand="0" w:noVBand="1" w:val="04A0"/>
+        <w:tblLayout w:type="fixed"/>
+        <w:tblW w:w="10319" w:type="dxa"/>
+      </w:tblPr>
+      <w:tblGrid>
+        <w:gridCol w:w="8050"/>
+        <w:gridCol w:w="2268"/>
       </w:tblGrid>
       <w:tr>
         <w:trPr>
@@ -245,69 +925,224 @@
         </w:trPr>
         <w:tc>
           <w:tcPr>
-            <w:tcW w:type="dxa" w:w="2381"/>
+            <w:tcW w:type="dxa" w:w="8051"/>
             <w:tcMar>
-              <w:top w:w="68" w:type="dxa"/>
-              <w:left w:w="124" w:type="dxa"/>
-              <w:bottom w:w="68" w:type="dxa"/>
-              <w:right w:w="124" w:type="dxa"/>
+              <w:top w:w="107" w:type="dxa"/>
+              <w:left w:w="107" w:type="dxa"/>
+              <w:bottom w:w="107" w:type="dxa"/>
+              <w:right w:w="107" w:type="dxa"/>
             </w:tcMar>
-            <w:shd w:val="clear" w:color="auto" w:fill="FFFBF0"/>
             <w:tcBorders>
-              <w:top w:val="single" w:sz="14" w:color="111111"/>
-              <w:left w:val="single" w:sz="14" w:color="111111"/>
-              <w:bottom w:val="single" w:sz="14" w:color="111111"/>
-              <w:right w:val="single" w:sz="14" w:color="111111"/>
+              <w:top w:val="nil"/>
+              <w:left w:val="nil"/>
+              <w:bottom w:val="nil"/>
+              <w:right w:val="nil"/>
             </w:tcBorders>
             <w:vAlign w:val="center"/>
           </w:tcPr>
           <w:p>
             <w:pPr>
-              <w:spacing w:before="0" w:after="0" w:line="288" w:lineRule="auto"/>
+              <w:spacing w:before="0" w:after="0" w:line="252" w:lineRule="auto"/>
               <w:jc w:val="center"/>
             </w:pPr>
             <w:r>
               <w:rPr>
-                <w:rFonts w:ascii="Gamja Flower" w:hAnsi="Gamja Flower" w:eastAsia="Gamja Flower"/>
-                <w:b w:val="0"/>
-                <w:color w:val="111111"/>
-                <w:sz w:val="26"/>
+                <w:rFonts w:ascii="Gaegu" w:hAnsi="Gaegu" w:eastAsia="Gaegu"/>
+                <w:b/>
+                <w:color w:val="000000"/>
+                <w:sz w:val="32"/>
               </w:rPr>
-              <w:t>교과서 164~167쪽</w:t>
+              <w:t>Ⅴ-1. 탄성력</w:t>
             </w:r>
           </w:p>
         </w:tc>
         <w:tc>
           <w:tcPr>
-            <w:tcW w:type="dxa" w:w="8164"/>
+            <w:tcW w:type="dxa" w:w="2268"/>
             <w:tcMar>
-              <w:top w:w="68" w:type="dxa"/>
-              <w:left w:w="124" w:type="dxa"/>
-              <w:bottom w:w="68" w:type="dxa"/>
-              <w:right w:w="124" w:type="dxa"/>
+              <w:top w:w="107" w:type="dxa"/>
+              <w:left w:w="107" w:type="dxa"/>
+              <w:bottom w:w="107" w:type="dxa"/>
+              <w:right w:w="107" w:type="dxa"/>
             </w:tcMar>
-            <w:shd w:val="clear" w:color="auto" w:fill="FFFBF0"/>
             <w:tcBorders>
-              <w:top w:val="single" w:sz="14" w:color="111111"/>
-              <w:left w:val="single" w:sz="14" w:color="111111"/>
-              <w:bottom w:val="single" w:sz="14" w:color="111111"/>
-              <w:right w:val="single" w:sz="14" w:color="111111"/>
+              <w:top w:val="nil"/>
+              <w:left w:val="nil"/>
+              <w:bottom w:val="nil"/>
+              <w:right w:val="nil"/>
             </w:tcBorders>
             <w:vAlign w:val="center"/>
           </w:tcPr>
           <w:p>
             <w:pPr>
-              <w:spacing w:before="0" w:after="0" w:line="288" w:lineRule="auto"/>
+              <w:spacing w:before="0" w:after="0" w:line="240" w:lineRule="auto"/>
+              <w:jc w:val="right"/>
+            </w:pPr>
+            <w:r>
+              <w:drawing>
+                <wp:inline xmlns:a="http://schemas.openxmlformats.org/drawingml/2006/main" xmlns:pic="http://schemas.openxmlformats.org/drawingml/2006/picture">
+                  <wp:extent cx="684000" cy="376200"/>
+                  <wp:docPr id="3" name="Picture 3"/>
+                  <wp:cNvGraphicFramePr>
+                    <a:graphicFrameLocks noChangeAspect="1"/>
+                  </wp:cNvGraphicFramePr>
+                  <a:graphic>
+                    <a:graphicData uri="http://schemas.openxmlformats.org/drawingml/2006/picture">
+                      <pic:pic>
+                        <pic:nvPicPr>
+                          <pic:cNvPr id="0" name="badge_science.png"/>
+                          <pic:cNvPicPr/>
+                        </pic:nvPicPr>
+                        <pic:blipFill>
+                          <a:blip r:embed="rId11"/>
+                          <a:stretch>
+                            <a:fillRect/>
+                          </a:stretch>
+                        </pic:blipFill>
+                        <pic:spPr>
+                          <a:xfrm>
+                            <a:off x="0" y="0"/>
+                            <a:ext cx="684000" cy="376200"/>
+                          </a:xfrm>
+                          <a:prstGeom prst="rect"/>
+                        </pic:spPr>
+                      </pic:pic>
+                    </a:graphicData>
+                  </a:graphic>
+                </wp:inline>
+              </w:drawing>
+            </w:r>
+          </w:p>
+        </w:tc>
+      </w:tr>
+    </w:tbl>
+    <w:p>
+      <w:pPr>
+        <w:spacing w:before="0" w:after="0" w:line="170" w:lineRule="exact"/>
+      </w:pPr>
+      <w:r>
+        <w:rPr>
+          <w:sz w:val="2"/>
+        </w:rPr>
+      </w:r>
+    </w:p>
+    <w:tbl>
+      <w:tblPr>
+        <w:jc w:val="center"/>
+        <w:tblLayout w:type="fixed"/>
+        <w:tblLook w:firstColumn="1" w:firstRow="1" w:lastColumn="0" w:lastRow="0" w:noHBand="0" w:noVBand="1" w:val="04A0"/>
+        <w:tblLayout w:type="fixed"/>
+        <w:tblW w:w="10319" w:type="dxa"/>
+      </w:tblPr>
+      <w:tblGrid>
+        <w:gridCol w:w="1417"/>
+        <w:gridCol w:w="2721"/>
+        <w:gridCol w:w="6180"/>
+      </w:tblGrid>
+      <w:tr>
+        <w:trPr>
+          <w:trHeight w:val="850" w:hRule="exact"/>
+          <w:cantSplit/>
+        </w:trPr>
+        <w:tc>
+          <w:tcPr>
+            <w:tcW w:type="dxa" w:w="1417"/>
+            <w:tcMar>
+              <w:top w:w="107" w:type="dxa"/>
+              <w:left w:w="107" w:type="dxa"/>
+              <w:bottom w:w="107" w:type="dxa"/>
+              <w:right w:w="107" w:type="dxa"/>
+            </w:tcMar>
+            <w:tcBorders>
+              <w:top w:val="single" w:sz="12" w:color="FF9F28"/>
+              <w:left w:val="single" w:sz="12" w:color="FF9F28"/>
+              <w:bottom w:val="single" w:sz="12" w:color="FF9F28"/>
+              <w:right w:val="single" w:sz="12" w:color="FF9F28"/>
+            </w:tcBorders>
+            <w:shd w:val="clear" w:color="auto" w:fill="FF9F28"/>
+            <w:vAlign w:val="center"/>
+          </w:tcPr>
+          <w:p>
+            <w:pPr>
+              <w:spacing w:before="0" w:after="0" w:line="252" w:lineRule="auto"/>
               <w:jc w:val="center"/>
             </w:pPr>
             <w:r>
               <w:rPr>
-                <w:rFonts w:ascii="Gamja Flower" w:hAnsi="Gamja Flower" w:eastAsia="Gamja Flower"/>
-                <w:b w:val="0"/>
-                <w:color w:val="111111"/>
+                <w:rFonts w:ascii="Gaegu" w:hAnsi="Gaegu" w:eastAsia="Gaegu"/>
+                <w:b/>
+                <w:color w:val="FFFFFF"/>
+                <w:sz w:val="44"/>
+              </w:rPr>
+              <w:t>Q</w:t>
+            </w:r>
+          </w:p>
+        </w:tc>
+        <w:tc>
+          <w:tcPr>
+            <w:tcW w:type="dxa" w:w="2721"/>
+            <w:tcMar>
+              <w:top w:w="107" w:type="dxa"/>
+              <w:left w:w="107" w:type="dxa"/>
+              <w:bottom w:w="107" w:type="dxa"/>
+              <w:right w:w="107" w:type="dxa"/>
+            </w:tcMar>
+            <w:tcBorders>
+              <w:top w:val="single" w:sz="12" w:color="FF9F28"/>
+              <w:left w:val="single" w:sz="12" w:color="FF9F28"/>
+              <w:bottom w:val="single" w:sz="12" w:color="FF9F28"/>
+              <w:right w:val="single" w:sz="12" w:color="FF9F28"/>
+            </w:tcBorders>
+            <w:shd w:val="clear" w:color="auto" w:fill="FF9F28"/>
+            <w:vAlign w:val="center"/>
+          </w:tcPr>
+          <w:p>
+            <w:pPr>
+              <w:spacing w:before="0" w:after="0" w:line="252" w:lineRule="auto"/>
+              <w:jc w:val="center"/>
+            </w:pPr>
+            <w:r>
+              <w:rPr>
+                <w:rFonts w:ascii="Gaegu" w:hAnsi="Gaegu" w:eastAsia="Gaegu"/>
+                <w:b/>
+                <w:color w:val="FFFFFF"/>
                 <w:sz w:val="26"/>
               </w:rPr>
-              <w:t>교과서를 옆에 펴고 아래 순서대로 직접 적으세요.</w:t>
+              <w:t>Question</w:t>
+            </w:r>
+          </w:p>
+        </w:tc>
+        <w:tc>
+          <w:tcPr>
+            <w:tcW w:type="dxa" w:w="6180"/>
+            <w:tcMar>
+              <w:top w:w="107" w:type="dxa"/>
+              <w:left w:w="107" w:type="dxa"/>
+              <w:bottom w:w="107" w:type="dxa"/>
+              <w:right w:w="107" w:type="dxa"/>
+            </w:tcMar>
+            <w:tcBorders>
+              <w:top w:val="single" w:sz="12" w:color="FF9F28"/>
+              <w:left w:val="single" w:sz="12" w:color="FF9F28"/>
+              <w:bottom w:val="single" w:sz="12" w:color="FF9F28"/>
+              <w:right w:val="single" w:sz="12" w:color="FF9F28"/>
+            </w:tcBorders>
+            <w:shd w:val="clear" w:color="auto" w:fill="FFF1D9"/>
+            <w:vAlign w:val="center"/>
+          </w:tcPr>
+          <w:p>
+            <w:pPr>
+              <w:spacing w:before="0" w:after="0" w:line="252" w:lineRule="auto"/>
+              <w:jc w:val="left"/>
+            </w:pPr>
+            <w:r>
+              <w:rPr>
+                <w:rFonts w:ascii="Gaegu" w:hAnsi="Gaegu" w:eastAsia="Gaegu"/>
+                <w:b/>
+                <w:color w:val="FF9F28"/>
+                <w:sz w:val="23"/>
+              </w:rPr>
+              <w:t>질문 만들기 - 교과서에서 답 찾기</w:t>
             </w:r>
           </w:p>
         </w:tc>
@@ -329,105 +1164,411 @@
         <w:tblLayout w:type="fixed"/>
         <w:tblLook w:firstColumn="1" w:firstRow="1" w:lastColumn="0" w:lastRow="0" w:noHBand="0" w:noVBand="1" w:val="04A0"/>
         <w:tblLayout w:type="fixed"/>
-        <w:tblW w:w="10546" w:type="dxa"/>
+        <w:tblW w:w="10319" w:type="dxa"/>
       </w:tblPr>
       <w:tblGrid>
+        <w:gridCol w:w="794"/>
         <w:gridCol w:w="3402"/>
-        <w:gridCol w:w="7143"/>
+        <w:gridCol w:w="6123"/>
       </w:tblGrid>
       <w:tr>
         <w:trPr>
-          <w:trHeight w:val="850" w:hRule="exact"/>
+          <w:trHeight w:val="794" w:hRule="exact"/>
           <w:cantSplit/>
         </w:trPr>
         <w:tc>
           <w:tcPr>
-            <w:tcW w:type="dxa" w:w="3402"/>
+            <w:tcW w:type="dxa" w:w="793"/>
             <w:tcMar>
-              <w:top w:w="68" w:type="dxa"/>
-              <w:left w:w="124" w:type="dxa"/>
-              <w:bottom w:w="68" w:type="dxa"/>
-              <w:right w:w="124" w:type="dxa"/>
+              <w:top w:w="107" w:type="dxa"/>
+              <w:left w:w="107" w:type="dxa"/>
+              <w:bottom w:w="107" w:type="dxa"/>
+              <w:right w:w="107" w:type="dxa"/>
             </w:tcMar>
             <w:tcBorders>
-              <w:top w:val="single" w:sz="12" w:color="0E7FCC"/>
-              <w:left w:val="single" w:sz="12" w:color="0E7FCC"/>
-              <w:bottom w:val="single" w:sz="12" w:color="0E7FCC"/>
-              <w:right w:val="single" w:sz="12" w:color="0E7FCC"/>
+              <w:top w:val="single" w:sz="11" w:color="FF9F28"/>
+              <w:left w:val="single" w:sz="11" w:color="FF9F28"/>
+              <w:bottom w:val="single" w:sz="11" w:color="FF9F28"/>
+              <w:right w:val="single" w:sz="11" w:color="FF9F28"/>
             </w:tcBorders>
-            <w:shd w:val="clear" w:color="auto" w:fill="0E7FCC"/>
+            <w:shd w:val="clear" w:color="auto" w:fill="FF9F28"/>
             <w:vAlign w:val="center"/>
           </w:tcPr>
           <w:p>
             <w:pPr>
-              <w:spacing w:before="0" w:after="0" w:line="240" w:lineRule="auto"/>
+              <w:keepNext/>
+              <w:spacing w:before="0" w:after="0" w:line="252" w:lineRule="auto"/>
               <w:jc w:val="center"/>
             </w:pPr>
             <w:r>
               <w:rPr>
-                <w:rFonts w:ascii="Gamja Flower" w:hAnsi="Gamja Flower" w:eastAsia="Gamja Flower"/>
+                <w:rFonts w:ascii="Gaegu" w:hAnsi="Gaegu" w:eastAsia="Gaegu"/>
                 <w:b/>
                 <w:color w:val="FFFFFF"/>
-                <w:sz w:val="27"/>
+                <w:sz w:val="23"/>
               </w:rPr>
-              <w:t>P</w:t>
-            </w:r>
-          </w:p>
-          <w:p>
-            <w:pPr>
-              <w:spacing w:before="0" w:after="0" w:line="240" w:lineRule="auto"/>
-              <w:jc w:val="center"/>
-            </w:pPr>
-            <w:r>
-              <w:rPr>
-                <w:rFonts w:ascii="Gamja Flower" w:hAnsi="Gamja Flower" w:eastAsia="Gamja Flower"/>
-                <w:b/>
-                <w:color w:val="FFFFFF"/>
-                <w:sz w:val="27"/>
-              </w:rPr>
-              <w:t>Preview</w:t>
+              <w:t>번호</w:t>
             </w:r>
           </w:p>
         </w:tc>
         <w:tc>
           <w:tcPr>
-            <w:tcW w:type="dxa" w:w="7144"/>
+            <w:tcW w:type="dxa" w:w="3402"/>
             <w:tcMar>
-              <w:top w:w="68" w:type="dxa"/>
-              <w:left w:w="124" w:type="dxa"/>
-              <w:bottom w:w="68" w:type="dxa"/>
-              <w:right w:w="124" w:type="dxa"/>
+              <w:top w:w="107" w:type="dxa"/>
+              <w:left w:w="107" w:type="dxa"/>
+              <w:bottom w:w="107" w:type="dxa"/>
+              <w:right w:w="107" w:type="dxa"/>
             </w:tcMar>
             <w:tcBorders>
-              <w:top w:val="single" w:sz="12" w:color="0E7FCC"/>
-              <w:left w:val="single" w:sz="12" w:color="0E7FCC"/>
-              <w:bottom w:val="single" w:sz="12" w:color="0E7FCC"/>
-              <w:right w:val="single" w:sz="12" w:color="0E7FCC"/>
+              <w:top w:val="single" w:sz="11" w:color="FF9F28"/>
+              <w:left w:val="single" w:sz="11" w:color="FF9F28"/>
+              <w:bottom w:val="single" w:sz="11" w:color="FF9F28"/>
+              <w:right w:val="single" w:sz="11" w:color="FF9F28"/>
             </w:tcBorders>
-            <w:shd w:val="clear" w:color="auto" w:fill="E0F1FA"/>
+            <w:shd w:val="clear" w:color="auto" w:fill="FF9F28"/>
             <w:vAlign w:val="center"/>
           </w:tcPr>
           <w:p>
             <w:pPr>
-              <w:spacing w:before="0" w:after="0" w:line="288" w:lineRule="auto"/>
+              <w:keepNext/>
+              <w:spacing w:before="0" w:after="0" w:line="252" w:lineRule="auto"/>
+              <w:jc w:val="center"/>
+            </w:pPr>
+            <w:r>
+              <w:rPr>
+                <w:rFonts w:ascii="Gaegu" w:hAnsi="Gaegu" w:eastAsia="Gaegu"/>
+                <w:b/>
+                <w:color w:val="FFFFFF"/>
+                <w:sz w:val="23"/>
+              </w:rPr>
+              <w:t>질문</w:t>
+            </w:r>
+          </w:p>
+        </w:tc>
+        <w:tc>
+          <w:tcPr>
+            <w:tcW w:type="dxa" w:w="6123"/>
+            <w:tcMar>
+              <w:top w:w="107" w:type="dxa"/>
+              <w:left w:w="107" w:type="dxa"/>
+              <w:bottom w:w="107" w:type="dxa"/>
+              <w:right w:w="107" w:type="dxa"/>
+            </w:tcMar>
+            <w:tcBorders>
+              <w:top w:val="single" w:sz="11" w:color="FF9F28"/>
+              <w:left w:val="single" w:sz="11" w:color="FF9F28"/>
+              <w:bottom w:val="single" w:sz="11" w:color="FF9F28"/>
+              <w:right w:val="single" w:sz="11" w:color="FF9F28"/>
+            </w:tcBorders>
+            <w:shd w:val="clear" w:color="auto" w:fill="FF9F28"/>
+            <w:vAlign w:val="center"/>
+          </w:tcPr>
+          <w:p>
+            <w:pPr>
+              <w:keepNext/>
+              <w:spacing w:before="0" w:after="0" w:line="252" w:lineRule="auto"/>
+              <w:jc w:val="center"/>
+            </w:pPr>
+            <w:r>
+              <w:rPr>
+                <w:rFonts w:ascii="Gaegu" w:hAnsi="Gaegu" w:eastAsia="Gaegu"/>
+                <w:b/>
+                <w:color w:val="FFFFFF"/>
+                <w:sz w:val="23"/>
+              </w:rPr>
+              <w:t>교과서에서 찾은 답</w:t>
+            </w:r>
+          </w:p>
+        </w:tc>
+      </w:tr>
+      <w:tr>
+        <w:trPr>
+          <w:trHeight w:val="3288" w:hRule="exact"/>
+          <w:cantSplit/>
+        </w:trPr>
+        <w:tc>
+          <w:tcPr>
+            <w:tcW w:type="dxa" w:w="793"/>
+            <w:tcMar>
+              <w:top w:w="107" w:type="dxa"/>
+              <w:left w:w="107" w:type="dxa"/>
+              <w:bottom w:w="107" w:type="dxa"/>
+              <w:right w:w="107" w:type="dxa"/>
+            </w:tcMar>
+            <w:tcBorders>
+              <w:top w:val="single" w:sz="11" w:color="FF9F28"/>
+              <w:left w:val="single" w:sz="11" w:color="FF9F28"/>
+              <w:bottom w:val="single" w:sz="11" w:color="FF9F28"/>
+              <w:right w:val="single" w:sz="11" w:color="FF9F28"/>
+            </w:tcBorders>
+            <w:vAlign w:val="center"/>
+          </w:tcPr>
+          <w:p>
+            <w:pPr>
+              <w:keepNext/>
+              <w:spacing w:before="0" w:after="0" w:line="252" w:lineRule="auto"/>
+              <w:jc w:val="center"/>
+            </w:pPr>
+            <w:r>
+              <w:rPr>
+                <w:rFonts w:ascii="Gaegu" w:hAnsi="Gaegu" w:eastAsia="Gaegu"/>
+                <w:b/>
+                <w:color w:val="FF9F28"/>
+                <w:sz w:val="26"/>
+              </w:rPr>
+              <w:t>1</w:t>
+            </w:r>
+          </w:p>
+        </w:tc>
+        <w:tc>
+          <w:tcPr>
+            <w:tcW w:type="dxa" w:w="3402"/>
+            <w:tcMar>
+              <w:top w:w="107" w:type="dxa"/>
+              <w:left w:w="107" w:type="dxa"/>
+              <w:bottom w:w="107" w:type="dxa"/>
+              <w:right w:w="107" w:type="dxa"/>
+            </w:tcMar>
+            <w:tcBorders>
+              <w:top w:val="single" w:sz="11" w:color="FF9F28"/>
+              <w:left w:val="single" w:sz="11" w:color="FF9F28"/>
+              <w:bottom w:val="single" w:sz="11" w:color="FF9F28"/>
+              <w:right w:val="single" w:sz="11" w:color="FF9F28"/>
+            </w:tcBorders>
+            <w:vAlign w:val="center"/>
+          </w:tcPr>
+          <w:p>
+            <w:pPr>
+              <w:keepNext/>
+              <w:spacing w:before="0" w:after="0" w:line="252" w:lineRule="auto"/>
               <w:jc w:val="left"/>
             </w:pPr>
             <w:r>
               <w:rPr>
-                <w:rFonts w:ascii="Gamja Flower" w:hAnsi="Gamja Flower" w:eastAsia="Gamja Flower"/>
-                <w:b/>
-                <w:color w:val="111111"/>
-                <w:sz w:val="28"/>
+                <w:rFonts w:ascii="Gaegu" w:hAnsi="Gaegu" w:eastAsia="Gaegu"/>
+                <w:b w:val="0"/>
+                <w:color w:val="222222"/>
+                <w:sz w:val="23"/>
               </w:rPr>
-              <w:t>먼저 훑기 - 교과서에서 확인할 내용</w:t>
+              <w:t>탄성과 탄성력은 각각 무엇이며, 탄성력은 어느 방향으로 작용할까?</w:t>
             </w:r>
           </w:p>
+        </w:tc>
+        <w:tc>
+          <w:tcPr>
+            <w:tcW w:type="dxa" w:w="6123"/>
+            <w:tcMar>
+              <w:top w:w="107" w:type="dxa"/>
+              <w:left w:w="107" w:type="dxa"/>
+              <w:bottom w:w="107" w:type="dxa"/>
+              <w:right w:w="107" w:type="dxa"/>
+            </w:tcMar>
+            <w:tcBorders>
+              <w:top w:val="single" w:sz="11" w:color="FF9F28"/>
+              <w:left w:val="single" w:sz="11" w:color="FF9F28"/>
+              <w:bottom w:val="single" w:sz="11" w:color="FF9F28"/>
+              <w:right w:val="single" w:sz="11" w:color="FF9F28"/>
+            </w:tcBorders>
+          </w:tcPr>
+          <w:p>
+            <w:pPr>
+              <w:keepNext/>
+            </w:pPr>
+          </w:p>
+        </w:tc>
+      </w:tr>
+      <w:tr>
+        <w:trPr>
+          <w:trHeight w:val="3288" w:hRule="exact"/>
+          <w:cantSplit/>
+        </w:trPr>
+        <w:tc>
+          <w:tcPr>
+            <w:tcW w:type="dxa" w:w="793"/>
+            <w:tcMar>
+              <w:top w:w="107" w:type="dxa"/>
+              <w:left w:w="107" w:type="dxa"/>
+              <w:bottom w:w="107" w:type="dxa"/>
+              <w:right w:w="107" w:type="dxa"/>
+            </w:tcMar>
+            <w:tcBorders>
+              <w:top w:val="single" w:sz="11" w:color="FF9F28"/>
+              <w:left w:val="single" w:sz="11" w:color="FF9F28"/>
+              <w:bottom w:val="single" w:sz="11" w:color="FF9F28"/>
+              <w:right w:val="single" w:sz="11" w:color="FF9F28"/>
+            </w:tcBorders>
+            <w:vAlign w:val="center"/>
+          </w:tcPr>
+          <w:p>
+            <w:pPr>
+              <w:keepNext/>
+              <w:spacing w:before="0" w:after="0" w:line="252" w:lineRule="auto"/>
+              <w:jc w:val="center"/>
+            </w:pPr>
+            <w:r>
+              <w:rPr>
+                <w:rFonts w:ascii="Gaegu" w:hAnsi="Gaegu" w:eastAsia="Gaegu"/>
+                <w:b/>
+                <w:color w:val="FF9F28"/>
+                <w:sz w:val="26"/>
+              </w:rPr>
+              <w:t>2</w:t>
+            </w:r>
+          </w:p>
+        </w:tc>
+        <w:tc>
+          <w:tcPr>
+            <w:tcW w:type="dxa" w:w="3402"/>
+            <w:tcMar>
+              <w:top w:w="107" w:type="dxa"/>
+              <w:left w:w="107" w:type="dxa"/>
+              <w:bottom w:w="107" w:type="dxa"/>
+              <w:right w:w="107" w:type="dxa"/>
+            </w:tcMar>
+            <w:tcBorders>
+              <w:top w:val="single" w:sz="11" w:color="FF9F28"/>
+              <w:left w:val="single" w:sz="11" w:color="FF9F28"/>
+              <w:bottom w:val="single" w:sz="11" w:color="FF9F28"/>
+              <w:right w:val="single" w:sz="11" w:color="FF9F28"/>
+            </w:tcBorders>
+            <w:vAlign w:val="center"/>
+          </w:tcPr>
+          <w:p>
+            <w:pPr>
+              <w:keepNext/>
+              <w:spacing w:before="0" w:after="0" w:line="252" w:lineRule="auto"/>
+              <w:jc w:val="left"/>
+            </w:pPr>
+            <w:r>
+              <w:rPr>
+                <w:rFonts w:ascii="Gaegu" w:hAnsi="Gaegu" w:eastAsia="Gaegu"/>
+                <w:b w:val="0"/>
+                <w:color w:val="222222"/>
+                <w:sz w:val="23"/>
+              </w:rPr>
+              <w:t>탄성체의 변형 정도가 커질수록 탄성력의 크기는 어떻게 달라질까?</w:t>
+            </w:r>
+          </w:p>
+        </w:tc>
+        <w:tc>
+          <w:tcPr>
+            <w:tcW w:type="dxa" w:w="6123"/>
+            <w:tcMar>
+              <w:top w:w="107" w:type="dxa"/>
+              <w:left w:w="107" w:type="dxa"/>
+              <w:bottom w:w="107" w:type="dxa"/>
+              <w:right w:w="107" w:type="dxa"/>
+            </w:tcMar>
+            <w:tcBorders>
+              <w:top w:val="single" w:sz="11" w:color="FF9F28"/>
+              <w:left w:val="single" w:sz="11" w:color="FF9F28"/>
+              <w:bottom w:val="single" w:sz="11" w:color="FF9F28"/>
+              <w:right w:val="single" w:sz="11" w:color="FF9F28"/>
+            </w:tcBorders>
+          </w:tcPr>
+          <w:p>
+            <w:pPr>
+              <w:keepNext/>
+            </w:pPr>
+          </w:p>
+        </w:tc>
+      </w:tr>
+      <w:tr>
+        <w:trPr>
+          <w:trHeight w:val="3288" w:hRule="exact"/>
+          <w:cantSplit/>
+        </w:trPr>
+        <w:tc>
+          <w:tcPr>
+            <w:tcW w:type="dxa" w:w="793"/>
+            <w:tcMar>
+              <w:top w:w="107" w:type="dxa"/>
+              <w:left w:w="107" w:type="dxa"/>
+              <w:bottom w:w="107" w:type="dxa"/>
+              <w:right w:w="107" w:type="dxa"/>
+            </w:tcMar>
+            <w:tcBorders>
+              <w:top w:val="single" w:sz="11" w:color="FF9F28"/>
+              <w:left w:val="single" w:sz="11" w:color="FF9F28"/>
+              <w:bottom w:val="single" w:sz="11" w:color="FF9F28"/>
+              <w:right w:val="single" w:sz="11" w:color="FF9F28"/>
+            </w:tcBorders>
+            <w:vAlign w:val="center"/>
+          </w:tcPr>
+          <w:p>
+            <w:pPr>
+              <w:spacing w:before="0" w:after="0" w:line="252" w:lineRule="auto"/>
+              <w:jc w:val="center"/>
+            </w:pPr>
+            <w:r>
+              <w:rPr>
+                <w:rFonts w:ascii="Gaegu" w:hAnsi="Gaegu" w:eastAsia="Gaegu"/>
+                <w:b/>
+                <w:color w:val="FF9F28"/>
+                <w:sz w:val="26"/>
+              </w:rPr>
+              <w:t>3</w:t>
+            </w:r>
+          </w:p>
+        </w:tc>
+        <w:tc>
+          <w:tcPr>
+            <w:tcW w:type="dxa" w:w="3402"/>
+            <w:tcMar>
+              <w:top w:w="107" w:type="dxa"/>
+              <w:left w:w="107" w:type="dxa"/>
+              <w:bottom w:w="107" w:type="dxa"/>
+              <w:right w:w="107" w:type="dxa"/>
+            </w:tcMar>
+            <w:tcBorders>
+              <w:top w:val="single" w:sz="11" w:color="FF9F28"/>
+              <w:left w:val="single" w:sz="11" w:color="FF9F28"/>
+              <w:bottom w:val="single" w:sz="11" w:color="FF9F28"/>
+              <w:right w:val="single" w:sz="11" w:color="FF9F28"/>
+            </w:tcBorders>
+            <w:vAlign w:val="center"/>
+          </w:tcPr>
+          <w:p>
+            <w:pPr>
+              <w:spacing w:before="0" w:after="0" w:line="252" w:lineRule="auto"/>
+              <w:jc w:val="left"/>
+            </w:pPr>
+            <w:r>
+              <w:rPr>
+                <w:rFonts w:ascii="Gaegu" w:hAnsi="Gaegu" w:eastAsia="Gaegu"/>
+                <w:b w:val="0"/>
+                <w:color w:val="222222"/>
+                <w:sz w:val="23"/>
+              </w:rPr>
+              <w:t>용수철이 늘어난 길이와 탄성력의 크기는 어떤 관계이며, 그래프는 어떤 모양일까?</w:t>
+            </w:r>
+          </w:p>
+        </w:tc>
+        <w:tc>
+          <w:tcPr>
+            <w:tcW w:type="dxa" w:w="6123"/>
+            <w:tcMar>
+              <w:top w:w="107" w:type="dxa"/>
+              <w:left w:w="107" w:type="dxa"/>
+              <w:bottom w:w="107" w:type="dxa"/>
+              <w:right w:w="107" w:type="dxa"/>
+            </w:tcMar>
+            <w:tcBorders>
+              <w:top w:val="single" w:sz="11" w:color="FF9F28"/>
+              <w:left w:val="single" w:sz="11" w:color="FF9F28"/>
+              <w:bottom w:val="single" w:sz="11" w:color="FF9F28"/>
+              <w:right w:val="single" w:sz="11" w:color="FF9F28"/>
+            </w:tcBorders>
+          </w:tcPr>
+          <w:p/>
         </w:tc>
       </w:tr>
     </w:tbl>
     <w:p>
       <w:pPr>
-        <w:spacing w:before="0" w:after="0" w:line="57" w:lineRule="exact"/>
+        <w:pageBreakBefore/>
+        <w:spacing w:before="0" w:after="0" w:line="20" w:lineRule="exact"/>
       </w:pPr>
       <w:r>
         <w:rPr>
@@ -441,312 +1582,25 @@
         <w:tblLayout w:type="fixed"/>
         <w:tblLook w:firstColumn="1" w:firstRow="1" w:lastColumn="0" w:lastRow="0" w:noHBand="0" w:noVBand="1" w:val="04A0"/>
         <w:tblLayout w:type="fixed"/>
-        <w:tblW w:w="10546" w:type="dxa"/>
+        <w:tblW w:w="10319" w:type="dxa"/>
       </w:tblPr>
       <w:tblGrid>
-        <w:gridCol w:w="10545"/>
+        <w:gridCol w:w="8050"/>
+        <w:gridCol w:w="2268"/>
       </w:tblGrid>
       <w:tr>
         <w:trPr>
-          <w:trHeight w:val="1928" w:hRule="exact"/>
+          <w:trHeight w:val="624" w:hRule="exact"/>
           <w:cantSplit/>
         </w:trPr>
         <w:tc>
           <w:tcPr>
-            <w:tcW w:type="dxa" w:w="10546"/>
+            <w:tcW w:type="dxa" w:w="8051"/>
             <w:tcMar>
-              <w:top w:w="68" w:type="dxa"/>
-              <w:left w:w="124" w:type="dxa"/>
-              <w:bottom w:w="68" w:type="dxa"/>
-              <w:right w:w="124" w:type="dxa"/>
-            </w:tcMar>
-            <w:tcBorders>
-              <w:top w:val="single" w:sz="12" w:color="0E7FCC"/>
-              <w:left w:val="single" w:sz="12" w:color="0E7FCC"/>
-              <w:bottom w:val="single" w:sz="12" w:color="0E7FCC"/>
-              <w:right w:val="single" w:sz="12" w:color="0E7FCC"/>
-            </w:tcBorders>
-            <w:shd w:val="clear" w:color="auto" w:fill="E0F1FA"/>
-            <w:vAlign w:val="top"/>
-          </w:tcPr>
-          <w:p>
-            <w:pPr>
-              <w:keepNext/>
-              <w:spacing w:before="0" w:after="0" w:line="300" w:lineRule="auto"/>
-              <w:jc w:val="left"/>
-            </w:pPr>
-            <w:r>
-              <w:rPr>
-                <w:rFonts w:ascii="Gamja Flower" w:hAnsi="Gamja Flower" w:eastAsia="Gamja Flower"/>
-                <w:b w:val="0"/>
-                <w:color w:val="111111"/>
-                <w:sz w:val="25"/>
-              </w:rPr>
-              <w:t>교과서에서 먼저 확인할 내용</w:t>
-            </w:r>
-          </w:p>
-          <w:p>
-            <w:pPr>
-              <w:spacing w:before="0" w:after="0" w:line="300" w:lineRule="auto"/>
-              <w:jc w:val="left"/>
-            </w:pPr>
-            <w:r>
-              <w:rPr>
-                <w:rFonts w:ascii="Gamja Flower" w:hAnsi="Gamja Flower" w:eastAsia="Gamja Flower"/>
-                <w:b w:val="0"/>
-                <w:color w:val="111111"/>
-                <w:sz w:val="25"/>
-              </w:rPr>
-              <w:t>□ 학습 목표 확인하기</w:t>
-            </w:r>
-          </w:p>
-          <w:p>
-            <w:pPr>
-              <w:spacing w:before="0" w:after="0" w:line="300" w:lineRule="auto"/>
-              <w:jc w:val="left"/>
-            </w:pPr>
-            <w:r>
-              <w:rPr>
-                <w:rFonts w:ascii="Gamja Flower" w:hAnsi="Gamja Flower" w:eastAsia="Gamja Flower"/>
-                <w:b w:val="0"/>
-                <w:color w:val="111111"/>
-                <w:sz w:val="25"/>
-              </w:rPr>
-              <w:t>□ 본문에서 탄성 · 탄성력 · 탄성력의 크기와 방향 · 탄성력의 이용 찾기</w:t>
-            </w:r>
-          </w:p>
-          <w:p>
-            <w:pPr>
-              <w:spacing w:before="0" w:after="0" w:line="300" w:lineRule="auto"/>
-              <w:jc w:val="left"/>
-            </w:pPr>
-            <w:r>
-              <w:rPr>
-                <w:rFonts w:ascii="Gamja Flower" w:hAnsi="Gamja Flower" w:eastAsia="Gamja Flower"/>
-                <w:b w:val="0"/>
-                <w:color w:val="111111"/>
-                <w:sz w:val="25"/>
-              </w:rPr>
-              <w:t>□ 교과서 164~167쪽의 그림 · 표 · 그래프 · 탐구에서 조건, 단위, 관찰 결과 표시하기</w:t>
-            </w:r>
-          </w:p>
-        </w:tc>
-      </w:tr>
-      <w:tr>
-        <w:trPr>
-          <w:trHeight w:val="2310" w:hRule="exact"/>
-          <w:cantSplit/>
-        </w:trPr>
-        <w:tc>
-          <w:tcPr>
-            <w:tcW w:type="dxa" w:w="10546"/>
-            <w:tcMar>
-              <w:top w:w="68" w:type="dxa"/>
-              <w:left w:w="124" w:type="dxa"/>
-              <w:bottom w:w="68" w:type="dxa"/>
-              <w:right w:w="124" w:type="dxa"/>
-            </w:tcMar>
-            <w:tcBorders>
-              <w:top w:val="single" w:sz="12" w:color="0E7FCC"/>
-              <w:left w:val="single" w:sz="12" w:color="0E7FCC"/>
-              <w:bottom w:val="nil"/>
-              <w:right w:val="single" w:sz="12" w:color="0E7FCC"/>
-            </w:tcBorders>
-            <w:vAlign w:val="top"/>
-          </w:tcPr>
-          <w:p>
-            <w:pPr>
-              <w:keepNext/>
-              <w:spacing w:before="0" w:after="0" w:line="288" w:lineRule="auto"/>
-              <w:jc w:val="left"/>
-            </w:pPr>
-            <w:r>
-              <w:rPr>
-                <w:rFonts w:ascii="Gamja Flower" w:hAnsi="Gamja Flower" w:eastAsia="Gamja Flower"/>
-                <w:b/>
-                <w:color w:val="111111"/>
-                <w:sz w:val="27"/>
-              </w:rPr>
-              <w:t>1. 학습 목표 :</w:t>
-            </w:r>
-          </w:p>
-        </w:tc>
-      </w:tr>
-      <w:tr>
-        <w:trPr>
-          <w:trHeight w:val="2310" w:hRule="exact"/>
-          <w:cantSplit/>
-        </w:trPr>
-        <w:tc>
-          <w:tcPr>
-            <w:tcW w:type="dxa" w:w="10546"/>
-            <w:tcMar>
-              <w:top w:w="68" w:type="dxa"/>
-              <w:left w:w="124" w:type="dxa"/>
-              <w:bottom w:w="68" w:type="dxa"/>
-              <w:right w:w="124" w:type="dxa"/>
-            </w:tcMar>
-            <w:tcBorders>
-              <w:top w:val="nil"/>
-              <w:left w:val="single" w:sz="12" w:color="0E7FCC"/>
-              <w:bottom w:val="nil"/>
-              <w:right w:val="single" w:sz="12" w:color="0E7FCC"/>
-            </w:tcBorders>
-            <w:vAlign w:val="top"/>
-          </w:tcPr>
-          <w:p>
-            <w:pPr>
-              <w:keepNext/>
-              <w:spacing w:before="0" w:after="0" w:line="288" w:lineRule="auto"/>
-              <w:jc w:val="left"/>
-            </w:pPr>
-            <w:r>
-              <w:rPr>
-                <w:rFonts w:ascii="Gamja Flower" w:hAnsi="Gamja Flower" w:eastAsia="Gamja Flower"/>
-                <w:b/>
-                <w:color w:val="111111"/>
-                <w:sz w:val="27"/>
-              </w:rPr>
-              <w:t>2. 탄성과 탄성력 :</w:t>
-            </w:r>
-          </w:p>
-        </w:tc>
-      </w:tr>
-      <w:tr>
-        <w:trPr>
-          <w:trHeight w:val="2310" w:hRule="exact"/>
-          <w:cantSplit/>
-        </w:trPr>
-        <w:tc>
-          <w:tcPr>
-            <w:tcW w:type="dxa" w:w="10546"/>
-            <w:tcMar>
-              <w:top w:w="68" w:type="dxa"/>
-              <w:left w:w="124" w:type="dxa"/>
-              <w:bottom w:w="68" w:type="dxa"/>
-              <w:right w:w="124" w:type="dxa"/>
-            </w:tcMar>
-            <w:tcBorders>
-              <w:top w:val="nil"/>
-              <w:left w:val="single" w:sz="12" w:color="0E7FCC"/>
-              <w:bottom w:val="nil"/>
-              <w:right w:val="single" w:sz="12" w:color="0E7FCC"/>
-            </w:tcBorders>
-            <w:vAlign w:val="top"/>
-          </w:tcPr>
-          <w:p>
-            <w:pPr>
-              <w:keepNext/>
-              <w:spacing w:before="0" w:after="0" w:line="288" w:lineRule="auto"/>
-              <w:jc w:val="left"/>
-            </w:pPr>
-            <w:r>
-              <w:rPr>
-                <w:rFonts w:ascii="Gamja Flower" w:hAnsi="Gamja Flower" w:eastAsia="Gamja Flower"/>
-                <w:b/>
-                <w:color w:val="111111"/>
-                <w:sz w:val="27"/>
-              </w:rPr>
-              <w:t>3. 탄성력의 크기와 방향 :</w:t>
-            </w:r>
-          </w:p>
-        </w:tc>
-      </w:tr>
-      <w:tr>
-        <w:trPr>
-          <w:trHeight w:val="2310" w:hRule="exact"/>
-          <w:cantSplit/>
-        </w:trPr>
-        <w:tc>
-          <w:tcPr>
-            <w:tcW w:type="dxa" w:w="10546"/>
-            <w:tcMar>
-              <w:top w:w="68" w:type="dxa"/>
-              <w:left w:w="124" w:type="dxa"/>
-              <w:bottom w:w="68" w:type="dxa"/>
-              <w:right w:w="124" w:type="dxa"/>
-            </w:tcMar>
-            <w:tcBorders>
-              <w:top w:val="nil"/>
-              <w:left w:val="single" w:sz="12" w:color="0E7FCC"/>
-              <w:bottom w:val="single" w:sz="12" w:color="0E7FCC"/>
-              <w:right w:val="single" w:sz="12" w:color="0E7FCC"/>
-            </w:tcBorders>
-            <w:vAlign w:val="top"/>
-          </w:tcPr>
-          <w:p>
-            <w:pPr>
-              <w:spacing w:before="0" w:after="0" w:line="288" w:lineRule="auto"/>
-              <w:jc w:val="left"/>
-            </w:pPr>
-            <w:r>
-              <w:rPr>
-                <w:rFonts w:ascii="Gamja Flower" w:hAnsi="Gamja Flower" w:eastAsia="Gamja Flower"/>
-                <w:b/>
-                <w:color w:val="111111"/>
-                <w:sz w:val="27"/>
-              </w:rPr>
-              <w:t>4. 탄성력의 이용 :</w:t>
-            </w:r>
-          </w:p>
-        </w:tc>
-      </w:tr>
-    </w:tbl>
-    <w:p>
-      <w:pPr>
-        <w:spacing w:before="0" w:after="0" w:line="20" w:lineRule="exact"/>
-      </w:pPr>
-      <w:r>
-        <w:rPr>
-          <w:sz w:val="2"/>
-        </w:rPr>
-        <w:br w:type="page"/>
-      </w:r>
-    </w:p>
-    <w:tbl>
-      <w:tblPr>
-        <w:jc w:val="center"/>
-        <w:tblLayout w:type="fixed"/>
-        <w:tblLook w:firstColumn="1" w:firstRow="1" w:lastColumn="0" w:lastRow="0" w:noHBand="0" w:noVBand="1" w:val="04A0"/>
-        <w:tblLayout w:type="fixed"/>
-        <w:tblW w:w="10546" w:type="dxa"/>
-      </w:tblPr>
-      <w:tblGrid>
-        <w:gridCol w:w="2268"/>
-        <w:gridCol w:w="6009"/>
-        <w:gridCol w:w="2268"/>
-      </w:tblGrid>
-      <w:tr>
-        <w:trPr>
-          <w:trHeight w:val="737" w:hRule="exact"/>
-          <w:cantSplit/>
-        </w:trPr>
-        <w:tc>
-          <w:tcPr>
-            <w:tcW w:type="dxa" w:w="2268"/>
-            <w:tcMar>
-              <w:top w:w="68" w:type="dxa"/>
-              <w:left w:w="124" w:type="dxa"/>
-              <w:bottom w:w="68" w:type="dxa"/>
-              <w:right w:w="124" w:type="dxa"/>
-            </w:tcMar>
-            <w:tcBorders>
-              <w:top w:val="nil"/>
-              <w:left w:val="nil"/>
-              <w:bottom w:val="nil"/>
-              <w:right w:val="nil"/>
-            </w:tcBorders>
-          </w:tcPr>
-          <w:p/>
-        </w:tc>
-        <w:tc>
-          <w:tcPr>
-            <w:tcW w:type="dxa" w:w="6010"/>
-            <w:tcMar>
-              <w:top w:w="68" w:type="dxa"/>
-              <w:left w:w="124" w:type="dxa"/>
-              <w:bottom w:w="68" w:type="dxa"/>
-              <w:right w:w="124" w:type="dxa"/>
+              <w:top w:w="107" w:type="dxa"/>
+              <w:left w:w="107" w:type="dxa"/>
+              <w:bottom w:w="107" w:type="dxa"/>
+              <w:right w:w="107" w:type="dxa"/>
             </w:tcMar>
             <w:tcBorders>
               <w:top w:val="nil"/>
@@ -758,14 +1612,14 @@
           </w:tcPr>
           <w:p>
             <w:pPr>
-              <w:spacing w:before="0" w:after="0" w:line="288" w:lineRule="auto"/>
+              <w:spacing w:before="0" w:after="0" w:line="252" w:lineRule="auto"/>
               <w:jc w:val="center"/>
             </w:pPr>
             <w:r>
               <w:rPr>
-                <w:rFonts w:ascii="Gamja Flower" w:hAnsi="Gamja Flower" w:eastAsia="Gamja Flower"/>
+                <w:rFonts w:ascii="Gaegu" w:hAnsi="Gaegu" w:eastAsia="Gaegu"/>
                 <w:b/>
-                <w:color w:val="111111"/>
+                <w:color w:val="000000"/>
                 <w:sz w:val="32"/>
               </w:rPr>
               <w:t>Ⅴ-1. 탄성력</w:t>
@@ -776,10 +1630,10 @@
           <w:tcPr>
             <w:tcW w:type="dxa" w:w="2268"/>
             <w:tcMar>
-              <w:top w:w="68" w:type="dxa"/>
-              <w:left w:w="124" w:type="dxa"/>
-              <w:bottom w:w="68" w:type="dxa"/>
-              <w:right w:w="124" w:type="dxa"/>
+              <w:top w:w="107" w:type="dxa"/>
+              <w:left w:w="107" w:type="dxa"/>
+              <w:bottom w:w="107" w:type="dxa"/>
+              <w:right w:w="107" w:type="dxa"/>
             </w:tcMar>
             <w:tcBorders>
               <w:top w:val="nil"/>
@@ -787,7 +1641,7 @@
               <w:bottom w:val="nil"/>
               <w:right w:val="nil"/>
             </w:tcBorders>
-            <w:vAlign w:val="top"/>
+            <w:vAlign w:val="center"/>
           </w:tcPr>
           <w:p>
             <w:pPr>
@@ -797,8 +1651,8 @@
             <w:r>
               <w:drawing>
                 <wp:inline xmlns:a="http://schemas.openxmlformats.org/drawingml/2006/main" xmlns:pic="http://schemas.openxmlformats.org/drawingml/2006/picture">
-                  <wp:extent cx="792000" cy="435600"/>
-                  <wp:docPr id="3" name="Picture 3"/>
+                  <wp:extent cx="684000" cy="376200"/>
+                  <wp:docPr id="4" name="Picture 4"/>
                   <wp:cNvGraphicFramePr>
                     <a:graphicFrameLocks noChangeAspect="1"/>
                   </wp:cNvGraphicFramePr>
@@ -818,7 +1672,7 @@
                         <pic:spPr>
                           <a:xfrm>
                             <a:off x="0" y="0"/>
-                            <a:ext cx="792000" cy="435600"/>
+                            <a:ext cx="684000" cy="376200"/>
                           </a:xfrm>
                           <a:prstGeom prst="rect"/>
                         </pic:spPr>
@@ -827,6 +1681,138 @@
                   </a:graphic>
                 </wp:inline>
               </w:drawing>
+            </w:r>
+          </w:p>
+        </w:tc>
+      </w:tr>
+    </w:tbl>
+    <w:p>
+      <w:pPr>
+        <w:spacing w:before="0" w:after="0" w:line="170" w:lineRule="exact"/>
+      </w:pPr>
+      <w:r>
+        <w:rPr>
+          <w:sz w:val="2"/>
+        </w:rPr>
+      </w:r>
+    </w:p>
+    <w:tbl>
+      <w:tblPr>
+        <w:jc w:val="center"/>
+        <w:tblLayout w:type="fixed"/>
+        <w:tblLook w:firstColumn="1" w:firstRow="1" w:lastColumn="0" w:lastRow="0" w:noHBand="0" w:noVBand="1" w:val="04A0"/>
+        <w:tblLayout w:type="fixed"/>
+        <w:tblW w:w="10319" w:type="dxa"/>
+      </w:tblPr>
+      <w:tblGrid>
+        <w:gridCol w:w="1417"/>
+        <w:gridCol w:w="2721"/>
+        <w:gridCol w:w="6180"/>
+      </w:tblGrid>
+      <w:tr>
+        <w:trPr>
+          <w:trHeight w:val="850" w:hRule="exact"/>
+          <w:cantSplit/>
+        </w:trPr>
+        <w:tc>
+          <w:tcPr>
+            <w:tcW w:type="dxa" w:w="1417"/>
+            <w:tcMar>
+              <w:top w:w="107" w:type="dxa"/>
+              <w:left w:w="107" w:type="dxa"/>
+              <w:bottom w:w="107" w:type="dxa"/>
+              <w:right w:w="107" w:type="dxa"/>
+            </w:tcMar>
+            <w:tcBorders>
+              <w:top w:val="single" w:sz="12" w:color="65B33F"/>
+              <w:left w:val="single" w:sz="12" w:color="65B33F"/>
+              <w:bottom w:val="single" w:sz="12" w:color="65B33F"/>
+              <w:right w:val="single" w:sz="12" w:color="65B33F"/>
+            </w:tcBorders>
+            <w:shd w:val="clear" w:color="auto" w:fill="65B33F"/>
+            <w:vAlign w:val="center"/>
+          </w:tcPr>
+          <w:p>
+            <w:pPr>
+              <w:spacing w:before="0" w:after="0" w:line="252" w:lineRule="auto"/>
+              <w:jc w:val="center"/>
+            </w:pPr>
+            <w:r>
+              <w:rPr>
+                <w:rFonts w:ascii="Gaegu" w:hAnsi="Gaegu" w:eastAsia="Gaegu"/>
+                <w:b/>
+                <w:color w:val="FFFFFF"/>
+                <w:sz w:val="44"/>
+              </w:rPr>
+              <w:t>R</w:t>
+            </w:r>
+          </w:p>
+        </w:tc>
+        <w:tc>
+          <w:tcPr>
+            <w:tcW w:type="dxa" w:w="2721"/>
+            <w:tcMar>
+              <w:top w:w="107" w:type="dxa"/>
+              <w:left w:w="107" w:type="dxa"/>
+              <w:bottom w:w="107" w:type="dxa"/>
+              <w:right w:w="107" w:type="dxa"/>
+            </w:tcMar>
+            <w:tcBorders>
+              <w:top w:val="single" w:sz="12" w:color="65B33F"/>
+              <w:left w:val="single" w:sz="12" w:color="65B33F"/>
+              <w:bottom w:val="single" w:sz="12" w:color="65B33F"/>
+              <w:right w:val="single" w:sz="12" w:color="65B33F"/>
+            </w:tcBorders>
+            <w:shd w:val="clear" w:color="auto" w:fill="65B33F"/>
+            <w:vAlign w:val="center"/>
+          </w:tcPr>
+          <w:p>
+            <w:pPr>
+              <w:spacing w:before="0" w:after="0" w:line="252" w:lineRule="auto"/>
+              <w:jc w:val="center"/>
+            </w:pPr>
+            <w:r>
+              <w:rPr>
+                <w:rFonts w:ascii="Gaegu" w:hAnsi="Gaegu" w:eastAsia="Gaegu"/>
+                <w:b/>
+                <w:color w:val="FFFFFF"/>
+                <w:sz w:val="26"/>
+              </w:rPr>
+              <w:t>Read</w:t>
+            </w:r>
+          </w:p>
+        </w:tc>
+        <w:tc>
+          <w:tcPr>
+            <w:tcW w:type="dxa" w:w="6180"/>
+            <w:tcMar>
+              <w:top w:w="107" w:type="dxa"/>
+              <w:left w:w="107" w:type="dxa"/>
+              <w:bottom w:w="107" w:type="dxa"/>
+              <w:right w:w="107" w:type="dxa"/>
+            </w:tcMar>
+            <w:tcBorders>
+              <w:top w:val="single" w:sz="12" w:color="65B33F"/>
+              <w:left w:val="single" w:sz="12" w:color="65B33F"/>
+              <w:bottom w:val="single" w:sz="12" w:color="65B33F"/>
+              <w:right w:val="single" w:sz="12" w:color="65B33F"/>
+            </w:tcBorders>
+            <w:shd w:val="clear" w:color="auto" w:fill="EDF7DF"/>
+            <w:vAlign w:val="center"/>
+          </w:tcPr>
+          <w:p>
+            <w:pPr>
+              <w:spacing w:before="0" w:after="0" w:line="252" w:lineRule="auto"/>
+              <w:jc w:val="left"/>
+            </w:pPr>
+            <w:r>
+              <w:rPr>
+                <w:rFonts w:ascii="Gaegu" w:hAnsi="Gaegu" w:eastAsia="Gaegu"/>
+                <w:b/>
+                <w:color w:val="65B33F"/>
+                <w:sz w:val="23"/>
+              </w:rPr>
+              <w:t>답 찾으며 읽기 - 핵심어 정리</w:t>
             </w:r>
           </w:p>
         </w:tc>
@@ -848,105 +1834,336 @@
         <w:tblLayout w:type="fixed"/>
         <w:tblLook w:firstColumn="1" w:firstRow="1" w:lastColumn="0" w:lastRow="0" w:noHBand="0" w:noVBand="1" w:val="04A0"/>
         <w:tblLayout w:type="fixed"/>
-        <w:tblW w:w="10546" w:type="dxa"/>
+        <w:tblW w:w="10319" w:type="dxa"/>
       </w:tblPr>
       <w:tblGrid>
-        <w:gridCol w:w="3402"/>
-        <w:gridCol w:w="7143"/>
+        <w:gridCol w:w="2665"/>
+        <w:gridCol w:w="7654"/>
       </w:tblGrid>
       <w:tr>
         <w:trPr>
-          <w:trHeight w:val="850" w:hRule="exact"/>
+          <w:trHeight w:val="794" w:hRule="exact"/>
           <w:cantSplit/>
         </w:trPr>
         <w:tc>
           <w:tcPr>
-            <w:tcW w:type="dxa" w:w="3402"/>
+            <w:tcW w:type="dxa" w:w="2664"/>
             <w:tcMar>
-              <w:top w:w="68" w:type="dxa"/>
-              <w:left w:w="124" w:type="dxa"/>
-              <w:bottom w:w="68" w:type="dxa"/>
-              <w:right w:w="124" w:type="dxa"/>
+              <w:top w:w="107" w:type="dxa"/>
+              <w:left w:w="107" w:type="dxa"/>
+              <w:bottom w:w="107" w:type="dxa"/>
+              <w:right w:w="107" w:type="dxa"/>
             </w:tcMar>
             <w:tcBorders>
-              <w:top w:val="single" w:sz="12" w:color="FF9F28"/>
-              <w:left w:val="single" w:sz="12" w:color="FF9F28"/>
-              <w:bottom w:val="single" w:sz="12" w:color="FF9F28"/>
-              <w:right w:val="single" w:sz="12" w:color="FF9F28"/>
+              <w:top w:val="single" w:sz="11" w:color="65B33F"/>
+              <w:left w:val="single" w:sz="11" w:color="65B33F"/>
+              <w:bottom w:val="single" w:sz="11" w:color="65B33F"/>
+              <w:right w:val="single" w:sz="11" w:color="65B33F"/>
             </w:tcBorders>
-            <w:shd w:val="clear" w:color="auto" w:fill="FF9F28"/>
+            <w:shd w:val="clear" w:color="auto" w:fill="65B33F"/>
             <w:vAlign w:val="center"/>
           </w:tcPr>
           <w:p>
             <w:pPr>
-              <w:spacing w:before="0" w:after="0" w:line="240" w:lineRule="auto"/>
+              <w:keepNext/>
+              <w:spacing w:before="0" w:after="0" w:line="252" w:lineRule="auto"/>
               <w:jc w:val="center"/>
             </w:pPr>
             <w:r>
               <w:rPr>
-                <w:rFonts w:ascii="Gamja Flower" w:hAnsi="Gamja Flower" w:eastAsia="Gamja Flower"/>
+                <w:rFonts w:ascii="Gaegu" w:hAnsi="Gaegu" w:eastAsia="Gaegu"/>
                 <w:b/>
                 <w:color w:val="FFFFFF"/>
-                <w:sz w:val="27"/>
+                <w:sz w:val="23"/>
               </w:rPr>
-              <w:t>Q</w:t>
-            </w:r>
-          </w:p>
-          <w:p>
-            <w:pPr>
-              <w:spacing w:before="0" w:after="0" w:line="240" w:lineRule="auto"/>
-              <w:jc w:val="center"/>
-            </w:pPr>
-            <w:r>
-              <w:rPr>
-                <w:rFonts w:ascii="Gamja Flower" w:hAnsi="Gamja Flower" w:eastAsia="Gamja Flower"/>
-                <w:b/>
-                <w:color w:val="FFFFFF"/>
-                <w:sz w:val="27"/>
-              </w:rPr>
-              <w:t>Question</w:t>
+              <w:t>핵심어</w:t>
             </w:r>
           </w:p>
         </w:tc>
         <w:tc>
           <w:tcPr>
-            <w:tcW w:type="dxa" w:w="7144"/>
+            <w:tcW w:type="dxa" w:w="7654"/>
             <w:tcMar>
-              <w:top w:w="68" w:type="dxa"/>
-              <w:left w:w="124" w:type="dxa"/>
-              <w:bottom w:w="68" w:type="dxa"/>
-              <w:right w:w="124" w:type="dxa"/>
+              <w:top w:w="107" w:type="dxa"/>
+              <w:left w:w="107" w:type="dxa"/>
+              <w:bottom w:w="107" w:type="dxa"/>
+              <w:right w:w="107" w:type="dxa"/>
             </w:tcMar>
             <w:tcBorders>
-              <w:top w:val="single" w:sz="12" w:color="FF9F28"/>
-              <w:left w:val="single" w:sz="12" w:color="FF9F28"/>
-              <w:bottom w:val="single" w:sz="12" w:color="FF9F28"/>
-              <w:right w:val="single" w:sz="12" w:color="FF9F28"/>
+              <w:top w:val="single" w:sz="11" w:color="65B33F"/>
+              <w:left w:val="single" w:sz="11" w:color="65B33F"/>
+              <w:bottom w:val="single" w:sz="11" w:color="65B33F"/>
+              <w:right w:val="single" w:sz="11" w:color="65B33F"/>
             </w:tcBorders>
-            <w:shd w:val="clear" w:color="auto" w:fill="FFF0C8"/>
+            <w:shd w:val="clear" w:color="auto" w:fill="65B33F"/>
             <w:vAlign w:val="center"/>
           </w:tcPr>
           <w:p>
             <w:pPr>
-              <w:spacing w:before="0" w:after="0" w:line="288" w:lineRule="auto"/>
-              <w:jc w:val="left"/>
+              <w:keepNext/>
+              <w:spacing w:before="0" w:after="0" w:line="252" w:lineRule="auto"/>
+              <w:jc w:val="center"/>
             </w:pPr>
             <w:r>
               <w:rPr>
-                <w:rFonts w:ascii="Gamja Flower" w:hAnsi="Gamja Flower" w:eastAsia="Gamja Flower"/>
+                <w:rFonts w:ascii="Gaegu" w:hAnsi="Gaegu" w:eastAsia="Gaegu"/>
                 <w:b/>
-                <w:color w:val="111111"/>
-                <w:sz w:val="28"/>
+                <w:color w:val="FFFFFF"/>
+                <w:sz w:val="23"/>
               </w:rPr>
-              <w:t>질문 만들기 - 교과서에서 답 찾기</w:t>
+              <w:t>교과서에서 찾은 뜻·설명</w:t>
             </w:r>
           </w:p>
+        </w:tc>
+      </w:tr>
+      <w:tr>
+        <w:trPr>
+          <w:trHeight w:val="2494" w:hRule="exact"/>
+          <w:cantSplit/>
+        </w:trPr>
+        <w:tc>
+          <w:tcPr>
+            <w:tcW w:type="dxa" w:w="2664"/>
+            <w:tcMar>
+              <w:top w:w="107" w:type="dxa"/>
+              <w:left w:w="107" w:type="dxa"/>
+              <w:bottom w:w="107" w:type="dxa"/>
+              <w:right w:w="107" w:type="dxa"/>
+            </w:tcMar>
+            <w:tcBorders>
+              <w:top w:val="single" w:sz="11" w:color="65B33F"/>
+              <w:left w:val="single" w:sz="11" w:color="65B33F"/>
+              <w:bottom w:val="single" w:sz="11" w:color="65B33F"/>
+              <w:right w:val="single" w:sz="11" w:color="65B33F"/>
+            </w:tcBorders>
+            <w:vAlign w:val="center"/>
+          </w:tcPr>
+          <w:p>
+            <w:pPr>
+              <w:keepNext/>
+              <w:spacing w:before="0" w:after="0" w:line="252" w:lineRule="auto"/>
+              <w:jc w:val="center"/>
+            </w:pPr>
+            <w:r>
+              <w:rPr>
+                <w:rFonts w:ascii="Gaegu" w:hAnsi="Gaegu" w:eastAsia="Gaegu"/>
+                <w:b w:val="0"/>
+                <w:color w:val="222222"/>
+                <w:sz w:val="24"/>
+              </w:rPr>
+              <w:t>탄성</w:t>
+            </w:r>
+          </w:p>
+        </w:tc>
+        <w:tc>
+          <w:tcPr>
+            <w:tcW w:type="dxa" w:w="7654"/>
+            <w:tcMar>
+              <w:top w:w="107" w:type="dxa"/>
+              <w:left w:w="107" w:type="dxa"/>
+              <w:bottom w:w="107" w:type="dxa"/>
+              <w:right w:w="107" w:type="dxa"/>
+            </w:tcMar>
+            <w:tcBorders>
+              <w:top w:val="single" w:sz="11" w:color="65B33F"/>
+              <w:left w:val="single" w:sz="11" w:color="65B33F"/>
+              <w:bottom w:val="single" w:sz="11" w:color="65B33F"/>
+              <w:right w:val="single" w:sz="11" w:color="65B33F"/>
+            </w:tcBorders>
+          </w:tcPr>
+          <w:p>
+            <w:pPr>
+              <w:keepNext/>
+            </w:pPr>
+          </w:p>
+        </w:tc>
+      </w:tr>
+      <w:tr>
+        <w:trPr>
+          <w:trHeight w:val="2494" w:hRule="exact"/>
+          <w:cantSplit/>
+        </w:trPr>
+        <w:tc>
+          <w:tcPr>
+            <w:tcW w:type="dxa" w:w="2664"/>
+            <w:tcMar>
+              <w:top w:w="107" w:type="dxa"/>
+              <w:left w:w="107" w:type="dxa"/>
+              <w:bottom w:w="107" w:type="dxa"/>
+              <w:right w:w="107" w:type="dxa"/>
+            </w:tcMar>
+            <w:tcBorders>
+              <w:top w:val="single" w:sz="11" w:color="65B33F"/>
+              <w:left w:val="single" w:sz="11" w:color="65B33F"/>
+              <w:bottom w:val="single" w:sz="11" w:color="65B33F"/>
+              <w:right w:val="single" w:sz="11" w:color="65B33F"/>
+            </w:tcBorders>
+            <w:vAlign w:val="center"/>
+          </w:tcPr>
+          <w:p>
+            <w:pPr>
+              <w:keepNext/>
+              <w:spacing w:before="0" w:after="0" w:line="252" w:lineRule="auto"/>
+              <w:jc w:val="center"/>
+            </w:pPr>
+            <w:r>
+              <w:rPr>
+                <w:rFonts w:ascii="Gaegu" w:hAnsi="Gaegu" w:eastAsia="Gaegu"/>
+                <w:b w:val="0"/>
+                <w:color w:val="222222"/>
+                <w:sz w:val="24"/>
+              </w:rPr>
+              <w:t>탄성력</w:t>
+            </w:r>
+          </w:p>
+        </w:tc>
+        <w:tc>
+          <w:tcPr>
+            <w:tcW w:type="dxa" w:w="7654"/>
+            <w:tcMar>
+              <w:top w:w="107" w:type="dxa"/>
+              <w:left w:w="107" w:type="dxa"/>
+              <w:bottom w:w="107" w:type="dxa"/>
+              <w:right w:w="107" w:type="dxa"/>
+            </w:tcMar>
+            <w:tcBorders>
+              <w:top w:val="single" w:sz="11" w:color="65B33F"/>
+              <w:left w:val="single" w:sz="11" w:color="65B33F"/>
+              <w:bottom w:val="single" w:sz="11" w:color="65B33F"/>
+              <w:right w:val="single" w:sz="11" w:color="65B33F"/>
+            </w:tcBorders>
+          </w:tcPr>
+          <w:p>
+            <w:pPr>
+              <w:keepNext/>
+            </w:pPr>
+          </w:p>
+        </w:tc>
+      </w:tr>
+      <w:tr>
+        <w:trPr>
+          <w:trHeight w:val="2494" w:hRule="exact"/>
+          <w:cantSplit/>
+        </w:trPr>
+        <w:tc>
+          <w:tcPr>
+            <w:tcW w:type="dxa" w:w="2664"/>
+            <w:tcMar>
+              <w:top w:w="107" w:type="dxa"/>
+              <w:left w:w="107" w:type="dxa"/>
+              <w:bottom w:w="107" w:type="dxa"/>
+              <w:right w:w="107" w:type="dxa"/>
+            </w:tcMar>
+            <w:tcBorders>
+              <w:top w:val="single" w:sz="11" w:color="65B33F"/>
+              <w:left w:val="single" w:sz="11" w:color="65B33F"/>
+              <w:bottom w:val="single" w:sz="11" w:color="65B33F"/>
+              <w:right w:val="single" w:sz="11" w:color="65B33F"/>
+            </w:tcBorders>
+            <w:vAlign w:val="center"/>
+          </w:tcPr>
+          <w:p>
+            <w:pPr>
+              <w:keepNext/>
+              <w:spacing w:before="0" w:after="0" w:line="252" w:lineRule="auto"/>
+              <w:jc w:val="center"/>
+            </w:pPr>
+            <w:r>
+              <w:rPr>
+                <w:rFonts w:ascii="Gaegu" w:hAnsi="Gaegu" w:eastAsia="Gaegu"/>
+                <w:b w:val="0"/>
+                <w:color w:val="222222"/>
+                <w:sz w:val="24"/>
+              </w:rPr>
+              <w:t>탄성력의 크기</w:t>
+            </w:r>
+          </w:p>
+        </w:tc>
+        <w:tc>
+          <w:tcPr>
+            <w:tcW w:type="dxa" w:w="7654"/>
+            <w:tcMar>
+              <w:top w:w="107" w:type="dxa"/>
+              <w:left w:w="107" w:type="dxa"/>
+              <w:bottom w:w="107" w:type="dxa"/>
+              <w:right w:w="107" w:type="dxa"/>
+            </w:tcMar>
+            <w:tcBorders>
+              <w:top w:val="single" w:sz="11" w:color="65B33F"/>
+              <w:left w:val="single" w:sz="11" w:color="65B33F"/>
+              <w:bottom w:val="single" w:sz="11" w:color="65B33F"/>
+              <w:right w:val="single" w:sz="11" w:color="65B33F"/>
+            </w:tcBorders>
+          </w:tcPr>
+          <w:p>
+            <w:pPr>
+              <w:keepNext/>
+            </w:pPr>
+          </w:p>
+        </w:tc>
+      </w:tr>
+      <w:tr>
+        <w:trPr>
+          <w:trHeight w:val="2494" w:hRule="exact"/>
+          <w:cantSplit/>
+        </w:trPr>
+        <w:tc>
+          <w:tcPr>
+            <w:tcW w:type="dxa" w:w="2664"/>
+            <w:tcMar>
+              <w:top w:w="107" w:type="dxa"/>
+              <w:left w:w="107" w:type="dxa"/>
+              <w:bottom w:w="107" w:type="dxa"/>
+              <w:right w:w="107" w:type="dxa"/>
+            </w:tcMar>
+            <w:tcBorders>
+              <w:top w:val="single" w:sz="11" w:color="65B33F"/>
+              <w:left w:val="single" w:sz="11" w:color="65B33F"/>
+              <w:bottom w:val="single" w:sz="11" w:color="65B33F"/>
+              <w:right w:val="single" w:sz="11" w:color="65B33F"/>
+            </w:tcBorders>
+            <w:vAlign w:val="center"/>
+          </w:tcPr>
+          <w:p>
+            <w:pPr>
+              <w:spacing w:before="0" w:after="0" w:line="252" w:lineRule="auto"/>
+              <w:jc w:val="center"/>
+            </w:pPr>
+            <w:r>
+              <w:rPr>
+                <w:rFonts w:ascii="Gaegu" w:hAnsi="Gaegu" w:eastAsia="Gaegu"/>
+                <w:b w:val="0"/>
+                <w:color w:val="222222"/>
+                <w:sz w:val="24"/>
+              </w:rPr>
+              <w:t>탄성력의 방향</w:t>
+            </w:r>
+          </w:p>
+        </w:tc>
+        <w:tc>
+          <w:tcPr>
+            <w:tcW w:type="dxa" w:w="7654"/>
+            <w:tcMar>
+              <w:top w:w="107" w:type="dxa"/>
+              <w:left w:w="107" w:type="dxa"/>
+              <w:bottom w:w="107" w:type="dxa"/>
+              <w:right w:w="107" w:type="dxa"/>
+            </w:tcMar>
+            <w:tcBorders>
+              <w:top w:val="single" w:sz="11" w:color="65B33F"/>
+              <w:left w:val="single" w:sz="11" w:color="65B33F"/>
+              <w:bottom w:val="single" w:sz="11" w:color="65B33F"/>
+              <w:right w:val="single" w:sz="11" w:color="65B33F"/>
+            </w:tcBorders>
+          </w:tcPr>
+          <w:p/>
         </w:tc>
       </w:tr>
     </w:tbl>
     <w:p>
       <w:pPr>
-        <w:spacing w:before="0" w:after="0" w:line="57" w:lineRule="exact"/>
+        <w:pageBreakBefore/>
+        <w:spacing w:before="0" w:after="0" w:line="20" w:lineRule="exact"/>
       </w:pPr>
       <w:r>
         <w:rPr>
@@ -960,12 +2177,11 @@
         <w:tblLayout w:type="fixed"/>
         <w:tblLook w:firstColumn="1" w:firstRow="1" w:lastColumn="0" w:lastRow="0" w:noHBand="0" w:noVBand="1" w:val="04A0"/>
         <w:tblLayout w:type="fixed"/>
-        <w:tblW w:w="10546" w:type="dxa"/>
+        <w:tblW w:w="10319" w:type="dxa"/>
       </w:tblPr>
       <w:tblGrid>
-        <w:gridCol w:w="1077"/>
-        <w:gridCol w:w="3458"/>
-        <w:gridCol w:w="6009"/>
+        <w:gridCol w:w="8050"/>
+        <w:gridCol w:w="2268"/>
       </w:tblGrid>
       <w:tr>
         <w:trPr>
@@ -974,448 +2190,12 @@
         </w:trPr>
         <w:tc>
           <w:tcPr>
-            <w:tcW w:type="dxa" w:w="1077"/>
+            <w:tcW w:type="dxa" w:w="8051"/>
             <w:tcMar>
-              <w:top w:w="68" w:type="dxa"/>
-              <w:left w:w="124" w:type="dxa"/>
-              <w:bottom w:w="68" w:type="dxa"/>
-              <w:right w:w="124" w:type="dxa"/>
-            </w:tcMar>
-            <w:tcBorders>
-              <w:top w:val="single" w:sz="12" w:color="FF9F28"/>
-              <w:left w:val="single" w:sz="12" w:color="FF9F28"/>
-              <w:bottom w:val="single" w:sz="12" w:color="FF9F28"/>
-              <w:right w:val="single" w:sz="12" w:color="FF9F28"/>
-            </w:tcBorders>
-            <w:shd w:val="clear" w:color="auto" w:fill="FF9F28"/>
-            <w:vAlign w:val="center"/>
-          </w:tcPr>
-          <w:p>
-            <w:pPr>
-              <w:keepNext/>
-              <w:spacing w:before="0" w:after="0" w:line="288" w:lineRule="auto"/>
-              <w:jc w:val="center"/>
-            </w:pPr>
-            <w:r>
-              <w:rPr>
-                <w:rFonts w:ascii="Gamja Flower" w:hAnsi="Gamja Flower" w:eastAsia="Gamja Flower"/>
-                <w:b/>
-                <w:color w:val="FFFFFF"/>
-                <w:sz w:val="25"/>
-              </w:rPr>
-              <w:t>번호</w:t>
-            </w:r>
-          </w:p>
-        </w:tc>
-        <w:tc>
-          <w:tcPr>
-            <w:tcW w:type="dxa" w:w="3458"/>
-            <w:tcMar>
-              <w:top w:w="68" w:type="dxa"/>
-              <w:left w:w="124" w:type="dxa"/>
-              <w:bottom w:w="68" w:type="dxa"/>
-              <w:right w:w="124" w:type="dxa"/>
-            </w:tcMar>
-            <w:tcBorders>
-              <w:top w:val="single" w:sz="12" w:color="FF9F28"/>
-              <w:left w:val="single" w:sz="12" w:color="FF9F28"/>
-              <w:bottom w:val="single" w:sz="12" w:color="FF9F28"/>
-              <w:right w:val="single" w:sz="12" w:color="FF9F28"/>
-            </w:tcBorders>
-            <w:shd w:val="clear" w:color="auto" w:fill="FF9F28"/>
-            <w:vAlign w:val="center"/>
-          </w:tcPr>
-          <w:p>
-            <w:pPr>
-              <w:keepNext/>
-              <w:spacing w:before="0" w:after="0" w:line="288" w:lineRule="auto"/>
-              <w:jc w:val="center"/>
-            </w:pPr>
-            <w:r>
-              <w:rPr>
-                <w:rFonts w:ascii="Gamja Flower" w:hAnsi="Gamja Flower" w:eastAsia="Gamja Flower"/>
-                <w:b/>
-                <w:color w:val="FFFFFF"/>
-                <w:sz w:val="25"/>
-              </w:rPr>
-              <w:t>질문</w:t>
-            </w:r>
-          </w:p>
-        </w:tc>
-        <w:tc>
-          <w:tcPr>
-            <w:tcW w:type="dxa" w:w="6010"/>
-            <w:tcMar>
-              <w:top w:w="68" w:type="dxa"/>
-              <w:left w:w="124" w:type="dxa"/>
-              <w:bottom w:w="68" w:type="dxa"/>
-              <w:right w:w="124" w:type="dxa"/>
-            </w:tcMar>
-            <w:tcBorders>
-              <w:top w:val="single" w:sz="12" w:color="FF9F28"/>
-              <w:left w:val="single" w:sz="12" w:color="FF9F28"/>
-              <w:bottom w:val="single" w:sz="12" w:color="FF9F28"/>
-              <w:right w:val="single" w:sz="12" w:color="FF9F28"/>
-            </w:tcBorders>
-            <w:shd w:val="clear" w:color="auto" w:fill="FF9F28"/>
-            <w:vAlign w:val="center"/>
-          </w:tcPr>
-          <w:p>
-            <w:pPr>
-              <w:keepNext/>
-              <w:spacing w:before="0" w:after="0" w:line="288" w:lineRule="auto"/>
-              <w:jc w:val="center"/>
-            </w:pPr>
-            <w:r>
-              <w:rPr>
-                <w:rFonts w:ascii="Gamja Flower" w:hAnsi="Gamja Flower" w:eastAsia="Gamja Flower"/>
-                <w:b/>
-                <w:color w:val="FFFFFF"/>
-                <w:sz w:val="25"/>
-              </w:rPr>
-              <w:t>교과서에서 찾은 답</w:t>
-            </w:r>
-          </w:p>
-        </w:tc>
-      </w:tr>
-      <w:tr>
-        <w:trPr>
-          <w:trHeight w:val="4082" w:hRule="exact"/>
-          <w:cantSplit/>
-        </w:trPr>
-        <w:tc>
-          <w:tcPr>
-            <w:tcW w:type="dxa" w:w="1077"/>
-            <w:tcMar>
-              <w:top w:w="68" w:type="dxa"/>
-              <w:left w:w="124" w:type="dxa"/>
-              <w:bottom w:w="68" w:type="dxa"/>
-              <w:right w:w="124" w:type="dxa"/>
-            </w:tcMar>
-            <w:tcBorders>
-              <w:top w:val="single" w:sz="12" w:color="FF9F28"/>
-              <w:left w:val="single" w:sz="12" w:color="FF9F28"/>
-              <w:bottom w:val="single" w:sz="12" w:color="FF9F28"/>
-              <w:right w:val="single" w:sz="12" w:color="FF9F28"/>
-            </w:tcBorders>
-            <w:vAlign w:val="center"/>
-          </w:tcPr>
-          <w:p>
-            <w:pPr>
-              <w:keepNext/>
-              <w:spacing w:before="0" w:after="0" w:line="288" w:lineRule="auto"/>
-              <w:jc w:val="center"/>
-            </w:pPr>
-            <w:r>
-              <w:rPr>
-                <w:rFonts w:ascii="Gamja Flower" w:hAnsi="Gamja Flower" w:eastAsia="Gamja Flower"/>
-                <w:b w:val="0"/>
-                <w:color w:val="111111"/>
-                <w:sz w:val="28"/>
-              </w:rPr>
-              <w:t>1</w:t>
-            </w:r>
-          </w:p>
-        </w:tc>
-        <w:tc>
-          <w:tcPr>
-            <w:tcW w:type="dxa" w:w="3458"/>
-            <w:tcMar>
-              <w:top w:w="68" w:type="dxa"/>
-              <w:left w:w="124" w:type="dxa"/>
-              <w:bottom w:w="68" w:type="dxa"/>
-              <w:right w:w="124" w:type="dxa"/>
-            </w:tcMar>
-            <w:tcBorders>
-              <w:top w:val="single" w:sz="12" w:color="FF9F28"/>
-              <w:left w:val="single" w:sz="12" w:color="FF9F28"/>
-              <w:bottom w:val="single" w:sz="12" w:color="FF9F28"/>
-              <w:right w:val="single" w:sz="12" w:color="FF9F28"/>
-            </w:tcBorders>
-            <w:vAlign w:val="center"/>
-          </w:tcPr>
-          <w:p>
-            <w:pPr>
-              <w:keepNext/>
-              <w:spacing w:before="0" w:after="0" w:line="324" w:lineRule="auto"/>
-              <w:jc w:val="center"/>
-            </w:pPr>
-            <w:r>
-              <w:rPr>
-                <w:rFonts w:ascii="Gamja Flower" w:hAnsi="Gamja Flower" w:eastAsia="Gamja Flower"/>
-                <w:b/>
-                <w:color w:val="111111"/>
-                <w:sz w:val="26"/>
-              </w:rPr>
-              <w:t>탄성과 탄성력은 각각 무엇이며, 탄성력은 어느 방향으로 작용할까?</w:t>
-            </w:r>
-          </w:p>
-        </w:tc>
-        <w:tc>
-          <w:tcPr>
-            <w:tcW w:type="dxa" w:w="6010"/>
-            <w:tcMar>
-              <w:top w:w="68" w:type="dxa"/>
-              <w:left w:w="124" w:type="dxa"/>
-              <w:bottom w:w="68" w:type="dxa"/>
-              <w:right w:w="124" w:type="dxa"/>
-            </w:tcMar>
-            <w:tcBorders>
-              <w:top w:val="single" w:sz="12" w:color="FF9F28"/>
-              <w:left w:val="single" w:sz="12" w:color="FF9F28"/>
-              <w:bottom w:val="single" w:sz="12" w:color="FF9F28"/>
-              <w:right w:val="single" w:sz="12" w:color="FF9F28"/>
-            </w:tcBorders>
-          </w:tcPr>
-          <w:p>
-            <w:pPr>
-              <w:keepNext/>
-            </w:pPr>
-          </w:p>
-        </w:tc>
-      </w:tr>
-      <w:tr>
-        <w:trPr>
-          <w:trHeight w:val="4082" w:hRule="exact"/>
-          <w:cantSplit/>
-        </w:trPr>
-        <w:tc>
-          <w:tcPr>
-            <w:tcW w:type="dxa" w:w="1077"/>
-            <w:tcMar>
-              <w:top w:w="68" w:type="dxa"/>
-              <w:left w:w="124" w:type="dxa"/>
-              <w:bottom w:w="68" w:type="dxa"/>
-              <w:right w:w="124" w:type="dxa"/>
-            </w:tcMar>
-            <w:tcBorders>
-              <w:top w:val="single" w:sz="12" w:color="FF9F28"/>
-              <w:left w:val="single" w:sz="12" w:color="FF9F28"/>
-              <w:bottom w:val="single" w:sz="12" w:color="FF9F28"/>
-              <w:right w:val="single" w:sz="12" w:color="FF9F28"/>
-            </w:tcBorders>
-            <w:vAlign w:val="center"/>
-          </w:tcPr>
-          <w:p>
-            <w:pPr>
-              <w:keepNext/>
-              <w:spacing w:before="0" w:after="0" w:line="288" w:lineRule="auto"/>
-              <w:jc w:val="center"/>
-            </w:pPr>
-            <w:r>
-              <w:rPr>
-                <w:rFonts w:ascii="Gamja Flower" w:hAnsi="Gamja Flower" w:eastAsia="Gamja Flower"/>
-                <w:b w:val="0"/>
-                <w:color w:val="111111"/>
-                <w:sz w:val="28"/>
-              </w:rPr>
-              <w:t>2</w:t>
-            </w:r>
-          </w:p>
-        </w:tc>
-        <w:tc>
-          <w:tcPr>
-            <w:tcW w:type="dxa" w:w="3458"/>
-            <w:tcMar>
-              <w:top w:w="68" w:type="dxa"/>
-              <w:left w:w="124" w:type="dxa"/>
-              <w:bottom w:w="68" w:type="dxa"/>
-              <w:right w:w="124" w:type="dxa"/>
-            </w:tcMar>
-            <w:tcBorders>
-              <w:top w:val="single" w:sz="12" w:color="FF9F28"/>
-              <w:left w:val="single" w:sz="12" w:color="FF9F28"/>
-              <w:bottom w:val="single" w:sz="12" w:color="FF9F28"/>
-              <w:right w:val="single" w:sz="12" w:color="FF9F28"/>
-            </w:tcBorders>
-            <w:vAlign w:val="center"/>
-          </w:tcPr>
-          <w:p>
-            <w:pPr>
-              <w:keepNext/>
-              <w:spacing w:before="0" w:after="0" w:line="324" w:lineRule="auto"/>
-              <w:jc w:val="center"/>
-            </w:pPr>
-            <w:r>
-              <w:rPr>
-                <w:rFonts w:ascii="Gamja Flower" w:hAnsi="Gamja Flower" w:eastAsia="Gamja Flower"/>
-                <w:b/>
-                <w:color w:val="111111"/>
-                <w:sz w:val="26"/>
-              </w:rPr>
-              <w:t>탄성체의 변형 정도가 커질수록 탄성력의 크기는 어떻게 달라질까?</w:t>
-            </w:r>
-          </w:p>
-        </w:tc>
-        <w:tc>
-          <w:tcPr>
-            <w:tcW w:type="dxa" w:w="6010"/>
-            <w:tcMar>
-              <w:top w:w="68" w:type="dxa"/>
-              <w:left w:w="124" w:type="dxa"/>
-              <w:bottom w:w="68" w:type="dxa"/>
-              <w:right w:w="124" w:type="dxa"/>
-            </w:tcMar>
-            <w:tcBorders>
-              <w:top w:val="single" w:sz="12" w:color="FF9F28"/>
-              <w:left w:val="single" w:sz="12" w:color="FF9F28"/>
-              <w:bottom w:val="single" w:sz="12" w:color="FF9F28"/>
-              <w:right w:val="single" w:sz="12" w:color="FF9F28"/>
-            </w:tcBorders>
-          </w:tcPr>
-          <w:p>
-            <w:pPr>
-              <w:keepNext/>
-            </w:pPr>
-          </w:p>
-        </w:tc>
-      </w:tr>
-      <w:tr>
-        <w:trPr>
-          <w:trHeight w:val="4082" w:hRule="exact"/>
-          <w:cantSplit/>
-        </w:trPr>
-        <w:tc>
-          <w:tcPr>
-            <w:tcW w:type="dxa" w:w="1077"/>
-            <w:tcMar>
-              <w:top w:w="68" w:type="dxa"/>
-              <w:left w:w="124" w:type="dxa"/>
-              <w:bottom w:w="68" w:type="dxa"/>
-              <w:right w:w="124" w:type="dxa"/>
-            </w:tcMar>
-            <w:tcBorders>
-              <w:top w:val="single" w:sz="12" w:color="FF9F28"/>
-              <w:left w:val="single" w:sz="12" w:color="FF9F28"/>
-              <w:bottom w:val="single" w:sz="12" w:color="FF9F28"/>
-              <w:right w:val="single" w:sz="12" w:color="FF9F28"/>
-            </w:tcBorders>
-            <w:vAlign w:val="center"/>
-          </w:tcPr>
-          <w:p>
-            <w:pPr>
-              <w:spacing w:before="0" w:after="0" w:line="288" w:lineRule="auto"/>
-              <w:jc w:val="center"/>
-            </w:pPr>
-            <w:r>
-              <w:rPr>
-                <w:rFonts w:ascii="Gamja Flower" w:hAnsi="Gamja Flower" w:eastAsia="Gamja Flower"/>
-                <w:b w:val="0"/>
-                <w:color w:val="111111"/>
-                <w:sz w:val="28"/>
-              </w:rPr>
-              <w:t>3</w:t>
-            </w:r>
-          </w:p>
-        </w:tc>
-        <w:tc>
-          <w:tcPr>
-            <w:tcW w:type="dxa" w:w="3458"/>
-            <w:tcMar>
-              <w:top w:w="68" w:type="dxa"/>
-              <w:left w:w="124" w:type="dxa"/>
-              <w:bottom w:w="68" w:type="dxa"/>
-              <w:right w:w="124" w:type="dxa"/>
-            </w:tcMar>
-            <w:tcBorders>
-              <w:top w:val="single" w:sz="12" w:color="FF9F28"/>
-              <w:left w:val="single" w:sz="12" w:color="FF9F28"/>
-              <w:bottom w:val="single" w:sz="12" w:color="FF9F28"/>
-              <w:right w:val="single" w:sz="12" w:color="FF9F28"/>
-            </w:tcBorders>
-            <w:vAlign w:val="center"/>
-          </w:tcPr>
-          <w:p>
-            <w:pPr>
-              <w:spacing w:before="0" w:after="0" w:line="324" w:lineRule="auto"/>
-              <w:jc w:val="center"/>
-            </w:pPr>
-            <w:r>
-              <w:rPr>
-                <w:rFonts w:ascii="Gamja Flower" w:hAnsi="Gamja Flower" w:eastAsia="Gamja Flower"/>
-                <w:b/>
-                <w:color w:val="111111"/>
-                <w:sz w:val="26"/>
-              </w:rPr>
-              <w:t>용수철이 늘어난 길이와 탄성력의 크기는 어떤 관계이며, 그래프는 어떤 모양일까?</w:t>
-            </w:r>
-          </w:p>
-        </w:tc>
-        <w:tc>
-          <w:tcPr>
-            <w:tcW w:type="dxa" w:w="6010"/>
-            <w:tcMar>
-              <w:top w:w="68" w:type="dxa"/>
-              <w:left w:w="124" w:type="dxa"/>
-              <w:bottom w:w="68" w:type="dxa"/>
-              <w:right w:w="124" w:type="dxa"/>
-            </w:tcMar>
-            <w:tcBorders>
-              <w:top w:val="single" w:sz="12" w:color="FF9F28"/>
-              <w:left w:val="single" w:sz="12" w:color="FF9F28"/>
-              <w:bottom w:val="single" w:sz="12" w:color="FF9F28"/>
-              <w:right w:val="single" w:sz="12" w:color="FF9F28"/>
-            </w:tcBorders>
-          </w:tcPr>
-          <w:p/>
-        </w:tc>
-      </w:tr>
-    </w:tbl>
-    <w:p>
-      <w:pPr>
-        <w:spacing w:before="0" w:after="0" w:line="20" w:lineRule="exact"/>
-      </w:pPr>
-      <w:r>
-        <w:rPr>
-          <w:sz w:val="2"/>
-        </w:rPr>
-        <w:br w:type="page"/>
-      </w:r>
-    </w:p>
-    <w:tbl>
-      <w:tblPr>
-        <w:jc w:val="center"/>
-        <w:tblLayout w:type="fixed"/>
-        <w:tblLook w:firstColumn="1" w:firstRow="1" w:lastColumn="0" w:lastRow="0" w:noHBand="0" w:noVBand="1" w:val="04A0"/>
-        <w:tblLayout w:type="fixed"/>
-        <w:tblW w:w="10546" w:type="dxa"/>
-      </w:tblPr>
-      <w:tblGrid>
-        <w:gridCol w:w="2268"/>
-        <w:gridCol w:w="6009"/>
-        <w:gridCol w:w="2268"/>
-      </w:tblGrid>
-      <w:tr>
-        <w:trPr>
-          <w:trHeight w:val="737" w:hRule="exact"/>
-          <w:cantSplit/>
-        </w:trPr>
-        <w:tc>
-          <w:tcPr>
-            <w:tcW w:type="dxa" w:w="2268"/>
-            <w:tcMar>
-              <w:top w:w="68" w:type="dxa"/>
-              <w:left w:w="124" w:type="dxa"/>
-              <w:bottom w:w="68" w:type="dxa"/>
-              <w:right w:w="124" w:type="dxa"/>
-            </w:tcMar>
-            <w:tcBorders>
-              <w:top w:val="nil"/>
-              <w:left w:val="nil"/>
-              <w:bottom w:val="nil"/>
-              <w:right w:val="nil"/>
-            </w:tcBorders>
-          </w:tcPr>
-          <w:p/>
-        </w:tc>
-        <w:tc>
-          <w:tcPr>
-            <w:tcW w:type="dxa" w:w="6010"/>
-            <w:tcMar>
-              <w:top w:w="68" w:type="dxa"/>
-              <w:left w:w="124" w:type="dxa"/>
-              <w:bottom w:w="68" w:type="dxa"/>
-              <w:right w:w="124" w:type="dxa"/>
+              <w:top w:w="107" w:type="dxa"/>
+              <w:left w:w="107" w:type="dxa"/>
+              <w:bottom w:w="107" w:type="dxa"/>
+              <w:right w:w="107" w:type="dxa"/>
             </w:tcMar>
             <w:tcBorders>
               <w:top w:val="nil"/>
@@ -1427,14 +2207,14 @@
           </w:tcPr>
           <w:p>
             <w:pPr>
-              <w:spacing w:before="0" w:after="0" w:line="288" w:lineRule="auto"/>
+              <w:spacing w:before="0" w:after="0" w:line="252" w:lineRule="auto"/>
               <w:jc w:val="center"/>
             </w:pPr>
             <w:r>
               <w:rPr>
-                <w:rFonts w:ascii="Gamja Flower" w:hAnsi="Gamja Flower" w:eastAsia="Gamja Flower"/>
+                <w:rFonts w:ascii="Gaegu" w:hAnsi="Gaegu" w:eastAsia="Gaegu"/>
                 <w:b/>
-                <w:color w:val="111111"/>
+                <w:color w:val="000000"/>
                 <w:sz w:val="32"/>
               </w:rPr>
               <w:t>Ⅴ-1. 탄성력</w:t>
@@ -1445,10 +2225,10 @@
           <w:tcPr>
             <w:tcW w:type="dxa" w:w="2268"/>
             <w:tcMar>
-              <w:top w:w="68" w:type="dxa"/>
-              <w:left w:w="124" w:type="dxa"/>
-              <w:bottom w:w="68" w:type="dxa"/>
-              <w:right w:w="124" w:type="dxa"/>
+              <w:top w:w="107" w:type="dxa"/>
+              <w:left w:w="107" w:type="dxa"/>
+              <w:bottom w:w="107" w:type="dxa"/>
+              <w:right w:w="107" w:type="dxa"/>
             </w:tcMar>
             <w:tcBorders>
               <w:top w:val="nil"/>
@@ -1456,7 +2236,7 @@
               <w:bottom w:val="nil"/>
               <w:right w:val="nil"/>
             </w:tcBorders>
-            <w:vAlign w:val="top"/>
+            <w:vAlign w:val="center"/>
           </w:tcPr>
           <w:p>
             <w:pPr>
@@ -1466,8 +2246,8 @@
             <w:r>
               <w:drawing>
                 <wp:inline xmlns:a="http://schemas.openxmlformats.org/drawingml/2006/main" xmlns:pic="http://schemas.openxmlformats.org/drawingml/2006/picture">
-                  <wp:extent cx="792000" cy="435600"/>
-                  <wp:docPr id="4" name="Picture 4"/>
+                  <wp:extent cx="684000" cy="376200"/>
+                  <wp:docPr id="5" name="Picture 5"/>
                   <wp:cNvGraphicFramePr>
                     <a:graphicFrameLocks noChangeAspect="1"/>
                   </wp:cNvGraphicFramePr>
@@ -1487,7 +2267,7 @@
                         <pic:spPr>
                           <a:xfrm>
                             <a:off x="0" y="0"/>
-                            <a:ext cx="792000" cy="435600"/>
+                            <a:ext cx="684000" cy="376200"/>
                           </a:xfrm>
                           <a:prstGeom prst="rect"/>
                         </pic:spPr>
@@ -1496,6 +2276,138 @@
                   </a:graphic>
                 </wp:inline>
               </w:drawing>
+            </w:r>
+          </w:p>
+        </w:tc>
+      </w:tr>
+    </w:tbl>
+    <w:p>
+      <w:pPr>
+        <w:spacing w:before="0" w:after="0" w:line="170" w:lineRule="exact"/>
+      </w:pPr>
+      <w:r>
+        <w:rPr>
+          <w:sz w:val="2"/>
+        </w:rPr>
+      </w:r>
+    </w:p>
+    <w:tbl>
+      <w:tblPr>
+        <w:jc w:val="center"/>
+        <w:tblLayout w:type="fixed"/>
+        <w:tblLook w:firstColumn="1" w:firstRow="1" w:lastColumn="0" w:lastRow="0" w:noHBand="0" w:noVBand="1" w:val="04A0"/>
+        <w:tblLayout w:type="fixed"/>
+        <w:tblW w:w="10319" w:type="dxa"/>
+      </w:tblPr>
+      <w:tblGrid>
+        <w:gridCol w:w="1417"/>
+        <w:gridCol w:w="2534"/>
+        <w:gridCol w:w="6367"/>
+      </w:tblGrid>
+      <w:tr>
+        <w:trPr>
+          <w:trHeight w:val="850" w:hRule="exact"/>
+          <w:cantSplit/>
+        </w:trPr>
+        <w:tc>
+          <w:tcPr>
+            <w:tcW w:type="dxa" w:w="1417"/>
+            <w:tcMar>
+              <w:top w:w="107" w:type="dxa"/>
+              <w:left w:w="107" w:type="dxa"/>
+              <w:bottom w:w="107" w:type="dxa"/>
+              <w:right w:w="107" w:type="dxa"/>
+            </w:tcMar>
+            <w:tcBorders>
+              <w:top w:val="single" w:sz="12" w:color="FF8A68"/>
+              <w:left w:val="single" w:sz="12" w:color="FF8A68"/>
+              <w:bottom w:val="single" w:sz="12" w:color="FF8A68"/>
+              <w:right w:val="single" w:sz="12" w:color="FF8A68"/>
+            </w:tcBorders>
+            <w:shd w:val="clear" w:color="auto" w:fill="FF8A68"/>
+            <w:vAlign w:val="center"/>
+          </w:tcPr>
+          <w:p>
+            <w:pPr>
+              <w:spacing w:before="0" w:after="0" w:line="252" w:lineRule="auto"/>
+              <w:jc w:val="center"/>
+            </w:pPr>
+            <w:r>
+              <w:rPr>
+                <w:rFonts w:ascii="Gaegu" w:hAnsi="Gaegu" w:eastAsia="Gaegu"/>
+                <w:b/>
+                <w:color w:val="FFFFFF"/>
+                <w:sz w:val="44"/>
+              </w:rPr>
+              <w:t>R</w:t>
+            </w:r>
+          </w:p>
+        </w:tc>
+        <w:tc>
+          <w:tcPr>
+            <w:tcW w:type="dxa" w:w="2534"/>
+            <w:tcMar>
+              <w:top w:w="107" w:type="dxa"/>
+              <w:left w:w="107" w:type="dxa"/>
+              <w:bottom w:w="107" w:type="dxa"/>
+              <w:right w:w="107" w:type="dxa"/>
+            </w:tcMar>
+            <w:tcBorders>
+              <w:top w:val="single" w:sz="12" w:color="FF8A68"/>
+              <w:left w:val="single" w:sz="12" w:color="FF8A68"/>
+              <w:bottom w:val="single" w:sz="12" w:color="FF8A68"/>
+              <w:right w:val="single" w:sz="12" w:color="FF8A68"/>
+            </w:tcBorders>
+            <w:shd w:val="clear" w:color="auto" w:fill="FF8A68"/>
+            <w:vAlign w:val="center"/>
+          </w:tcPr>
+          <w:p>
+            <w:pPr>
+              <w:spacing w:before="0" w:after="0" w:line="252" w:lineRule="auto"/>
+              <w:jc w:val="center"/>
+            </w:pPr>
+            <w:r>
+              <w:rPr>
+                <w:rFonts w:ascii="Gaegu" w:hAnsi="Gaegu" w:eastAsia="Gaegu"/>
+                <w:b/>
+                <w:color w:val="FFFFFF"/>
+                <w:sz w:val="26"/>
+              </w:rPr>
+              <w:t>Reflect</w:t>
+            </w:r>
+          </w:p>
+        </w:tc>
+        <w:tc>
+          <w:tcPr>
+            <w:tcW w:type="dxa" w:w="6367"/>
+            <w:tcMar>
+              <w:top w:w="107" w:type="dxa"/>
+              <w:left w:w="107" w:type="dxa"/>
+              <w:bottom w:w="107" w:type="dxa"/>
+              <w:right w:w="107" w:type="dxa"/>
+            </w:tcMar>
+            <w:tcBorders>
+              <w:top w:val="single" w:sz="12" w:color="FF8A68"/>
+              <w:left w:val="single" w:sz="12" w:color="FF8A68"/>
+              <w:bottom w:val="single" w:sz="12" w:color="FF8A68"/>
+              <w:right w:val="single" w:sz="12" w:color="FF8A68"/>
+            </w:tcBorders>
+            <w:shd w:val="clear" w:color="auto" w:fill="FFE2D8"/>
+            <w:vAlign w:val="center"/>
+          </w:tcPr>
+          <w:p>
+            <w:pPr>
+              <w:spacing w:before="0" w:after="0" w:line="252" w:lineRule="auto"/>
+              <w:jc w:val="left"/>
+            </w:pPr>
+            <w:r>
+              <w:rPr>
+                <w:rFonts w:ascii="Gaegu" w:hAnsi="Gaegu" w:eastAsia="Gaegu"/>
+                <w:b/>
+                <w:color w:val="FF8A68"/>
+                <w:sz w:val="23"/>
+              </w:rPr>
+              <w:t>연결하기 - 탐구·자료·생활과 연결</w:t>
             </w:r>
           </w:p>
         </w:tc>
@@ -1517,105 +2429,372 @@
         <w:tblLayout w:type="fixed"/>
         <w:tblLook w:firstColumn="1" w:firstRow="1" w:lastColumn="0" w:lastRow="0" w:noHBand="0" w:noVBand="1" w:val="04A0"/>
         <w:tblLayout w:type="fixed"/>
-        <w:tblW w:w="10546" w:type="dxa"/>
+        <w:tblW w:w="10319" w:type="dxa"/>
       </w:tblPr>
       <w:tblGrid>
-        <w:gridCol w:w="3402"/>
-        <w:gridCol w:w="7143"/>
+        <w:gridCol w:w="4003"/>
+        <w:gridCol w:w="6316"/>
       </w:tblGrid>
       <w:tr>
         <w:trPr>
-          <w:trHeight w:val="850" w:hRule="exact"/>
+          <w:trHeight w:val="794" w:hRule="exact"/>
           <w:cantSplit/>
         </w:trPr>
         <w:tc>
           <w:tcPr>
-            <w:tcW w:type="dxa" w:w="3402"/>
+            <w:tcW w:type="dxa" w:w="4003"/>
             <w:tcMar>
-              <w:top w:w="68" w:type="dxa"/>
-              <w:left w:w="124" w:type="dxa"/>
-              <w:bottom w:w="68" w:type="dxa"/>
-              <w:right w:w="124" w:type="dxa"/>
+              <w:top w:w="107" w:type="dxa"/>
+              <w:left w:w="107" w:type="dxa"/>
+              <w:bottom w:w="107" w:type="dxa"/>
+              <w:right w:w="107" w:type="dxa"/>
             </w:tcMar>
             <w:tcBorders>
-              <w:top w:val="single" w:sz="12" w:color="68A941"/>
-              <w:left w:val="single" w:sz="12" w:color="68A941"/>
-              <w:bottom w:val="single" w:sz="12" w:color="68A941"/>
-              <w:right w:val="single" w:sz="12" w:color="68A941"/>
+              <w:top w:val="single" w:sz="11" w:color="FF8A68"/>
+              <w:left w:val="single" w:sz="11" w:color="FF8A68"/>
+              <w:bottom w:val="single" w:sz="11" w:color="FF8A68"/>
+              <w:right w:val="single" w:sz="11" w:color="FF8A68"/>
             </w:tcBorders>
-            <w:shd w:val="clear" w:color="auto" w:fill="68A941"/>
+            <w:shd w:val="clear" w:color="auto" w:fill="FF8A68"/>
             <w:vAlign w:val="center"/>
           </w:tcPr>
           <w:p>
             <w:pPr>
-              <w:spacing w:before="0" w:after="0" w:line="240" w:lineRule="auto"/>
+              <w:keepNext/>
+              <w:spacing w:before="0" w:after="0" w:line="252" w:lineRule="auto"/>
               <w:jc w:val="center"/>
             </w:pPr>
             <w:r>
               <w:rPr>
-                <w:rFonts w:ascii="Gamja Flower" w:hAnsi="Gamja Flower" w:eastAsia="Gamja Flower"/>
+                <w:rFonts w:ascii="Gaegu" w:hAnsi="Gaegu" w:eastAsia="Gaegu"/>
                 <w:b/>
                 <w:color w:val="FFFFFF"/>
-                <w:sz w:val="27"/>
+                <w:sz w:val="23"/>
               </w:rPr>
-              <w:t>R</w:t>
-            </w:r>
-          </w:p>
-          <w:p>
-            <w:pPr>
-              <w:spacing w:before="0" w:after="0" w:line="240" w:lineRule="auto"/>
-              <w:jc w:val="center"/>
-            </w:pPr>
-            <w:r>
-              <w:rPr>
-                <w:rFonts w:ascii="Gamja Flower" w:hAnsi="Gamja Flower" w:eastAsia="Gamja Flower"/>
-                <w:b/>
-                <w:color w:val="FFFFFF"/>
-                <w:sz w:val="27"/>
-              </w:rPr>
-              <w:t>Read</w:t>
+              <w:t>연결 활동</w:t>
             </w:r>
           </w:p>
         </w:tc>
         <w:tc>
           <w:tcPr>
-            <w:tcW w:type="dxa" w:w="7144"/>
+            <w:tcW w:type="dxa" w:w="6316"/>
             <w:tcMar>
-              <w:top w:w="68" w:type="dxa"/>
-              <w:left w:w="124" w:type="dxa"/>
-              <w:bottom w:w="68" w:type="dxa"/>
-              <w:right w:w="124" w:type="dxa"/>
+              <w:top w:w="107" w:type="dxa"/>
+              <w:left w:w="107" w:type="dxa"/>
+              <w:bottom w:w="107" w:type="dxa"/>
+              <w:right w:w="107" w:type="dxa"/>
             </w:tcMar>
             <w:tcBorders>
-              <w:top w:val="single" w:sz="12" w:color="68A941"/>
-              <w:left w:val="single" w:sz="12" w:color="68A941"/>
-              <w:bottom w:val="single" w:sz="12" w:color="68A941"/>
-              <w:right w:val="single" w:sz="12" w:color="68A941"/>
+              <w:top w:val="single" w:sz="11" w:color="FF8A68"/>
+              <w:left w:val="single" w:sz="11" w:color="FF8A68"/>
+              <w:bottom w:val="single" w:sz="11" w:color="FF8A68"/>
+              <w:right w:val="single" w:sz="11" w:color="FF8A68"/>
             </w:tcBorders>
-            <w:shd w:val="clear" w:color="auto" w:fill="EAF6DC"/>
+            <w:shd w:val="clear" w:color="auto" w:fill="FF8A68"/>
             <w:vAlign w:val="center"/>
           </w:tcPr>
           <w:p>
             <w:pPr>
-              <w:spacing w:before="0" w:after="0" w:line="288" w:lineRule="auto"/>
+              <w:keepNext/>
+              <w:spacing w:before="0" w:after="0" w:line="252" w:lineRule="auto"/>
+              <w:jc w:val="center"/>
+            </w:pPr>
+            <w:r>
+              <w:rPr>
+                <w:rFonts w:ascii="Gaegu" w:hAnsi="Gaegu" w:eastAsia="Gaegu"/>
+                <w:b/>
+                <w:color w:val="FFFFFF"/>
+                <w:sz w:val="23"/>
+              </w:rPr>
+              <w:t>나의 생각</w:t>
+            </w:r>
+          </w:p>
+        </w:tc>
+      </w:tr>
+      <w:tr>
+        <w:trPr>
+          <w:trHeight w:val="2778" w:hRule="exact"/>
+          <w:cantSplit/>
+        </w:trPr>
+        <w:tc>
+          <w:tcPr>
+            <w:tcW w:type="dxa" w:w="4003"/>
+            <w:tcMar>
+              <w:top w:w="107" w:type="dxa"/>
+              <w:left w:w="107" w:type="dxa"/>
+              <w:bottom w:w="107" w:type="dxa"/>
+              <w:right w:w="107" w:type="dxa"/>
+            </w:tcMar>
+            <w:tcBorders>
+              <w:top w:val="single" w:sz="11" w:color="FF8A68"/>
+              <w:left w:val="single" w:sz="11" w:color="FF8A68"/>
+              <w:bottom w:val="single" w:sz="11" w:color="FF8A68"/>
+              <w:right w:val="single" w:sz="11" w:color="FF8A68"/>
+            </w:tcBorders>
+            <w:vAlign w:val="center"/>
+          </w:tcPr>
+          <w:p>
+            <w:pPr>
+              <w:keepNext/>
+              <w:spacing w:before="0" w:after="0" w:line="252" w:lineRule="auto"/>
               <w:jc w:val="left"/>
             </w:pPr>
             <w:r>
               <w:rPr>
-                <w:rFonts w:ascii="Gamja Flower" w:hAnsi="Gamja Flower" w:eastAsia="Gamja Flower"/>
+                <w:rFonts w:ascii="Gaegu" w:hAnsi="Gaegu" w:eastAsia="Gaegu"/>
                 <w:b/>
-                <w:color w:val="111111"/>
-                <w:sz w:val="28"/>
+                <w:color w:val="222222"/>
+                <w:sz w:val="21"/>
               </w:rPr>
-              <w:t>답 찾으며 읽기 - 핵심어 정리</w:t>
+              <w:t>1. 164쪽</w:t>
+            </w:r>
+            <w:r>
+              <w:rPr>
+                <w:rFonts w:ascii="Gaegu" w:hAnsi="Gaegu" w:eastAsia="Gaegu"/>
+                <w:b w:val="0"/>
+                <w:color w:val="222222"/>
+                <w:sz w:val="21"/>
+              </w:rPr>
+              <w:t xml:space="preserve"> 용수철을 더 많이 압축할수록 탁구공이 튀어 오르는 높이는 어떻게 달라지는지, 그 까닭을 탄성력으로 설명해 보자.</w:t>
             </w:r>
           </w:p>
+        </w:tc>
+        <w:tc>
+          <w:tcPr>
+            <w:tcW w:type="dxa" w:w="6316"/>
+            <w:tcMar>
+              <w:top w:w="107" w:type="dxa"/>
+              <w:left w:w="107" w:type="dxa"/>
+              <w:bottom w:w="107" w:type="dxa"/>
+              <w:right w:w="107" w:type="dxa"/>
+            </w:tcMar>
+            <w:tcBorders>
+              <w:top w:val="single" w:sz="11" w:color="FF8A68"/>
+              <w:left w:val="single" w:sz="11" w:color="FF8A68"/>
+              <w:bottom w:val="single" w:sz="11" w:color="FF8A68"/>
+              <w:right w:val="single" w:sz="11" w:color="FF8A68"/>
+            </w:tcBorders>
+          </w:tcPr>
+          <w:p>
+            <w:pPr>
+              <w:keepNext/>
+            </w:pPr>
+          </w:p>
+        </w:tc>
+      </w:tr>
+      <w:tr>
+        <w:trPr>
+          <w:trHeight w:val="2778" w:hRule="exact"/>
+          <w:cantSplit/>
+        </w:trPr>
+        <w:tc>
+          <w:tcPr>
+            <w:tcW w:type="dxa" w:w="4003"/>
+            <w:tcMar>
+              <w:top w:w="107" w:type="dxa"/>
+              <w:left w:w="107" w:type="dxa"/>
+              <w:bottom w:w="107" w:type="dxa"/>
+              <w:right w:w="107" w:type="dxa"/>
+            </w:tcMar>
+            <w:tcBorders>
+              <w:top w:val="single" w:sz="11" w:color="FF8A68"/>
+              <w:left w:val="single" w:sz="11" w:color="FF8A68"/>
+              <w:bottom w:val="single" w:sz="11" w:color="FF8A68"/>
+              <w:right w:val="single" w:sz="11" w:color="FF8A68"/>
+            </w:tcBorders>
+            <w:vAlign w:val="center"/>
+          </w:tcPr>
+          <w:p>
+            <w:pPr>
+              <w:keepNext/>
+              <w:spacing w:before="0" w:after="0" w:line="252" w:lineRule="auto"/>
+              <w:jc w:val="left"/>
+            </w:pPr>
+            <w:r>
+              <w:rPr>
+                <w:rFonts w:ascii="Gaegu" w:hAnsi="Gaegu" w:eastAsia="Gaegu"/>
+                <w:b/>
+                <w:color w:val="222222"/>
+                <w:sz w:val="21"/>
+              </w:rPr>
+              <w:t>2. 165쪽 그림 Ⅴ-7</w:t>
+            </w:r>
+            <w:r>
+              <w:rPr>
+                <w:rFonts w:ascii="Gaegu" w:hAnsi="Gaegu" w:eastAsia="Gaegu"/>
+                <w:b w:val="0"/>
+                <w:color w:val="222222"/>
+                <w:sz w:val="21"/>
+              </w:rPr>
+              <w:t xml:space="preserve"> 용수철을 당길 때와 밀 때 탄성력은 각각 어느 방향으로 작용하는지 화살표와 함께 설명해 보자.</w:t>
+            </w:r>
+          </w:p>
+        </w:tc>
+        <w:tc>
+          <w:tcPr>
+            <w:tcW w:type="dxa" w:w="6316"/>
+            <w:tcMar>
+              <w:top w:w="107" w:type="dxa"/>
+              <w:left w:w="107" w:type="dxa"/>
+              <w:bottom w:w="107" w:type="dxa"/>
+              <w:right w:w="107" w:type="dxa"/>
+            </w:tcMar>
+            <w:tcBorders>
+              <w:top w:val="single" w:sz="11" w:color="FF8A68"/>
+              <w:left w:val="single" w:sz="11" w:color="FF8A68"/>
+              <w:bottom w:val="single" w:sz="11" w:color="FF8A68"/>
+              <w:right w:val="single" w:sz="11" w:color="FF8A68"/>
+            </w:tcBorders>
+          </w:tcPr>
+          <w:p>
+            <w:pPr>
+              <w:keepNext/>
+            </w:pPr>
+          </w:p>
+        </w:tc>
+      </w:tr>
+      <w:tr>
+        <w:trPr>
+          <w:trHeight w:val="2778" w:hRule="exact"/>
+          <w:cantSplit/>
+        </w:trPr>
+        <w:tc>
+          <w:tcPr>
+            <w:tcW w:type="dxa" w:w="4003"/>
+            <w:tcMar>
+              <w:top w:w="107" w:type="dxa"/>
+              <w:left w:w="107" w:type="dxa"/>
+              <w:bottom w:w="107" w:type="dxa"/>
+              <w:right w:w="107" w:type="dxa"/>
+            </w:tcMar>
+            <w:tcBorders>
+              <w:top w:val="single" w:sz="11" w:color="FF8A68"/>
+              <w:left w:val="single" w:sz="11" w:color="FF8A68"/>
+              <w:bottom w:val="single" w:sz="11" w:color="FF8A68"/>
+              <w:right w:val="single" w:sz="11" w:color="FF8A68"/>
+            </w:tcBorders>
+            <w:vAlign w:val="center"/>
+          </w:tcPr>
+          <w:p>
+            <w:pPr>
+              <w:keepNext/>
+              <w:spacing w:before="0" w:after="0" w:line="252" w:lineRule="auto"/>
+              <w:jc w:val="left"/>
+            </w:pPr>
+            <w:r>
+              <w:rPr>
+                <w:rFonts w:ascii="Gaegu" w:hAnsi="Gaegu" w:eastAsia="Gaegu"/>
+                <w:b/>
+                <w:color w:val="222222"/>
+                <w:sz w:val="21"/>
+              </w:rPr>
+              <w:t>3. 165쪽 그림 Ⅴ-8</w:t>
+            </w:r>
+            <w:r>
+              <w:rPr>
+                <w:rFonts w:ascii="Gaegu" w:hAnsi="Gaegu" w:eastAsia="Gaegu"/>
+                <w:b w:val="0"/>
+                <w:color w:val="222222"/>
+                <w:sz w:val="21"/>
+              </w:rPr>
+              <w:t xml:space="preserve"> 생활 속에서 탄성력을 이용하는 예를 찾아 쓰고, 탄성력이 어떤 역할을 하는지 설명해 보자.</w:t>
+            </w:r>
+          </w:p>
+        </w:tc>
+        <w:tc>
+          <w:tcPr>
+            <w:tcW w:type="dxa" w:w="6316"/>
+            <w:tcMar>
+              <w:top w:w="107" w:type="dxa"/>
+              <w:left w:w="107" w:type="dxa"/>
+              <w:bottom w:w="107" w:type="dxa"/>
+              <w:right w:w="107" w:type="dxa"/>
+            </w:tcMar>
+            <w:tcBorders>
+              <w:top w:val="single" w:sz="11" w:color="FF8A68"/>
+              <w:left w:val="single" w:sz="11" w:color="FF8A68"/>
+              <w:bottom w:val="single" w:sz="11" w:color="FF8A68"/>
+              <w:right w:val="single" w:sz="11" w:color="FF8A68"/>
+            </w:tcBorders>
+          </w:tcPr>
+          <w:p>
+            <w:pPr>
+              <w:keepNext/>
+            </w:pPr>
+          </w:p>
+        </w:tc>
+      </w:tr>
+      <w:tr>
+        <w:trPr>
+          <w:trHeight w:val="2778" w:hRule="exact"/>
+          <w:cantSplit/>
+        </w:trPr>
+        <w:tc>
+          <w:tcPr>
+            <w:tcW w:type="dxa" w:w="4003"/>
+            <w:tcMar>
+              <w:top w:w="107" w:type="dxa"/>
+              <w:left w:w="107" w:type="dxa"/>
+              <w:bottom w:w="107" w:type="dxa"/>
+              <w:right w:w="107" w:type="dxa"/>
+            </w:tcMar>
+            <w:tcBorders>
+              <w:top w:val="single" w:sz="11" w:color="FF8A68"/>
+              <w:left w:val="single" w:sz="11" w:color="FF8A68"/>
+              <w:bottom w:val="single" w:sz="11" w:color="FF8A68"/>
+              <w:right w:val="single" w:sz="11" w:color="FF8A68"/>
+            </w:tcBorders>
+            <w:vAlign w:val="center"/>
+          </w:tcPr>
+          <w:p>
+            <w:pPr>
+              <w:spacing w:before="0" w:after="0" w:line="252" w:lineRule="auto"/>
+              <w:jc w:val="left"/>
+            </w:pPr>
+            <w:r>
+              <w:rPr>
+                <w:rFonts w:ascii="Gaegu" w:hAnsi="Gaegu" w:eastAsia="Gaegu"/>
+                <w:b/>
+                <w:color w:val="222222"/>
+                <w:sz w:val="21"/>
+              </w:rPr>
+              <w:t>4. 166~167쪽 탐구</w:t>
+            </w:r>
+            <w:r>
+              <w:rPr>
+                <w:rFonts w:ascii="Gaegu" w:hAnsi="Gaegu" w:eastAsia="Gaegu"/>
+                <w:b w:val="0"/>
+                <w:color w:val="222222"/>
+                <w:sz w:val="21"/>
+              </w:rPr>
+              <w:t xml:space="preserve"> 표와 그래프를 보고 용수철이 늘어난 길이와 탄성력의 크기 사이의 관계를 설명해 보자.</w:t>
+            </w:r>
+          </w:p>
+        </w:tc>
+        <w:tc>
+          <w:tcPr>
+            <w:tcW w:type="dxa" w:w="6316"/>
+            <w:tcMar>
+              <w:top w:w="107" w:type="dxa"/>
+              <w:left w:w="107" w:type="dxa"/>
+              <w:bottom w:w="107" w:type="dxa"/>
+              <w:right w:w="107" w:type="dxa"/>
+            </w:tcMar>
+            <w:tcBorders>
+              <w:top w:val="single" w:sz="11" w:color="FF8A68"/>
+              <w:left w:val="single" w:sz="11" w:color="FF8A68"/>
+              <w:bottom w:val="single" w:sz="11" w:color="FF8A68"/>
+              <w:right w:val="single" w:sz="11" w:color="FF8A68"/>
+            </w:tcBorders>
+          </w:tcPr>
+          <w:p/>
         </w:tc>
       </w:tr>
     </w:tbl>
     <w:p>
       <w:pPr>
-        <w:spacing w:before="0" w:after="0" w:line="57" w:lineRule="exact"/>
+        <w:pageBreakBefore/>
+        <w:spacing w:before="0" w:after="0" w:line="20" w:lineRule="exact"/>
       </w:pPr>
       <w:r>
         <w:rPr>
@@ -1629,11 +2808,11 @@
         <w:tblLayout w:type="fixed"/>
         <w:tblLook w:firstColumn="1" w:firstRow="1" w:lastColumn="0" w:lastRow="0" w:noHBand="0" w:noVBand="1" w:val="04A0"/>
         <w:tblLayout w:type="fixed"/>
-        <w:tblW w:w="10546" w:type="dxa"/>
+        <w:tblW w:w="10319" w:type="dxa"/>
       </w:tblPr>
       <w:tblGrid>
-        <w:gridCol w:w="2494"/>
         <w:gridCol w:w="8050"/>
+        <w:gridCol w:w="2268"/>
       </w:tblGrid>
       <w:tr>
         <w:trPr>
@@ -1642,374 +2821,12 @@
         </w:trPr>
         <w:tc>
           <w:tcPr>
-            <w:tcW w:type="dxa" w:w="2494"/>
-            <w:tcMar>
-              <w:top w:w="68" w:type="dxa"/>
-              <w:left w:w="124" w:type="dxa"/>
-              <w:bottom w:w="68" w:type="dxa"/>
-              <w:right w:w="124" w:type="dxa"/>
-            </w:tcMar>
-            <w:tcBorders>
-              <w:top w:val="single" w:sz="12" w:color="68A941"/>
-              <w:left w:val="single" w:sz="12" w:color="68A941"/>
-              <w:bottom w:val="single" w:sz="12" w:color="68A941"/>
-              <w:right w:val="single" w:sz="12" w:color="68A941"/>
-            </w:tcBorders>
-            <w:shd w:val="clear" w:color="auto" w:fill="68A941"/>
-            <w:vAlign w:val="center"/>
-          </w:tcPr>
-          <w:p>
-            <w:pPr>
-              <w:keepNext/>
-              <w:spacing w:before="0" w:after="0" w:line="288" w:lineRule="auto"/>
-              <w:jc w:val="center"/>
-            </w:pPr>
-            <w:r>
-              <w:rPr>
-                <w:rFonts w:ascii="Gamja Flower" w:hAnsi="Gamja Flower" w:eastAsia="Gamja Flower"/>
-                <w:b/>
-                <w:color w:val="FFFFFF"/>
-                <w:sz w:val="25"/>
-              </w:rPr>
-              <w:t>핵심어</w:t>
-            </w:r>
-          </w:p>
-        </w:tc>
-        <w:tc>
-          <w:tcPr>
             <w:tcW w:type="dxa" w:w="8051"/>
             <w:tcMar>
-              <w:top w:w="68" w:type="dxa"/>
-              <w:left w:w="124" w:type="dxa"/>
-              <w:bottom w:w="68" w:type="dxa"/>
-              <w:right w:w="124" w:type="dxa"/>
-            </w:tcMar>
-            <w:tcBorders>
-              <w:top w:val="single" w:sz="12" w:color="68A941"/>
-              <w:left w:val="single" w:sz="12" w:color="68A941"/>
-              <w:bottom w:val="single" w:sz="12" w:color="68A941"/>
-              <w:right w:val="single" w:sz="12" w:color="68A941"/>
-            </w:tcBorders>
-            <w:shd w:val="clear" w:color="auto" w:fill="68A941"/>
-            <w:vAlign w:val="center"/>
-          </w:tcPr>
-          <w:p>
-            <w:pPr>
-              <w:keepNext/>
-              <w:spacing w:before="0" w:after="0" w:line="288" w:lineRule="auto"/>
-              <w:jc w:val="center"/>
-            </w:pPr>
-            <w:r>
-              <w:rPr>
-                <w:rFonts w:ascii="Gamja Flower" w:hAnsi="Gamja Flower" w:eastAsia="Gamja Flower"/>
-                <w:b/>
-                <w:color w:val="FFFFFF"/>
-                <w:sz w:val="25"/>
-              </w:rPr>
-              <w:t>교과서에서 찾은 뜻 · 설명</w:t>
-            </w:r>
-          </w:p>
-        </w:tc>
-      </w:tr>
-      <w:tr>
-        <w:trPr>
-          <w:trHeight w:val="3061" w:hRule="exact"/>
-          <w:cantSplit/>
-        </w:trPr>
-        <w:tc>
-          <w:tcPr>
-            <w:tcW w:type="dxa" w:w="2494"/>
-            <w:tcMar>
-              <w:top w:w="68" w:type="dxa"/>
-              <w:left w:w="124" w:type="dxa"/>
-              <w:bottom w:w="68" w:type="dxa"/>
-              <w:right w:w="124" w:type="dxa"/>
-            </w:tcMar>
-            <w:tcBorders>
-              <w:top w:val="single" w:sz="12" w:color="68A941"/>
-              <w:left w:val="single" w:sz="12" w:color="68A941"/>
-              <w:bottom w:val="single" w:sz="12" w:color="68A941"/>
-              <w:right w:val="single" w:sz="12" w:color="68A941"/>
-            </w:tcBorders>
-            <w:vAlign w:val="center"/>
-          </w:tcPr>
-          <w:p>
-            <w:pPr>
-              <w:keepNext/>
-              <w:spacing w:before="0" w:after="0" w:line="288" w:lineRule="auto"/>
-              <w:jc w:val="center"/>
-            </w:pPr>
-            <w:r>
-              <w:rPr>
-                <w:rFonts w:ascii="Gamja Flower" w:hAnsi="Gamja Flower" w:eastAsia="Gamja Flower"/>
-                <w:b/>
-                <w:color w:val="111111"/>
-                <w:sz w:val="28"/>
-              </w:rPr>
-              <w:t>탄성</w:t>
-            </w:r>
-          </w:p>
-        </w:tc>
-        <w:tc>
-          <w:tcPr>
-            <w:tcW w:type="dxa" w:w="8051"/>
-            <w:tcMar>
-              <w:top w:w="68" w:type="dxa"/>
-              <w:left w:w="124" w:type="dxa"/>
-              <w:bottom w:w="68" w:type="dxa"/>
-              <w:right w:w="124" w:type="dxa"/>
-            </w:tcMar>
-            <w:tcBorders>
-              <w:top w:val="single" w:sz="12" w:color="68A941"/>
-              <w:left w:val="single" w:sz="12" w:color="68A941"/>
-              <w:bottom w:val="single" w:sz="12" w:color="68A941"/>
-              <w:right w:val="single" w:sz="12" w:color="68A941"/>
-            </w:tcBorders>
-          </w:tcPr>
-          <w:p>
-            <w:pPr>
-              <w:keepNext/>
-            </w:pPr>
-          </w:p>
-        </w:tc>
-      </w:tr>
-      <w:tr>
-        <w:trPr>
-          <w:trHeight w:val="3061" w:hRule="exact"/>
-          <w:cantSplit/>
-        </w:trPr>
-        <w:tc>
-          <w:tcPr>
-            <w:tcW w:type="dxa" w:w="2494"/>
-            <w:tcMar>
-              <w:top w:w="68" w:type="dxa"/>
-              <w:left w:w="124" w:type="dxa"/>
-              <w:bottom w:w="68" w:type="dxa"/>
-              <w:right w:w="124" w:type="dxa"/>
-            </w:tcMar>
-            <w:tcBorders>
-              <w:top w:val="single" w:sz="12" w:color="68A941"/>
-              <w:left w:val="single" w:sz="12" w:color="68A941"/>
-              <w:bottom w:val="single" w:sz="12" w:color="68A941"/>
-              <w:right w:val="single" w:sz="12" w:color="68A941"/>
-            </w:tcBorders>
-            <w:vAlign w:val="center"/>
-          </w:tcPr>
-          <w:p>
-            <w:pPr>
-              <w:keepNext/>
-              <w:spacing w:before="0" w:after="0" w:line="288" w:lineRule="auto"/>
-              <w:jc w:val="center"/>
-            </w:pPr>
-            <w:r>
-              <w:rPr>
-                <w:rFonts w:ascii="Gamja Flower" w:hAnsi="Gamja Flower" w:eastAsia="Gamja Flower"/>
-                <w:b/>
-                <w:color w:val="111111"/>
-                <w:sz w:val="28"/>
-              </w:rPr>
-              <w:t>탄성력</w:t>
-            </w:r>
-          </w:p>
-        </w:tc>
-        <w:tc>
-          <w:tcPr>
-            <w:tcW w:type="dxa" w:w="8051"/>
-            <w:tcMar>
-              <w:top w:w="68" w:type="dxa"/>
-              <w:left w:w="124" w:type="dxa"/>
-              <w:bottom w:w="68" w:type="dxa"/>
-              <w:right w:w="124" w:type="dxa"/>
-            </w:tcMar>
-            <w:tcBorders>
-              <w:top w:val="single" w:sz="12" w:color="68A941"/>
-              <w:left w:val="single" w:sz="12" w:color="68A941"/>
-              <w:bottom w:val="single" w:sz="12" w:color="68A941"/>
-              <w:right w:val="single" w:sz="12" w:color="68A941"/>
-            </w:tcBorders>
-          </w:tcPr>
-          <w:p>
-            <w:pPr>
-              <w:keepNext/>
-            </w:pPr>
-          </w:p>
-        </w:tc>
-      </w:tr>
-      <w:tr>
-        <w:trPr>
-          <w:trHeight w:val="3061" w:hRule="exact"/>
-          <w:cantSplit/>
-        </w:trPr>
-        <w:tc>
-          <w:tcPr>
-            <w:tcW w:type="dxa" w:w="2494"/>
-            <w:tcMar>
-              <w:top w:w="68" w:type="dxa"/>
-              <w:left w:w="124" w:type="dxa"/>
-              <w:bottom w:w="68" w:type="dxa"/>
-              <w:right w:w="124" w:type="dxa"/>
-            </w:tcMar>
-            <w:tcBorders>
-              <w:top w:val="single" w:sz="12" w:color="68A941"/>
-              <w:left w:val="single" w:sz="12" w:color="68A941"/>
-              <w:bottom w:val="single" w:sz="12" w:color="68A941"/>
-              <w:right w:val="single" w:sz="12" w:color="68A941"/>
-            </w:tcBorders>
-            <w:vAlign w:val="center"/>
-          </w:tcPr>
-          <w:p>
-            <w:pPr>
-              <w:keepNext/>
-              <w:spacing w:before="0" w:after="0" w:line="288" w:lineRule="auto"/>
-              <w:jc w:val="center"/>
-            </w:pPr>
-            <w:r>
-              <w:rPr>
-                <w:rFonts w:ascii="Gamja Flower" w:hAnsi="Gamja Flower" w:eastAsia="Gamja Flower"/>
-                <w:b/>
-                <w:color w:val="111111"/>
-                <w:sz w:val="28"/>
-              </w:rPr>
-              <w:t>탄성력의 크기</w:t>
-            </w:r>
-          </w:p>
-        </w:tc>
-        <w:tc>
-          <w:tcPr>
-            <w:tcW w:type="dxa" w:w="8051"/>
-            <w:tcMar>
-              <w:top w:w="68" w:type="dxa"/>
-              <w:left w:w="124" w:type="dxa"/>
-              <w:bottom w:w="68" w:type="dxa"/>
-              <w:right w:w="124" w:type="dxa"/>
-            </w:tcMar>
-            <w:tcBorders>
-              <w:top w:val="single" w:sz="12" w:color="68A941"/>
-              <w:left w:val="single" w:sz="12" w:color="68A941"/>
-              <w:bottom w:val="single" w:sz="12" w:color="68A941"/>
-              <w:right w:val="single" w:sz="12" w:color="68A941"/>
-            </w:tcBorders>
-          </w:tcPr>
-          <w:p>
-            <w:pPr>
-              <w:keepNext/>
-            </w:pPr>
-          </w:p>
-        </w:tc>
-      </w:tr>
-      <w:tr>
-        <w:trPr>
-          <w:trHeight w:val="3061" w:hRule="exact"/>
-          <w:cantSplit/>
-        </w:trPr>
-        <w:tc>
-          <w:tcPr>
-            <w:tcW w:type="dxa" w:w="2494"/>
-            <w:tcMar>
-              <w:top w:w="68" w:type="dxa"/>
-              <w:left w:w="124" w:type="dxa"/>
-              <w:bottom w:w="68" w:type="dxa"/>
-              <w:right w:w="124" w:type="dxa"/>
-            </w:tcMar>
-            <w:tcBorders>
-              <w:top w:val="single" w:sz="12" w:color="68A941"/>
-              <w:left w:val="single" w:sz="12" w:color="68A941"/>
-              <w:bottom w:val="single" w:sz="12" w:color="68A941"/>
-              <w:right w:val="single" w:sz="12" w:color="68A941"/>
-            </w:tcBorders>
-            <w:vAlign w:val="center"/>
-          </w:tcPr>
-          <w:p>
-            <w:pPr>
-              <w:spacing w:before="0" w:after="0" w:line="288" w:lineRule="auto"/>
-              <w:jc w:val="center"/>
-            </w:pPr>
-            <w:r>
-              <w:rPr>
-                <w:rFonts w:ascii="Gamja Flower" w:hAnsi="Gamja Flower" w:eastAsia="Gamja Flower"/>
-                <w:b/>
-                <w:color w:val="111111"/>
-                <w:sz w:val="28"/>
-              </w:rPr>
-              <w:t>탄성력의 방향</w:t>
-            </w:r>
-          </w:p>
-        </w:tc>
-        <w:tc>
-          <w:tcPr>
-            <w:tcW w:type="dxa" w:w="8051"/>
-            <w:tcMar>
-              <w:top w:w="68" w:type="dxa"/>
-              <w:left w:w="124" w:type="dxa"/>
-              <w:bottom w:w="68" w:type="dxa"/>
-              <w:right w:w="124" w:type="dxa"/>
-            </w:tcMar>
-            <w:tcBorders>
-              <w:top w:val="single" w:sz="12" w:color="68A941"/>
-              <w:left w:val="single" w:sz="12" w:color="68A941"/>
-              <w:bottom w:val="single" w:sz="12" w:color="68A941"/>
-              <w:right w:val="single" w:sz="12" w:color="68A941"/>
-            </w:tcBorders>
-          </w:tcPr>
-          <w:p/>
-        </w:tc>
-      </w:tr>
-    </w:tbl>
-    <w:p>
-      <w:pPr>
-        <w:spacing w:before="0" w:after="0" w:line="20" w:lineRule="exact"/>
-      </w:pPr>
-      <w:r>
-        <w:rPr>
-          <w:sz w:val="2"/>
-        </w:rPr>
-        <w:br w:type="page"/>
-      </w:r>
-    </w:p>
-    <w:tbl>
-      <w:tblPr>
-        <w:jc w:val="center"/>
-        <w:tblLayout w:type="fixed"/>
-        <w:tblLook w:firstColumn="1" w:firstRow="1" w:lastColumn="0" w:lastRow="0" w:noHBand="0" w:noVBand="1" w:val="04A0"/>
-        <w:tblLayout w:type="fixed"/>
-        <w:tblW w:w="10546" w:type="dxa"/>
-      </w:tblPr>
-      <w:tblGrid>
-        <w:gridCol w:w="2268"/>
-        <w:gridCol w:w="6009"/>
-        <w:gridCol w:w="2268"/>
-      </w:tblGrid>
-      <w:tr>
-        <w:trPr>
-          <w:trHeight w:val="737" w:hRule="exact"/>
-          <w:cantSplit/>
-        </w:trPr>
-        <w:tc>
-          <w:tcPr>
-            <w:tcW w:type="dxa" w:w="2268"/>
-            <w:tcMar>
-              <w:top w:w="68" w:type="dxa"/>
-              <w:left w:w="124" w:type="dxa"/>
-              <w:bottom w:w="68" w:type="dxa"/>
-              <w:right w:w="124" w:type="dxa"/>
-            </w:tcMar>
-            <w:tcBorders>
-              <w:top w:val="nil"/>
-              <w:left w:val="nil"/>
-              <w:bottom w:val="nil"/>
-              <w:right w:val="nil"/>
-            </w:tcBorders>
-          </w:tcPr>
-          <w:p/>
-        </w:tc>
-        <w:tc>
-          <w:tcPr>
-            <w:tcW w:type="dxa" w:w="6010"/>
-            <w:tcMar>
-              <w:top w:w="68" w:type="dxa"/>
-              <w:left w:w="124" w:type="dxa"/>
-              <w:bottom w:w="68" w:type="dxa"/>
-              <w:right w:w="124" w:type="dxa"/>
+              <w:top w:w="107" w:type="dxa"/>
+              <w:left w:w="107" w:type="dxa"/>
+              <w:bottom w:w="107" w:type="dxa"/>
+              <w:right w:w="107" w:type="dxa"/>
             </w:tcMar>
             <w:tcBorders>
               <w:top w:val="nil"/>
@@ -2021,14 +2838,14 @@
           </w:tcPr>
           <w:p>
             <w:pPr>
-              <w:spacing w:before="0" w:after="0" w:line="288" w:lineRule="auto"/>
+              <w:spacing w:before="0" w:after="0" w:line="252" w:lineRule="auto"/>
               <w:jc w:val="center"/>
             </w:pPr>
             <w:r>
               <w:rPr>
-                <w:rFonts w:ascii="Gamja Flower" w:hAnsi="Gamja Flower" w:eastAsia="Gamja Flower"/>
+                <w:rFonts w:ascii="Gaegu" w:hAnsi="Gaegu" w:eastAsia="Gaegu"/>
                 <w:b/>
-                <w:color w:val="111111"/>
+                <w:color w:val="000000"/>
                 <w:sz w:val="32"/>
               </w:rPr>
               <w:t>Ⅴ-1. 탄성력</w:t>
@@ -2039,631 +2856,10 @@
           <w:tcPr>
             <w:tcW w:type="dxa" w:w="2268"/>
             <w:tcMar>
-              <w:top w:w="68" w:type="dxa"/>
-              <w:left w:w="124" w:type="dxa"/>
-              <w:bottom w:w="68" w:type="dxa"/>
-              <w:right w:w="124" w:type="dxa"/>
-            </w:tcMar>
-            <w:tcBorders>
-              <w:top w:val="nil"/>
-              <w:left w:val="nil"/>
-              <w:bottom w:val="nil"/>
-              <w:right w:val="nil"/>
-            </w:tcBorders>
-            <w:vAlign w:val="top"/>
-          </w:tcPr>
-          <w:p>
-            <w:pPr>
-              <w:spacing w:before="0" w:after="0" w:line="240" w:lineRule="auto"/>
-              <w:jc w:val="right"/>
-            </w:pPr>
-            <w:r>
-              <w:drawing>
-                <wp:inline xmlns:a="http://schemas.openxmlformats.org/drawingml/2006/main" xmlns:pic="http://schemas.openxmlformats.org/drawingml/2006/picture">
-                  <wp:extent cx="792000" cy="435600"/>
-                  <wp:docPr id="5" name="Picture 5"/>
-                  <wp:cNvGraphicFramePr>
-                    <a:graphicFrameLocks noChangeAspect="1"/>
-                  </wp:cNvGraphicFramePr>
-                  <a:graphic>
-                    <a:graphicData uri="http://schemas.openxmlformats.org/drawingml/2006/picture">
-                      <pic:pic>
-                        <pic:nvPicPr>
-                          <pic:cNvPr id="0" name="badge_science.png"/>
-                          <pic:cNvPicPr/>
-                        </pic:nvPicPr>
-                        <pic:blipFill>
-                          <a:blip r:embed="rId11"/>
-                          <a:stretch>
-                            <a:fillRect/>
-                          </a:stretch>
-                        </pic:blipFill>
-                        <pic:spPr>
-                          <a:xfrm>
-                            <a:off x="0" y="0"/>
-                            <a:ext cx="792000" cy="435600"/>
-                          </a:xfrm>
-                          <a:prstGeom prst="rect"/>
-                        </pic:spPr>
-                      </pic:pic>
-                    </a:graphicData>
-                  </a:graphic>
-                </wp:inline>
-              </w:drawing>
-            </w:r>
-          </w:p>
-        </w:tc>
-      </w:tr>
-    </w:tbl>
-    <w:p>
-      <w:pPr>
-        <w:spacing w:before="0" w:after="0" w:line="227" w:lineRule="exact"/>
-      </w:pPr>
-      <w:r>
-        <w:rPr>
-          <w:sz w:val="2"/>
-        </w:rPr>
-      </w:r>
-    </w:p>
-    <w:tbl>
-      <w:tblPr>
-        <w:jc w:val="center"/>
-        <w:tblLayout w:type="fixed"/>
-        <w:tblLook w:firstColumn="1" w:firstRow="1" w:lastColumn="0" w:lastRow="0" w:noHBand="0" w:noVBand="1" w:val="04A0"/>
-        <w:tblLayout w:type="fixed"/>
-        <w:tblW w:w="10546" w:type="dxa"/>
-      </w:tblPr>
-      <w:tblGrid>
-        <w:gridCol w:w="3402"/>
-        <w:gridCol w:w="7143"/>
-      </w:tblGrid>
-      <w:tr>
-        <w:trPr>
-          <w:trHeight w:val="850" w:hRule="exact"/>
-          <w:cantSplit/>
-        </w:trPr>
-        <w:tc>
-          <w:tcPr>
-            <w:tcW w:type="dxa" w:w="3402"/>
-            <w:tcMar>
-              <w:top w:w="68" w:type="dxa"/>
-              <w:left w:w="124" w:type="dxa"/>
-              <w:bottom w:w="68" w:type="dxa"/>
-              <w:right w:w="124" w:type="dxa"/>
-            </w:tcMar>
-            <w:tcBorders>
-              <w:top w:val="single" w:sz="12" w:color="FF8A68"/>
-              <w:left w:val="single" w:sz="12" w:color="FF8A68"/>
-              <w:bottom w:val="single" w:sz="12" w:color="FF8A68"/>
-              <w:right w:val="single" w:sz="12" w:color="FF8A68"/>
-            </w:tcBorders>
-            <w:shd w:val="clear" w:color="auto" w:fill="FF8A68"/>
-            <w:vAlign w:val="center"/>
-          </w:tcPr>
-          <w:p>
-            <w:pPr>
-              <w:spacing w:before="0" w:after="0" w:line="240" w:lineRule="auto"/>
-              <w:jc w:val="center"/>
-            </w:pPr>
-            <w:r>
-              <w:rPr>
-                <w:rFonts w:ascii="Gamja Flower" w:hAnsi="Gamja Flower" w:eastAsia="Gamja Flower"/>
-                <w:b/>
-                <w:color w:val="FFFFFF"/>
-                <w:sz w:val="27"/>
-              </w:rPr>
-              <w:t>R</w:t>
-            </w:r>
-          </w:p>
-          <w:p>
-            <w:pPr>
-              <w:spacing w:before="0" w:after="0" w:line="240" w:lineRule="auto"/>
-              <w:jc w:val="center"/>
-            </w:pPr>
-            <w:r>
-              <w:rPr>
-                <w:rFonts w:ascii="Gamja Flower" w:hAnsi="Gamja Flower" w:eastAsia="Gamja Flower"/>
-                <w:b/>
-                <w:color w:val="FFFFFF"/>
-                <w:sz w:val="27"/>
-              </w:rPr>
-              <w:t>Reflect</w:t>
-            </w:r>
-          </w:p>
-        </w:tc>
-        <w:tc>
-          <w:tcPr>
-            <w:tcW w:type="dxa" w:w="7144"/>
-            <w:tcMar>
-              <w:top w:w="68" w:type="dxa"/>
-              <w:left w:w="124" w:type="dxa"/>
-              <w:bottom w:w="68" w:type="dxa"/>
-              <w:right w:w="124" w:type="dxa"/>
-            </w:tcMar>
-            <w:tcBorders>
-              <w:top w:val="single" w:sz="12" w:color="FF8A68"/>
-              <w:left w:val="single" w:sz="12" w:color="FF8A68"/>
-              <w:bottom w:val="single" w:sz="12" w:color="FF8A68"/>
-              <w:right w:val="single" w:sz="12" w:color="FF8A68"/>
-            </w:tcBorders>
-            <w:shd w:val="clear" w:color="auto" w:fill="FFCFC0"/>
-            <w:vAlign w:val="center"/>
-          </w:tcPr>
-          <w:p>
-            <w:pPr>
-              <w:spacing w:before="0" w:after="0" w:line="288" w:lineRule="auto"/>
-              <w:jc w:val="left"/>
-            </w:pPr>
-            <w:r>
-              <w:rPr>
-                <w:rFonts w:ascii="Gamja Flower" w:hAnsi="Gamja Flower" w:eastAsia="Gamja Flower"/>
-                <w:b/>
-                <w:color w:val="111111"/>
-                <w:sz w:val="28"/>
-              </w:rPr>
-              <w:t>연결하기 - 탐구 · 자료 · 생활과 연결</w:t>
-            </w:r>
-          </w:p>
-        </w:tc>
-      </w:tr>
-    </w:tbl>
-    <w:p>
-      <w:pPr>
-        <w:spacing w:before="0" w:after="0" w:line="57" w:lineRule="exact"/>
-      </w:pPr>
-      <w:r>
-        <w:rPr>
-          <w:sz w:val="2"/>
-        </w:rPr>
-      </w:r>
-    </w:p>
-    <w:tbl>
-      <w:tblPr>
-        <w:jc w:val="center"/>
-        <w:tblLayout w:type="fixed"/>
-        <w:tblLook w:firstColumn="1" w:firstRow="1" w:lastColumn="0" w:lastRow="0" w:noHBand="0" w:noVBand="1" w:val="04A0"/>
-        <w:tblLayout w:type="fixed"/>
-        <w:tblW w:w="10546" w:type="dxa"/>
-      </w:tblPr>
-      <w:tblGrid>
-        <w:gridCol w:w="4195"/>
-        <w:gridCol w:w="6350"/>
-      </w:tblGrid>
-      <w:tr>
-        <w:trPr>
-          <w:trHeight w:val="624" w:hRule="exact"/>
-          <w:cantSplit/>
-        </w:trPr>
-        <w:tc>
-          <w:tcPr>
-            <w:tcW w:type="dxa" w:w="4195"/>
-            <w:tcMar>
-              <w:top w:w="68" w:type="dxa"/>
-              <w:left w:w="124" w:type="dxa"/>
-              <w:bottom w:w="68" w:type="dxa"/>
-              <w:right w:w="124" w:type="dxa"/>
-            </w:tcMar>
-            <w:tcBorders>
-              <w:top w:val="single" w:sz="12" w:color="FF8A68"/>
-              <w:left w:val="single" w:sz="12" w:color="FF8A68"/>
-              <w:bottom w:val="single" w:sz="12" w:color="FF8A68"/>
-              <w:right w:val="single" w:sz="12" w:color="FF8A68"/>
-            </w:tcBorders>
-            <w:shd w:val="clear" w:color="auto" w:fill="FF8A68"/>
-            <w:vAlign w:val="center"/>
-          </w:tcPr>
-          <w:p>
-            <w:pPr>
-              <w:keepNext/>
-              <w:spacing w:before="0" w:after="0" w:line="288" w:lineRule="auto"/>
-              <w:jc w:val="center"/>
-            </w:pPr>
-            <w:r>
-              <w:rPr>
-                <w:rFonts w:ascii="Gamja Flower" w:hAnsi="Gamja Flower" w:eastAsia="Gamja Flower"/>
-                <w:b/>
-                <w:color w:val="FFFFFF"/>
-                <w:sz w:val="25"/>
-              </w:rPr>
-              <w:t>연결 활동</w:t>
-            </w:r>
-          </w:p>
-        </w:tc>
-        <w:tc>
-          <w:tcPr>
-            <w:tcW w:type="dxa" w:w="6350"/>
-            <w:tcMar>
-              <w:top w:w="68" w:type="dxa"/>
-              <w:left w:w="124" w:type="dxa"/>
-              <w:bottom w:w="68" w:type="dxa"/>
-              <w:right w:w="124" w:type="dxa"/>
-            </w:tcMar>
-            <w:tcBorders>
-              <w:top w:val="single" w:sz="12" w:color="FF8A68"/>
-              <w:left w:val="single" w:sz="12" w:color="FF8A68"/>
-              <w:bottom w:val="single" w:sz="12" w:color="FF8A68"/>
-              <w:right w:val="single" w:sz="12" w:color="FF8A68"/>
-            </w:tcBorders>
-            <w:shd w:val="clear" w:color="auto" w:fill="FF8A68"/>
-            <w:vAlign w:val="center"/>
-          </w:tcPr>
-          <w:p>
-            <w:pPr>
-              <w:keepNext/>
-              <w:spacing w:before="0" w:after="0" w:line="288" w:lineRule="auto"/>
-              <w:jc w:val="center"/>
-            </w:pPr>
-            <w:r>
-              <w:rPr>
-                <w:rFonts w:ascii="Gamja Flower" w:hAnsi="Gamja Flower" w:eastAsia="Gamja Flower"/>
-                <w:b/>
-                <w:color w:val="FFFFFF"/>
-                <w:sz w:val="25"/>
-              </w:rPr>
-              <w:t>나의 생각</w:t>
-            </w:r>
-          </w:p>
-        </w:tc>
-      </w:tr>
-      <w:tr>
-        <w:trPr>
-          <w:trHeight w:val="3061" w:hRule="exact"/>
-          <w:cantSplit/>
-        </w:trPr>
-        <w:tc>
-          <w:tcPr>
-            <w:tcW w:type="dxa" w:w="4195"/>
-            <w:tcMar>
-              <w:top w:w="68" w:type="dxa"/>
-              <w:left w:w="124" w:type="dxa"/>
-              <w:bottom w:w="68" w:type="dxa"/>
-              <w:right w:w="124" w:type="dxa"/>
-            </w:tcMar>
-            <w:tcBorders>
-              <w:top w:val="single" w:sz="12" w:color="FF8A68"/>
-              <w:left w:val="single" w:sz="12" w:color="FF8A68"/>
-              <w:bottom w:val="single" w:sz="12" w:color="FF8A68"/>
-              <w:right w:val="single" w:sz="12" w:color="FF8A68"/>
-            </w:tcBorders>
-            <w:vAlign w:val="center"/>
-          </w:tcPr>
-          <w:p>
-            <w:pPr>
-              <w:keepNext/>
-              <w:spacing w:before="0" w:after="0" w:line="324" w:lineRule="auto"/>
-              <w:jc w:val="center"/>
-            </w:pPr>
-            <w:r>
-              <w:rPr>
-                <w:rFonts w:ascii="Gamja Flower" w:hAnsi="Gamja Flower" w:eastAsia="Gamja Flower"/>
-                <w:b w:val="0"/>
-                <w:color w:val="111111"/>
-                <w:sz w:val="25"/>
-              </w:rPr>
-              <w:t>탐구·자료 연결 | 질문 1</w:t>
-            </w:r>
-          </w:p>
-          <w:p>
-            <w:pPr>
-              <w:spacing w:before="0" w:after="0" w:line="324" w:lineRule="auto"/>
-              <w:jc w:val="center"/>
-            </w:pPr>
-            <w:r>
-              <w:rPr>
-                <w:rFonts w:ascii="Gamja Flower" w:hAnsi="Gamja Flower" w:eastAsia="Gamja Flower"/>
-                <w:b w:val="0"/>
-                <w:color w:val="111111"/>
-                <w:sz w:val="25"/>
-              </w:rPr>
-              <w:t>164쪽  용수철을 더 많이 압축할수록 탁구공이 튀어 오르는 높이는 어떻게 달라지는지, 그 까닭을 탄성력으로 설명해 보자.</w:t>
-            </w:r>
-          </w:p>
-        </w:tc>
-        <w:tc>
-          <w:tcPr>
-            <w:tcW w:type="dxa" w:w="6350"/>
-            <w:tcMar>
-              <w:top w:w="68" w:type="dxa"/>
-              <w:left w:w="124" w:type="dxa"/>
-              <w:bottom w:w="68" w:type="dxa"/>
-              <w:right w:w="124" w:type="dxa"/>
-            </w:tcMar>
-            <w:tcBorders>
-              <w:top w:val="single" w:sz="12" w:color="FF8A68"/>
-              <w:left w:val="single" w:sz="12" w:color="FF8A68"/>
-              <w:bottom w:val="single" w:sz="12" w:color="FF8A68"/>
-              <w:right w:val="single" w:sz="12" w:color="FF8A68"/>
-            </w:tcBorders>
-          </w:tcPr>
-          <w:p>
-            <w:pPr>
-              <w:keepNext/>
-            </w:pPr>
-          </w:p>
-        </w:tc>
-      </w:tr>
-      <w:tr>
-        <w:trPr>
-          <w:trHeight w:val="3061" w:hRule="exact"/>
-          <w:cantSplit/>
-        </w:trPr>
-        <w:tc>
-          <w:tcPr>
-            <w:tcW w:type="dxa" w:w="4195"/>
-            <w:tcMar>
-              <w:top w:w="68" w:type="dxa"/>
-              <w:left w:w="124" w:type="dxa"/>
-              <w:bottom w:w="68" w:type="dxa"/>
-              <w:right w:w="124" w:type="dxa"/>
-            </w:tcMar>
-            <w:tcBorders>
-              <w:top w:val="single" w:sz="12" w:color="FF8A68"/>
-              <w:left w:val="single" w:sz="12" w:color="FF8A68"/>
-              <w:bottom w:val="single" w:sz="12" w:color="FF8A68"/>
-              <w:right w:val="single" w:sz="12" w:color="FF8A68"/>
-            </w:tcBorders>
-            <w:vAlign w:val="center"/>
-          </w:tcPr>
-          <w:p>
-            <w:pPr>
-              <w:keepNext/>
-              <w:spacing w:before="0" w:after="0" w:line="324" w:lineRule="auto"/>
-              <w:jc w:val="center"/>
-            </w:pPr>
-            <w:r>
-              <w:rPr>
-                <w:rFonts w:ascii="Gamja Flower" w:hAnsi="Gamja Flower" w:eastAsia="Gamja Flower"/>
-                <w:b w:val="0"/>
-                <w:color w:val="111111"/>
-                <w:sz w:val="25"/>
-              </w:rPr>
-              <w:t>탐구·자료 연결 | 질문 2</w:t>
-            </w:r>
-          </w:p>
-          <w:p>
-            <w:pPr>
-              <w:spacing w:before="0" w:after="0" w:line="324" w:lineRule="auto"/>
-              <w:jc w:val="center"/>
-            </w:pPr>
-            <w:r>
-              <w:rPr>
-                <w:rFonts w:ascii="Gamja Flower" w:hAnsi="Gamja Flower" w:eastAsia="Gamja Flower"/>
-                <w:b w:val="0"/>
-                <w:color w:val="111111"/>
-                <w:sz w:val="25"/>
-              </w:rPr>
-              <w:t>165쪽 그림 Ⅴ-7  용수철을 당길 때와 밀 때 탄성력은 각각 어느 방향으로 작용하는지 화살표와 함께 설명해 보자.</w:t>
-            </w:r>
-          </w:p>
-        </w:tc>
-        <w:tc>
-          <w:tcPr>
-            <w:tcW w:type="dxa" w:w="6350"/>
-            <w:tcMar>
-              <w:top w:w="68" w:type="dxa"/>
-              <w:left w:w="124" w:type="dxa"/>
-              <w:bottom w:w="68" w:type="dxa"/>
-              <w:right w:w="124" w:type="dxa"/>
-            </w:tcMar>
-            <w:tcBorders>
-              <w:top w:val="single" w:sz="12" w:color="FF8A68"/>
-              <w:left w:val="single" w:sz="12" w:color="FF8A68"/>
-              <w:bottom w:val="single" w:sz="12" w:color="FF8A68"/>
-              <w:right w:val="single" w:sz="12" w:color="FF8A68"/>
-            </w:tcBorders>
-          </w:tcPr>
-          <w:p>
-            <w:pPr>
-              <w:keepNext/>
-            </w:pPr>
-          </w:p>
-        </w:tc>
-      </w:tr>
-      <w:tr>
-        <w:trPr>
-          <w:trHeight w:val="3061" w:hRule="exact"/>
-          <w:cantSplit/>
-        </w:trPr>
-        <w:tc>
-          <w:tcPr>
-            <w:tcW w:type="dxa" w:w="4195"/>
-            <w:tcMar>
-              <w:top w:w="68" w:type="dxa"/>
-              <w:left w:w="124" w:type="dxa"/>
-              <w:bottom w:w="68" w:type="dxa"/>
-              <w:right w:w="124" w:type="dxa"/>
-            </w:tcMar>
-            <w:tcBorders>
-              <w:top w:val="single" w:sz="12" w:color="FF8A68"/>
-              <w:left w:val="single" w:sz="12" w:color="FF8A68"/>
-              <w:bottom w:val="single" w:sz="12" w:color="FF8A68"/>
-              <w:right w:val="single" w:sz="12" w:color="FF8A68"/>
-            </w:tcBorders>
-            <w:vAlign w:val="center"/>
-          </w:tcPr>
-          <w:p>
-            <w:pPr>
-              <w:keepNext/>
-              <w:spacing w:before="0" w:after="0" w:line="324" w:lineRule="auto"/>
-              <w:jc w:val="center"/>
-            </w:pPr>
-            <w:r>
-              <w:rPr>
-                <w:rFonts w:ascii="Gamja Flower" w:hAnsi="Gamja Flower" w:eastAsia="Gamja Flower"/>
-                <w:b w:val="0"/>
-                <w:color w:val="111111"/>
-                <w:sz w:val="25"/>
-              </w:rPr>
-              <w:t>조건·관계 연결 | 질문 3</w:t>
-            </w:r>
-          </w:p>
-          <w:p>
-            <w:pPr>
-              <w:spacing w:before="0" w:after="0" w:line="324" w:lineRule="auto"/>
-              <w:jc w:val="center"/>
-            </w:pPr>
-            <w:r>
-              <w:rPr>
-                <w:rFonts w:ascii="Gamja Flower" w:hAnsi="Gamja Flower" w:eastAsia="Gamja Flower"/>
-                <w:b w:val="0"/>
-                <w:color w:val="111111"/>
-                <w:sz w:val="25"/>
-              </w:rPr>
-              <w:t>165쪽 그림 Ⅴ-8  생활 속에서 탄성력을 이용하는 예를 찾아 쓰고, 탄성력이 어떤 역할을 하는지 설명해 보자.</w:t>
-            </w:r>
-          </w:p>
-        </w:tc>
-        <w:tc>
-          <w:tcPr>
-            <w:tcW w:type="dxa" w:w="6350"/>
-            <w:tcMar>
-              <w:top w:w="68" w:type="dxa"/>
-              <w:left w:w="124" w:type="dxa"/>
-              <w:bottom w:w="68" w:type="dxa"/>
-              <w:right w:w="124" w:type="dxa"/>
-            </w:tcMar>
-            <w:tcBorders>
-              <w:top w:val="single" w:sz="12" w:color="FF8A68"/>
-              <w:left w:val="single" w:sz="12" w:color="FF8A68"/>
-              <w:bottom w:val="single" w:sz="12" w:color="FF8A68"/>
-              <w:right w:val="single" w:sz="12" w:color="FF8A68"/>
-            </w:tcBorders>
-          </w:tcPr>
-          <w:p>
-            <w:pPr>
-              <w:keepNext/>
-            </w:pPr>
-          </w:p>
-        </w:tc>
-      </w:tr>
-      <w:tr>
-        <w:trPr>
-          <w:trHeight w:val="3061" w:hRule="exact"/>
-          <w:cantSplit/>
-        </w:trPr>
-        <w:tc>
-          <w:tcPr>
-            <w:tcW w:type="dxa" w:w="4195"/>
-            <w:tcMar>
-              <w:top w:w="68" w:type="dxa"/>
-              <w:left w:w="124" w:type="dxa"/>
-              <w:bottom w:w="68" w:type="dxa"/>
-              <w:right w:w="124" w:type="dxa"/>
-            </w:tcMar>
-            <w:tcBorders>
-              <w:top w:val="single" w:sz="12" w:color="FF8A68"/>
-              <w:left w:val="single" w:sz="12" w:color="FF8A68"/>
-              <w:bottom w:val="single" w:sz="12" w:color="FF8A68"/>
-              <w:right w:val="single" w:sz="12" w:color="FF8A68"/>
-            </w:tcBorders>
-            <w:vAlign w:val="center"/>
-          </w:tcPr>
-          <w:p>
-            <w:pPr>
-              <w:spacing w:before="0" w:after="0" w:line="324" w:lineRule="auto"/>
-              <w:jc w:val="center"/>
-            </w:pPr>
-            <w:r>
-              <w:rPr>
-                <w:rFonts w:ascii="Gamja Flower" w:hAnsi="Gamja Flower" w:eastAsia="Gamja Flower"/>
-                <w:b w:val="0"/>
-                <w:color w:val="111111"/>
-                <w:sz w:val="25"/>
-              </w:rPr>
-              <w:t>생활·확장 연결 | 질문 4</w:t>
-            </w:r>
-          </w:p>
-          <w:p>
-            <w:pPr>
-              <w:spacing w:before="0" w:after="0" w:line="324" w:lineRule="auto"/>
-              <w:jc w:val="center"/>
-            </w:pPr>
-            <w:r>
-              <w:rPr>
-                <w:rFonts w:ascii="Gamja Flower" w:hAnsi="Gamja Flower" w:eastAsia="Gamja Flower"/>
-                <w:b w:val="0"/>
-                <w:color w:val="111111"/>
-                <w:sz w:val="25"/>
-              </w:rPr>
-              <w:t>166~167쪽 탐구  표와 그래프를 보고 용수철이 늘어난 길이와 탄성력의 크기 사이의 관계를 설명해 보자.</w:t>
-            </w:r>
-          </w:p>
-        </w:tc>
-        <w:tc>
-          <w:tcPr>
-            <w:tcW w:type="dxa" w:w="6350"/>
-            <w:tcMar>
-              <w:top w:w="68" w:type="dxa"/>
-              <w:left w:w="124" w:type="dxa"/>
-              <w:bottom w:w="68" w:type="dxa"/>
-              <w:right w:w="124" w:type="dxa"/>
-            </w:tcMar>
-            <w:tcBorders>
-              <w:top w:val="single" w:sz="12" w:color="FF8A68"/>
-              <w:left w:val="single" w:sz="12" w:color="FF8A68"/>
-              <w:bottom w:val="single" w:sz="12" w:color="FF8A68"/>
-              <w:right w:val="single" w:sz="12" w:color="FF8A68"/>
-            </w:tcBorders>
-          </w:tcPr>
-          <w:p/>
-        </w:tc>
-      </w:tr>
-    </w:tbl>
-    <w:p>
-      <w:pPr>
-        <w:spacing w:before="0" w:after="0" w:line="20" w:lineRule="exact"/>
-      </w:pPr>
-      <w:r>
-        <w:rPr>
-          <w:sz w:val="2"/>
-        </w:rPr>
-        <w:br w:type="page"/>
-      </w:r>
-    </w:p>
-    <w:tbl>
-      <w:tblPr>
-        <w:jc w:val="center"/>
-        <w:tblLayout w:type="fixed"/>
-        <w:tblLook w:firstColumn="1" w:firstRow="1" w:lastColumn="0" w:lastRow="0" w:noHBand="0" w:noVBand="1" w:val="04A0"/>
-        <w:tblLayout w:type="fixed"/>
-        <w:tblW w:w="10546" w:type="dxa"/>
-      </w:tblPr>
-      <w:tblGrid>
-        <w:gridCol w:w="2268"/>
-        <w:gridCol w:w="6009"/>
-        <w:gridCol w:w="2268"/>
-      </w:tblGrid>
-      <w:tr>
-        <w:trPr>
-          <w:trHeight w:val="737" w:hRule="exact"/>
-          <w:cantSplit/>
-        </w:trPr>
-        <w:tc>
-          <w:tcPr>
-            <w:tcW w:type="dxa" w:w="2268"/>
-            <w:tcMar>
-              <w:top w:w="68" w:type="dxa"/>
-              <w:left w:w="124" w:type="dxa"/>
-              <w:bottom w:w="68" w:type="dxa"/>
-              <w:right w:w="124" w:type="dxa"/>
-            </w:tcMar>
-            <w:tcBorders>
-              <w:top w:val="nil"/>
-              <w:left w:val="nil"/>
-              <w:bottom w:val="nil"/>
-              <w:right w:val="nil"/>
-            </w:tcBorders>
-          </w:tcPr>
-          <w:p/>
-        </w:tc>
-        <w:tc>
-          <w:tcPr>
-            <w:tcW w:type="dxa" w:w="6010"/>
-            <w:tcMar>
-              <w:top w:w="68" w:type="dxa"/>
-              <w:left w:w="124" w:type="dxa"/>
-              <w:bottom w:w="68" w:type="dxa"/>
-              <w:right w:w="124" w:type="dxa"/>
+              <w:top w:w="107" w:type="dxa"/>
+              <w:left w:w="107" w:type="dxa"/>
+              <w:bottom w:w="107" w:type="dxa"/>
+              <w:right w:w="107" w:type="dxa"/>
             </w:tcMar>
             <w:tcBorders>
               <w:top w:val="nil"/>
@@ -2675,46 +2871,13 @@
           </w:tcPr>
           <w:p>
             <w:pPr>
-              <w:spacing w:before="0" w:after="0" w:line="288" w:lineRule="auto"/>
-              <w:jc w:val="center"/>
-            </w:pPr>
-            <w:r>
-              <w:rPr>
-                <w:rFonts w:ascii="Gamja Flower" w:hAnsi="Gamja Flower" w:eastAsia="Gamja Flower"/>
-                <w:b/>
-                <w:color w:val="111111"/>
-                <w:sz w:val="32"/>
-              </w:rPr>
-              <w:t>Ⅴ-1. 탄성력</w:t>
-            </w:r>
-          </w:p>
-        </w:tc>
-        <w:tc>
-          <w:tcPr>
-            <w:tcW w:type="dxa" w:w="2268"/>
-            <w:tcMar>
-              <w:top w:w="68" w:type="dxa"/>
-              <w:left w:w="124" w:type="dxa"/>
-              <w:bottom w:w="68" w:type="dxa"/>
-              <w:right w:w="124" w:type="dxa"/>
-            </w:tcMar>
-            <w:tcBorders>
-              <w:top w:val="nil"/>
-              <w:left w:val="nil"/>
-              <w:bottom w:val="nil"/>
-              <w:right w:val="nil"/>
-            </w:tcBorders>
-            <w:vAlign w:val="top"/>
-          </w:tcPr>
-          <w:p>
-            <w:pPr>
               <w:spacing w:before="0" w:after="0" w:line="240" w:lineRule="auto"/>
               <w:jc w:val="right"/>
             </w:pPr>
             <w:r>
               <w:drawing>
                 <wp:inline xmlns:a="http://schemas.openxmlformats.org/drawingml/2006/main" xmlns:pic="http://schemas.openxmlformats.org/drawingml/2006/picture">
-                  <wp:extent cx="792000" cy="435600"/>
+                  <wp:extent cx="684000" cy="376200"/>
                   <wp:docPr id="6" name="Picture 6"/>
                   <wp:cNvGraphicFramePr>
                     <a:graphicFrameLocks noChangeAspect="1"/>
@@ -2735,7 +2898,7 @@
                         <pic:spPr>
                           <a:xfrm>
                             <a:off x="0" y="0"/>
-                            <a:ext cx="792000" cy="435600"/>
+                            <a:ext cx="684000" cy="376200"/>
                           </a:xfrm>
                           <a:prstGeom prst="rect"/>
                         </pic:spPr>
@@ -2746,6 +2909,445 @@
               </w:drawing>
             </w:r>
           </w:p>
+        </w:tc>
+      </w:tr>
+    </w:tbl>
+    <w:p>
+      <w:pPr>
+        <w:spacing w:before="0" w:after="0" w:line="170" w:lineRule="exact"/>
+      </w:pPr>
+      <w:r>
+        <w:rPr>
+          <w:sz w:val="2"/>
+        </w:rPr>
+      </w:r>
+    </w:p>
+    <w:tbl>
+      <w:tblPr>
+        <w:jc w:val="center"/>
+        <w:tblLayout w:type="fixed"/>
+        <w:tblLook w:firstColumn="1" w:firstRow="1" w:lastColumn="0" w:lastRow="0" w:noHBand="0" w:noVBand="1" w:val="04A0"/>
+        <w:tblLayout w:type="fixed"/>
+        <w:tblW w:w="10319" w:type="dxa"/>
+      </w:tblPr>
+      <w:tblGrid>
+        <w:gridCol w:w="1417"/>
+        <w:gridCol w:w="2721"/>
+        <w:gridCol w:w="6180"/>
+      </w:tblGrid>
+      <w:tr>
+        <w:trPr>
+          <w:trHeight w:val="850" w:hRule="exact"/>
+          <w:cantSplit/>
+        </w:trPr>
+        <w:tc>
+          <w:tcPr>
+            <w:tcW w:type="dxa" w:w="1417"/>
+            <w:tcMar>
+              <w:top w:w="107" w:type="dxa"/>
+              <w:left w:w="107" w:type="dxa"/>
+              <w:bottom w:w="107" w:type="dxa"/>
+              <w:right w:w="107" w:type="dxa"/>
+            </w:tcMar>
+            <w:tcBorders>
+              <w:top w:val="single" w:sz="12" w:color="72269E"/>
+              <w:left w:val="single" w:sz="12" w:color="72269E"/>
+              <w:bottom w:val="single" w:sz="12" w:color="72269E"/>
+              <w:right w:val="single" w:sz="12" w:color="72269E"/>
+            </w:tcBorders>
+            <w:shd w:val="clear" w:color="auto" w:fill="72269E"/>
+            <w:vAlign w:val="center"/>
+          </w:tcPr>
+          <w:p>
+            <w:pPr>
+              <w:spacing w:before="0" w:after="0" w:line="252" w:lineRule="auto"/>
+              <w:jc w:val="center"/>
+            </w:pPr>
+            <w:r>
+              <w:rPr>
+                <w:rFonts w:ascii="Gaegu" w:hAnsi="Gaegu" w:eastAsia="Gaegu"/>
+                <w:b/>
+                <w:color w:val="FFFFFF"/>
+                <w:sz w:val="44"/>
+              </w:rPr>
+              <w:t>R</w:t>
+            </w:r>
+          </w:p>
+        </w:tc>
+        <w:tc>
+          <w:tcPr>
+            <w:tcW w:type="dxa" w:w="2721"/>
+            <w:tcMar>
+              <w:top w:w="107" w:type="dxa"/>
+              <w:left w:w="107" w:type="dxa"/>
+              <w:bottom w:w="107" w:type="dxa"/>
+              <w:right w:w="107" w:type="dxa"/>
+            </w:tcMar>
+            <w:tcBorders>
+              <w:top w:val="single" w:sz="12" w:color="72269E"/>
+              <w:left w:val="single" w:sz="12" w:color="72269E"/>
+              <w:bottom w:val="single" w:sz="12" w:color="72269E"/>
+              <w:right w:val="single" w:sz="12" w:color="72269E"/>
+            </w:tcBorders>
+            <w:shd w:val="clear" w:color="auto" w:fill="72269E"/>
+            <w:vAlign w:val="center"/>
+          </w:tcPr>
+          <w:p>
+            <w:pPr>
+              <w:spacing w:before="0" w:after="0" w:line="252" w:lineRule="auto"/>
+              <w:jc w:val="center"/>
+            </w:pPr>
+            <w:r>
+              <w:rPr>
+                <w:rFonts w:ascii="Gaegu" w:hAnsi="Gaegu" w:eastAsia="Gaegu"/>
+                <w:b/>
+                <w:color w:val="FFFFFF"/>
+                <w:sz w:val="26"/>
+              </w:rPr>
+              <w:t>Recite</w:t>
+            </w:r>
+          </w:p>
+        </w:tc>
+        <w:tc>
+          <w:tcPr>
+            <w:tcW w:type="dxa" w:w="6180"/>
+            <w:tcMar>
+              <w:top w:w="107" w:type="dxa"/>
+              <w:left w:w="107" w:type="dxa"/>
+              <w:bottom w:w="107" w:type="dxa"/>
+              <w:right w:w="107" w:type="dxa"/>
+            </w:tcMar>
+            <w:tcBorders>
+              <w:top w:val="single" w:sz="12" w:color="72269E"/>
+              <w:left w:val="single" w:sz="12" w:color="72269E"/>
+              <w:bottom w:val="single" w:sz="12" w:color="72269E"/>
+              <w:right w:val="single" w:sz="12" w:color="72269E"/>
+            </w:tcBorders>
+            <w:shd w:val="clear" w:color="auto" w:fill="F3E6FA"/>
+            <w:vAlign w:val="center"/>
+          </w:tcPr>
+          <w:p>
+            <w:pPr>
+              <w:spacing w:before="0" w:after="0" w:line="252" w:lineRule="auto"/>
+              <w:jc w:val="left"/>
+            </w:pPr>
+            <w:r>
+              <w:rPr>
+                <w:rFonts w:ascii="Gaegu" w:hAnsi="Gaegu" w:eastAsia="Gaegu"/>
+                <w:b/>
+                <w:color w:val="72269E"/>
+                <w:sz w:val="23"/>
+              </w:rPr>
+              <w:t>내 말로 말하기 - 책을 덮고 쓰기</w:t>
+            </w:r>
+          </w:p>
+        </w:tc>
+      </w:tr>
+    </w:tbl>
+    <w:p>
+      <w:pPr>
+        <w:spacing w:before="0" w:after="0" w:line="170" w:lineRule="exact"/>
+      </w:pPr>
+      <w:r>
+        <w:rPr>
+          <w:sz w:val="2"/>
+        </w:rPr>
+      </w:r>
+    </w:p>
+    <w:tbl>
+      <w:tblPr>
+        <w:jc w:val="center"/>
+        <w:tblLayout w:type="fixed"/>
+        <w:tblLook w:firstColumn="1" w:firstRow="1" w:lastColumn="0" w:lastRow="0" w:noHBand="0" w:noVBand="1" w:val="04A0"/>
+        <w:tblLayout w:type="fixed"/>
+        <w:tblW w:w="10319" w:type="dxa"/>
+      </w:tblPr>
+      <w:tblGrid>
+        <w:gridCol w:w="4184"/>
+        <w:gridCol w:w="6134"/>
+      </w:tblGrid>
+      <w:tr>
+        <w:trPr>
+          <w:trHeight w:val="737" w:hRule="exact"/>
+          <w:cantSplit/>
+        </w:trPr>
+        <w:tc>
+          <w:tcPr>
+            <w:tcW w:type="dxa" w:w="4184"/>
+            <w:tcMar>
+              <w:top w:w="107" w:type="dxa"/>
+              <w:left w:w="107" w:type="dxa"/>
+              <w:bottom w:w="107" w:type="dxa"/>
+              <w:right w:w="107" w:type="dxa"/>
+            </w:tcMar>
+            <w:tcBorders>
+              <w:top w:val="single" w:sz="11" w:color="72269E"/>
+              <w:left w:val="single" w:sz="11" w:color="72269E"/>
+              <w:bottom w:val="single" w:sz="11" w:color="72269E"/>
+              <w:right w:val="single" w:sz="11" w:color="72269E"/>
+            </w:tcBorders>
+            <w:shd w:val="clear" w:color="auto" w:fill="72269E"/>
+            <w:vAlign w:val="center"/>
+          </w:tcPr>
+          <w:p>
+            <w:pPr>
+              <w:keepNext/>
+              <w:spacing w:before="0" w:after="0" w:line="252" w:lineRule="auto"/>
+              <w:jc w:val="center"/>
+            </w:pPr>
+            <w:r>
+              <w:rPr>
+                <w:rFonts w:ascii="Gaegu" w:hAnsi="Gaegu" w:eastAsia="Gaegu"/>
+                <w:b/>
+                <w:color w:val="FFFFFF"/>
+                <w:sz w:val="23"/>
+              </w:rPr>
+              <w:t>회상 질문</w:t>
+            </w:r>
+          </w:p>
+        </w:tc>
+        <w:tc>
+          <w:tcPr>
+            <w:tcW w:type="dxa" w:w="6134"/>
+            <w:tcMar>
+              <w:top w:w="107" w:type="dxa"/>
+              <w:left w:w="107" w:type="dxa"/>
+              <w:bottom w:w="107" w:type="dxa"/>
+              <w:right w:w="107" w:type="dxa"/>
+            </w:tcMar>
+            <w:tcBorders>
+              <w:top w:val="single" w:sz="11" w:color="72269E"/>
+              <w:left w:val="single" w:sz="11" w:color="72269E"/>
+              <w:bottom w:val="single" w:sz="11" w:color="72269E"/>
+              <w:right w:val="single" w:sz="11" w:color="72269E"/>
+            </w:tcBorders>
+            <w:shd w:val="clear" w:color="auto" w:fill="72269E"/>
+            <w:vAlign w:val="center"/>
+          </w:tcPr>
+          <w:p>
+            <w:pPr>
+              <w:keepNext/>
+              <w:spacing w:before="0" w:after="0" w:line="252" w:lineRule="auto"/>
+              <w:jc w:val="center"/>
+            </w:pPr>
+            <w:r>
+              <w:rPr>
+                <w:rFonts w:ascii="Gaegu" w:hAnsi="Gaegu" w:eastAsia="Gaegu"/>
+                <w:b/>
+                <w:color w:val="FFFFFF"/>
+                <w:sz w:val="23"/>
+              </w:rPr>
+              <w:t>내 답</w:t>
+            </w:r>
+          </w:p>
+        </w:tc>
+      </w:tr>
+      <w:tr>
+        <w:trPr>
+          <w:trHeight w:val="1871" w:hRule="exact"/>
+          <w:cantSplit/>
+        </w:trPr>
+        <w:tc>
+          <w:tcPr>
+            <w:tcW w:type="dxa" w:w="4184"/>
+            <w:tcMar>
+              <w:top w:w="107" w:type="dxa"/>
+              <w:left w:w="107" w:type="dxa"/>
+              <w:bottom w:w="107" w:type="dxa"/>
+              <w:right w:w="107" w:type="dxa"/>
+            </w:tcMar>
+            <w:tcBorders>
+              <w:top w:val="single" w:sz="11" w:color="72269E"/>
+              <w:left w:val="single" w:sz="11" w:color="72269E"/>
+              <w:bottom w:val="single" w:sz="11" w:color="72269E"/>
+              <w:right w:val="single" w:sz="11" w:color="72269E"/>
+            </w:tcBorders>
+            <w:vAlign w:val="center"/>
+          </w:tcPr>
+          <w:p>
+            <w:pPr>
+              <w:keepNext/>
+              <w:spacing w:before="0" w:after="0" w:line="252" w:lineRule="auto"/>
+              <w:jc w:val="left"/>
+            </w:pPr>
+            <w:r>
+              <w:rPr>
+                <w:rFonts w:ascii="Gaegu" w:hAnsi="Gaegu" w:eastAsia="Gaegu"/>
+                <w:b/>
+                <w:color w:val="222222"/>
+                <w:sz w:val="21"/>
+              </w:rPr>
+              <w:t>1.</w:t>
+            </w:r>
+            <w:r>
+              <w:rPr>
+                <w:rFonts w:ascii="Gaegu" w:hAnsi="Gaegu" w:eastAsia="Gaegu"/>
+                <w:b w:val="0"/>
+                <w:color w:val="222222"/>
+                <w:sz w:val="21"/>
+              </w:rPr>
+              <w:t xml:space="preserve"> 탄성과 탄성력은 무엇이며, 탄성력은 어느 방향으로 작용하나요?</w:t>
+            </w:r>
+          </w:p>
+        </w:tc>
+        <w:tc>
+          <w:tcPr>
+            <w:tcW w:type="dxa" w:w="6134"/>
+            <w:tcMar>
+              <w:top w:w="107" w:type="dxa"/>
+              <w:left w:w="107" w:type="dxa"/>
+              <w:bottom w:w="107" w:type="dxa"/>
+              <w:right w:w="107" w:type="dxa"/>
+            </w:tcMar>
+            <w:tcBorders>
+              <w:top w:val="single" w:sz="11" w:color="72269E"/>
+              <w:left w:val="single" w:sz="11" w:color="72269E"/>
+              <w:bottom w:val="single" w:sz="11" w:color="72269E"/>
+              <w:right w:val="single" w:sz="11" w:color="72269E"/>
+            </w:tcBorders>
+          </w:tcPr>
+          <w:p>
+            <w:pPr>
+              <w:keepNext/>
+            </w:pPr>
+          </w:p>
+        </w:tc>
+      </w:tr>
+      <w:tr>
+        <w:trPr>
+          <w:trHeight w:val="1871" w:hRule="exact"/>
+          <w:cantSplit/>
+        </w:trPr>
+        <w:tc>
+          <w:tcPr>
+            <w:tcW w:type="dxa" w:w="4184"/>
+            <w:tcMar>
+              <w:top w:w="107" w:type="dxa"/>
+              <w:left w:w="107" w:type="dxa"/>
+              <w:bottom w:w="107" w:type="dxa"/>
+              <w:right w:w="107" w:type="dxa"/>
+            </w:tcMar>
+            <w:tcBorders>
+              <w:top w:val="single" w:sz="11" w:color="72269E"/>
+              <w:left w:val="single" w:sz="11" w:color="72269E"/>
+              <w:bottom w:val="single" w:sz="11" w:color="72269E"/>
+              <w:right w:val="single" w:sz="11" w:color="72269E"/>
+            </w:tcBorders>
+            <w:vAlign w:val="center"/>
+          </w:tcPr>
+          <w:p>
+            <w:pPr>
+              <w:keepNext/>
+              <w:spacing w:before="0" w:after="0" w:line="252" w:lineRule="auto"/>
+              <w:jc w:val="left"/>
+            </w:pPr>
+            <w:r>
+              <w:rPr>
+                <w:rFonts w:ascii="Gaegu" w:hAnsi="Gaegu" w:eastAsia="Gaegu"/>
+                <w:b/>
+                <w:color w:val="222222"/>
+                <w:sz w:val="21"/>
+              </w:rPr>
+              <w:t>2.</w:t>
+            </w:r>
+            <w:r>
+              <w:rPr>
+                <w:rFonts w:ascii="Gaegu" w:hAnsi="Gaegu" w:eastAsia="Gaegu"/>
+                <w:b w:val="0"/>
+                <w:color w:val="222222"/>
+                <w:sz w:val="21"/>
+              </w:rPr>
+              <w:t xml:space="preserve"> 탄성체의 변형 정도가 커지면 탄성력의 크기는 어떻게 되나요?</w:t>
+            </w:r>
+          </w:p>
+        </w:tc>
+        <w:tc>
+          <w:tcPr>
+            <w:tcW w:type="dxa" w:w="6134"/>
+            <w:tcMar>
+              <w:top w:w="107" w:type="dxa"/>
+              <w:left w:w="107" w:type="dxa"/>
+              <w:bottom w:w="107" w:type="dxa"/>
+              <w:right w:w="107" w:type="dxa"/>
+            </w:tcMar>
+            <w:tcBorders>
+              <w:top w:val="single" w:sz="11" w:color="72269E"/>
+              <w:left w:val="single" w:sz="11" w:color="72269E"/>
+              <w:bottom w:val="single" w:sz="11" w:color="72269E"/>
+              <w:right w:val="single" w:sz="11" w:color="72269E"/>
+            </w:tcBorders>
+          </w:tcPr>
+          <w:p>
+            <w:pPr>
+              <w:keepNext/>
+            </w:pPr>
+          </w:p>
+        </w:tc>
+      </w:tr>
+      <w:tr>
+        <w:trPr>
+          <w:trHeight w:val="1871" w:hRule="exact"/>
+          <w:cantSplit/>
+        </w:trPr>
+        <w:tc>
+          <w:tcPr>
+            <w:tcW w:type="dxa" w:w="4184"/>
+            <w:tcMar>
+              <w:top w:w="107" w:type="dxa"/>
+              <w:left w:w="107" w:type="dxa"/>
+              <w:bottom w:w="107" w:type="dxa"/>
+              <w:right w:w="107" w:type="dxa"/>
+            </w:tcMar>
+            <w:tcBorders>
+              <w:top w:val="single" w:sz="11" w:color="72269E"/>
+              <w:left w:val="single" w:sz="11" w:color="72269E"/>
+              <w:bottom w:val="single" w:sz="11" w:color="72269E"/>
+              <w:right w:val="single" w:sz="11" w:color="72269E"/>
+            </w:tcBorders>
+            <w:vAlign w:val="center"/>
+          </w:tcPr>
+          <w:p>
+            <w:pPr>
+              <w:spacing w:before="0" w:after="0" w:line="252" w:lineRule="auto"/>
+              <w:jc w:val="left"/>
+            </w:pPr>
+            <w:r>
+              <w:rPr>
+                <w:rFonts w:ascii="Gaegu" w:hAnsi="Gaegu" w:eastAsia="Gaegu"/>
+                <w:b/>
+                <w:color w:val="222222"/>
+                <w:sz w:val="21"/>
+              </w:rPr>
+              <w:t>3.</w:t>
+            </w:r>
+            <w:r>
+              <w:rPr>
+                <w:rFonts w:ascii="Gaegu" w:hAnsi="Gaegu" w:eastAsia="Gaegu"/>
+                <w:b w:val="0"/>
+                <w:color w:val="222222"/>
+                <w:sz w:val="21"/>
+              </w:rPr>
+              <w:t xml:space="preserve"> 용수철이 늘어난 길이와 탄성력의 크기는 어떤 관계인가요?</w:t>
+            </w:r>
+          </w:p>
+        </w:tc>
+        <w:tc>
+          <w:tcPr>
+            <w:tcW w:type="dxa" w:w="6134"/>
+            <w:tcMar>
+              <w:top w:w="107" w:type="dxa"/>
+              <w:left w:w="107" w:type="dxa"/>
+              <w:bottom w:w="107" w:type="dxa"/>
+              <w:right w:w="107" w:type="dxa"/>
+            </w:tcMar>
+            <w:tcBorders>
+              <w:top w:val="single" w:sz="11" w:color="72269E"/>
+              <w:left w:val="single" w:sz="11" w:color="72269E"/>
+              <w:bottom w:val="single" w:sz="11" w:color="72269E"/>
+              <w:right w:val="single" w:sz="11" w:color="72269E"/>
+            </w:tcBorders>
+          </w:tcPr>
+          <w:p/>
         </w:tc>
       </w:tr>
     </w:tbl>
@@ -2765,11 +3367,12 @@
         <w:tblLayout w:type="fixed"/>
         <w:tblLook w:firstColumn="1" w:firstRow="1" w:lastColumn="0" w:lastRow="0" w:noHBand="0" w:noVBand="1" w:val="04A0"/>
         <w:tblLayout w:type="fixed"/>
-        <w:tblW w:w="10546" w:type="dxa"/>
+        <w:tblW w:w="10319" w:type="dxa"/>
       </w:tblPr>
       <w:tblGrid>
-        <w:gridCol w:w="3402"/>
-        <w:gridCol w:w="7143"/>
+        <w:gridCol w:w="1417"/>
+        <w:gridCol w:w="2721"/>
+        <w:gridCol w:w="6180"/>
       </w:tblGrid>
       <w:tr>
         <w:trPr>
@@ -2778,84 +3381,103 @@
         </w:trPr>
         <w:tc>
           <w:tcPr>
-            <w:tcW w:type="dxa" w:w="3402"/>
+            <w:tcW w:type="dxa" w:w="1417"/>
             <w:tcMar>
-              <w:top w:w="68" w:type="dxa"/>
-              <w:left w:w="124" w:type="dxa"/>
-              <w:bottom w:w="68" w:type="dxa"/>
-              <w:right w:w="124" w:type="dxa"/>
+              <w:top w:w="107" w:type="dxa"/>
+              <w:left w:w="107" w:type="dxa"/>
+              <w:bottom w:w="107" w:type="dxa"/>
+              <w:right w:w="107" w:type="dxa"/>
             </w:tcMar>
             <w:tcBorders>
-              <w:top w:val="single" w:sz="12" w:color="6C2596"/>
-              <w:left w:val="single" w:sz="12" w:color="6C2596"/>
-              <w:bottom w:val="single" w:sz="12" w:color="6C2596"/>
-              <w:right w:val="single" w:sz="12" w:color="6C2596"/>
+              <w:top w:val="single" w:sz="12" w:color="2BA89E"/>
+              <w:left w:val="single" w:sz="12" w:color="2BA89E"/>
+              <w:bottom w:val="single" w:sz="12" w:color="2BA89E"/>
+              <w:right w:val="single" w:sz="12" w:color="2BA89E"/>
             </w:tcBorders>
-            <w:shd w:val="clear" w:color="auto" w:fill="6C2596"/>
+            <w:shd w:val="clear" w:color="auto" w:fill="2BA89E"/>
             <w:vAlign w:val="center"/>
           </w:tcPr>
           <w:p>
             <w:pPr>
-              <w:spacing w:before="0" w:after="0" w:line="240" w:lineRule="auto"/>
+              <w:spacing w:before="0" w:after="0" w:line="252" w:lineRule="auto"/>
               <w:jc w:val="center"/>
             </w:pPr>
             <w:r>
               <w:rPr>
-                <w:rFonts w:ascii="Gamja Flower" w:hAnsi="Gamja Flower" w:eastAsia="Gamja Flower"/>
+                <w:rFonts w:ascii="Gaegu" w:hAnsi="Gaegu" w:eastAsia="Gaegu"/>
                 <w:b/>
                 <w:color w:val="FFFFFF"/>
-                <w:sz w:val="27"/>
+                <w:sz w:val="44"/>
               </w:rPr>
               <w:t>R</w:t>
-            </w:r>
-          </w:p>
-          <w:p>
-            <w:pPr>
-              <w:spacing w:before="0" w:after="0" w:line="240" w:lineRule="auto"/>
-              <w:jc w:val="center"/>
-            </w:pPr>
-            <w:r>
-              <w:rPr>
-                <w:rFonts w:ascii="Gamja Flower" w:hAnsi="Gamja Flower" w:eastAsia="Gamja Flower"/>
-                <w:b/>
-                <w:color w:val="FFFFFF"/>
-                <w:sz w:val="27"/>
-              </w:rPr>
-              <w:t>Recite</w:t>
             </w:r>
           </w:p>
         </w:tc>
         <w:tc>
           <w:tcPr>
-            <w:tcW w:type="dxa" w:w="7144"/>
+            <w:tcW w:type="dxa" w:w="2721"/>
             <w:tcMar>
-              <w:top w:w="68" w:type="dxa"/>
-              <w:left w:w="124" w:type="dxa"/>
-              <w:bottom w:w="68" w:type="dxa"/>
-              <w:right w:w="124" w:type="dxa"/>
+              <w:top w:w="107" w:type="dxa"/>
+              <w:left w:w="107" w:type="dxa"/>
+              <w:bottom w:w="107" w:type="dxa"/>
+              <w:right w:w="107" w:type="dxa"/>
             </w:tcMar>
             <w:tcBorders>
-              <w:top w:val="single" w:sz="12" w:color="6C2596"/>
-              <w:left w:val="single" w:sz="12" w:color="6C2596"/>
-              <w:bottom w:val="single" w:sz="12" w:color="6C2596"/>
-              <w:right w:val="single" w:sz="12" w:color="6C2596"/>
+              <w:top w:val="single" w:sz="12" w:color="2BA89E"/>
+              <w:left w:val="single" w:sz="12" w:color="2BA89E"/>
+              <w:bottom w:val="single" w:sz="12" w:color="2BA89E"/>
+              <w:right w:val="single" w:sz="12" w:color="2BA89E"/>
             </w:tcBorders>
-            <w:shd w:val="clear" w:color="auto" w:fill="F6E4FA"/>
+            <w:shd w:val="clear" w:color="auto" w:fill="2BA89E"/>
             <w:vAlign w:val="center"/>
           </w:tcPr>
           <w:p>
             <w:pPr>
-              <w:spacing w:before="0" w:after="0" w:line="288" w:lineRule="auto"/>
+              <w:spacing w:before="0" w:after="0" w:line="252" w:lineRule="auto"/>
+              <w:jc w:val="center"/>
+            </w:pPr>
+            <w:r>
+              <w:rPr>
+                <w:rFonts w:ascii="Gaegu" w:hAnsi="Gaegu" w:eastAsia="Gaegu"/>
+                <w:b/>
+                <w:color w:val="FFFFFF"/>
+                <w:sz w:val="26"/>
+              </w:rPr>
+              <w:t>Review</w:t>
+            </w:r>
+          </w:p>
+        </w:tc>
+        <w:tc>
+          <w:tcPr>
+            <w:tcW w:type="dxa" w:w="6180"/>
+            <w:tcMar>
+              <w:top w:w="107" w:type="dxa"/>
+              <w:left w:w="107" w:type="dxa"/>
+              <w:bottom w:w="107" w:type="dxa"/>
+              <w:right w:w="107" w:type="dxa"/>
+            </w:tcMar>
+            <w:tcBorders>
+              <w:top w:val="single" w:sz="12" w:color="2BA89E"/>
+              <w:left w:val="single" w:sz="12" w:color="2BA89E"/>
+              <w:bottom w:val="single" w:sz="12" w:color="2BA89E"/>
+              <w:right w:val="single" w:sz="12" w:color="2BA89E"/>
+            </w:tcBorders>
+            <w:shd w:val="clear" w:color="auto" w:fill="DDF6F3"/>
+            <w:vAlign w:val="center"/>
+          </w:tcPr>
+          <w:p>
+            <w:pPr>
+              <w:spacing w:before="0" w:after="0" w:line="252" w:lineRule="auto"/>
               <w:jc w:val="left"/>
             </w:pPr>
             <w:r>
               <w:rPr>
-                <w:rFonts w:ascii="Gamja Flower" w:hAnsi="Gamja Flower" w:eastAsia="Gamja Flower"/>
+                <w:rFonts w:ascii="Gaegu" w:hAnsi="Gaegu" w:eastAsia="Gaegu"/>
                 <w:b/>
-                <w:color w:val="111111"/>
-                <w:sz w:val="28"/>
+                <w:color w:val="2BA89E"/>
+                <w:sz w:val="23"/>
               </w:rPr>
-              <w:t>내 말로 말하기 - 책을 덮고 쓰기</w:t>
+              <w:t>다시 확인하기 - 자기 점검</w:t>
             </w:r>
           </w:p>
         </w:tc>
@@ -2863,7 +3485,7 @@
     </w:tbl>
     <w:p>
       <w:pPr>
-        <w:spacing w:before="0" w:after="0" w:line="57" w:lineRule="exact"/>
+        <w:spacing w:before="0" w:after="0" w:line="170" w:lineRule="exact"/>
       </w:pPr>
       <w:r>
         <w:rPr>
@@ -2877,523 +3499,273 @@
         <w:tblLayout w:type="fixed"/>
         <w:tblLook w:firstColumn="1" w:firstRow="1" w:lastColumn="0" w:lastRow="0" w:noHBand="0" w:noVBand="1" w:val="04A0"/>
         <w:tblLayout w:type="fixed"/>
-        <w:tblW w:w="10546" w:type="dxa"/>
+        <w:tblW w:w="10319" w:type="dxa"/>
       </w:tblPr>
       <w:tblGrid>
-        <w:gridCol w:w="4195"/>
-        <w:gridCol w:w="6350"/>
+        <w:gridCol w:w="794"/>
+        <w:gridCol w:w="9524"/>
       </w:tblGrid>
       <w:tr>
         <w:trPr>
-          <w:trHeight w:val="624" w:hRule="exact"/>
+          <w:trHeight w:val="680" w:hRule="exact"/>
           <w:cantSplit/>
         </w:trPr>
         <w:tc>
           <w:tcPr>
-            <w:tcW w:type="dxa" w:w="4195"/>
+            <w:tcW w:type="dxa" w:w="10318"/>
             <w:tcMar>
-              <w:top w:w="68" w:type="dxa"/>
-              <w:left w:w="124" w:type="dxa"/>
-              <w:bottom w:w="68" w:type="dxa"/>
-              <w:right w:w="124" w:type="dxa"/>
+              <w:top w:w="107" w:type="dxa"/>
+              <w:left w:w="107" w:type="dxa"/>
+              <w:bottom w:w="107" w:type="dxa"/>
+              <w:right w:w="107" w:type="dxa"/>
             </w:tcMar>
+            <w:gridSpan w:val="2"/>
             <w:tcBorders>
-              <w:top w:val="single" w:sz="12" w:color="6C2596"/>
-              <w:left w:val="single" w:sz="12" w:color="6C2596"/>
-              <w:bottom w:val="single" w:sz="12" w:color="6C2596"/>
-              <w:right w:val="single" w:sz="12" w:color="6C2596"/>
+              <w:top w:val="single" w:sz="11" w:color="2BA89E"/>
+              <w:left w:val="single" w:sz="11" w:color="2BA89E"/>
+              <w:bottom w:val="single" w:sz="11" w:color="2BA89E"/>
+              <w:right w:val="single" w:sz="11" w:color="2BA89E"/>
             </w:tcBorders>
-            <w:shd w:val="clear" w:color="auto" w:fill="6C2596"/>
+            <w:shd w:val="clear" w:color="auto" w:fill="2BA89E"/>
             <w:vAlign w:val="center"/>
           </w:tcPr>
           <w:p>
             <w:pPr>
               <w:keepNext/>
-              <w:spacing w:before="0" w:after="0" w:line="288" w:lineRule="auto"/>
+              <w:spacing w:before="0" w:after="0" w:line="252" w:lineRule="auto"/>
               <w:jc w:val="center"/>
             </w:pPr>
             <w:r>
               <w:rPr>
-                <w:rFonts w:ascii="Gamja Flower" w:hAnsi="Gamja Flower" w:eastAsia="Gamja Flower"/>
+                <w:rFonts w:ascii="Gaegu" w:hAnsi="Gaegu" w:eastAsia="Gaegu"/>
                 <w:b/>
                 <w:color w:val="FFFFFF"/>
-                <w:sz w:val="25"/>
+                <w:sz w:val="23"/>
               </w:rPr>
-              <w:t>회상 질문</w:t>
-            </w:r>
-          </w:p>
-        </w:tc>
-        <w:tc>
-          <w:tcPr>
-            <w:tcW w:type="dxa" w:w="6350"/>
-            <w:tcMar>
-              <w:top w:w="68" w:type="dxa"/>
-              <w:left w:w="124" w:type="dxa"/>
-              <w:bottom w:w="68" w:type="dxa"/>
-              <w:right w:w="124" w:type="dxa"/>
-            </w:tcMar>
-            <w:tcBorders>
-              <w:top w:val="single" w:sz="12" w:color="6C2596"/>
-              <w:left w:val="single" w:sz="12" w:color="6C2596"/>
-              <w:bottom w:val="single" w:sz="12" w:color="6C2596"/>
-              <w:right w:val="single" w:sz="12" w:color="6C2596"/>
-            </w:tcBorders>
-            <w:shd w:val="clear" w:color="auto" w:fill="6C2596"/>
-            <w:vAlign w:val="center"/>
-          </w:tcPr>
-          <w:p>
-            <w:pPr>
-              <w:keepNext/>
-              <w:spacing w:before="0" w:after="0" w:line="288" w:lineRule="auto"/>
-              <w:jc w:val="center"/>
-            </w:pPr>
-            <w:r>
-              <w:rPr>
-                <w:rFonts w:ascii="Gamja Flower" w:hAnsi="Gamja Flower" w:eastAsia="Gamja Flower"/>
-                <w:b/>
-                <w:color w:val="FFFFFF"/>
-                <w:sz w:val="25"/>
-              </w:rPr>
-              <w:t>내 답</w:t>
+              <w:t>자기 점검</w:t>
             </w:r>
           </w:p>
         </w:tc>
       </w:tr>
       <w:tr>
         <w:trPr>
-          <w:trHeight w:val="2948" w:hRule="exact"/>
+          <w:trHeight w:val="964" w:hRule="exact"/>
           <w:cantSplit/>
         </w:trPr>
         <w:tc>
           <w:tcPr>
-            <w:tcW w:type="dxa" w:w="4195"/>
+            <w:tcW w:type="dxa" w:w="793"/>
             <w:tcMar>
-              <w:top w:w="68" w:type="dxa"/>
-              <w:left w:w="124" w:type="dxa"/>
-              <w:bottom w:w="68" w:type="dxa"/>
-              <w:right w:w="124" w:type="dxa"/>
+              <w:top w:w="107" w:type="dxa"/>
+              <w:left w:w="107" w:type="dxa"/>
+              <w:bottom w:w="107" w:type="dxa"/>
+              <w:right w:w="107" w:type="dxa"/>
             </w:tcMar>
             <w:tcBorders>
-              <w:top w:val="single" w:sz="12" w:color="6C2596"/>
-              <w:left w:val="single" w:sz="12" w:color="6C2596"/>
-              <w:bottom w:val="single" w:sz="12" w:color="6C2596"/>
-              <w:right w:val="single" w:sz="12" w:color="6C2596"/>
+              <w:top w:val="single" w:sz="11" w:color="2BA89E"/>
+              <w:left w:val="single" w:sz="11" w:color="2BA89E"/>
+              <w:bottom w:val="single" w:sz="11" w:color="2BA89E"/>
+              <w:right w:val="single" w:sz="11" w:color="2BA89E"/>
+            </w:tcBorders>
+            <w:shd w:val="clear" w:color="auto" w:fill="DDF6F3"/>
+            <w:vAlign w:val="center"/>
+          </w:tcPr>
+          <w:p>
+            <w:pPr>
+              <w:keepNext/>
+              <w:spacing w:before="0" w:after="0" w:line="252" w:lineRule="auto"/>
+              <w:jc w:val="center"/>
+            </w:pPr>
+            <w:r>
+              <w:rPr>
+                <w:rFonts w:ascii="Gaegu" w:hAnsi="Gaegu" w:eastAsia="Gaegu"/>
+                <w:b w:val="0"/>
+                <w:color w:val="2BA89E"/>
+                <w:sz w:val="26"/>
+              </w:rPr>
+              <w:t>□</w:t>
+            </w:r>
+          </w:p>
+        </w:tc>
+        <w:tc>
+          <w:tcPr>
+            <w:tcW w:type="dxa" w:w="9525"/>
+            <w:tcMar>
+              <w:top w:w="107" w:type="dxa"/>
+              <w:left w:w="107" w:type="dxa"/>
+              <w:bottom w:w="107" w:type="dxa"/>
+              <w:right w:w="107" w:type="dxa"/>
+            </w:tcMar>
+            <w:tcBorders>
+              <w:top w:val="single" w:sz="11" w:color="2BA89E"/>
+              <w:left w:val="single" w:sz="11" w:color="2BA89E"/>
+              <w:bottom w:val="single" w:sz="11" w:color="2BA89E"/>
+              <w:right w:val="single" w:sz="11" w:color="2BA89E"/>
             </w:tcBorders>
             <w:vAlign w:val="center"/>
           </w:tcPr>
           <w:p>
             <w:pPr>
               <w:keepNext/>
-              <w:spacing w:before="0" w:after="0" w:line="324" w:lineRule="auto"/>
+              <w:spacing w:before="0" w:after="0" w:line="252" w:lineRule="auto"/>
+              <w:jc w:val="left"/>
+            </w:pPr>
+            <w:r>
+              <w:rPr>
+                <w:rFonts w:ascii="Gaegu" w:hAnsi="Gaegu" w:eastAsia="Gaegu"/>
+                <w:b w:val="0"/>
+                <w:color w:val="234C48"/>
+                <w:sz w:val="22"/>
+              </w:rPr>
+              <w:t>탄성과 탄성력의 뜻을 설명할 수 있다.</w:t>
+            </w:r>
+          </w:p>
+        </w:tc>
+      </w:tr>
+      <w:tr>
+        <w:trPr>
+          <w:trHeight w:val="964" w:hRule="exact"/>
+          <w:cantSplit/>
+        </w:trPr>
+        <w:tc>
+          <w:tcPr>
+            <w:tcW w:type="dxa" w:w="793"/>
+            <w:tcMar>
+              <w:top w:w="107" w:type="dxa"/>
+              <w:left w:w="107" w:type="dxa"/>
+              <w:bottom w:w="107" w:type="dxa"/>
+              <w:right w:w="107" w:type="dxa"/>
+            </w:tcMar>
+            <w:tcBorders>
+              <w:top w:val="single" w:sz="11" w:color="2BA89E"/>
+              <w:left w:val="single" w:sz="11" w:color="2BA89E"/>
+              <w:bottom w:val="single" w:sz="11" w:color="2BA89E"/>
+              <w:right w:val="single" w:sz="11" w:color="2BA89E"/>
+            </w:tcBorders>
+            <w:shd w:val="clear" w:color="auto" w:fill="DDF6F3"/>
+            <w:vAlign w:val="center"/>
+          </w:tcPr>
+          <w:p>
+            <w:pPr>
+              <w:keepNext/>
+              <w:spacing w:before="0" w:after="0" w:line="252" w:lineRule="auto"/>
               <w:jc w:val="center"/>
             </w:pPr>
             <w:r>
               <w:rPr>
-                <w:rFonts w:ascii="Gamja Flower" w:hAnsi="Gamja Flower" w:eastAsia="Gamja Flower"/>
+                <w:rFonts w:ascii="Gaegu" w:hAnsi="Gaegu" w:eastAsia="Gaegu"/>
                 <w:b w:val="0"/>
-                <w:color w:val="111111"/>
-                <w:sz w:val="25"/>
+                <w:color w:val="2BA89E"/>
+                <w:sz w:val="26"/>
               </w:rPr>
-              <w:t xml:space="preserve">책을 덮고 </w:t>
-            </w:r>
-            <w:r>
-              <w:rPr>
-                <w:rFonts w:ascii="Gamja Flower" w:hAnsi="Gamja Flower" w:eastAsia="Gamja Flower"/>
-                <w:b/>
-                <w:color w:val="1A3CFF"/>
-                <w:sz w:val="25"/>
-              </w:rPr>
-              <w:t>"탄성과 탄성력은 무엇이며, 탄성력은 어느 방향으로 작용하나요?"</w:t>
-            </w:r>
-            <w:r>
-              <w:rPr>
-                <w:rFonts w:ascii="Gamja Flower" w:hAnsi="Gamja Flower" w:eastAsia="Gamja Flower"/>
-                <w:b w:val="0"/>
-                <w:color w:val="111111"/>
-                <w:sz w:val="25"/>
-              </w:rPr>
-              <w:t>의 핵심을 1~2문장으로 말하세요.</w:t>
+              <w:t>□</w:t>
             </w:r>
           </w:p>
         </w:tc>
         <w:tc>
           <w:tcPr>
-            <w:tcW w:type="dxa" w:w="6350"/>
+            <w:tcW w:type="dxa" w:w="9525"/>
             <w:tcMar>
-              <w:top w:w="68" w:type="dxa"/>
-              <w:left w:w="124" w:type="dxa"/>
-              <w:bottom w:w="68" w:type="dxa"/>
-              <w:right w:w="124" w:type="dxa"/>
+              <w:top w:w="107" w:type="dxa"/>
+              <w:left w:w="107" w:type="dxa"/>
+              <w:bottom w:w="107" w:type="dxa"/>
+              <w:right w:w="107" w:type="dxa"/>
             </w:tcMar>
             <w:tcBorders>
-              <w:top w:val="single" w:sz="12" w:color="6C2596"/>
-              <w:left w:val="single" w:sz="12" w:color="6C2596"/>
-              <w:bottom w:val="single" w:sz="12" w:color="6C2596"/>
-              <w:right w:val="single" w:sz="12" w:color="6C2596"/>
-            </w:tcBorders>
-          </w:tcPr>
-          <w:p>
-            <w:pPr>
-              <w:keepNext/>
-            </w:pPr>
-          </w:p>
-        </w:tc>
-      </w:tr>
-      <w:tr>
-        <w:trPr>
-          <w:trHeight w:val="2948" w:hRule="exact"/>
-          <w:cantSplit/>
-        </w:trPr>
-        <w:tc>
-          <w:tcPr>
-            <w:tcW w:type="dxa" w:w="4195"/>
-            <w:tcMar>
-              <w:top w:w="68" w:type="dxa"/>
-              <w:left w:w="124" w:type="dxa"/>
-              <w:bottom w:w="68" w:type="dxa"/>
-              <w:right w:w="124" w:type="dxa"/>
-            </w:tcMar>
-            <w:tcBorders>
-              <w:top w:val="single" w:sz="12" w:color="6C2596"/>
-              <w:left w:val="single" w:sz="12" w:color="6C2596"/>
-              <w:bottom w:val="single" w:sz="12" w:color="6C2596"/>
-              <w:right w:val="single" w:sz="12" w:color="6C2596"/>
+              <w:top w:val="single" w:sz="11" w:color="2BA89E"/>
+              <w:left w:val="single" w:sz="11" w:color="2BA89E"/>
+              <w:bottom w:val="single" w:sz="11" w:color="2BA89E"/>
+              <w:right w:val="single" w:sz="11" w:color="2BA89E"/>
             </w:tcBorders>
             <w:vAlign w:val="center"/>
           </w:tcPr>
           <w:p>
             <w:pPr>
               <w:keepNext/>
-              <w:spacing w:before="0" w:after="0" w:line="324" w:lineRule="auto"/>
+              <w:spacing w:before="0" w:after="0" w:line="252" w:lineRule="auto"/>
+              <w:jc w:val="left"/>
+            </w:pPr>
+            <w:r>
+              <w:rPr>
+                <w:rFonts w:ascii="Gaegu" w:hAnsi="Gaegu" w:eastAsia="Gaegu"/>
+                <w:b w:val="0"/>
+                <w:color w:val="234C48"/>
+                <w:sz w:val="22"/>
+              </w:rPr>
+              <w:t>탄성력의 크기와 방향을 설명할 수 있다.</w:t>
+            </w:r>
+          </w:p>
+        </w:tc>
+      </w:tr>
+      <w:tr>
+        <w:trPr>
+          <w:trHeight w:val="964" w:hRule="exact"/>
+          <w:cantSplit/>
+        </w:trPr>
+        <w:tc>
+          <w:tcPr>
+            <w:tcW w:type="dxa" w:w="793"/>
+            <w:tcMar>
+              <w:top w:w="107" w:type="dxa"/>
+              <w:left w:w="107" w:type="dxa"/>
+              <w:bottom w:w="107" w:type="dxa"/>
+              <w:right w:w="107" w:type="dxa"/>
+            </w:tcMar>
+            <w:tcBorders>
+              <w:top w:val="single" w:sz="11" w:color="2BA89E"/>
+              <w:left w:val="single" w:sz="11" w:color="2BA89E"/>
+              <w:bottom w:val="single" w:sz="11" w:color="2BA89E"/>
+              <w:right w:val="single" w:sz="11" w:color="2BA89E"/>
+            </w:tcBorders>
+            <w:shd w:val="clear" w:color="auto" w:fill="DDF6F3"/>
+            <w:vAlign w:val="center"/>
+          </w:tcPr>
+          <w:p>
+            <w:pPr>
+              <w:spacing w:before="0" w:after="0" w:line="252" w:lineRule="auto"/>
               <w:jc w:val="center"/>
             </w:pPr>
             <w:r>
               <w:rPr>
-                <w:rFonts w:ascii="Gamja Flower" w:hAnsi="Gamja Flower" w:eastAsia="Gamja Flower"/>
+                <w:rFonts w:ascii="Gaegu" w:hAnsi="Gaegu" w:eastAsia="Gaegu"/>
                 <w:b w:val="0"/>
-                <w:color w:val="111111"/>
-                <w:sz w:val="25"/>
+                <w:color w:val="2BA89E"/>
+                <w:sz w:val="26"/>
               </w:rPr>
-              <w:t xml:space="preserve">책을 덮고 </w:t>
-            </w:r>
-            <w:r>
-              <w:rPr>
-                <w:rFonts w:ascii="Gamja Flower" w:hAnsi="Gamja Flower" w:eastAsia="Gamja Flower"/>
-                <w:b/>
-                <w:color w:val="1A3CFF"/>
-                <w:sz w:val="25"/>
-              </w:rPr>
-              <w:t>"탄성체의 변형 정도가 커지면 탄성력의 크기는 어떻게 되나요?"</w:t>
-            </w:r>
-            <w:r>
-              <w:rPr>
-                <w:rFonts w:ascii="Gamja Flower" w:hAnsi="Gamja Flower" w:eastAsia="Gamja Flower"/>
-                <w:b w:val="0"/>
-                <w:color w:val="111111"/>
-                <w:sz w:val="25"/>
-              </w:rPr>
-              <w:t>의 핵심을 1~2문장으로 말하세요.</w:t>
+              <w:t>□</w:t>
             </w:r>
           </w:p>
         </w:tc>
         <w:tc>
           <w:tcPr>
-            <w:tcW w:type="dxa" w:w="6350"/>
+            <w:tcW w:type="dxa" w:w="9525"/>
             <w:tcMar>
-              <w:top w:w="68" w:type="dxa"/>
-              <w:left w:w="124" w:type="dxa"/>
-              <w:bottom w:w="68" w:type="dxa"/>
-              <w:right w:w="124" w:type="dxa"/>
+              <w:top w:w="107" w:type="dxa"/>
+              <w:left w:w="107" w:type="dxa"/>
+              <w:bottom w:w="107" w:type="dxa"/>
+              <w:right w:w="107" w:type="dxa"/>
             </w:tcMar>
             <w:tcBorders>
-              <w:top w:val="single" w:sz="12" w:color="6C2596"/>
-              <w:left w:val="single" w:sz="12" w:color="6C2596"/>
-              <w:bottom w:val="single" w:sz="12" w:color="6C2596"/>
-              <w:right w:val="single" w:sz="12" w:color="6C2596"/>
-            </w:tcBorders>
-          </w:tcPr>
-          <w:p>
-            <w:pPr>
-              <w:keepNext/>
-            </w:pPr>
-          </w:p>
-        </w:tc>
-      </w:tr>
-      <w:tr>
-        <w:trPr>
-          <w:trHeight w:val="2948" w:hRule="exact"/>
-          <w:cantSplit/>
-        </w:trPr>
-        <w:tc>
-          <w:tcPr>
-            <w:tcW w:type="dxa" w:w="4195"/>
-            <w:tcMar>
-              <w:top w:w="68" w:type="dxa"/>
-              <w:left w:w="124" w:type="dxa"/>
-              <w:bottom w:w="68" w:type="dxa"/>
-              <w:right w:w="124" w:type="dxa"/>
-            </w:tcMar>
-            <w:tcBorders>
-              <w:top w:val="single" w:sz="12" w:color="6C2596"/>
-              <w:left w:val="single" w:sz="12" w:color="6C2596"/>
-              <w:bottom w:val="single" w:sz="12" w:color="6C2596"/>
-              <w:right w:val="single" w:sz="12" w:color="6C2596"/>
+              <w:top w:val="single" w:sz="11" w:color="2BA89E"/>
+              <w:left w:val="single" w:sz="11" w:color="2BA89E"/>
+              <w:bottom w:val="single" w:sz="11" w:color="2BA89E"/>
+              <w:right w:val="single" w:sz="11" w:color="2BA89E"/>
             </w:tcBorders>
             <w:vAlign w:val="center"/>
           </w:tcPr>
           <w:p>
             <w:pPr>
-              <w:spacing w:before="0" w:after="0" w:line="324" w:lineRule="auto"/>
-              <w:jc w:val="center"/>
-            </w:pPr>
-            <w:r>
-              <w:rPr>
-                <w:rFonts w:ascii="Gamja Flower" w:hAnsi="Gamja Flower" w:eastAsia="Gamja Flower"/>
-                <w:b w:val="0"/>
-                <w:color w:val="111111"/>
-                <w:sz w:val="25"/>
-              </w:rPr>
-              <w:t xml:space="preserve">책을 덮고 </w:t>
-            </w:r>
-            <w:r>
-              <w:rPr>
-                <w:rFonts w:ascii="Gamja Flower" w:hAnsi="Gamja Flower" w:eastAsia="Gamja Flower"/>
-                <w:b/>
-                <w:color w:val="1A3CFF"/>
-                <w:sz w:val="25"/>
-              </w:rPr>
-              <w:t>"용수철이 늘어난 길이와 탄성력의 크기는 어떤 관계인가요?"</w:t>
-            </w:r>
-            <w:r>
-              <w:rPr>
-                <w:rFonts w:ascii="Gamja Flower" w:hAnsi="Gamja Flower" w:eastAsia="Gamja Flower"/>
-                <w:b w:val="0"/>
-                <w:color w:val="111111"/>
-                <w:sz w:val="25"/>
-              </w:rPr>
-              <w:t>의 핵심을 1~2문장으로 말하세요.</w:t>
-            </w:r>
-          </w:p>
-        </w:tc>
-        <w:tc>
-          <w:tcPr>
-            <w:tcW w:type="dxa" w:w="6350"/>
-            <w:tcMar>
-              <w:top w:w="68" w:type="dxa"/>
-              <w:left w:w="124" w:type="dxa"/>
-              <w:bottom w:w="68" w:type="dxa"/>
-              <w:right w:w="124" w:type="dxa"/>
-            </w:tcMar>
-            <w:tcBorders>
-              <w:top w:val="single" w:sz="12" w:color="6C2596"/>
-              <w:left w:val="single" w:sz="12" w:color="6C2596"/>
-              <w:bottom w:val="single" w:sz="12" w:color="6C2596"/>
-              <w:right w:val="single" w:sz="12" w:color="6C2596"/>
-            </w:tcBorders>
-          </w:tcPr>
-          <w:p/>
-        </w:tc>
-      </w:tr>
-    </w:tbl>
-    <w:p>
-      <w:pPr>
-        <w:spacing w:before="0" w:after="0" w:line="340" w:lineRule="exact"/>
-      </w:pPr>
-      <w:r>
-        <w:rPr>
-          <w:sz w:val="2"/>
-        </w:rPr>
-      </w:r>
-    </w:p>
-    <w:tbl>
-      <w:tblPr>
-        <w:jc w:val="center"/>
-        <w:tblLayout w:type="fixed"/>
-        <w:tblLook w:firstColumn="1" w:firstRow="1" w:lastColumn="0" w:lastRow="0" w:noHBand="0" w:noVBand="1" w:val="04A0"/>
-        <w:tblLayout w:type="fixed"/>
-        <w:tblW w:w="10546" w:type="dxa"/>
-      </w:tblPr>
-      <w:tblGrid>
-        <w:gridCol w:w="3402"/>
-        <w:gridCol w:w="7143"/>
-      </w:tblGrid>
-      <w:tr>
-        <w:trPr>
-          <w:trHeight w:val="850" w:hRule="exact"/>
-          <w:cantSplit/>
-        </w:trPr>
-        <w:tc>
-          <w:tcPr>
-            <w:tcW w:type="dxa" w:w="3402"/>
-            <w:tcMar>
-              <w:top w:w="68" w:type="dxa"/>
-              <w:left w:w="124" w:type="dxa"/>
-              <w:bottom w:w="68" w:type="dxa"/>
-              <w:right w:w="124" w:type="dxa"/>
-            </w:tcMar>
-            <w:tcBorders>
-              <w:top w:val="single" w:sz="12" w:color="2BA89E"/>
-              <w:left w:val="single" w:sz="12" w:color="2BA89E"/>
-              <w:bottom w:val="single" w:sz="12" w:color="2BA89E"/>
-              <w:right w:val="single" w:sz="12" w:color="2BA89E"/>
-            </w:tcBorders>
-            <w:shd w:val="clear" w:color="auto" w:fill="2BA89E"/>
-            <w:vAlign w:val="center"/>
-          </w:tcPr>
-          <w:p>
-            <w:pPr>
-              <w:spacing w:before="0" w:after="0" w:line="240" w:lineRule="auto"/>
-              <w:jc w:val="center"/>
-            </w:pPr>
-            <w:r>
-              <w:rPr>
-                <w:rFonts w:ascii="Gamja Flower" w:hAnsi="Gamja Flower" w:eastAsia="Gamja Flower"/>
-                <w:b/>
-                <w:color w:val="FFFFFF"/>
-                <w:sz w:val="27"/>
-              </w:rPr>
-              <w:t>R</w:t>
-            </w:r>
-          </w:p>
-          <w:p>
-            <w:pPr>
-              <w:spacing w:before="0" w:after="0" w:line="240" w:lineRule="auto"/>
-              <w:jc w:val="center"/>
-            </w:pPr>
-            <w:r>
-              <w:rPr>
-                <w:rFonts w:ascii="Gamja Flower" w:hAnsi="Gamja Flower" w:eastAsia="Gamja Flower"/>
-                <w:b/>
-                <w:color w:val="FFFFFF"/>
-                <w:sz w:val="27"/>
-              </w:rPr>
-              <w:t>Review</w:t>
-            </w:r>
-          </w:p>
-        </w:tc>
-        <w:tc>
-          <w:tcPr>
-            <w:tcW w:type="dxa" w:w="7144"/>
-            <w:tcMar>
-              <w:top w:w="68" w:type="dxa"/>
-              <w:left w:w="124" w:type="dxa"/>
-              <w:bottom w:w="68" w:type="dxa"/>
-              <w:right w:w="124" w:type="dxa"/>
-            </w:tcMar>
-            <w:tcBorders>
-              <w:top w:val="single" w:sz="12" w:color="2BA89E"/>
-              <w:left w:val="single" w:sz="12" w:color="2BA89E"/>
-              <w:bottom w:val="single" w:sz="12" w:color="2BA89E"/>
-              <w:right w:val="single" w:sz="12" w:color="2BA89E"/>
-            </w:tcBorders>
-            <w:shd w:val="clear" w:color="auto" w:fill="E0FAF6"/>
-            <w:vAlign w:val="center"/>
-          </w:tcPr>
-          <w:p>
-            <w:pPr>
-              <w:spacing w:before="0" w:after="0" w:line="288" w:lineRule="auto"/>
+              <w:spacing w:before="0" w:after="0" w:line="252" w:lineRule="auto"/>
               <w:jc w:val="left"/>
             </w:pPr>
             <w:r>
               <w:rPr>
-                <w:rFonts w:ascii="Gamja Flower" w:hAnsi="Gamja Flower" w:eastAsia="Gamja Flower"/>
-                <w:b/>
-                <w:color w:val="111111"/>
-                <w:sz w:val="28"/>
+                <w:rFonts w:ascii="Gaegu" w:hAnsi="Gaegu" w:eastAsia="Gaegu"/>
+                <w:b w:val="0"/>
+                <w:color w:val="234C48"/>
+                <w:sz w:val="22"/>
               </w:rPr>
-              <w:t>다시 확인하기 - 자기 점검</w:t>
-            </w:r>
-          </w:p>
-        </w:tc>
-      </w:tr>
-    </w:tbl>
-    <w:p>
-      <w:pPr>
-        <w:spacing w:before="0" w:after="0" w:line="57" w:lineRule="exact"/>
-      </w:pPr>
-      <w:r>
-        <w:rPr>
-          <w:sz w:val="2"/>
-        </w:rPr>
-      </w:r>
-    </w:p>
-    <w:tbl>
-      <w:tblPr>
-        <w:jc w:val="center"/>
-        <w:tblLayout w:type="fixed"/>
-        <w:tblLook w:firstColumn="1" w:firstRow="1" w:lastColumn="0" w:lastRow="0" w:noHBand="0" w:noVBand="1" w:val="04A0"/>
-        <w:tblLayout w:type="fixed"/>
-        <w:tblW w:w="10546" w:type="dxa"/>
-      </w:tblPr>
-      <w:tblGrid>
-        <w:gridCol w:w="10545"/>
-      </w:tblGrid>
-      <w:tr>
-        <w:trPr>
-          <w:trHeight w:val="1701" w:hRule="exact"/>
-          <w:cantSplit/>
-        </w:trPr>
-        <w:tc>
-          <w:tcPr>
-            <w:tcW w:type="dxa" w:w="10546"/>
-            <w:tcMar>
-              <w:top w:w="68" w:type="dxa"/>
-              <w:left w:w="124" w:type="dxa"/>
-              <w:bottom w:w="68" w:type="dxa"/>
-              <w:right w:w="124" w:type="dxa"/>
-            </w:tcMar>
-            <w:tcBorders>
-              <w:top w:val="single" w:sz="12" w:color="2BA89E"/>
-              <w:left w:val="single" w:sz="12" w:color="2BA89E"/>
-              <w:bottom w:val="single" w:sz="12" w:color="2BA89E"/>
-              <w:right w:val="single" w:sz="12" w:color="2BA89E"/>
-            </w:tcBorders>
-            <w:shd w:val="clear" w:color="auto" w:fill="E0FAF6"/>
-            <w:vAlign w:val="center"/>
-          </w:tcPr>
-          <w:p>
-            <w:pPr>
-              <w:spacing w:before="0" w:after="0" w:line="336" w:lineRule="auto"/>
-              <w:jc w:val="left"/>
-            </w:pPr>
-            <w:r>
-              <w:rPr>
-                <w:rFonts w:ascii="Gamja Flower" w:hAnsi="Gamja Flower" w:eastAsia="Gamja Flower"/>
-                <w:b w:val="0"/>
-                <w:color w:val="111111"/>
-                <w:sz w:val="26"/>
-              </w:rPr>
-              <w:t>□ 탄성과 탄성력의 뜻을 설명할 수 있다.</w:t>
-            </w:r>
-          </w:p>
-          <w:p>
-            <w:pPr>
-              <w:spacing w:before="0" w:after="0" w:line="336" w:lineRule="auto"/>
-              <w:jc w:val="left"/>
-            </w:pPr>
-            <w:r>
-              <w:rPr>
-                <w:rFonts w:ascii="Gamja Flower" w:hAnsi="Gamja Flower" w:eastAsia="Gamja Flower"/>
-                <w:b w:val="0"/>
-                <w:color w:val="111111"/>
-                <w:sz w:val="26"/>
-              </w:rPr>
-              <w:t>□ 탄성력의 크기와 방향을 설명할 수 있다.</w:t>
-            </w:r>
-          </w:p>
-          <w:p>
-            <w:pPr>
-              <w:spacing w:before="0" w:after="0" w:line="336" w:lineRule="auto"/>
-              <w:jc w:val="left"/>
-            </w:pPr>
-            <w:r>
-              <w:rPr>
-                <w:rFonts w:ascii="Gamja Flower" w:hAnsi="Gamja Flower" w:eastAsia="Gamja Flower"/>
-                <w:b w:val="0"/>
-                <w:color w:val="111111"/>
-                <w:sz w:val="26"/>
-              </w:rPr>
-              <w:t>□ 용수철이 늘어난 길이와 탄성력의 관계를 설명할 수 있다.</w:t>
+              <w:t>용수철이 늘어난 길이와 탄성력의 관계를 설명할 수 있다.</w:t>
             </w:r>
           </w:p>
         </w:tc>
@@ -3402,7 +3774,7 @@
     <w:sectPr>
       <w:headerReference w:type="default" r:id="rId9"/>
       <w:pgSz w:w="11906" w:h="16838"/>
-      <w:pgMar w:top="624" w:right="879" w:bottom="794" w:left="482" w:header="0" w:footer="0" w:gutter="0"/>
+      <w:pgMar w:top="510" w:right="794" w:bottom="510" w:left="794" w:header="0" w:footer="0" w:gutter="0"/>
       <w:cols w:space="720"/>
       <w:docGrid w:linePitch="360"/>
     </w:sectPr>
@@ -3830,8 +4202,8 @@
       <w:spacing w:after="0"/>
     </w:pPr>
     <w:rPr>
-      <w:rFonts w:ascii="Gamja Flower" w:hAnsi="Gamja Flower" w:eastAsia="Gamja Flower"/>
-      <w:sz w:val="26"/>
+      <w:rFonts w:ascii="Gaegu" w:hAnsi="Gaegu" w:eastAsia="Gaegu"/>
+      <w:sz w:val="23"/>
     </w:rPr>
   </w:style>
   <w:style w:type="paragraph" w:styleId="Header">
